--- a/Raja_Dinakaran_CV.docx
+++ b/Raja_Dinakaran_CV.docx
@@ -5,39 +5,20 @@
     <w:p>
       <w:pPr>
         <w:pStyle w:val="Normal"/>
-        <w:spacing w:before="0" w:after="553"/>
-        <w:rPr/>
-      </w:pPr>
-      <w:r>
-        <w:rPr>
-          <w:rFonts w:eastAsia="Arial" w:cs="Arial" w:ascii="Arial" w:hAnsi="Arial"/>
-          <w:color w:val="404040"/>
-          <w:sz w:val="12"/>
-        </w:rPr>
-        <w:t xml:space="preserve"> </w:t>
-      </w:r>
-    </w:p>
-    <w:p>
-      <w:pPr>
-        <w:pStyle w:val="Normal"/>
         <w:spacing w:before="0" w:after="0"/>
-        <w:rPr/>
+        <w:rPr>
+          <w:sz w:val="48"/>
+          <w:szCs w:val="48"/>
+        </w:rPr>
       </w:pPr>
       <w:r>
         <w:rPr>
           <w:rFonts w:eastAsia="Arial" w:cs="Arial" w:ascii="Arial" w:hAnsi="Arial"/>
           <w:b/>
-          <w:sz w:val="72"/>
-        </w:rPr>
-        <w:t>RAJA DINAKARAN C R</w:t>
-      </w:r>
-      <w:r>
-        <w:rPr>
-          <w:rFonts w:eastAsia="Arial" w:cs="Arial" w:ascii="Arial" w:hAnsi="Arial"/>
-          <w:b/>
-          <w:sz w:val="56"/>
-        </w:rPr>
-        <w:t xml:space="preserve"> </w:t>
+          <w:sz w:val="48"/>
+          <w:szCs w:val="48"/>
+        </w:rPr>
+        <w:t xml:space="preserve">RAJA DINAKARAN C R </w:t>
       </w:r>
     </w:p>
     <w:p>
@@ -53,24 +34,20 @@
         </w:rPr>
       </w:pPr>
       <w:r>
-        <w:rPr/>
-      </w:r>
-    </w:p>
-    <w:p>
-      <w:pPr>
-        <w:pStyle w:val="Normal"/>
-        <w:spacing w:lineRule="auto" w:line="216" w:before="0" w:after="11"/>
-        <w:rPr/>
-      </w:pPr>
-      <w:r>
         <w:rPr>
           <w:rFonts w:eastAsia="Aptos" w:cs="Aptos" w:ascii="Aptos" w:hAnsi="Aptos"/>
           <w:b/>
           <w:color w:val="091916"/>
           <w:sz w:val="24"/>
         </w:rPr>
-        <w:t>Contact     :-</w:t>
-      </w:r>
+      </w:r>
+    </w:p>
+    <w:p>
+      <w:pPr>
+        <w:pStyle w:val="Normal"/>
+        <w:spacing w:lineRule="auto" w:line="216" w:before="0" w:after="11"/>
+        <w:rPr/>
+      </w:pPr>
       <w:r>
         <w:rPr>
           <w:rFonts w:eastAsia="Aptos" w:cs="Aptos" w:ascii="Aptos" w:hAnsi="Aptos"/>
@@ -78,7 +55,7 @@
           <w:color w:val="091916"/>
           <w:sz w:val="24"/>
         </w:rPr>
-        <w:t xml:space="preserve">+1 626 658 0487 </w:t>
+        <w:t xml:space="preserve">Contact     :-+1 626 658 0487 </w:t>
       </w:r>
     </w:p>
     <w:p>
@@ -94,8 +71,15 @@
           <w:color w:val="091916"/>
           <w:sz w:val="24"/>
         </w:rPr>
-        <w:t>Email         :-</w:t>
-      </w:r>
+        <w:t xml:space="preserve">Email         :-crrajadinakaran1988@gmail.com   </w:t>
+      </w:r>
+    </w:p>
+    <w:p>
+      <w:pPr>
+        <w:pStyle w:val="Normal"/>
+        <w:spacing w:lineRule="auto" w:line="216" w:before="0" w:after="11"/>
+        <w:rPr/>
+      </w:pPr>
       <w:r>
         <w:rPr>
           <w:rFonts w:eastAsia="Aptos" w:cs="Aptos" w:ascii="Aptos" w:hAnsi="Aptos"/>
@@ -103,7 +87,7 @@
           <w:color w:val="091916"/>
           <w:sz w:val="24"/>
         </w:rPr>
-        <w:t xml:space="preserve">crrajadinakaran1988@gmail.com   </w:t>
+        <w:t>Visa Status:- L2 Dependent</w:t>
       </w:r>
     </w:p>
     <w:p>
@@ -119,50 +103,7 @@
           <w:color w:val="091916"/>
           <w:sz w:val="24"/>
         </w:rPr>
-        <w:t>Visa Status:- L2 Dependent</w:t>
-      </w:r>
-    </w:p>
-    <w:p>
-      <w:pPr>
-        <w:pStyle w:val="Normal"/>
-        <w:spacing w:lineRule="auto" w:line="216" w:before="0" w:after="11"/>
-        <w:rPr/>
-      </w:pPr>
-      <w:r>
-        <w:rPr>
-          <w:rFonts w:eastAsia="Aptos" w:cs="Aptos" w:ascii="Aptos" w:hAnsi="Aptos"/>
-          <w:b/>
-          <w:color w:val="091916"/>
-          <w:sz w:val="24"/>
-        </w:rPr>
-        <w:t xml:space="preserve">Address     :- </w:t>
-      </w:r>
-      <w:r>
-        <w:rPr>
-          <w:rFonts w:eastAsia="Aptos" w:cs="Aptos" w:ascii="Aptos" w:hAnsi="Aptos"/>
-          <w:b/>
-          <w:color w:val="091916"/>
-          <w:sz w:val="24"/>
-        </w:rPr>
-        <w:t xml:space="preserve">Pasadena, </w:t>
-      </w:r>
-      <w:r>
-        <w:rPr>
-          <w:rFonts w:eastAsia="Aptos" w:cs="Aptos" w:ascii="Aptos" w:hAnsi="Aptos"/>
-          <w:b/>
-          <w:color w:val="091916"/>
-          <w:sz w:val="24"/>
-        </w:rPr>
-        <w:t>CA</w:t>
-      </w:r>
-      <w:r>
-        <w:rPr>
-          <w:rFonts w:eastAsia="Aptos" w:cs="Aptos" w:ascii="Aptos" w:hAnsi="Aptos"/>
-          <w:b/>
-          <w:color w:val="091916"/>
-          <w:sz w:val="24"/>
-        </w:rPr>
-        <w:t xml:space="preserve"> 91101</w:t>
+        <w:t>Address     :- Pasadena, CA 91101</w:t>
       </w:r>
     </w:p>
     <w:p>
@@ -289,7 +230,11 @@
         </w:rPr>
       </w:pPr>
       <w:r>
-        <w:rPr/>
+        <w:rPr>
+          <w:rFonts w:eastAsia="Arial" w:cs="Arial" w:ascii="Arial" w:hAnsi="Arial"/>
+          <w:color w:val="404040"/>
+          <w:sz w:val="20"/>
+        </w:rPr>
       </w:r>
     </w:p>
     <w:p>
@@ -300,13 +245,16 @@
         </w:pBdr>
         <w:jc w:val="center"/>
         <w:rPr>
-          <w:rFonts w:ascii="arial" w:hAnsi="arial"/>
-        </w:rPr>
-      </w:pPr>
-      <w:r>
-        <w:rPr>
-          <w:rFonts w:cs="Calibri" w:ascii="arial" w:hAnsi="arial" w:cstheme="minorHAnsi"/>
+          <w:sz w:val="24"/>
+          <w:szCs w:val="24"/>
+        </w:rPr>
+      </w:pPr>
+      <w:r>
+        <w:rPr>
+          <w:rFonts w:cs="Aptos" w:ascii="arial" w:hAnsi="arial" w:cstheme="minorHAnsi"/>
           <w:b/>
+          <w:sz w:val="24"/>
+          <w:szCs w:val="24"/>
         </w:rPr>
         <w:t>Tools and Technologies</w:t>
       </w:r>
@@ -344,7 +292,7 @@
           <w:p>
             <w:pPr>
               <w:pStyle w:val="Normal"/>
-              <w:widowControl/>
+              <w:widowControl w:val="false"/>
               <w:spacing w:lineRule="auto" w:line="240" w:before="0" w:after="0"/>
               <w:jc w:val="right"/>
               <w:rPr>
@@ -381,7 +329,7 @@
           <w:p>
             <w:pPr>
               <w:pStyle w:val="Normal"/>
-              <w:widowControl/>
+              <w:widowControl w:val="false"/>
               <w:spacing w:lineRule="auto" w:line="240" w:before="0" w:after="0"/>
               <w:jc w:val="left"/>
               <w:rPr>
@@ -393,7 +341,7 @@
             </w:pPr>
             <w:r>
               <w:rPr>
-                <w:rFonts w:eastAsia="Calibri" w:cs="Calibri" w:ascii="arial" w:hAnsi="arial" w:cstheme="minorHAnsi"/>
+                <w:rFonts w:eastAsia="Calibri" w:cs="Aptos" w:ascii="arial" w:hAnsi="arial" w:cstheme="minorHAnsi"/>
                 <w:b w:val="false"/>
                 <w:bCs/>
                 <w:kern w:val="0"/>
@@ -401,7 +349,7 @@
                 <w:szCs w:val="20"/>
                 <w:lang w:val="en-US" w:eastAsia="en-US" w:bidi="ar-SA"/>
               </w:rPr>
-              <w:t>Visual Studio 6.0, VB6.0, ASP, XML /XSD/ XSL/XSLT/HTML/DHTML, VBSCRIPT, JavaScript, jQuery, CSS, SSL, Microsoft Enterprise Library, Type Script</w:t>
+              <w:t>Visual Studio 6.0, VB6.0, ASP, XML/HTML/DHTML,CSS, Microsoft Enterprise Library</w:t>
             </w:r>
           </w:p>
         </w:tc>
@@ -420,7 +368,7 @@
           <w:p>
             <w:pPr>
               <w:pStyle w:val="Normal"/>
-              <w:widowControl/>
+              <w:widowControl w:val="false"/>
               <w:spacing w:lineRule="auto" w:line="240" w:before="0" w:after="0"/>
               <w:jc w:val="right"/>
               <w:rPr>
@@ -443,7 +391,20 @@
                 <w:szCs w:val="20"/>
                 <w:lang w:val="en-US" w:eastAsia="en-US" w:bidi="ar-SA"/>
               </w:rPr>
-              <w:t>JavaScript Framework /Libraries</w:t>
+              <w:t>Scripting Languages</w:t>
+            </w:r>
+            <w:r>
+              <w:rPr>
+                <w:rFonts w:eastAsia="Calibri" w:cs="Arial" w:ascii="arial" w:hAnsi="arial"/>
+                <w:b/>
+                <w:bCs/>
+                <w:i/>
+                <w:kern w:val="0"/>
+                <w:sz w:val="20"/>
+                <w:szCs w:val="20"/>
+                <w:lang w:val="en-US" w:eastAsia="en-US" w:bidi="ar-SA"/>
+              </w:rPr>
+              <w:t xml:space="preserve"> /Libraries</w:t>
             </w:r>
           </w:p>
         </w:tc>
@@ -457,7 +418,7 @@
           <w:p>
             <w:pPr>
               <w:pStyle w:val="Normal"/>
-              <w:widowControl/>
+              <w:widowControl w:val="false"/>
               <w:spacing w:lineRule="auto" w:line="240" w:before="0" w:after="0"/>
               <w:jc w:val="left"/>
               <w:rPr>
@@ -469,7 +430,7 @@
             </w:pPr>
             <w:r>
               <w:rPr>
-                <w:rFonts w:eastAsia="Calibri" w:cs="Calibri" w:ascii="arial" w:hAnsi="arial" w:cstheme="minorHAnsi"/>
+                <w:rFonts w:eastAsia="Calibri" w:cs="Aptos" w:ascii="arial" w:hAnsi="arial" w:cstheme="minorHAnsi"/>
                 <w:b w:val="false"/>
                 <w:bCs/>
                 <w:kern w:val="0"/>
@@ -477,11 +438,11 @@
                 <w:szCs w:val="20"/>
                 <w:lang w:val="en-US" w:eastAsia="en-US" w:bidi="ar-SA"/>
               </w:rPr>
-              <w:t xml:space="preserve">React JS, </w:t>
+              <w:t>JavaScript, J</w:t>
             </w:r>
             <w:r>
               <w:rPr>
-                <w:rFonts w:eastAsia="Calibri" w:cs="Calibri" w:ascii="arial" w:hAnsi="arial" w:cstheme="minorHAnsi"/>
+                <w:rFonts w:eastAsia="Calibri" w:cs="Aptos" w:ascii="arial" w:hAnsi="arial" w:cstheme="minorHAnsi"/>
                 <w:b w:val="false"/>
                 <w:bCs/>
                 <w:kern w:val="0"/>
@@ -489,7 +450,19 @@
                 <w:szCs w:val="20"/>
                 <w:lang w:val="en-US" w:eastAsia="en-US" w:bidi="ar-SA"/>
               </w:rPr>
-              <w:t>Node JS</w:t>
+              <w:t xml:space="preserve">query, React JS, Node JS, </w:t>
+            </w:r>
+            <w:r>
+              <w:rPr>
+                <w:rFonts w:eastAsia="Calibri" w:cs="Aptos" w:ascii="arial" w:hAnsi="arial" w:cstheme="minorHAnsi"/>
+                <w:b w:val="false"/>
+                <w:bCs/>
+                <w:kern w:val="0"/>
+                <w:sz w:val="20"/>
+                <w:szCs w:val="20"/>
+                <w:lang w:val="en-US" w:eastAsia="en-US" w:bidi="ar-SA"/>
+              </w:rPr>
+              <w:t>Perl Script</w:t>
             </w:r>
           </w:p>
         </w:tc>
@@ -500,16 +473,13 @@
           <w:tcPr>
             <w:tcW w:w="3059" w:type="dxa"/>
             <w:cnfStyle w:val="001000000000" w:firstRow="0" w:lastRow="0" w:firstColumn="1" w:lastColumn="0" w:oddVBand="0" w:evenVBand="0" w:oddHBand="0" w:evenHBand="0" w:firstRowFirstColumn="0" w:firstRowLastColumn="0" w:lastRowFirstColumn="0" w:lastRowLastColumn="0"/>
-            <w:tcBorders>
-              <w:top w:val="nil"/>
-              <w:bottom w:val="nil"/>
-            </w:tcBorders>
+            <w:tcBorders/>
             <w:vAlign w:val="center"/>
           </w:tcPr>
           <w:p>
             <w:pPr>
               <w:pStyle w:val="Normal"/>
-              <w:widowControl/>
+              <w:widowControl w:val="false"/>
               <w:spacing w:lineRule="auto" w:line="240" w:before="0" w:after="0"/>
               <w:jc w:val="right"/>
               <w:rPr>
@@ -540,16 +510,13 @@
           <w:tcPr>
             <w:tcW w:w="6300" w:type="dxa"/>
             <w:cnfStyle w:val="000100000000" w:firstRow="0" w:lastRow="0" w:firstColumn="0" w:lastColumn="1" w:oddVBand="0" w:evenVBand="0" w:oddHBand="0" w:evenHBand="0" w:firstRowFirstColumn="0" w:firstRowLastColumn="0" w:lastRowFirstColumn="0" w:lastRowLastColumn="0"/>
-            <w:tcBorders>
-              <w:top w:val="nil"/>
-              <w:bottom w:val="nil"/>
-            </w:tcBorders>
+            <w:tcBorders/>
             <w:vAlign w:val="center"/>
           </w:tcPr>
           <w:p>
             <w:pPr>
               <w:pStyle w:val="Normal"/>
-              <w:widowControl/>
+              <w:widowControl w:val="false"/>
               <w:spacing w:lineRule="auto" w:line="240" w:before="0" w:after="0"/>
               <w:jc w:val="left"/>
               <w:rPr>
@@ -561,7 +528,7 @@
             </w:pPr>
             <w:r>
               <w:rPr>
-                <w:rFonts w:eastAsia="Calibri" w:cs="Calibri" w:ascii="arial" w:hAnsi="arial" w:cstheme="minorHAnsi"/>
+                <w:rFonts w:eastAsia="Calibri" w:cs="Aptos" w:ascii="arial" w:hAnsi="arial" w:cstheme="minorHAnsi"/>
                 <w:b w:val="false"/>
                 <w:bCs/>
                 <w:kern w:val="0"/>
@@ -588,7 +555,7 @@
           <w:p>
             <w:pPr>
               <w:pStyle w:val="Normal"/>
-              <w:widowControl/>
+              <w:widowControl w:val="false"/>
               <w:spacing w:lineRule="auto" w:line="240" w:before="0" w:after="0"/>
               <w:jc w:val="right"/>
               <w:rPr>
@@ -624,14 +591,14 @@
           <w:p>
             <w:pPr>
               <w:pStyle w:val="Normal"/>
-              <w:widowControl/>
+              <w:widowControl w:val="false"/>
               <w:spacing w:lineRule="auto" w:line="240" w:before="0" w:after="0"/>
               <w:jc w:val="left"/>
               <w:rPr/>
             </w:pPr>
             <w:r>
               <w:rPr>
-                <w:rFonts w:eastAsia="Calibri" w:cs="Calibri" w:ascii="arial" w:hAnsi="arial" w:cstheme="minorHAnsi"/>
+                <w:rFonts w:eastAsia="Calibri" w:cs="Aptos" w:ascii="arial" w:hAnsi="arial" w:cstheme="minorHAnsi"/>
                 <w:b/>
                 <w:bCs/>
                 <w:spacing w:val="-4"/>
@@ -640,34 +607,7 @@
                 <w:szCs w:val="20"/>
                 <w:lang w:val="en-US" w:eastAsia="en-US" w:bidi="ar-SA"/>
               </w:rPr>
-              <w:t>C#, VB.NET, Visual Studio .NET 2003/2005/2008/2010/2012/2013/2015,2017, WinForms, Windows Presentation Foundation (WPF), Silverlight</w:t>
-            </w:r>
-            <w:r>
-              <w:rPr>
-                <w:rStyle w:val="Appleconvertedspace"/>
-                <w:rFonts w:eastAsia="Calibri" w:cs="Calibri" w:ascii="arial" w:hAnsi="arial" w:cstheme="minorHAnsi"/>
-                <w:b/>
-                <w:bCs/>
-                <w:color w:val="2A2A2A"/>
-                <w:kern w:val="0"/>
-                <w:sz w:val="20"/>
-                <w:szCs w:val="20"/>
-                <w:lang w:val="en-US" w:eastAsia="en-US" w:bidi="ar-SA"/>
-              </w:rPr>
-              <w:t>,</w:t>
-            </w:r>
-            <w:r>
-              <w:rPr>
-                <w:rFonts w:eastAsia="Calibri" w:cs="Calibri" w:ascii="arial" w:hAnsi="arial" w:cstheme="minorHAnsi"/>
-                <w:b/>
-                <w:bCs/>
-                <w:spacing w:val="-4"/>
-                <w:kern w:val="0"/>
-                <w:sz w:val="20"/>
-                <w:szCs w:val="20"/>
-                <w:lang w:val="en-US" w:eastAsia="en-US" w:bidi="ar-SA"/>
-              </w:rPr>
-              <w:t xml:space="preserve"> UWP, XAML, MVVM, PRISM, Remoting, Web Service, Windows Communication Foundation (WCF), REST, Microservices, Web API, ASP.NET web forms, MVC, Web API, AJAX, Win Services, Console Applications, VSTO, WWF, TFS, .NET CORE, .NET Framework 4.6/4.5/4.0/3.5/2.0/1.1/1.0, .Net Standard 2.0, VSTS, TFS, .NET Assemblies.</w:t>
+              <w:t>C#, VB.NET, Visual Studio .NET 2005/2008/2010, WinForms, Windows Presentation Foundation (WPF), Web Service, Windows Communication Foundation (WCF), REST, Web API, ASP.NET web forms, MVC, Web API, AJAX, Console Applications, .NET CORE, .NET Framework 4.6/4.5/4.0/3.5/2.0/1.1/1.0, .Net Standard 2.0, VSTS, TFS, .NET Assemblies.</w:t>
             </w:r>
           </w:p>
         </w:tc>
@@ -678,16 +618,13 @@
           <w:tcPr>
             <w:tcW w:w="3059" w:type="dxa"/>
             <w:cnfStyle w:val="001000000000" w:firstRow="0" w:lastRow="0" w:firstColumn="1" w:lastColumn="0" w:oddVBand="0" w:evenVBand="0" w:oddHBand="0" w:evenHBand="0" w:firstRowFirstColumn="0" w:firstRowLastColumn="0" w:lastRowFirstColumn="0" w:lastRowLastColumn="0"/>
-            <w:tcBorders>
-              <w:top w:val="nil"/>
-              <w:bottom w:val="nil"/>
-            </w:tcBorders>
+            <w:tcBorders/>
             <w:vAlign w:val="center"/>
           </w:tcPr>
           <w:p>
             <w:pPr>
               <w:pStyle w:val="Normal"/>
-              <w:widowControl/>
+              <w:widowControl w:val="false"/>
               <w:spacing w:lineRule="auto" w:line="240" w:before="0" w:after="0"/>
               <w:jc w:val="right"/>
               <w:rPr>
@@ -717,16 +654,13 @@
           <w:tcPr>
             <w:tcW w:w="6300" w:type="dxa"/>
             <w:cnfStyle w:val="000100000000" w:firstRow="0" w:lastRow="0" w:firstColumn="0" w:lastColumn="1" w:oddVBand="0" w:evenVBand="0" w:oddHBand="0" w:evenHBand="0" w:firstRowFirstColumn="0" w:firstRowLastColumn="0" w:lastRowFirstColumn="0" w:lastRowLastColumn="0"/>
-            <w:tcBorders>
-              <w:top w:val="nil"/>
-              <w:bottom w:val="nil"/>
-            </w:tcBorders>
+            <w:tcBorders/>
             <w:vAlign w:val="center"/>
           </w:tcPr>
           <w:p>
             <w:pPr>
               <w:pStyle w:val="Normal"/>
-              <w:widowControl/>
+              <w:widowControl w:val="false"/>
               <w:spacing w:lineRule="auto" w:line="240" w:before="0" w:after="0"/>
               <w:jc w:val="left"/>
               <w:rPr>
@@ -738,7 +672,7 @@
             </w:pPr>
             <w:r>
               <w:rPr>
-                <w:rFonts w:eastAsia="Calibri" w:cs="Calibri" w:ascii="arial" w:hAnsi="arial" w:cstheme="minorHAnsi"/>
+                <w:rFonts w:eastAsia="Calibri" w:cs="Aptos" w:ascii="arial" w:hAnsi="arial" w:cstheme="minorHAnsi"/>
                 <w:b w:val="false"/>
                 <w:bCs/>
                 <w:kern w:val="0"/>
@@ -765,7 +699,7 @@
           <w:p>
             <w:pPr>
               <w:pStyle w:val="Normal"/>
-              <w:widowControl/>
+              <w:widowControl w:val="false"/>
               <w:spacing w:lineRule="auto" w:line="240" w:before="0" w:after="0"/>
               <w:jc w:val="right"/>
               <w:rPr>
@@ -801,7 +735,7 @@
           <w:p>
             <w:pPr>
               <w:pStyle w:val="Normal"/>
-              <w:widowControl/>
+              <w:widowControl w:val="false"/>
               <w:spacing w:lineRule="auto" w:line="240" w:before="0" w:after="0"/>
               <w:jc w:val="left"/>
               <w:rPr>
@@ -815,7 +749,7 @@
             </w:pPr>
             <w:r>
               <w:rPr>
-                <w:rFonts w:eastAsia="Calibri" w:cs="Calibri" w:ascii="arial" w:hAnsi="arial" w:cstheme="minorHAnsi"/>
+                <w:rFonts w:eastAsia="Calibri" w:cs="Aptos" w:ascii="arial" w:hAnsi="arial" w:cstheme="minorHAnsi"/>
                 <w:b/>
                 <w:bCs/>
                 <w:kern w:val="0"/>
@@ -823,7 +757,31 @@
                 <w:szCs w:val="20"/>
                 <w:lang w:val="en-US" w:eastAsia="en-US" w:bidi="ar-SA"/>
               </w:rPr>
-              <w:t>SQL Server 2014/2008/2005/2000/7.0/6.5, Oracle 11g/10g/9i, PL/SQL, Microsoft Access, Toad, SQL Server Integration Services (SSIS), SQL Server Reporting Services (SSRS), Data Transformation Services (DTS) Packages, T-SQL, Entity Framework, Dapper, SQL Lite, MySQL, MariaDB</w:t>
+              <w:t>SQL Server 2014/2008/2005, Oracle 11g/10g/9i, PL/SQL, Microsoft Access, Toad, MySQL, M</w:t>
+            </w:r>
+            <w:r>
+              <w:rPr>
+                <w:rFonts w:eastAsia="Calibri" w:cs="Aptos" w:ascii="arial" w:hAnsi="arial" w:cstheme="minorHAnsi"/>
+                <w:b/>
+                <w:bCs/>
+                <w:kern w:val="0"/>
+                <w:sz w:val="20"/>
+                <w:szCs w:val="20"/>
+                <w:lang w:val="en-US" w:eastAsia="en-US" w:bidi="ar-SA"/>
+              </w:rPr>
+              <w:t>ongo</w:t>
+            </w:r>
+            <w:r>
+              <w:rPr>
+                <w:rFonts w:eastAsia="Calibri" w:cs="Aptos" w:ascii="arial" w:hAnsi="arial" w:cstheme="minorHAnsi"/>
+                <w:b/>
+                <w:bCs/>
+                <w:kern w:val="0"/>
+                <w:sz w:val="20"/>
+                <w:szCs w:val="20"/>
+                <w:lang w:val="en-US" w:eastAsia="en-US" w:bidi="ar-SA"/>
+              </w:rPr>
+              <w:t>DB</w:t>
             </w:r>
           </w:p>
         </w:tc>
@@ -834,16 +792,13 @@
           <w:tcPr>
             <w:tcW w:w="3059" w:type="dxa"/>
             <w:cnfStyle w:val="001000000000" w:firstRow="0" w:lastRow="0" w:firstColumn="1" w:lastColumn="0" w:oddVBand="0" w:evenVBand="0" w:oddHBand="0" w:evenHBand="0" w:firstRowFirstColumn="0" w:firstRowLastColumn="0" w:lastRowFirstColumn="0" w:lastRowLastColumn="0"/>
-            <w:tcBorders>
-              <w:top w:val="nil"/>
-              <w:bottom w:val="nil"/>
-            </w:tcBorders>
+            <w:tcBorders/>
             <w:vAlign w:val="center"/>
           </w:tcPr>
           <w:p>
             <w:pPr>
               <w:pStyle w:val="Normal"/>
-              <w:widowControl/>
+              <w:widowControl w:val="false"/>
               <w:spacing w:lineRule="auto" w:line="240" w:before="0" w:after="0"/>
               <w:jc w:val="right"/>
               <w:rPr>
@@ -873,16 +828,13 @@
           <w:tcPr>
             <w:tcW w:w="6300" w:type="dxa"/>
             <w:cnfStyle w:val="000100000000" w:firstRow="0" w:lastRow="0" w:firstColumn="0" w:lastColumn="1" w:oddVBand="0" w:evenVBand="0" w:oddHBand="0" w:evenHBand="0" w:firstRowFirstColumn="0" w:firstRowLastColumn="0" w:lastRowFirstColumn="0" w:lastRowLastColumn="0"/>
-            <w:tcBorders>
-              <w:top w:val="nil"/>
-              <w:bottom w:val="nil"/>
-            </w:tcBorders>
+            <w:tcBorders/>
             <w:vAlign w:val="center"/>
           </w:tcPr>
           <w:p>
             <w:pPr>
               <w:pStyle w:val="Normal"/>
-              <w:widowControl/>
+              <w:widowControl w:val="false"/>
               <w:spacing w:lineRule="auto" w:line="240" w:before="0" w:after="0"/>
               <w:jc w:val="left"/>
               <w:rPr>
@@ -894,7 +846,7 @@
             </w:pPr>
             <w:r>
               <w:rPr>
-                <w:rFonts w:eastAsia="Calibri" w:cs="Calibri" w:ascii="arial" w:hAnsi="arial" w:cstheme="minorHAnsi"/>
+                <w:rFonts w:eastAsia="Calibri" w:cs="Aptos" w:ascii="arial" w:hAnsi="arial" w:cstheme="minorHAnsi"/>
                 <w:b w:val="false"/>
                 <w:bCs/>
                 <w:kern w:val="0"/>
@@ -902,7 +854,19 @@
                 <w:szCs w:val="20"/>
                 <w:lang w:val="en-US" w:eastAsia="en-US" w:bidi="ar-SA"/>
               </w:rPr>
-              <w:t>VSTS, Git, VSS, TFS, PVCS, SVN (Subversion) and Perforce</w:t>
+              <w:t xml:space="preserve">Git, Rational Team Concert, </w:t>
+            </w:r>
+            <w:r>
+              <w:rPr>
+                <w:rFonts w:eastAsia="Calibri" w:cs="Aptos" w:ascii="arial" w:hAnsi="arial" w:cstheme="minorHAnsi"/>
+                <w:b w:val="false"/>
+                <w:bCs/>
+                <w:kern w:val="0"/>
+                <w:sz w:val="20"/>
+                <w:szCs w:val="20"/>
+                <w:lang w:val="en-US" w:eastAsia="en-US" w:bidi="ar-SA"/>
+              </w:rPr>
+              <w:t>VSS</w:t>
             </w:r>
           </w:p>
         </w:tc>
@@ -921,7 +885,7 @@
           <w:p>
             <w:pPr>
               <w:pStyle w:val="Normal"/>
-              <w:widowControl/>
+              <w:widowControl w:val="false"/>
               <w:spacing w:lineRule="auto" w:line="240" w:before="0" w:after="0"/>
               <w:jc w:val="right"/>
               <w:rPr>
@@ -957,7 +921,7 @@
           <w:p>
             <w:pPr>
               <w:pStyle w:val="Normal"/>
-              <w:widowControl/>
+              <w:widowControl w:val="false"/>
               <w:spacing w:lineRule="auto" w:line="240" w:before="0" w:after="0"/>
               <w:jc w:val="left"/>
               <w:rPr>
@@ -969,7 +933,7 @@
             </w:pPr>
             <w:r>
               <w:rPr>
-                <w:rFonts w:eastAsia="Calibri" w:cs="Calibri" w:ascii="arial" w:hAnsi="arial" w:cstheme="minorHAnsi"/>
+                <w:rFonts w:eastAsia="Calibri" w:cs="Aptos" w:ascii="arial" w:hAnsi="arial" w:cstheme="minorHAnsi"/>
                 <w:b w:val="false"/>
                 <w:bCs/>
                 <w:kern w:val="0"/>
@@ -988,16 +952,13 @@
           <w:tcPr>
             <w:tcW w:w="3059" w:type="dxa"/>
             <w:cnfStyle w:val="001000000000" w:firstRow="0" w:lastRow="0" w:firstColumn="1" w:lastColumn="0" w:oddVBand="0" w:evenVBand="0" w:oddHBand="0" w:evenHBand="0" w:firstRowFirstColumn="0" w:firstRowLastColumn="0" w:lastRowFirstColumn="0" w:lastRowLastColumn="0"/>
-            <w:tcBorders>
-              <w:top w:val="nil"/>
-              <w:bottom w:val="nil"/>
-            </w:tcBorders>
+            <w:tcBorders/>
             <w:vAlign w:val="center"/>
           </w:tcPr>
           <w:p>
             <w:pPr>
               <w:pStyle w:val="Normal"/>
-              <w:widowControl/>
+              <w:widowControl w:val="false"/>
               <w:spacing w:lineRule="auto" w:line="240" w:before="0" w:after="0"/>
               <w:jc w:val="right"/>
               <w:rPr>
@@ -1027,16 +988,13 @@
           <w:tcPr>
             <w:tcW w:w="6300" w:type="dxa"/>
             <w:cnfStyle w:val="000100000000" w:firstRow="0" w:lastRow="0" w:firstColumn="0" w:lastColumn="1" w:oddVBand="0" w:evenVBand="0" w:oddHBand="0" w:evenHBand="0" w:firstRowFirstColumn="0" w:firstRowLastColumn="0" w:lastRowFirstColumn="0" w:lastRowLastColumn="0"/>
-            <w:tcBorders>
-              <w:top w:val="nil"/>
-              <w:bottom w:val="nil"/>
-            </w:tcBorders>
+            <w:tcBorders/>
             <w:vAlign w:val="center"/>
           </w:tcPr>
           <w:p>
             <w:pPr>
               <w:pStyle w:val="Normal"/>
-              <w:widowControl/>
+              <w:widowControl w:val="false"/>
               <w:spacing w:lineRule="auto" w:line="240" w:before="0" w:after="0"/>
               <w:jc w:val="left"/>
               <w:rPr>
@@ -1047,7 +1005,7 @@
             </w:pPr>
             <w:r>
               <w:rPr>
-                <w:rFonts w:eastAsia="Calibri" w:cs="Calibri" w:ascii="arial" w:hAnsi="arial" w:cstheme="minorHAnsi"/>
+                <w:rFonts w:eastAsia="Calibri" w:cs="Aptos" w:ascii="arial" w:hAnsi="arial" w:cstheme="minorHAnsi"/>
                 <w:b w:val="false"/>
                 <w:bCs w:val="false"/>
                 <w:kern w:val="0"/>
@@ -1055,7 +1013,31 @@
                 <w:szCs w:val="20"/>
                 <w:lang w:val="en-US" w:eastAsia="en-US" w:bidi="ar-SA"/>
               </w:rPr>
-              <w:t>Windows 10/7/2000/2003/XP/NT/98/95</w:t>
+              <w:t xml:space="preserve">Windows </w:t>
+            </w:r>
+            <w:r>
+              <w:rPr>
+                <w:rFonts w:eastAsia="Calibri" w:cs="Aptos" w:ascii="arial" w:hAnsi="arial" w:cstheme="minorHAnsi"/>
+                <w:b w:val="false"/>
+                <w:bCs w:val="false"/>
+                <w:kern w:val="0"/>
+                <w:sz w:val="20"/>
+                <w:szCs w:val="20"/>
+                <w:lang w:val="en-US" w:eastAsia="en-US" w:bidi="ar-SA"/>
+              </w:rPr>
+              <w:t>11,</w:t>
+            </w:r>
+            <w:r>
+              <w:rPr>
+                <w:rFonts w:eastAsia="Calibri" w:cs="Aptos" w:ascii="arial" w:hAnsi="arial" w:cstheme="minorHAnsi"/>
+                <w:b w:val="false"/>
+                <w:bCs w:val="false"/>
+                <w:kern w:val="0"/>
+                <w:sz w:val="20"/>
+                <w:szCs w:val="20"/>
+                <w:lang w:val="en-US" w:eastAsia="en-US" w:bidi="ar-SA"/>
+              </w:rPr>
+              <w:t>10/7/2000/2003/XP/NT/98/95</w:t>
             </w:r>
           </w:p>
         </w:tc>
@@ -1074,7 +1056,7 @@
           <w:p>
             <w:pPr>
               <w:pStyle w:val="Normal"/>
-              <w:widowControl/>
+              <w:widowControl w:val="false"/>
               <w:spacing w:lineRule="auto" w:line="240" w:before="0" w:after="0"/>
               <w:jc w:val="right"/>
               <w:rPr>
@@ -1110,7 +1092,7 @@
           <w:p>
             <w:pPr>
               <w:pStyle w:val="Normal"/>
-              <w:widowControl/>
+              <w:widowControl w:val="false"/>
               <w:spacing w:lineRule="auto" w:line="240" w:before="0" w:after="0"/>
               <w:jc w:val="left"/>
               <w:rPr>
@@ -1122,7 +1104,7 @@
             </w:pPr>
             <w:r>
               <w:rPr>
-                <w:rFonts w:eastAsia="Calibri" w:cs="Calibri" w:ascii="arial" w:hAnsi="arial" w:cstheme="minorHAnsi"/>
+                <w:rFonts w:eastAsia="Calibri" w:cs="Aptos" w:ascii="arial" w:hAnsi="arial" w:cstheme="minorHAnsi"/>
                 <w:b w:val="false"/>
                 <w:bCs/>
                 <w:kern w:val="0"/>
@@ -1130,7 +1112,7 @@
                 <w:szCs w:val="20"/>
                 <w:lang w:val="en-US" w:eastAsia="en-US" w:bidi="ar-SA"/>
               </w:rPr>
-              <w:t>VSTS, Test Director (TD), Quality Center (QC), JIRA, NUnit, TDD</w:t>
+              <w:t>Quality Center (QC), JIRA</w:t>
             </w:r>
           </w:p>
         </w:tc>
@@ -1141,16 +1123,13 @@
           <w:tcPr>
             <w:tcW w:w="3059" w:type="dxa"/>
             <w:cnfStyle w:val="001000000000" w:firstRow="0" w:lastRow="0" w:firstColumn="1" w:lastColumn="0" w:oddVBand="0" w:evenVBand="0" w:oddHBand="0" w:evenHBand="0" w:firstRowFirstColumn="0" w:firstRowLastColumn="0" w:lastRowFirstColumn="0" w:lastRowLastColumn="0"/>
-            <w:tcBorders>
-              <w:top w:val="nil"/>
-              <w:bottom w:val="nil"/>
-            </w:tcBorders>
+            <w:tcBorders/>
             <w:vAlign w:val="center"/>
           </w:tcPr>
           <w:p>
             <w:pPr>
               <w:pStyle w:val="Normal"/>
-              <w:widowControl/>
+              <w:widowControl w:val="false"/>
               <w:spacing w:lineRule="auto" w:line="240" w:before="0" w:after="0"/>
               <w:jc w:val="right"/>
               <w:rPr>
@@ -1180,16 +1159,13 @@
           <w:tcPr>
             <w:tcW w:w="6300" w:type="dxa"/>
             <w:cnfStyle w:val="000100000000" w:firstRow="0" w:lastRow="0" w:firstColumn="0" w:lastColumn="1" w:oddVBand="0" w:evenVBand="0" w:oddHBand="0" w:evenHBand="0" w:firstRowFirstColumn="0" w:firstRowLastColumn="0" w:lastRowFirstColumn="0" w:lastRowLastColumn="0"/>
-            <w:tcBorders>
-              <w:top w:val="nil"/>
-              <w:bottom w:val="nil"/>
-            </w:tcBorders>
+            <w:tcBorders/>
             <w:vAlign w:val="center"/>
           </w:tcPr>
           <w:p>
             <w:pPr>
               <w:pStyle w:val="Normal"/>
-              <w:widowControl/>
+              <w:widowControl w:val="false"/>
               <w:spacing w:lineRule="auto" w:line="240" w:before="0" w:after="0"/>
               <w:jc w:val="left"/>
               <w:rPr>
@@ -1201,7 +1177,7 @@
             </w:pPr>
             <w:r>
               <w:rPr>
-                <w:rFonts w:eastAsia="Calibri" w:cs="Calibri" w:ascii="arial" w:hAnsi="arial" w:cstheme="minorHAnsi"/>
+                <w:rFonts w:eastAsia="Calibri" w:cs="Aptos" w:ascii="arial" w:hAnsi="arial" w:cstheme="minorHAnsi"/>
                 <w:b w:val="false"/>
                 <w:bCs/>
                 <w:kern w:val="0"/>
@@ -1229,7 +1205,7 @@
           <w:p>
             <w:pPr>
               <w:pStyle w:val="Normal"/>
-              <w:widowControl/>
+              <w:widowControl w:val="false"/>
               <w:spacing w:lineRule="auto" w:line="240" w:before="0" w:after="0"/>
               <w:jc w:val="right"/>
               <w:rPr>
@@ -1265,7 +1241,7 @@
           <w:p>
             <w:pPr>
               <w:pStyle w:val="Normal"/>
-              <w:widowControl/>
+              <w:widowControl w:val="false"/>
               <w:spacing w:lineRule="auto" w:line="240" w:before="0" w:after="0"/>
               <w:jc w:val="left"/>
               <w:rPr>
@@ -1277,7 +1253,7 @@
             </w:pPr>
             <w:r>
               <w:rPr>
-                <w:rFonts w:eastAsia="Calibri" w:cs="Calibri" w:ascii="arial" w:hAnsi="arial" w:cstheme="minorHAnsi"/>
+                <w:rFonts w:eastAsia="Calibri" w:cs="Aptos" w:ascii="arial" w:hAnsi="arial" w:cstheme="minorHAnsi"/>
                 <w:b w:val="false"/>
                 <w:bCs/>
                 <w:kern w:val="0"/>
@@ -1298,16 +1274,13 @@
           <w:tcPr>
             <w:tcW w:w="3059" w:type="dxa"/>
             <w:cnfStyle w:val="001000000000" w:firstRow="0" w:lastRow="0" w:firstColumn="1" w:lastColumn="0" w:oddVBand="0" w:evenVBand="0" w:oddHBand="0" w:evenHBand="0" w:firstRowFirstColumn="0" w:firstRowLastColumn="0" w:lastRowFirstColumn="0" w:lastRowLastColumn="0"/>
-            <w:tcBorders>
-              <w:top w:val="nil"/>
-              <w:bottom w:val="nil"/>
-            </w:tcBorders>
+            <w:tcBorders/>
             <w:vAlign w:val="center"/>
           </w:tcPr>
           <w:p>
             <w:pPr>
               <w:pStyle w:val="Normal"/>
-              <w:widowControl/>
+              <w:widowControl w:val="false"/>
               <w:spacing w:lineRule="auto" w:line="240" w:before="0" w:after="0"/>
               <w:jc w:val="right"/>
               <w:rPr>
@@ -1337,16 +1310,13 @@
           <w:tcPr>
             <w:tcW w:w="6300" w:type="dxa"/>
             <w:cnfStyle w:val="000100000000" w:firstRow="0" w:lastRow="0" w:firstColumn="0" w:lastColumn="1" w:oddVBand="0" w:evenVBand="0" w:oddHBand="0" w:evenHBand="0" w:firstRowFirstColumn="0" w:firstRowLastColumn="0" w:lastRowFirstColumn="0" w:lastRowLastColumn="0"/>
-            <w:tcBorders>
-              <w:top w:val="nil"/>
-              <w:bottom w:val="nil"/>
-            </w:tcBorders>
+            <w:tcBorders/>
             <w:vAlign w:val="center"/>
           </w:tcPr>
           <w:p>
             <w:pPr>
               <w:pStyle w:val="Normal"/>
-              <w:widowControl/>
+              <w:widowControl w:val="false"/>
               <w:spacing w:lineRule="auto" w:line="240" w:before="0" w:after="0"/>
               <w:jc w:val="left"/>
               <w:rPr>
@@ -1358,7 +1328,7 @@
             </w:pPr>
             <w:r>
               <w:rPr>
-                <w:rFonts w:eastAsia="Calibri" w:cs="Calibri" w:ascii="arial" w:hAnsi="arial" w:cstheme="minorHAnsi"/>
+                <w:rFonts w:eastAsia="Calibri" w:cs="Aptos" w:ascii="arial" w:hAnsi="arial" w:cstheme="minorHAnsi"/>
                 <w:b w:val="false"/>
                 <w:bCs/>
                 <w:kern w:val="0"/>
@@ -1386,7 +1356,7 @@
           <w:p>
             <w:pPr>
               <w:pStyle w:val="Normal"/>
-              <w:widowControl/>
+              <w:widowControl w:val="false"/>
               <w:spacing w:lineRule="auto" w:line="240" w:before="0" w:after="0"/>
               <w:jc w:val="right"/>
               <w:rPr>
@@ -1422,7 +1392,7 @@
           <w:p>
             <w:pPr>
               <w:pStyle w:val="Normal"/>
-              <w:widowControl/>
+              <w:widowControl w:val="false"/>
               <w:spacing w:lineRule="auto" w:line="240" w:before="0" w:after="0"/>
               <w:jc w:val="left"/>
               <w:rPr>
@@ -1436,7 +1406,7 @@
             </w:pPr>
             <w:r>
               <w:rPr>
-                <w:rFonts w:eastAsia="Calibri" w:cs="Calibri" w:ascii="arial" w:hAnsi="arial" w:cstheme="minorHAnsi"/>
+                <w:rFonts w:eastAsia="Calibri" w:cs="Aptos" w:ascii="arial" w:hAnsi="arial" w:cstheme="minorHAnsi"/>
                 <w:b/>
                 <w:bCs/>
                 <w:kern w:val="0"/>
@@ -1448,7 +1418,7 @@
             </w:r>
             <w:r>
               <w:rPr>
-                <w:rFonts w:eastAsia="Calibri" w:cs="Calibri" w:ascii="arial" w:hAnsi="arial" w:cstheme="minorHAnsi"/>
+                <w:rFonts w:eastAsia="Calibri" w:cs="Aptos" w:ascii="arial" w:hAnsi="arial" w:cstheme="minorHAnsi"/>
                 <w:b/>
                 <w:bCs/>
                 <w:spacing w:val="4"/>
@@ -1463,7 +1433,7 @@
           <w:p>
             <w:pPr>
               <w:pStyle w:val="Normal"/>
-              <w:widowControl/>
+              <w:widowControl w:val="false"/>
               <w:spacing w:lineRule="auto" w:line="240" w:before="0" w:after="0"/>
               <w:jc w:val="left"/>
               <w:rPr>
@@ -1475,7 +1445,7 @@
             </w:pPr>
             <w:r>
               <w:rPr>
-                <w:rFonts w:eastAsia="Calibri" w:cs="Calibri" w:ascii="arial" w:hAnsi="arial" w:cstheme="minorHAnsi"/>
+                <w:rFonts w:eastAsia="Calibri" w:cs="Aptos" w:ascii="arial" w:hAnsi="arial" w:cstheme="minorHAnsi"/>
                 <w:b w:val="false"/>
                 <w:bCs/>
                 <w:kern w:val="0"/>
@@ -1502,10 +1472,553 @@
       </w:pPr>
       <w:r>
         <w:rPr>
-          <w:rFonts w:ascii="arial" w:hAnsi="arial"/>
-        </w:rPr>
-      </w:r>
-    </w:p>
+          <w:rFonts w:eastAsia="Arial" w:cs="Arial"/>
+          <w:color w:val="404040"/>
+          <w:sz w:val="20"/>
+        </w:rPr>
+      </w:r>
+    </w:p>
+    <w:p>
+      <w:pPr>
+        <w:pStyle w:val="Normal"/>
+        <w:spacing w:before="0" w:after="32"/>
+        <w:jc w:val="both"/>
+        <w:rPr>
+          <w:rFonts w:eastAsia="Arial" w:cs="Arial"/>
+          <w:color w:val="404040"/>
+          <w:sz w:val="20"/>
+        </w:rPr>
+      </w:pPr>
+      <w:r>
+        <w:rPr>
+          <w:rFonts w:eastAsia="Arial" w:cs="Arial"/>
+          <w:color w:val="404040"/>
+          <w:sz w:val="20"/>
+        </w:rPr>
+      </w:r>
+    </w:p>
+    <w:p>
+      <w:pPr>
+        <w:pStyle w:val="Normal"/>
+        <w:pBdr>
+          <w:bottom w:val="single" w:sz="4" w:space="1" w:color="000000"/>
+        </w:pBdr>
+        <w:spacing w:before="0" w:after="32"/>
+        <w:jc w:val="center"/>
+        <w:rPr>
+          <w:rFonts w:eastAsia="Arial" w:cs="Arial"/>
+          <w:color w:val="404040"/>
+          <w:sz w:val="24"/>
+          <w:szCs w:val="24"/>
+        </w:rPr>
+      </w:pPr>
+      <w:r>
+        <w:rPr>
+          <w:rFonts w:eastAsia="Arial" w:cs="Aptos" w:ascii="arial" w:hAnsi="arial" w:cstheme="minorHAnsi"/>
+          <w:b/>
+          <w:color w:val="404040"/>
+          <w:sz w:val="24"/>
+          <w:szCs w:val="24"/>
+        </w:rPr>
+        <w:t>Trainings Conducted</w:t>
+      </w:r>
+    </w:p>
+    <w:tbl>
+      <w:tblPr>
+        <w:tblStyle w:val="PlainTable2"/>
+        <w:tblW w:w="9360" w:type="dxa"/>
+        <w:jc w:val="left"/>
+        <w:tblInd w:w="0" w:type="dxa"/>
+        <w:tblLayout w:type="fixed"/>
+        <w:tblCellMar>
+          <w:top w:w="0" w:type="dxa"/>
+          <w:left w:w="108" w:type="dxa"/>
+          <w:bottom w:w="0" w:type="dxa"/>
+          <w:right w:w="108" w:type="dxa"/>
+        </w:tblCellMar>
+        <w:tblLook w:val="01e0" w:noHBand="0" w:noVBand="0" w:firstColumn="1" w:lastRow="1" w:lastColumn="1" w:firstRow="1"/>
+      </w:tblPr>
+      <w:tblGrid>
+        <w:gridCol w:w="3059"/>
+        <w:gridCol w:w="6301"/>
+      </w:tblGrid>
+      <w:tr>
+        <w:trPr>
+          <w:trHeight w:val="70" w:hRule="atLeast"/>
+          <w:cnfStyle w:val="010000000000" w:firstRow="0" w:lastRow="1" w:firstColumn="0" w:lastColumn="0" w:oddVBand="0" w:evenVBand="0" w:oddHBand="0" w:evenHBand="0" w:firstRowFirstColumn="0" w:firstRowLastColumn="0" w:lastRowFirstColumn="0" w:lastRowLastColumn="0"/>
+        </w:trPr>
+        <w:tc>
+          <w:tcPr>
+            <w:tcW w:w="3059" w:type="dxa"/>
+            <w:cnfStyle w:val="001000000000" w:firstRow="0" w:lastRow="0" w:firstColumn="1" w:lastColumn="0" w:oddVBand="0" w:evenVBand="0" w:oddHBand="0" w:evenHBand="0" w:firstRowFirstColumn="0" w:firstRowLastColumn="0" w:lastRowFirstColumn="0" w:lastRowLastColumn="0"/>
+            <w:tcBorders/>
+            <w:vAlign w:val="center"/>
+          </w:tcPr>
+          <w:p>
+            <w:pPr>
+              <w:pStyle w:val="Normal"/>
+              <w:widowControl w:val="false"/>
+              <w:spacing w:lineRule="auto" w:line="252" w:before="0" w:after="3"/>
+              <w:ind w:left="706" w:hanging="360"/>
+              <w:jc w:val="right"/>
+              <w:rPr>
+                <w:sz w:val="24"/>
+                <w:szCs w:val="24"/>
+              </w:rPr>
+            </w:pPr>
+            <w:r>
+              <w:rPr>
+                <w:rFonts w:eastAsia="Aptos" w:cs="Aptos" w:ascii="arial" w:hAnsi="arial"/>
+                <w:b/>
+                <w:bCs w:val="false"/>
+                <w:i/>
+                <w:kern w:val="0"/>
+                <w:sz w:val="24"/>
+                <w:szCs w:val="24"/>
+                <w:lang w:val="en-US" w:eastAsia="en-US" w:bidi="ar-SA"/>
+              </w:rPr>
+              <w:t>GitHub Training</w:t>
+            </w:r>
+          </w:p>
+          <w:p>
+            <w:pPr>
+              <w:pStyle w:val="Normal"/>
+              <w:widowControl w:val="false"/>
+              <w:spacing w:lineRule="auto" w:line="252" w:before="0" w:after="3"/>
+              <w:ind w:left="706" w:hanging="360"/>
+              <w:jc w:val="right"/>
+              <w:rPr>
+                <w:sz w:val="24"/>
+                <w:szCs w:val="24"/>
+              </w:rPr>
+            </w:pPr>
+            <w:r>
+              <w:rPr>
+                <w:rFonts w:eastAsia="Aptos" w:cs="Aptos" w:ascii="arial" w:hAnsi="arial"/>
+                <w:b/>
+                <w:bCs w:val="false"/>
+                <w:i/>
+                <w:kern w:val="0"/>
+                <w:sz w:val="24"/>
+                <w:szCs w:val="24"/>
+                <w:lang w:val="en-US" w:eastAsia="en-US" w:bidi="ar-SA"/>
+              </w:rPr>
+              <w:t>(2025)</w:t>
+            </w:r>
+          </w:p>
+        </w:tc>
+        <w:tc>
+          <w:tcPr>
+            <w:tcW w:w="6301" w:type="dxa"/>
+            <w:cnfStyle w:val="000100000000" w:firstRow="0" w:lastRow="0" w:firstColumn="0" w:lastColumn="1" w:oddVBand="0" w:evenVBand="0" w:oddHBand="0" w:evenHBand="0" w:firstRowFirstColumn="0" w:firstRowLastColumn="0" w:lastRowFirstColumn="0" w:lastRowLastColumn="0"/>
+            <w:tcBorders/>
+            <w:vAlign w:val="center"/>
+          </w:tcPr>
+          <w:p>
+            <w:pPr>
+              <w:pStyle w:val="Normal"/>
+              <w:widowControl w:val="false"/>
+              <w:spacing w:lineRule="auto" w:line="240" w:before="0" w:after="0"/>
+              <w:jc w:val="left"/>
+              <w:rPr>
+                <w:rFonts w:eastAsia="Calibri" w:cs="Aptos" w:cstheme="minorHAnsi"/>
+                <w:b w:val="false"/>
+                <w:b w:val="false"/>
+                <w:bCs/>
+                <w:kern w:val="0"/>
+                <w:lang w:val="en-US" w:eastAsia="en-US" w:bidi="ar-SA"/>
+              </w:rPr>
+            </w:pPr>
+            <w:r>
+              <w:rPr>
+                <w:rFonts w:eastAsia="Calibri" w:cs="Aptos" w:ascii="arial" w:hAnsi="arial" w:cstheme="minorHAnsi"/>
+                <w:b w:val="false"/>
+                <w:bCs/>
+                <w:kern w:val="0"/>
+                <w:sz w:val="20"/>
+                <w:szCs w:val="20"/>
+                <w:lang w:val="en-US" w:eastAsia="en-US" w:bidi="ar-SA"/>
+              </w:rPr>
+              <w:t>Led a comprehensive GitHub training session for team members, focusing on version control best practices, repository creation and management, branching and merging strategies, pull requests, and collaborative development workflows. The session helped improve code collaboration, tracking of changes, and overall development efficiency within the team.</w:t>
+            </w:r>
+          </w:p>
+        </w:tc>
+      </w:tr>
+      <w:tr>
+        <w:trPr>
+          <w:trHeight w:val="70" w:hRule="atLeast"/>
+          <w:cnfStyle w:val="010000000000" w:firstRow="0" w:lastRow="1" w:firstColumn="0" w:lastColumn="0" w:oddVBand="0" w:evenVBand="0" w:oddHBand="0" w:evenHBand="0" w:firstRowFirstColumn="0" w:firstRowLastColumn="0" w:lastRowFirstColumn="0" w:lastRowLastColumn="0"/>
+        </w:trPr>
+        <w:tc>
+          <w:tcPr>
+            <w:tcW w:w="3059" w:type="dxa"/>
+            <w:cnfStyle w:val="001000000000" w:firstRow="0" w:lastRow="0" w:firstColumn="1" w:lastColumn="0" w:oddVBand="0" w:evenVBand="0" w:oddHBand="0" w:evenHBand="0" w:firstRowFirstColumn="0" w:firstRowLastColumn="0" w:lastRowFirstColumn="0" w:lastRowLastColumn="0"/>
+            <w:tcBorders/>
+            <w:vAlign w:val="center"/>
+          </w:tcPr>
+          <w:p>
+            <w:pPr>
+              <w:pStyle w:val="Normal"/>
+              <w:widowControl w:val="false"/>
+              <w:numPr>
+                <w:ilvl w:val="0"/>
+                <w:numId w:val="0"/>
+              </w:numPr>
+              <w:spacing w:lineRule="auto" w:line="252" w:before="0" w:after="3"/>
+              <w:ind w:left="346" w:hanging="0"/>
+              <w:jc w:val="right"/>
+              <w:rPr>
+                <w:rFonts w:ascii="arial" w:hAnsi="arial"/>
+                <w:b/>
+                <w:b/>
+                <w:bCs/>
+                <w:sz w:val="24"/>
+                <w:szCs w:val="24"/>
+              </w:rPr>
+            </w:pPr>
+            <w:r>
+              <w:rPr>
+                <w:rFonts w:eastAsia="Aptos" w:cs="Aptos" w:ascii="arial" w:hAnsi="arial"/>
+                <w:b/>
+                <w:bCs/>
+                <w:sz w:val="24"/>
+                <w:szCs w:val="24"/>
+              </w:rPr>
+              <w:t>Information Security Session (2024)</w:t>
+            </w:r>
+            <w:r>
+              <w:rPr>
+                <w:rFonts w:eastAsia="Aptos" w:cs="Aptos" w:ascii="arial" w:hAnsi="arial"/>
+                <w:b/>
+                <w:bCs/>
+                <w:color w:val="404040"/>
+                <w:sz w:val="24"/>
+                <w:szCs w:val="24"/>
+              </w:rPr>
+              <w:t xml:space="preserve"> </w:t>
+            </w:r>
+          </w:p>
+        </w:tc>
+        <w:tc>
+          <w:tcPr>
+            <w:tcW w:w="6301" w:type="dxa"/>
+            <w:cnfStyle w:val="000100000000" w:firstRow="0" w:lastRow="0" w:firstColumn="0" w:lastColumn="1" w:oddVBand="0" w:evenVBand="0" w:oddHBand="0" w:evenHBand="0" w:firstRowFirstColumn="0" w:firstRowLastColumn="0" w:lastRowFirstColumn="0" w:lastRowLastColumn="0"/>
+            <w:tcBorders/>
+            <w:vAlign w:val="center"/>
+          </w:tcPr>
+          <w:p>
+            <w:pPr>
+              <w:pStyle w:val="Normal"/>
+              <w:widowControl w:val="false"/>
+              <w:spacing w:lineRule="auto" w:line="240" w:before="0" w:after="0"/>
+              <w:jc w:val="left"/>
+              <w:rPr>
+                <w:rFonts w:ascii="arial" w:hAnsi="arial"/>
+                <w:sz w:val="20"/>
+                <w:szCs w:val="20"/>
+              </w:rPr>
+            </w:pPr>
+            <w:r>
+              <w:rPr>
+                <w:rFonts w:ascii="arial" w:hAnsi="arial"/>
+                <w:sz w:val="20"/>
+                <w:szCs w:val="20"/>
+              </w:rPr>
+              <w:t xml:space="preserve">Conducted an </w:t>
+            </w:r>
+            <w:r>
+              <w:rPr>
+                <w:rStyle w:val="StrongEmphasis"/>
+                <w:rFonts w:ascii="arial" w:hAnsi="arial"/>
+                <w:sz w:val="20"/>
+                <w:szCs w:val="20"/>
+              </w:rPr>
+              <w:t>Information Security awareness session</w:t>
+            </w:r>
+            <w:r>
+              <w:rPr>
+                <w:rFonts w:ascii="arial" w:hAnsi="arial"/>
+                <w:sz w:val="20"/>
+                <w:szCs w:val="20"/>
+              </w:rPr>
+              <w:t xml:space="preserve"> for the team, covering Cybersecurity risks, data protection practices, phishing awareness, and secure access management to promote a strong security culture within the organization.</w:t>
+            </w:r>
+          </w:p>
+        </w:tc>
+      </w:tr>
+      <w:tr>
+        <w:trPr>
+          <w:trHeight w:val="70" w:hRule="atLeast"/>
+          <w:cnfStyle w:val="010000000000" w:firstRow="0" w:lastRow="1" w:firstColumn="0" w:lastColumn="0" w:oddVBand="0" w:evenVBand="0" w:oddHBand="0" w:evenHBand="0" w:firstRowFirstColumn="0" w:firstRowLastColumn="0" w:lastRowFirstColumn="0" w:lastRowLastColumn="0"/>
+        </w:trPr>
+        <w:tc>
+          <w:tcPr>
+            <w:tcW w:w="3059" w:type="dxa"/>
+            <w:cnfStyle w:val="001000000000" w:firstRow="0" w:lastRow="0" w:firstColumn="1" w:lastColumn="0" w:oddVBand="0" w:evenVBand="0" w:oddHBand="0" w:evenHBand="0" w:firstRowFirstColumn="0" w:firstRowLastColumn="0" w:lastRowFirstColumn="0" w:lastRowLastColumn="0"/>
+            <w:tcBorders/>
+            <w:vAlign w:val="center"/>
+          </w:tcPr>
+          <w:p>
+            <w:pPr>
+              <w:pStyle w:val="Normal"/>
+              <w:widowControl w:val="false"/>
+              <w:numPr>
+                <w:ilvl w:val="0"/>
+                <w:numId w:val="0"/>
+              </w:numPr>
+              <w:spacing w:lineRule="auto" w:line="252" w:before="0" w:after="3"/>
+              <w:ind w:left="706" w:hanging="0"/>
+              <w:jc w:val="right"/>
+              <w:rPr>
+                <w:rFonts w:ascii="arial" w:hAnsi="arial"/>
+                <w:b/>
+                <w:b/>
+                <w:bCs/>
+                <w:sz w:val="24"/>
+                <w:szCs w:val="24"/>
+              </w:rPr>
+            </w:pPr>
+            <w:r>
+              <w:rPr>
+                <w:rFonts w:eastAsia="Aptos" w:cs="Aptos" w:ascii="arial" w:hAnsi="arial"/>
+                <w:b/>
+                <w:bCs/>
+                <w:sz w:val="24"/>
+                <w:szCs w:val="24"/>
+              </w:rPr>
+              <w:t>Oracle PL/SQL (2020)</w:t>
+            </w:r>
+            <w:r>
+              <w:rPr>
+                <w:rFonts w:eastAsia="Aptos" w:cs="Aptos" w:ascii="arial" w:hAnsi="arial"/>
+                <w:b/>
+                <w:bCs/>
+                <w:color w:val="404040"/>
+                <w:sz w:val="24"/>
+                <w:szCs w:val="24"/>
+              </w:rPr>
+              <w:t xml:space="preserve"> </w:t>
+            </w:r>
+          </w:p>
+        </w:tc>
+        <w:tc>
+          <w:tcPr>
+            <w:tcW w:w="6301" w:type="dxa"/>
+            <w:cnfStyle w:val="000100000000" w:firstRow="0" w:lastRow="0" w:firstColumn="0" w:lastColumn="1" w:oddVBand="0" w:evenVBand="0" w:oddHBand="0" w:evenHBand="0" w:firstRowFirstColumn="0" w:firstRowLastColumn="0" w:lastRowFirstColumn="0" w:lastRowLastColumn="0"/>
+            <w:tcBorders/>
+            <w:vAlign w:val="center"/>
+          </w:tcPr>
+          <w:p>
+            <w:pPr>
+              <w:pStyle w:val="Normal"/>
+              <w:widowControl w:val="false"/>
+              <w:spacing w:lineRule="auto" w:line="240" w:before="0" w:after="0"/>
+              <w:jc w:val="left"/>
+              <w:rPr>
+                <w:rFonts w:ascii="arial" w:hAnsi="arial"/>
+                <w:sz w:val="20"/>
+                <w:szCs w:val="20"/>
+              </w:rPr>
+            </w:pPr>
+            <w:r>
+              <w:rPr>
+                <w:rFonts w:ascii="arial" w:hAnsi="arial"/>
+                <w:sz w:val="20"/>
+                <w:szCs w:val="20"/>
+              </w:rPr>
+              <w:t>Conducted comprehensive Oracle PL/SQL training for the team, covering core concepts, hands-on exercises, and best practices to enhance database programming skills and improve project efficiency.</w:t>
+            </w:r>
+          </w:p>
+        </w:tc>
+      </w:tr>
+      <w:tr>
+        <w:trPr>
+          <w:trHeight w:val="70" w:hRule="atLeast"/>
+          <w:cnfStyle w:val="010000000000" w:firstRow="0" w:lastRow="1" w:firstColumn="0" w:lastColumn="0" w:oddVBand="0" w:evenVBand="0" w:oddHBand="0" w:evenHBand="0" w:firstRowFirstColumn="0" w:firstRowLastColumn="0" w:lastRowFirstColumn="0" w:lastRowLastColumn="0"/>
+        </w:trPr>
+        <w:tc>
+          <w:tcPr>
+            <w:tcW w:w="3059" w:type="dxa"/>
+            <w:cnfStyle w:val="001000000000" w:firstRow="0" w:lastRow="0" w:firstColumn="1" w:lastColumn="0" w:oddVBand="0" w:evenVBand="0" w:oddHBand="0" w:evenHBand="0" w:firstRowFirstColumn="0" w:firstRowLastColumn="0" w:lastRowFirstColumn="0" w:lastRowLastColumn="0"/>
+            <w:tcBorders/>
+            <w:vAlign w:val="center"/>
+          </w:tcPr>
+          <w:p>
+            <w:pPr>
+              <w:pStyle w:val="Normal"/>
+              <w:widowControl w:val="false"/>
+              <w:numPr>
+                <w:ilvl w:val="0"/>
+                <w:numId w:val="0"/>
+              </w:numPr>
+              <w:spacing w:lineRule="auto" w:line="252" w:before="0" w:after="3"/>
+              <w:ind w:left="706" w:hanging="0"/>
+              <w:jc w:val="right"/>
+              <w:rPr>
+                <w:rFonts w:ascii="arial" w:hAnsi="arial"/>
+                <w:b/>
+                <w:b/>
+                <w:bCs/>
+                <w:sz w:val="24"/>
+                <w:szCs w:val="24"/>
+              </w:rPr>
+            </w:pPr>
+            <w:r>
+              <w:rPr>
+                <w:rFonts w:eastAsia="Aptos" w:cs="Aptos" w:ascii="arial" w:hAnsi="arial"/>
+                <w:b/>
+                <w:bCs/>
+                <w:sz w:val="24"/>
+                <w:szCs w:val="24"/>
+              </w:rPr>
+              <w:t>Java Script (2019)</w:t>
+            </w:r>
+            <w:r>
+              <w:rPr>
+                <w:rFonts w:eastAsia="Aptos" w:cs="Aptos" w:ascii="arial" w:hAnsi="arial"/>
+                <w:b/>
+                <w:bCs/>
+                <w:color w:val="404040"/>
+                <w:sz w:val="24"/>
+                <w:szCs w:val="24"/>
+              </w:rPr>
+              <w:t xml:space="preserve"> </w:t>
+            </w:r>
+          </w:p>
+        </w:tc>
+        <w:tc>
+          <w:tcPr>
+            <w:tcW w:w="6301" w:type="dxa"/>
+            <w:cnfStyle w:val="000100000000" w:firstRow="0" w:lastRow="0" w:firstColumn="0" w:lastColumn="1" w:oddVBand="0" w:evenVBand="0" w:oddHBand="0" w:evenHBand="0" w:firstRowFirstColumn="0" w:firstRowLastColumn="0" w:lastRowFirstColumn="0" w:lastRowLastColumn="0"/>
+            <w:tcBorders/>
+            <w:vAlign w:val="center"/>
+          </w:tcPr>
+          <w:p>
+            <w:pPr>
+              <w:pStyle w:val="Normal"/>
+              <w:widowControl w:val="false"/>
+              <w:spacing w:lineRule="auto" w:line="240" w:before="0" w:after="0"/>
+              <w:jc w:val="left"/>
+              <w:rPr>
+                <w:rFonts w:ascii="arial" w:hAnsi="arial"/>
+                <w:sz w:val="20"/>
+                <w:szCs w:val="20"/>
+              </w:rPr>
+            </w:pPr>
+            <w:r>
+              <w:rPr>
+                <w:rFonts w:ascii="arial" w:hAnsi="arial"/>
+                <w:sz w:val="20"/>
+                <w:szCs w:val="20"/>
+              </w:rPr>
+              <w:t>Conducted JavaScript training for the development team in 2019, providing foundational and advanced knowledge on modern JavaScript (ES6+), DOM interaction, and practical coding techniques to improve front-end performance.</w:t>
+            </w:r>
+          </w:p>
+        </w:tc>
+      </w:tr>
+      <w:tr>
+        <w:trPr>
+          <w:trHeight w:val="70" w:hRule="atLeast"/>
+          <w:cnfStyle w:val="010000000000" w:firstRow="0" w:lastRow="1" w:firstColumn="0" w:lastColumn="0" w:oddVBand="0" w:evenVBand="0" w:oddHBand="0" w:evenHBand="0" w:firstRowFirstColumn="0" w:firstRowLastColumn="0" w:lastRowFirstColumn="0" w:lastRowLastColumn="0"/>
+        </w:trPr>
+        <w:tc>
+          <w:tcPr>
+            <w:tcW w:w="3059" w:type="dxa"/>
+            <w:cnfStyle w:val="001000000000" w:firstRow="0" w:lastRow="0" w:firstColumn="1" w:lastColumn="0" w:oddVBand="0" w:evenVBand="0" w:oddHBand="0" w:evenHBand="0" w:firstRowFirstColumn="0" w:firstRowLastColumn="0" w:lastRowFirstColumn="0" w:lastRowLastColumn="0"/>
+            <w:tcBorders/>
+            <w:vAlign w:val="center"/>
+          </w:tcPr>
+          <w:p>
+            <w:pPr>
+              <w:pStyle w:val="Normal"/>
+              <w:widowControl w:val="false"/>
+              <w:numPr>
+                <w:ilvl w:val="0"/>
+                <w:numId w:val="0"/>
+              </w:numPr>
+              <w:spacing w:lineRule="auto" w:line="252" w:before="0" w:after="3"/>
+              <w:ind w:left="706" w:hanging="0"/>
+              <w:jc w:val="right"/>
+              <w:rPr>
+                <w:rFonts w:ascii="arial" w:hAnsi="arial"/>
+                <w:b/>
+                <w:b/>
+                <w:bCs/>
+                <w:sz w:val="24"/>
+                <w:szCs w:val="24"/>
+              </w:rPr>
+            </w:pPr>
+            <w:r>
+              <w:rPr>
+                <w:rFonts w:eastAsia="Aptos" w:cs="Aptos" w:ascii="arial" w:hAnsi="arial"/>
+                <w:b/>
+                <w:bCs/>
+                <w:sz w:val="24"/>
+                <w:szCs w:val="24"/>
+              </w:rPr>
+              <w:t>HTML Session (2018)</w:t>
+            </w:r>
+            <w:r>
+              <w:rPr>
+                <w:rFonts w:eastAsia="Aptos" w:cs="Aptos" w:ascii="arial" w:hAnsi="arial"/>
+                <w:b/>
+                <w:bCs/>
+                <w:color w:val="404040"/>
+                <w:sz w:val="24"/>
+                <w:szCs w:val="24"/>
+              </w:rPr>
+              <w:t xml:space="preserve"> </w:t>
+            </w:r>
+          </w:p>
+        </w:tc>
+        <w:tc>
+          <w:tcPr>
+            <w:tcW w:w="6301" w:type="dxa"/>
+            <w:cnfStyle w:val="000100000000" w:firstRow="0" w:lastRow="0" w:firstColumn="0" w:lastColumn="1" w:oddVBand="0" w:evenVBand="0" w:oddHBand="0" w:evenHBand="0" w:firstRowFirstColumn="0" w:firstRowLastColumn="0" w:lastRowFirstColumn="0" w:lastRowLastColumn="0"/>
+            <w:tcBorders/>
+            <w:vAlign w:val="center"/>
+          </w:tcPr>
+          <w:p>
+            <w:pPr>
+              <w:pStyle w:val="Normal"/>
+              <w:widowControl w:val="false"/>
+              <w:spacing w:lineRule="auto" w:line="240" w:before="0" w:after="0"/>
+              <w:jc w:val="left"/>
+              <w:rPr>
+                <w:rFonts w:ascii="arial" w:hAnsi="arial"/>
+                <w:sz w:val="20"/>
+                <w:szCs w:val="20"/>
+              </w:rPr>
+            </w:pPr>
+            <w:r>
+              <w:rPr>
+                <w:rFonts w:ascii="arial" w:hAnsi="arial"/>
+                <w:sz w:val="20"/>
+                <w:szCs w:val="20"/>
+              </w:rPr>
+              <w:t xml:space="preserve">Conducted an </w:t>
+            </w:r>
+            <w:r>
+              <w:rPr>
+                <w:rStyle w:val="StrongEmphasis"/>
+                <w:rFonts w:ascii="arial" w:hAnsi="arial"/>
+                <w:sz w:val="20"/>
+                <w:szCs w:val="20"/>
+              </w:rPr>
+              <w:t xml:space="preserve">HTML training session for the team </w:t>
+            </w:r>
+            <w:r>
+              <w:rPr>
+                <w:rFonts w:ascii="arial" w:hAnsi="arial"/>
+                <w:sz w:val="20"/>
+                <w:szCs w:val="20"/>
+              </w:rPr>
+              <w:t>, covering core web development concepts, page structure, and best practices to strengthen front-end development skills.</w:t>
+            </w:r>
+          </w:p>
+        </w:tc>
+      </w:tr>
+    </w:tbl>
     <w:p>
       <w:pPr>
         <w:pStyle w:val="Normal"/>
@@ -1523,30 +2036,198 @@
     </w:p>
     <w:p>
       <w:pPr>
-        <w:pStyle w:val="Heading1"/>
-        <w:spacing w:before="0" w:after="138"/>
-        <w:ind w:left="120" w:hanging="10"/>
-        <w:rPr/>
-      </w:pPr>
-      <w:r>
-        <w:rPr/>
-        <w:t xml:space="preserve">EDUCATION </w:t>
-      </w:r>
-    </w:p>
-    <w:p>
-      <w:pPr>
-        <w:pStyle w:val="Normal"/>
-        <w:spacing w:before="0" w:after="3"/>
-        <w:ind w:left="120" w:hanging="10"/>
-        <w:rPr/>
-      </w:pPr>
-      <w:r>
-        <w:rPr>
-          <w:rFonts w:eastAsia="Aptos" w:cs="Aptos" w:ascii="Aptos" w:hAnsi="Aptos"/>
+        <w:pStyle w:val="Normal"/>
+        <w:pBdr>
+          <w:bottom w:val="single" w:sz="4" w:space="1" w:color="000000"/>
+        </w:pBdr>
+        <w:spacing w:before="0" w:after="72"/>
+        <w:jc w:val="center"/>
+        <w:rPr>
+          <w:sz w:val="24"/>
+          <w:szCs w:val="24"/>
+        </w:rPr>
+      </w:pPr>
+      <w:r>
+        <w:rPr>
+          <w:rFonts w:eastAsia="Arial" w:cs="Aptos" w:ascii="arial" w:hAnsi="arial" w:cstheme="minorHAnsi"/>
           <w:b/>
-          <w:sz w:val="24"/>
-        </w:rPr>
-        <w:t xml:space="preserve">June 2010 Bachelor of Engineering IN ELECTRONICS AND COMMUNICATIONS | Anna University | </w:t>
+          <w:color w:val="404040"/>
+          <w:sz w:val="24"/>
+          <w:szCs w:val="24"/>
+        </w:rPr>
+        <w:t>Certifications</w:t>
+      </w:r>
+    </w:p>
+    <w:p>
+      <w:pPr>
+        <w:pStyle w:val="Normal"/>
+        <w:spacing w:before="0" w:after="72"/>
+        <w:rPr>
+          <w:rFonts w:ascii="Arial" w:hAnsi="Arial" w:eastAsia="Arial" w:cs="Arial"/>
+          <w:color w:val="404040"/>
+          <w:sz w:val="20"/>
+        </w:rPr>
+      </w:pPr>
+      <w:r>
+        <w:rPr/>
+      </w:r>
+    </w:p>
+    <w:tbl>
+      <w:tblPr>
+        <w:tblStyle w:val="PlainTable2"/>
+        <w:tblW w:w="9360" w:type="dxa"/>
+        <w:jc w:val="left"/>
+        <w:tblInd w:w="0" w:type="dxa"/>
+        <w:tblLayout w:type="fixed"/>
+        <w:tblCellMar>
+          <w:top w:w="0" w:type="dxa"/>
+          <w:left w:w="108" w:type="dxa"/>
+          <w:bottom w:w="0" w:type="dxa"/>
+          <w:right w:w="108" w:type="dxa"/>
+        </w:tblCellMar>
+        <w:tblLook w:val="01e0" w:noHBand="0" w:noVBand="0" w:firstColumn="1" w:lastRow="1" w:lastColumn="1" w:firstRow="1"/>
+      </w:tblPr>
+      <w:tblGrid>
+        <w:gridCol w:w="9360"/>
+      </w:tblGrid>
+      <w:tr>
+        <w:trPr>
+          <w:trHeight w:val="70" w:hRule="atLeast"/>
+          <w:cnfStyle w:val="010000000000" w:firstRow="0" w:lastRow="1" w:firstColumn="0" w:lastColumn="0" w:oddVBand="0" w:evenVBand="0" w:oddHBand="0" w:evenHBand="0" w:firstRowFirstColumn="0" w:firstRowLastColumn="0" w:lastRowFirstColumn="0" w:lastRowLastColumn="0"/>
+        </w:trPr>
+        <w:tc>
+          <w:tcPr>
+            <w:tcW w:w="9360" w:type="dxa"/>
+            <w:cnfStyle w:val="001000000000" w:firstRow="0" w:lastRow="0" w:firstColumn="1" w:lastColumn="0" w:oddVBand="0" w:evenVBand="0" w:oddHBand="0" w:evenHBand="0" w:firstRowFirstColumn="0" w:firstRowLastColumn="0" w:lastRowFirstColumn="0" w:lastRowLastColumn="0"/>
+            <w:tcBorders/>
+            <w:vAlign w:val="center"/>
+          </w:tcPr>
+          <w:p>
+            <w:pPr>
+              <w:pStyle w:val="Normal"/>
+              <w:widowControl w:val="false"/>
+              <w:numPr>
+                <w:ilvl w:val="0"/>
+                <w:numId w:val="1"/>
+              </w:numPr>
+              <w:spacing w:lineRule="auto" w:line="252" w:before="0" w:after="3"/>
+              <w:ind w:left="706" w:hanging="360"/>
+              <w:jc w:val="left"/>
+              <w:rPr>
+                <w:rFonts w:ascii="arial" w:hAnsi="arial"/>
+                <w:b w:val="false"/>
+                <w:b w:val="false"/>
+                <w:bCs w:val="false"/>
+                <w:sz w:val="20"/>
+                <w:szCs w:val="20"/>
+              </w:rPr>
+            </w:pPr>
+            <w:r>
+              <w:rPr>
+                <w:rFonts w:eastAsia="Aptos" w:cs="Aptos" w:ascii="arial" w:hAnsi="arial"/>
+                <w:b w:val="false"/>
+                <w:bCs w:val="false"/>
+                <w:color w:val="404040"/>
+                <w:sz w:val="20"/>
+                <w:szCs w:val="20"/>
+              </w:rPr>
+              <w:t>SAFE AGILE (2024)</w:t>
+            </w:r>
+          </w:p>
+          <w:p>
+            <w:pPr>
+              <w:pStyle w:val="Normal"/>
+              <w:numPr>
+                <w:ilvl w:val="0"/>
+                <w:numId w:val="1"/>
+              </w:numPr>
+              <w:spacing w:lineRule="auto" w:line="252" w:before="0" w:after="3"/>
+              <w:ind w:left="706" w:hanging="360"/>
+              <w:rPr>
+                <w:rFonts w:ascii="arial" w:hAnsi="arial"/>
+                <w:b w:val="false"/>
+                <w:b w:val="false"/>
+                <w:bCs w:val="false"/>
+                <w:sz w:val="20"/>
+                <w:szCs w:val="20"/>
+              </w:rPr>
+            </w:pPr>
+            <w:r>
+              <w:rPr>
+                <w:rFonts w:eastAsia="Aptos" w:cs="Aptos" w:ascii="arial" w:hAnsi="arial"/>
+                <w:b w:val="false"/>
+                <w:bCs w:val="false"/>
+                <w:sz w:val="20"/>
+                <w:szCs w:val="20"/>
+              </w:rPr>
+              <w:t>LEADERSHIP ESSENTIALS - MANAGING SECURE DELIVERY AND OPERATIONS (2023)</w:t>
+            </w:r>
+            <w:r>
+              <w:rPr>
+                <w:rFonts w:eastAsia="Aptos" w:cs="Aptos" w:ascii="arial" w:hAnsi="arial"/>
+                <w:b w:val="false"/>
+                <w:bCs w:val="false"/>
+                <w:color w:val="404040"/>
+                <w:sz w:val="20"/>
+                <w:szCs w:val="20"/>
+              </w:rPr>
+              <w:t xml:space="preserve"> </w:t>
+            </w:r>
+          </w:p>
+          <w:p>
+            <w:pPr>
+              <w:pStyle w:val="Normal"/>
+              <w:numPr>
+                <w:ilvl w:val="0"/>
+                <w:numId w:val="1"/>
+              </w:numPr>
+              <w:spacing w:lineRule="auto" w:line="252" w:before="0" w:after="3"/>
+              <w:ind w:left="706" w:hanging="360"/>
+              <w:rPr>
+                <w:rFonts w:ascii="arial" w:hAnsi="arial"/>
+                <w:b w:val="false"/>
+                <w:b w:val="false"/>
+                <w:bCs w:val="false"/>
+                <w:sz w:val="20"/>
+                <w:szCs w:val="20"/>
+              </w:rPr>
+            </w:pPr>
+            <w:r>
+              <w:rPr>
+                <w:rFonts w:eastAsia="Aptos" w:cs="Aptos" w:ascii="arial" w:hAnsi="arial"/>
+                <w:b w:val="false"/>
+                <w:bCs w:val="false"/>
+                <w:sz w:val="20"/>
+                <w:szCs w:val="20"/>
+              </w:rPr>
+              <w:t>ELEVATE RUNWAY MID-LEVEL TRANSFORMATION PROGRAM (2023)</w:t>
+            </w:r>
+            <w:r>
+              <w:rPr>
+                <w:rFonts w:eastAsia="Aptos" w:cs="Aptos" w:ascii="arial" w:hAnsi="arial"/>
+                <w:b w:val="false"/>
+                <w:bCs w:val="false"/>
+                <w:color w:val="404040"/>
+                <w:sz w:val="20"/>
+                <w:szCs w:val="20"/>
+              </w:rPr>
+              <w:t xml:space="preserve"> </w:t>
+            </w:r>
+          </w:p>
+        </w:tc>
+      </w:tr>
+    </w:tbl>
+    <w:p>
+      <w:pPr>
+        <w:pStyle w:val="Normal"/>
+        <w:rPr>
+          <w:rFonts w:ascii="Aptos" w:hAnsi="Aptos" w:eastAsia="Aptos" w:cs="Aptos"/>
+          <w:color w:val="404040"/>
+          <w:sz w:val="20"/>
+        </w:rPr>
+      </w:pPr>
+      <w:r>
+        <w:rPr/>
       </w:r>
     </w:p>
     <w:p>
@@ -1564,353 +2245,42 @@
     </w:p>
     <w:p>
       <w:pPr>
+        <w:pStyle w:val="Heading1"/>
+        <w:spacing w:before="0" w:after="132"/>
+        <w:ind w:left="-5" w:hanging="10"/>
+        <w:rPr/>
+      </w:pPr>
+      <w:r>
+        <w:rPr/>
+        <w:t xml:space="preserve">EXPERIENCE </w:t>
+      </w:r>
+    </w:p>
+    <w:p>
+      <w:pPr>
+        <w:pStyle w:val="Normal"/>
+        <w:spacing w:before="0" w:after="3"/>
+        <w:ind w:left="-5" w:hanging="10"/>
+        <w:rPr/>
+      </w:pPr>
+      <w:r>
+        <w:rPr>
+          <w:rFonts w:eastAsia="Aptos" w:cs="Aptos" w:ascii="Aptos" w:hAnsi="Aptos"/>
+          <w:b/>
+          <w:sz w:val="24"/>
+        </w:rPr>
+        <w:t xml:space="preserve">Dec 2024-Current </w:t>
+      </w:r>
+    </w:p>
+    <w:p>
+      <w:pPr>
         <w:pStyle w:val="Heading2"/>
+        <w:spacing w:before="0" w:after="85"/>
         <w:ind w:left="-5" w:hanging="10"/>
         <w:rPr/>
       </w:pPr>
       <w:r>
         <w:rPr/>
-        <w:t>Chennai, India</w:t>
-      </w:r>
-      <w:r>
-        <w:rPr>
-          <w:color w:val="404040"/>
-        </w:rPr>
-        <w:t xml:space="preserve"> </w:t>
-      </w:r>
-    </w:p>
-    <w:p>
-      <w:pPr>
-        <w:pStyle w:val="Normal"/>
-        <w:spacing w:before="0" w:after="92"/>
-        <w:rPr/>
-      </w:pPr>
-      <w:r>
-        <mc:AlternateContent>
-          <mc:Choice Requires="wpg">
-            <w:drawing>
-              <wp:anchor behindDoc="0" distT="0" distB="0" distL="113665" distR="113665" simplePos="0" locked="0" layoutInCell="0" allowOverlap="1" relativeHeight="2" wp14:anchorId="392A53D2">
-                <wp:simplePos x="0" y="0"/>
-                <wp:positionH relativeFrom="page">
-                  <wp:posOffset>1905</wp:posOffset>
-                </wp:positionH>
-                <wp:positionV relativeFrom="page">
-                  <wp:posOffset>9525</wp:posOffset>
-                </wp:positionV>
-                <wp:extent cx="530225" cy="10048875"/>
-                <wp:effectExtent l="0" t="0" r="0" b="0"/>
-                <wp:wrapSquare wrapText="bothSides"/>
-                <wp:docPr id="1" name="Group 5172"/>
-                <a:graphic xmlns:a="http://schemas.openxmlformats.org/drawingml/2006/main">
-                  <a:graphicData uri="http://schemas.microsoft.com/office/word/2010/wordprocessingGroup">
-                    <wpg:wgp>
-                      <wpg:cNvGrpSpPr/>
-                      <wpg:grpSpPr>
-                        <a:xfrm>
-                          <a:off x="0" y="0"/>
-                          <a:ext cx="530280" cy="10049040"/>
-                          <a:chOff x="0" y="0"/>
-                          <a:chExt cx="530280" cy="10049040"/>
-                        </a:xfrm>
-                      </wpg:grpSpPr>
-                      <wps:wsp>
-                        <wps:cNvSpPr/>
-                        <wps:spPr>
-                          <a:xfrm>
-                            <a:off x="0" y="0"/>
-                            <a:ext cx="530280" cy="10049040"/>
-                          </a:xfrm>
-                          <a:custGeom>
-                            <a:avLst/>
-                            <a:gdLst/>
-                            <a:ahLst/>
-                            <a:rect l="l" t="t" r="r" b="b"/>
-                            <a:pathLst>
-                              <a:path w="530225" h="10048871">
-                                <a:moveTo>
-                                  <a:pt x="0" y="0"/>
-                                </a:moveTo>
-                                <a:lnTo>
-                                  <a:pt x="530225" y="0"/>
-                                </a:lnTo>
-                                <a:lnTo>
-                                  <a:pt x="530225" y="10048871"/>
-                                </a:lnTo>
-                                <a:lnTo>
-                                  <a:pt x="0" y="10048871"/>
-                                </a:lnTo>
-                                <a:lnTo>
-                                  <a:pt x="0" y="0"/>
-                                </a:lnTo>
-                              </a:path>
-                            </a:pathLst>
-                          </a:custGeom>
-                          <a:solidFill>
-                            <a:srgbClr val="f15533"/>
-                          </a:solidFill>
-                          <a:ln w="0">
-                            <a:noFill/>
-                          </a:ln>
-                        </wps:spPr>
-                        <wps:style>
-                          <a:lnRef idx="0"/>
-                          <a:fillRef idx="0"/>
-                          <a:effectRef idx="0"/>
-                          <a:fontRef idx="minor"/>
-                        </wps:style>
-                        <wps:bodyPr/>
-                      </wps:wsp>
-                    </wpg:wgp>
-                  </a:graphicData>
-                </a:graphic>
-              </wp:anchor>
-            </w:drawing>
-          </mc:Choice>
-          <mc:Fallback>
-            <w:pict>
-              <v:group id="shape_0" alt="Group 5172" style="position:absolute;margin-left:0.15pt;margin-top:0.75pt;width:41.75pt;height:791.25pt" coordorigin="3,15" coordsize="835,15825"/>
-            </w:pict>
-          </mc:Fallback>
-        </mc:AlternateContent>
-      </w:r>
-      <w:r>
-        <w:rPr>
-          <w:rFonts w:eastAsia="Arial" w:cs="Arial" w:ascii="Arial" w:hAnsi="Arial"/>
-          <w:color w:val="404040"/>
-          <w:sz w:val="20"/>
-        </w:rPr>
-        <w:t xml:space="preserve"> </w:t>
-      </w:r>
-    </w:p>
-    <w:p>
-      <w:pPr>
-        <w:pStyle w:val="Heading1"/>
-        <w:spacing w:before="0" w:after="227"/>
-        <w:ind w:left="-5" w:hanging="10"/>
-        <w:rPr/>
-      </w:pPr>
-      <w:r>
-        <w:rPr/>
-        <w:t xml:space="preserve">TECHNICAL SKILLS </w:t>
-      </w:r>
-    </w:p>
-    <w:p>
-      <w:pPr>
-        <w:pStyle w:val="Normal"/>
-        <w:numPr>
-          <w:ilvl w:val="0"/>
-          <w:numId w:val="1"/>
-        </w:numPr>
-        <w:spacing w:before="0" w:after="53"/>
-        <w:ind w:left="361" w:hanging="361"/>
-        <w:rPr/>
-      </w:pPr>
-      <w:r>
-        <w:rPr>
-          <w:rFonts w:eastAsia="Aptos" w:cs="Aptos" w:ascii="Aptos" w:hAnsi="Aptos"/>
-          <w:color w:val="404040"/>
-          <w:sz w:val="24"/>
-        </w:rPr>
-        <w:t xml:space="preserve">PL/SQL/ Oracle/SQL Server/ </w:t>
-      </w:r>
-    </w:p>
-    <w:p>
-      <w:pPr>
-        <w:pStyle w:val="Normal"/>
-        <w:numPr>
-          <w:ilvl w:val="0"/>
-          <w:numId w:val="1"/>
-        </w:numPr>
-        <w:spacing w:before="0" w:after="53"/>
-        <w:ind w:left="361" w:hanging="361"/>
-        <w:rPr/>
-      </w:pPr>
-      <w:r>
-        <w:rPr>
-          <w:rFonts w:eastAsia="Aptos" w:cs="Aptos" w:ascii="Aptos" w:hAnsi="Aptos"/>
-          <w:color w:val="404040"/>
-          <w:sz w:val="24"/>
-        </w:rPr>
-        <w:t xml:space="preserve">Jira and GitHub </w:t>
-      </w:r>
-    </w:p>
-    <w:p>
-      <w:pPr>
-        <w:pStyle w:val="Normal"/>
-        <w:numPr>
-          <w:ilvl w:val="0"/>
-          <w:numId w:val="1"/>
-        </w:numPr>
-        <w:spacing w:before="0" w:after="53"/>
-        <w:ind w:left="361" w:hanging="361"/>
-        <w:rPr/>
-      </w:pPr>
-      <w:r>
-        <w:rPr>
-          <w:rFonts w:eastAsia="Aptos" w:cs="Aptos" w:ascii="Aptos" w:hAnsi="Aptos"/>
-          <w:color w:val="404040"/>
-          <w:sz w:val="24"/>
-        </w:rPr>
-        <w:t xml:space="preserve">WCF &amp; WPF </w:t>
-      </w:r>
-    </w:p>
-    <w:p>
-      <w:pPr>
-        <w:pStyle w:val="Normal"/>
-        <w:numPr>
-          <w:ilvl w:val="0"/>
-          <w:numId w:val="1"/>
-        </w:numPr>
-        <w:spacing w:before="0" w:after="53"/>
-        <w:ind w:left="361" w:hanging="361"/>
-        <w:rPr/>
-      </w:pPr>
-      <w:r>
-        <w:rPr>
-          <w:rFonts w:eastAsia="Aptos" w:cs="Aptos" w:ascii="Aptos" w:hAnsi="Aptos"/>
-          <w:color w:val="404040"/>
-          <w:sz w:val="24"/>
-        </w:rPr>
-        <w:t xml:space="preserve">Oracle Forms </w:t>
-      </w:r>
-    </w:p>
-    <w:p>
-      <w:pPr>
-        <w:pStyle w:val="Normal"/>
-        <w:numPr>
-          <w:ilvl w:val="0"/>
-          <w:numId w:val="1"/>
-        </w:numPr>
-        <w:spacing w:before="0" w:after="53"/>
-        <w:ind w:left="361" w:hanging="361"/>
-        <w:rPr/>
-      </w:pPr>
-      <w:r>
-        <w:rPr>
-          <w:rFonts w:eastAsia="Aptos" w:cs="Aptos" w:ascii="Aptos" w:hAnsi="Aptos"/>
-          <w:color w:val="404040"/>
-          <w:sz w:val="24"/>
-        </w:rPr>
-        <w:t xml:space="preserve">C#, ASP. Net,  </w:t>
-      </w:r>
-    </w:p>
-    <w:p>
-      <w:pPr>
-        <w:pStyle w:val="Normal"/>
-        <w:numPr>
-          <w:ilvl w:val="0"/>
-          <w:numId w:val="1"/>
-        </w:numPr>
-        <w:spacing w:before="0" w:after="53"/>
-        <w:ind w:left="361" w:hanging="361"/>
-        <w:rPr/>
-      </w:pPr>
-      <w:r>
-        <w:rPr>
-          <w:rFonts w:eastAsia="Aptos" w:cs="Aptos" w:ascii="Aptos" w:hAnsi="Aptos"/>
-          <w:color w:val="404040"/>
-          <w:sz w:val="24"/>
-        </w:rPr>
-        <w:t xml:space="preserve">Agile and Project Management </w:t>
-      </w:r>
-    </w:p>
-    <w:p>
-      <w:pPr>
-        <w:pStyle w:val="Normal"/>
-        <w:numPr>
-          <w:ilvl w:val="0"/>
-          <w:numId w:val="1"/>
-        </w:numPr>
-        <w:spacing w:before="0" w:after="53"/>
-        <w:ind w:left="361" w:hanging="361"/>
-        <w:rPr/>
-      </w:pPr>
-      <w:r>
-        <w:rPr>
-          <w:rFonts w:eastAsia="Aptos" w:cs="Aptos" w:ascii="Aptos" w:hAnsi="Aptos"/>
-          <w:color w:val="404040"/>
-          <w:sz w:val="24"/>
-        </w:rPr>
-        <w:t xml:space="preserve">Perl </w:t>
-      </w:r>
-    </w:p>
-    <w:p>
-      <w:pPr>
-        <w:pStyle w:val="Normal"/>
-        <w:numPr>
-          <w:ilvl w:val="0"/>
-          <w:numId w:val="1"/>
-        </w:numPr>
-        <w:spacing w:before="0" w:after="53"/>
-        <w:ind w:left="361" w:hanging="361"/>
-        <w:rPr/>
-      </w:pPr>
-      <w:r>
-        <w:rPr>
-          <w:rFonts w:eastAsia="Aptos" w:cs="Aptos" w:ascii="Aptos" w:hAnsi="Aptos"/>
-          <w:color w:val="404040"/>
-          <w:sz w:val="24"/>
-        </w:rPr>
-        <w:t xml:space="preserve">JavaScript, HTML, CSS </w:t>
-      </w:r>
-    </w:p>
-    <w:p>
-      <w:pPr>
-        <w:sectPr>
-          <w:type w:val="continuous"/>
-          <w:pgSz w:w="12240" w:h="15840"/>
-          <w:pgMar w:left="1441" w:right="1128" w:gutter="0" w:header="0" w:top="1108" w:footer="0" w:bottom="1143"/>
-          <w:cols w:num="2" w:equalWidth="false" w:sep="false">
-            <w:col w:w="3925" w:space="1538"/>
-            <w:col w:w="4207"/>
-          </w:cols>
-          <w:formProt w:val="false"/>
-          <w:textDirection w:val="lrTb"/>
-          <w:docGrid w:type="default" w:linePitch="100" w:charSpace="0"/>
-        </w:sectPr>
-      </w:pPr>
-    </w:p>
-    <w:p>
-      <w:pPr>
-        <w:pStyle w:val="Normal"/>
-        <w:spacing w:before="0" w:after="0"/>
-        <w:ind w:left="978" w:hanging="0"/>
-        <w:jc w:val="center"/>
-        <w:rPr/>
-      </w:pPr>
-      <w:r>
-        <w:rPr>
-          <w:rFonts w:eastAsia="Aptos" w:cs="Aptos" w:ascii="Aptos" w:hAnsi="Aptos"/>
-          <w:color w:val="404040"/>
-          <w:sz w:val="24"/>
-        </w:rPr>
-        <w:t xml:space="preserve"> </w:t>
-      </w:r>
-    </w:p>
-    <w:p>
-      <w:pPr>
-        <w:pStyle w:val="Heading1"/>
-        <w:ind w:left="-5" w:hanging="10"/>
-        <w:rPr/>
-      </w:pPr>
-      <w:r>
-        <w:rPr/>
-        <w:t xml:space="preserve">TRAINING CONDUCTED </w:t>
-      </w:r>
-    </w:p>
-    <w:p>
-      <w:pPr>
-        <w:pStyle w:val="Normal"/>
-        <w:spacing w:before="0" w:after="0"/>
-        <w:rPr/>
-      </w:pPr>
-      <w:r>
-        <w:rPr>
-          <w:rFonts w:eastAsia="Arial" w:cs="Arial" w:ascii="Arial" w:hAnsi="Arial"/>
-          <w:b/>
-          <w:sz w:val="28"/>
-        </w:rPr>
-        <w:t xml:space="preserve"> </w:t>
+        <w:t xml:space="preserve">Senior Developer | Tata Consultancy Services | Cigna | Postage Feature | Chennai </w:t>
       </w:r>
     </w:p>
     <w:p>
@@ -1929,15 +2299,7 @@
           <w:rFonts w:eastAsia="Aptos" w:cs="Aptos" w:ascii="Aptos" w:hAnsi="Aptos"/>
           <w:sz w:val="24"/>
         </w:rPr>
-        <w:t>GitHub Training (2025)</w:t>
-      </w:r>
-      <w:r>
-        <w:rPr>
-          <w:rFonts w:eastAsia="Aptos" w:cs="Aptos" w:ascii="Aptos" w:hAnsi="Aptos"/>
-          <w:color w:val="404040"/>
-          <w:sz w:val="20"/>
-        </w:rPr>
-        <w:t xml:space="preserve"> </w:t>
+        <w:t xml:space="preserve">Develop new programs / modify existing programs based on the requirements that were given by business analysts. </w:t>
       </w:r>
     </w:p>
     <w:p>
@@ -1956,15 +2318,7 @@
           <w:rFonts w:eastAsia="Aptos" w:cs="Aptos" w:ascii="Aptos" w:hAnsi="Aptos"/>
           <w:sz w:val="24"/>
         </w:rPr>
-        <w:t>Information Security Session (2024)</w:t>
-      </w:r>
-      <w:r>
-        <w:rPr>
-          <w:rFonts w:eastAsia="Aptos" w:cs="Aptos" w:ascii="Aptos" w:hAnsi="Aptos"/>
-          <w:color w:val="404040"/>
-          <w:sz w:val="20"/>
-        </w:rPr>
-        <w:t xml:space="preserve"> </w:t>
+        <w:t xml:space="preserve">Schedule a call for code walkthrough with business analysts and business to have a clear understanding of the requirements. </w:t>
       </w:r>
     </w:p>
     <w:p>
@@ -1983,15 +2337,7 @@
           <w:rFonts w:eastAsia="Aptos" w:cs="Aptos" w:ascii="Aptos" w:hAnsi="Aptos"/>
           <w:sz w:val="24"/>
         </w:rPr>
-        <w:t>Oracle PL/SQL (2020)</w:t>
-      </w:r>
-      <w:r>
-        <w:rPr>
-          <w:rFonts w:eastAsia="Aptos" w:cs="Aptos" w:ascii="Aptos" w:hAnsi="Aptos"/>
-          <w:color w:val="404040"/>
-          <w:sz w:val="20"/>
-        </w:rPr>
-        <w:t xml:space="preserve"> </w:t>
+        <w:t xml:space="preserve">Update daily status to business folks through email / Scrum call with respect to the project. </w:t>
       </w:r>
     </w:p>
     <w:p>
@@ -2010,15 +2356,7 @@
           <w:rFonts w:eastAsia="Aptos" w:cs="Aptos" w:ascii="Aptos" w:hAnsi="Aptos"/>
           <w:sz w:val="24"/>
         </w:rPr>
-        <w:t>Java Script (2019)</w:t>
-      </w:r>
-      <w:r>
-        <w:rPr>
-          <w:rFonts w:eastAsia="Aptos" w:cs="Aptos" w:ascii="Aptos" w:hAnsi="Aptos"/>
-          <w:color w:val="404040"/>
-          <w:sz w:val="20"/>
-        </w:rPr>
-        <w:t xml:space="preserve"> </w:t>
+        <w:t xml:space="preserve">Improving and streamlining the business process by scheduling walkthroughs with business analysts to understand the requirements. </w:t>
       </w:r>
     </w:p>
     <w:p>
@@ -2037,64 +2375,141 @@
           <w:rFonts w:eastAsia="Aptos" w:cs="Aptos" w:ascii="Aptos" w:hAnsi="Aptos"/>
           <w:sz w:val="24"/>
         </w:rPr>
-        <w:t>HTML Session (2018)</w:t>
-      </w:r>
-      <w:r>
-        <w:rPr>
-          <w:rFonts w:eastAsia="Aptos" w:cs="Aptos" w:ascii="Aptos" w:hAnsi="Aptos"/>
-          <w:color w:val="404040"/>
-          <w:sz w:val="20"/>
+        <w:t xml:space="preserve">Work closely with technical architects to develop solutions. </w:t>
+      </w:r>
+      <w:r>
+        <w:rPr>
+          <w:rFonts w:eastAsia="Segoe UI Symbol" w:cs="Segoe UI Symbol" w:ascii="Segoe UI Symbol" w:hAnsi="Segoe UI Symbol"/>
+          <w:sz w:val="24"/>
+        </w:rPr>
+        <w:t>•</w:t>
+      </w:r>
+      <w:r>
+        <w:rPr>
+          <w:rFonts w:eastAsia="Arial" w:cs="Arial" w:ascii="Arial" w:hAnsi="Arial"/>
+          <w:sz w:val="24"/>
         </w:rPr>
         <w:t xml:space="preserve"> </w:t>
       </w:r>
-    </w:p>
-    <w:p>
-      <w:pPr>
-        <w:pStyle w:val="Normal"/>
-        <w:spacing w:before="0" w:after="18"/>
-        <w:rPr/>
-      </w:pPr>
-      <w:r>
-        <w:rPr>
-          <w:rFonts w:eastAsia="Aptos" w:cs="Aptos" w:ascii="Aptos" w:hAnsi="Aptos"/>
-          <w:color w:val="404040"/>
-          <w:sz w:val="20"/>
+      <w:r>
+        <w:rPr>
+          <w:rFonts w:eastAsia="Arial" w:cs="Arial" w:ascii="Arial" w:hAnsi="Arial"/>
+        </w:rPr>
+        <w:t>P</w:t>
+      </w:r>
+      <w:r>
+        <w:rPr>
+          <w:rFonts w:eastAsia="Arial" w:cs="Arial" w:ascii="Arial" w:hAnsi="Arial"/>
+          <w:sz w:val="24"/>
+        </w:rPr>
+        <w:t>eer Review the code and provide feedback and comments.</w:t>
+      </w:r>
+      <w:r>
+        <w:rPr>
+          <w:rFonts w:eastAsia="Aptos" w:cs="Aptos" w:ascii="Aptos" w:hAnsi="Aptos"/>
+          <w:sz w:val="24"/>
         </w:rPr>
         <w:t xml:space="preserve"> </w:t>
       </w:r>
     </w:p>
     <w:p>
       <w:pPr>
-        <w:pStyle w:val="Heading1"/>
+        <w:pStyle w:val="Normal"/>
+        <w:numPr>
+          <w:ilvl w:val="0"/>
+          <w:numId w:val="2"/>
+        </w:numPr>
+        <w:spacing w:lineRule="auto" w:line="252" w:before="0" w:after="3"/>
+        <w:ind w:left="706" w:hanging="360"/>
+        <w:rPr/>
+      </w:pPr>
+      <w:r>
+        <w:rPr>
+          <w:rFonts w:eastAsia="Aptos" w:cs="Aptos" w:ascii="Aptos" w:hAnsi="Aptos"/>
+          <w:sz w:val="24"/>
+        </w:rPr>
+        <w:t xml:space="preserve">Assisted clients and business partners with questions and problems- involving configurations. </w:t>
+      </w:r>
+    </w:p>
+    <w:p>
+      <w:pPr>
+        <w:pStyle w:val="Normal"/>
+        <w:numPr>
+          <w:ilvl w:val="0"/>
+          <w:numId w:val="2"/>
+        </w:numPr>
+        <w:spacing w:lineRule="auto" w:line="252" w:before="0" w:after="3"/>
+        <w:ind w:left="706" w:hanging="360"/>
+        <w:rPr/>
+      </w:pPr>
+      <w:r>
+        <w:rPr>
+          <w:rFonts w:eastAsia="Aptos" w:cs="Aptos" w:ascii="Aptos" w:hAnsi="Aptos"/>
+          <w:sz w:val="24"/>
+        </w:rPr>
+        <w:t xml:space="preserve">Managed and provided solution to multiple simultaneous customers asks/requests. </w:t>
+      </w:r>
+    </w:p>
+    <w:p>
+      <w:pPr>
+        <w:pStyle w:val="Normal"/>
+        <w:numPr>
+          <w:ilvl w:val="0"/>
+          <w:numId w:val="2"/>
+        </w:numPr>
+        <w:spacing w:lineRule="auto" w:line="252" w:before="0" w:after="3"/>
+        <w:ind w:left="706" w:hanging="360"/>
+        <w:rPr/>
+      </w:pPr>
+      <w:r>
+        <w:rPr>
+          <w:rFonts w:eastAsia="Aptos" w:cs="Aptos" w:ascii="Aptos" w:hAnsi="Aptos"/>
+          <w:sz w:val="24"/>
+        </w:rPr>
+        <w:t xml:space="preserve">Monitor the job during production run / various non-production environments and communicate to stakeholders on the status daily basis </w:t>
+      </w:r>
+    </w:p>
+    <w:p>
+      <w:pPr>
+        <w:pStyle w:val="Normal"/>
+        <w:spacing w:before="0" w:after="0"/>
+        <w:ind w:left="361" w:hanging="0"/>
+        <w:rPr/>
+      </w:pPr>
+      <w:r>
+        <w:rPr>
+          <w:rFonts w:eastAsia="Aptos" w:cs="Aptos" w:ascii="Aptos" w:hAnsi="Aptos"/>
+          <w:sz w:val="24"/>
+        </w:rPr>
+        <w:t xml:space="preserve"> </w:t>
+      </w:r>
+    </w:p>
+    <w:p>
+      <w:pPr>
+        <w:pStyle w:val="Normal"/>
+        <w:spacing w:before="0" w:after="3"/>
         <w:ind w:left="-5" w:hanging="10"/>
         <w:rPr/>
       </w:pPr>
       <w:r>
-        <w:rPr/>
-        <w:t>CERTIFICATIONS</w:t>
-      </w:r>
-      <w:r>
-        <w:rPr>
-          <w:b w:val="false"/>
-          <w:color w:val="404040"/>
-          <w:sz w:val="20"/>
-        </w:rPr>
-        <w:t xml:space="preserve"> </w:t>
-      </w:r>
-    </w:p>
-    <w:p>
-      <w:pPr>
-        <w:pStyle w:val="Normal"/>
-        <w:spacing w:before="0" w:after="0"/>
-        <w:rPr/>
-      </w:pPr>
-      <w:r>
-        <w:rPr>
-          <w:rFonts w:eastAsia="Arial" w:cs="Arial" w:ascii="Arial" w:hAnsi="Arial"/>
+        <w:rPr>
+          <w:rFonts w:eastAsia="Aptos" w:cs="Aptos" w:ascii="Aptos" w:hAnsi="Aptos"/>
           <w:b/>
-          <w:sz w:val="28"/>
-        </w:rPr>
-        <w:t xml:space="preserve"> </w:t>
+          <w:sz w:val="24"/>
+        </w:rPr>
+        <w:t xml:space="preserve">Nov 2019 - Nov 2024 </w:t>
+      </w:r>
+    </w:p>
+    <w:p>
+      <w:pPr>
+        <w:pStyle w:val="Heading2"/>
+        <w:spacing w:before="0" w:after="92"/>
+        <w:ind w:left="-5" w:hanging="10"/>
+        <w:rPr/>
+      </w:pPr>
+      <w:r>
+        <w:rPr/>
+        <w:t xml:space="preserve">Information Security Manager – Dual Role | Tata Consultancy Services | Kaiser Permanente| Security Compliance and Audits | All TCS Kaiser Operating Locations | </w:t>
       </w:r>
     </w:p>
     <w:p>
@@ -2113,15 +2528,7 @@
           <w:rFonts w:eastAsia="Aptos" w:cs="Aptos" w:ascii="Aptos" w:hAnsi="Aptos"/>
           <w:sz w:val="24"/>
         </w:rPr>
-        <w:t>SAFE AGILE (2024)</w:t>
-      </w:r>
-      <w:r>
-        <w:rPr>
-          <w:rFonts w:eastAsia="Aptos" w:cs="Aptos" w:ascii="Aptos" w:hAnsi="Aptos"/>
-          <w:color w:val="404040"/>
-          <w:sz w:val="20"/>
-        </w:rPr>
-        <w:t xml:space="preserve"> </w:t>
+        <w:t xml:space="preserve">Representing TCS for the account in Customer Audits. </w:t>
       </w:r>
     </w:p>
     <w:p>
@@ -2140,15 +2547,7 @@
           <w:rFonts w:eastAsia="Aptos" w:cs="Aptos" w:ascii="Aptos" w:hAnsi="Aptos"/>
           <w:sz w:val="24"/>
         </w:rPr>
-        <w:t>LEADERSHIP ESSENTIALS - MANAGING SECURE DELIVERY AND OPERATIONS (2023)</w:t>
-      </w:r>
-      <w:r>
-        <w:rPr>
-          <w:rFonts w:eastAsia="Aptos" w:cs="Aptos" w:ascii="Aptos" w:hAnsi="Aptos"/>
-          <w:color w:val="404040"/>
-          <w:sz w:val="20"/>
-        </w:rPr>
-        <w:t xml:space="preserve"> </w:t>
+        <w:t xml:space="preserve">Taking up Internal Audits conducted by TCS for account. </w:t>
       </w:r>
     </w:p>
     <w:p>
@@ -2167,23 +2566,115 @@
           <w:rFonts w:eastAsia="Aptos" w:cs="Aptos" w:ascii="Aptos" w:hAnsi="Aptos"/>
           <w:sz w:val="24"/>
         </w:rPr>
-        <w:t>ELEVATE RUNWAY MID-LEVEL TRANSFORMATION PROGRAM (2023)</w:t>
-      </w:r>
-      <w:r>
-        <w:rPr>
-          <w:rFonts w:eastAsia="Aptos" w:cs="Aptos" w:ascii="Aptos" w:hAnsi="Aptos"/>
-          <w:color w:val="404040"/>
-          <w:sz w:val="20"/>
-        </w:rPr>
-        <w:t xml:space="preserve"> </w:t>
-      </w:r>
-    </w:p>
-    <w:p>
-      <w:pPr>
-        <w:pStyle w:val="Normal"/>
-        <w:spacing w:before="0" w:after="0"/>
-        <w:rPr/>
-      </w:pPr>
+        <w:t xml:space="preserve">Maintaining and ensuing that the account is compliant in all security key factors through thorough monitoring. </w:t>
+      </w:r>
+    </w:p>
+    <w:p>
+      <w:pPr>
+        <w:pStyle w:val="Normal"/>
+        <w:numPr>
+          <w:ilvl w:val="0"/>
+          <w:numId w:val="3"/>
+        </w:numPr>
+        <w:spacing w:lineRule="auto" w:line="252" w:before="0" w:after="3"/>
+        <w:ind w:left="706" w:hanging="360"/>
+        <w:rPr/>
+      </w:pPr>
+      <w:r>
+        <w:rPr>
+          <w:rFonts w:eastAsia="Aptos" w:cs="Aptos" w:ascii="Aptos" w:hAnsi="Aptos"/>
+          <w:sz w:val="24"/>
+        </w:rPr>
+        <w:t xml:space="preserve">Ensure proper knowledge in security management and customer policies are spread across all associates in the account by conducting Security session to all associates. </w:t>
+      </w:r>
+    </w:p>
+    <w:p>
+      <w:pPr>
+        <w:pStyle w:val="Normal"/>
+        <w:numPr>
+          <w:ilvl w:val="0"/>
+          <w:numId w:val="3"/>
+        </w:numPr>
+        <w:spacing w:lineRule="auto" w:line="252" w:before="0" w:after="3"/>
+        <w:ind w:left="706" w:hanging="360"/>
+        <w:rPr/>
+      </w:pPr>
+      <w:r>
+        <w:rPr>
+          <w:rFonts w:eastAsia="Aptos" w:cs="Aptos" w:ascii="Aptos" w:hAnsi="Aptos"/>
+          <w:sz w:val="24"/>
+        </w:rPr>
+        <w:t xml:space="preserve">Reporting and investigation of security incidents and triaging them through calls connecting with the client vendor management support team to ensure they are getting closed with proper mitigation plan. </w:t>
+      </w:r>
+    </w:p>
+    <w:p>
+      <w:pPr>
+        <w:pStyle w:val="Normal"/>
+        <w:numPr>
+          <w:ilvl w:val="0"/>
+          <w:numId w:val="3"/>
+        </w:numPr>
+        <w:spacing w:lineRule="auto" w:line="252" w:before="0" w:after="3"/>
+        <w:ind w:left="706" w:hanging="360"/>
+        <w:rPr/>
+      </w:pPr>
+      <w:r>
+        <w:rPr>
+          <w:rFonts w:eastAsia="Aptos" w:cs="Aptos" w:ascii="Aptos" w:hAnsi="Aptos"/>
+          <w:sz w:val="24"/>
+        </w:rPr>
+        <w:t xml:space="preserve">Audit tracking, closure of NCs and findings that was tracked as part of internal and external client audits. </w:t>
+      </w:r>
+    </w:p>
+    <w:p>
+      <w:pPr>
+        <w:pStyle w:val="Normal"/>
+        <w:numPr>
+          <w:ilvl w:val="0"/>
+          <w:numId w:val="3"/>
+        </w:numPr>
+        <w:spacing w:lineRule="auto" w:line="252" w:before="0" w:after="3"/>
+        <w:ind w:left="706" w:hanging="360"/>
+        <w:rPr/>
+      </w:pPr>
+      <w:r>
+        <w:rPr>
+          <w:rFonts w:eastAsia="Aptos" w:cs="Aptos" w:ascii="Aptos" w:hAnsi="Aptos"/>
+          <w:sz w:val="24"/>
+        </w:rPr>
+        <w:t xml:space="preserve">Documentation and tracking of reports for all the finding and closure of them promptly. </w:t>
+      </w:r>
+    </w:p>
+    <w:p>
+      <w:pPr>
+        <w:pStyle w:val="Normal"/>
+        <w:numPr>
+          <w:ilvl w:val="0"/>
+          <w:numId w:val="3"/>
+        </w:numPr>
+        <w:spacing w:lineRule="auto" w:line="252" w:before="0" w:after="212"/>
+        <w:ind w:left="706" w:hanging="360"/>
+        <w:rPr/>
+      </w:pPr>
+      <w:r>
+        <w:rPr>
+          <w:rFonts w:eastAsia="Arial" w:cs="Arial" w:ascii="Arial" w:hAnsi="Arial"/>
+        </w:rPr>
+        <w:t>C</w:t>
+      </w:r>
+      <w:r>
+        <w:rPr>
+          <w:rFonts w:eastAsia="Arial" w:cs="Arial" w:ascii="Arial" w:hAnsi="Arial"/>
+          <w:sz w:val="24"/>
+        </w:rPr>
+        <w:t>ollaboration with the different location security SPOCs and carrying out centralized activities from Chennai location for all crucial security compliance activitie</w:t>
+      </w:r>
+      <w:r>
+        <w:rPr>
+          <w:rFonts w:eastAsia="Arial" w:cs="Arial" w:ascii="Arial" w:hAnsi="Arial"/>
+        </w:rPr>
+        <w:t>s.</w:t>
+      </w:r>
       <w:r>
         <w:rPr>
           <w:rFonts w:eastAsia="Arial" w:cs="Arial" w:ascii="Arial" w:hAnsi="Arial"/>
@@ -2195,14 +2686,17 @@
     </w:p>
     <w:p>
       <w:pPr>
-        <w:pStyle w:val="Heading1"/>
-        <w:spacing w:before="0" w:after="132"/>
-        <w:ind w:left="-5" w:hanging="10"/>
-        <w:rPr/>
-      </w:pPr>
-      <w:r>
-        <w:rPr/>
-        <w:t xml:space="preserve">EXPERIENCE </w:t>
+        <w:pStyle w:val="Normal"/>
+        <w:spacing w:before="0" w:after="32"/>
+        <w:rPr/>
+      </w:pPr>
+      <w:r>
+        <w:rPr>
+          <w:rFonts w:eastAsia="Arial" w:cs="Arial" w:ascii="Arial" w:hAnsi="Arial"/>
+          <w:color w:val="404040"/>
+          <w:sz w:val="20"/>
+        </w:rPr>
+        <w:t xml:space="preserve"> </w:t>
       </w:r>
     </w:p>
     <w:p>
@@ -2218,7 +2712,23 @@
           <w:b/>
           <w:sz w:val="24"/>
         </w:rPr>
-        <w:t xml:space="preserve">Dec 2024-Current </w:t>
+        <w:t xml:space="preserve">Oct 2016 - Nov 2024 </w:t>
+      </w:r>
+    </w:p>
+    <w:p>
+      <w:pPr>
+        <w:pStyle w:val="Normal"/>
+        <w:spacing w:before="0" w:after="3"/>
+        <w:ind w:left="-5" w:hanging="10"/>
+        <w:rPr/>
+      </w:pPr>
+      <w:r>
+        <w:rPr>
+          <w:rFonts w:eastAsia="Aptos" w:cs="Aptos" w:ascii="Aptos" w:hAnsi="Aptos"/>
+          <w:b/>
+          <w:sz w:val="24"/>
+        </w:rPr>
+        <w:t xml:space="preserve">Team Lead | Tata Consultancy Services | Kaiser Permanente| Medicare Business Engine - </w:t>
       </w:r>
     </w:p>
     <w:p>
@@ -2230,7 +2740,7 @@
       </w:pPr>
       <w:r>
         <w:rPr/>
-        <w:t xml:space="preserve">Senior Developer | Tata Consultancy Services | Cigna | Postage Feature | Chennai </w:t>
+        <w:t xml:space="preserve">Development | Chennai </w:t>
       </w:r>
     </w:p>
     <w:p>
@@ -2249,7 +2759,7 @@
           <w:rFonts w:eastAsia="Aptos" w:cs="Aptos" w:ascii="Aptos" w:hAnsi="Aptos"/>
           <w:sz w:val="24"/>
         </w:rPr>
-        <w:t xml:space="preserve">Develop new programs / modify existing programs based on the requirements that were given by business analysts. </w:t>
+        <w:t xml:space="preserve">Analysis, Design and Implementation of Applications using Oracle RDBMS. </w:t>
       </w:r>
     </w:p>
     <w:p>
@@ -2268,7 +2778,7 @@
           <w:rFonts w:eastAsia="Aptos" w:cs="Aptos" w:ascii="Aptos" w:hAnsi="Aptos"/>
           <w:sz w:val="24"/>
         </w:rPr>
-        <w:t xml:space="preserve">Schedule a call for code walkthrough with business analysts and business to have a clear understanding of the requirements. </w:t>
+        <w:t xml:space="preserve">Implementation of decoupled and clean architecture for business applications. </w:t>
       </w:r>
     </w:p>
     <w:p>
@@ -2287,7 +2797,7 @@
           <w:rFonts w:eastAsia="Aptos" w:cs="Aptos" w:ascii="Aptos" w:hAnsi="Aptos"/>
           <w:sz w:val="24"/>
         </w:rPr>
-        <w:t xml:space="preserve">Update daily status to business folks through email / Scrum call with respect to the project. </w:t>
+        <w:t xml:space="preserve">Developed Complex Database Objects like Stored Procedure, Packages, Functions and Triggers using SQL and PL/SQL. </w:t>
       </w:r>
     </w:p>
     <w:p>
@@ -2306,7 +2816,113 @@
           <w:rFonts w:eastAsia="Aptos" w:cs="Aptos" w:ascii="Aptos" w:hAnsi="Aptos"/>
           <w:sz w:val="24"/>
         </w:rPr>
-        <w:t xml:space="preserve">Improving and streamlining the business process by scheduling walkthroughs with business analysts to understand the requirements. </w:t>
+        <w:t>Ongoing performance tuning activities on PL/SQL Programs</w:t>
+      </w:r>
+      <w:r>
+        <w:rPr>
+          <w:rFonts w:eastAsia="Arial" w:cs="Arial" w:ascii="Arial" w:hAnsi="Arial"/>
+          <w:color w:val="404040"/>
+          <w:sz w:val="20"/>
+        </w:rPr>
+        <w:t xml:space="preserve"> </w:t>
+      </w:r>
+    </w:p>
+    <w:p>
+      <w:pPr>
+        <w:pStyle w:val="Normal"/>
+        <w:numPr>
+          <w:ilvl w:val="0"/>
+          <w:numId w:val="4"/>
+        </w:numPr>
+        <w:spacing w:lineRule="auto" w:line="252" w:before="0" w:after="4"/>
+        <w:ind w:left="706" w:hanging="360"/>
+        <w:rPr/>
+      </w:pPr>
+      <w:r>
+        <w:rPr>
+          <w:rFonts w:eastAsia="Aptos" w:cs="Aptos" w:ascii="Aptos" w:hAnsi="Aptos"/>
+          <w:sz w:val="24"/>
+        </w:rPr>
+        <w:t>C</w:t>
+      </w:r>
+      <w:r>
+        <w:rPr>
+          <w:rFonts w:eastAsia="Arial" w:cs="Arial" w:ascii="Arial" w:hAnsi="Arial"/>
+          <w:sz w:val="24"/>
+        </w:rPr>
+        <w:t>oordinated with front end design team to provide them with necessary stored</w:t>
+      </w:r>
+      <w:r>
+        <w:rPr>
+          <w:rFonts w:eastAsia="Aptos" w:cs="Aptos" w:ascii="Aptos" w:hAnsi="Aptos"/>
+          <w:sz w:val="24"/>
+        </w:rPr>
+        <w:t xml:space="preserve"> </w:t>
+      </w:r>
+      <w:r>
+        <w:rPr>
+          <w:rFonts w:eastAsia="Segoe UI Symbol" w:cs="Segoe UI Symbol" w:ascii="Segoe UI Symbol" w:hAnsi="Segoe UI Symbol"/>
+          <w:color w:val="404040"/>
+          <w:sz w:val="20"/>
+        </w:rPr>
+        <w:t>•</w:t>
+      </w:r>
+      <w:r>
+        <w:rPr>
+          <w:rFonts w:eastAsia="Arial" w:cs="Arial" w:ascii="Arial" w:hAnsi="Arial"/>
+          <w:color w:val="404040"/>
+          <w:sz w:val="31"/>
+          <w:vertAlign w:val="subscript"/>
+        </w:rPr>
+        <w:t xml:space="preserve"> </w:t>
+      </w:r>
+      <w:r>
+        <w:rPr>
+          <w:rFonts w:eastAsia="Aptos" w:cs="Aptos" w:ascii="Aptos" w:hAnsi="Aptos"/>
+          <w:sz w:val="24"/>
+        </w:rPr>
+        <w:t>procedures, triggers and packages using SQL and PL/SQL.</w:t>
+      </w:r>
+      <w:r>
+        <w:rPr>
+          <w:rFonts w:eastAsia="Aptos" w:cs="Aptos" w:ascii="Aptos" w:hAnsi="Aptos"/>
+          <w:color w:val="404040"/>
+          <w:sz w:val="20"/>
+        </w:rPr>
+        <w:t xml:space="preserve"> </w:t>
+      </w:r>
+    </w:p>
+    <w:p>
+      <w:pPr>
+        <w:pStyle w:val="Normal"/>
+        <w:numPr>
+          <w:ilvl w:val="0"/>
+          <w:numId w:val="4"/>
+        </w:numPr>
+        <w:spacing w:lineRule="auto" w:line="252" w:before="0" w:after="4"/>
+        <w:ind w:left="706" w:hanging="360"/>
+        <w:rPr/>
+      </w:pPr>
+      <w:r>
+        <w:rPr>
+          <w:rFonts w:eastAsia="Arial" w:cs="Arial" w:ascii="Arial" w:hAnsi="Arial"/>
+        </w:rPr>
+        <w:t>S</w:t>
+      </w:r>
+      <w:r>
+        <w:rPr>
+          <w:rFonts w:eastAsia="Arial" w:cs="Arial" w:ascii="Arial" w:hAnsi="Arial"/>
+          <w:sz w:val="24"/>
+        </w:rPr>
+        <w:t>upport system / UA testing / QA / other environments of the code that got released for testing.</w:t>
+      </w:r>
+      <w:r>
+        <w:rPr>
+          <w:rFonts w:eastAsia="Aptos" w:cs="Aptos" w:ascii="Aptos" w:hAnsi="Aptos"/>
+          <w:color w:val="404040"/>
+          <w:sz w:val="20"/>
+        </w:rPr>
+        <w:t xml:space="preserve"> </w:t>
       </w:r>
     </w:p>
     <w:p>
@@ -2325,41 +2941,7 @@
           <w:rFonts w:eastAsia="Aptos" w:cs="Aptos" w:ascii="Aptos" w:hAnsi="Aptos"/>
           <w:sz w:val="24"/>
         </w:rPr>
-        <w:t xml:space="preserve">Work closely with technical architects to develop solutions. </w:t>
-      </w:r>
-      <w:r>
-        <w:rPr>
-          <w:rFonts w:eastAsia="Segoe UI Symbol" w:cs="Segoe UI Symbol" w:ascii="Segoe UI Symbol" w:hAnsi="Segoe UI Symbol"/>
-          <w:sz w:val="24"/>
-        </w:rPr>
-        <w:t>•</w:t>
-      </w:r>
-      <w:r>
-        <w:rPr>
-          <w:rFonts w:eastAsia="Arial" w:cs="Arial" w:ascii="Arial" w:hAnsi="Arial"/>
-          <w:sz w:val="24"/>
-        </w:rPr>
-        <w:t xml:space="preserve"> </w:t>
-      </w:r>
-      <w:r>
-        <w:rPr>
-          <w:rFonts w:eastAsia="Arial" w:cs="Arial" w:ascii="Arial" w:hAnsi="Arial"/>
-        </w:rPr>
-        <w:t>P</w:t>
-      </w:r>
-      <w:r>
-        <w:rPr>
-          <w:rFonts w:eastAsia="Arial" w:cs="Arial" w:ascii="Arial" w:hAnsi="Arial"/>
-          <w:sz w:val="24"/>
-        </w:rPr>
-        <w:t>eer Review the code and provide feedback and comments.</w:t>
-      </w:r>
-      <w:r>
-        <w:rPr>
-          <w:rFonts w:eastAsia="Aptos" w:cs="Aptos" w:ascii="Aptos" w:hAnsi="Aptos"/>
-          <w:sz w:val="24"/>
-        </w:rPr>
-        <w:t xml:space="preserve"> </w:t>
+        <w:t xml:space="preserve">Update Project status to business folks through email / call recursively. </w:t>
       </w:r>
     </w:p>
     <w:p>
@@ -2378,7 +2960,7 @@
           <w:rFonts w:eastAsia="Aptos" w:cs="Aptos" w:ascii="Aptos" w:hAnsi="Aptos"/>
           <w:sz w:val="24"/>
         </w:rPr>
-        <w:t xml:space="preserve">Assisted clients and business partners with questions and problems- involving configurations. </w:t>
+        <w:t xml:space="preserve">Validate and peer review the code of developers with feedback </w:t>
       </w:r>
     </w:p>
     <w:p>
@@ -2397,39 +2979,28 @@
           <w:rFonts w:eastAsia="Aptos" w:cs="Aptos" w:ascii="Aptos" w:hAnsi="Aptos"/>
           <w:sz w:val="24"/>
         </w:rPr>
-        <w:t xml:space="preserve">Managed and provided solution to multiple simultaneous customers asks/requests. </w:t>
-      </w:r>
-    </w:p>
-    <w:p>
-      <w:pPr>
-        <w:pStyle w:val="Normal"/>
-        <w:numPr>
-          <w:ilvl w:val="0"/>
-          <w:numId w:val="4"/>
-        </w:numPr>
-        <w:spacing w:lineRule="auto" w:line="252" w:before="0" w:after="3"/>
-        <w:ind w:left="706" w:hanging="360"/>
-        <w:rPr/>
-      </w:pPr>
-      <w:r>
-        <w:rPr>
-          <w:rFonts w:eastAsia="Aptos" w:cs="Aptos" w:ascii="Aptos" w:hAnsi="Aptos"/>
-          <w:sz w:val="24"/>
-        </w:rPr>
-        <w:t xml:space="preserve">Monitor the job during production run / various non-production environments and communicate to stakeholders on the status daily basis </w:t>
-      </w:r>
-    </w:p>
-    <w:p>
-      <w:pPr>
-        <w:pStyle w:val="Normal"/>
-        <w:spacing w:before="0" w:after="0"/>
-        <w:ind w:left="361" w:hanging="0"/>
-        <w:rPr/>
-      </w:pPr>
-      <w:r>
-        <w:rPr>
-          <w:rFonts w:eastAsia="Aptos" w:cs="Aptos" w:ascii="Aptos" w:hAnsi="Aptos"/>
-          <w:sz w:val="24"/>
+        <w:t>Coordinate and Manage Code walkthroughs with Business Team for every release.</w:t>
+      </w:r>
+      <w:r>
+        <w:rPr>
+          <w:rFonts w:eastAsia="Aptos" w:cs="Aptos" w:ascii="Aptos" w:hAnsi="Aptos"/>
+          <w:color w:val="404040"/>
+          <w:sz w:val="20"/>
+        </w:rPr>
+        <w:t xml:space="preserve"> </w:t>
+      </w:r>
+    </w:p>
+    <w:p>
+      <w:pPr>
+        <w:pStyle w:val="Normal"/>
+        <w:spacing w:before="0" w:after="16"/>
+        <w:rPr/>
+      </w:pPr>
+      <w:r>
+        <w:rPr>
+          <w:rFonts w:eastAsia="Aptos" w:cs="Aptos" w:ascii="Aptos" w:hAnsi="Aptos"/>
+          <w:color w:val="404040"/>
+          <w:sz w:val="20"/>
         </w:rPr>
         <w:t xml:space="preserve"> </w:t>
       </w:r>
@@ -2447,19 +3018,48 @@
           <w:b/>
           <w:sz w:val="24"/>
         </w:rPr>
-        <w:t xml:space="preserve">Nov 2019 - Nov 2024 </w:t>
+        <w:t xml:space="preserve">Oct 2014 - Oct 2016 </w:t>
+      </w:r>
+    </w:p>
+    <w:p>
+      <w:pPr>
+        <w:pStyle w:val="Normal"/>
+        <w:spacing w:before="0" w:after="3"/>
+        <w:ind w:left="-5" w:hanging="10"/>
+        <w:rPr/>
+      </w:pPr>
+      <w:r>
+        <w:rPr>
+          <w:rFonts w:eastAsia="Aptos" w:cs="Aptos" w:ascii="Aptos" w:hAnsi="Aptos"/>
+          <w:b/>
+          <w:sz w:val="24"/>
+        </w:rPr>
+        <w:t xml:space="preserve">Developer | Tata Consultancy Services | Kaiser Permanente| Benefits Enhancement </w:t>
       </w:r>
     </w:p>
     <w:p>
       <w:pPr>
         <w:pStyle w:val="Heading2"/>
-        <w:spacing w:before="0" w:after="92"/>
         <w:ind w:left="-5" w:hanging="10"/>
         <w:rPr/>
       </w:pPr>
       <w:r>
         <w:rPr/>
-        <w:t xml:space="preserve">Information Security Manager – Dual Role | Tata Consultancy Services | Kaiser Permanente| Security Compliance and Audits | All TCS Kaiser Operating Locations | </w:t>
+        <w:t xml:space="preserve">Tracking System - Development| Chennai </w:t>
+      </w:r>
+    </w:p>
+    <w:p>
+      <w:pPr>
+        <w:pStyle w:val="Normal"/>
+        <w:spacing w:before="0" w:after="0"/>
+        <w:rPr/>
+      </w:pPr>
+      <w:r>
+        <w:rPr>
+          <w:rFonts w:eastAsia="Aptos" w:cs="Aptos" w:ascii="Aptos" w:hAnsi="Aptos"/>
+          <w:sz w:val="24"/>
+        </w:rPr>
+        <w:t xml:space="preserve"> </w:t>
       </w:r>
     </w:p>
     <w:p>
@@ -2469,16 +3069,16 @@
           <w:ilvl w:val="0"/>
           <w:numId w:val="5"/>
         </w:numPr>
-        <w:spacing w:lineRule="auto" w:line="252" w:before="0" w:after="3"/>
+        <w:spacing w:lineRule="auto" w:line="252" w:before="0" w:after="4"/>
         <w:ind w:left="706" w:hanging="360"/>
         <w:rPr/>
       </w:pPr>
       <w:r>
         <w:rPr>
-          <w:rFonts w:eastAsia="Aptos" w:cs="Aptos" w:ascii="Aptos" w:hAnsi="Aptos"/>
-          <w:sz w:val="24"/>
-        </w:rPr>
-        <w:t xml:space="preserve">Representing TCS for the account in Customer Audits. </w:t>
+          <w:rFonts w:eastAsia="Arial" w:cs="Arial" w:ascii="Arial" w:hAnsi="Arial"/>
+          <w:sz w:val="24"/>
+        </w:rPr>
+        <w:t xml:space="preserve">Involved in all phases of the SDLC (Software Development Life Cycle) </w:t>
       </w:r>
     </w:p>
     <w:p>
@@ -2488,16 +3088,16 @@
           <w:ilvl w:val="0"/>
           <w:numId w:val="5"/>
         </w:numPr>
-        <w:spacing w:lineRule="auto" w:line="252" w:before="0" w:after="3"/>
+        <w:spacing w:lineRule="auto" w:line="252" w:before="0" w:after="4"/>
         <w:ind w:left="706" w:hanging="360"/>
         <w:rPr/>
       </w:pPr>
       <w:r>
         <w:rPr>
-          <w:rFonts w:eastAsia="Aptos" w:cs="Aptos" w:ascii="Aptos" w:hAnsi="Aptos"/>
-          <w:sz w:val="24"/>
-        </w:rPr>
-        <w:t xml:space="preserve">Taking up Internal Audits conducted by TCS for account. </w:t>
+          <w:rFonts w:eastAsia="Arial" w:cs="Arial" w:ascii="Arial" w:hAnsi="Arial"/>
+          <w:sz w:val="24"/>
+        </w:rPr>
+        <w:t xml:space="preserve">Requirements gathering and translating it into design document. </w:t>
       </w:r>
     </w:p>
     <w:p>
@@ -2507,16 +3107,16 @@
           <w:ilvl w:val="0"/>
           <w:numId w:val="5"/>
         </w:numPr>
-        <w:spacing w:lineRule="auto" w:line="252" w:before="0" w:after="3"/>
+        <w:spacing w:lineRule="auto" w:line="252" w:before="0" w:after="4"/>
         <w:ind w:left="706" w:hanging="360"/>
         <w:rPr/>
       </w:pPr>
       <w:r>
         <w:rPr>
-          <w:rFonts w:eastAsia="Aptos" w:cs="Aptos" w:ascii="Aptos" w:hAnsi="Aptos"/>
-          <w:sz w:val="24"/>
-        </w:rPr>
-        <w:t xml:space="preserve">Maintaining and ensuing that the account is compliant in all security key factors through thorough monitoring. </w:t>
+          <w:rFonts w:eastAsia="Arial" w:cs="Arial" w:ascii="Arial" w:hAnsi="Arial"/>
+          <w:sz w:val="24"/>
+        </w:rPr>
+        <w:t xml:space="preserve">Development, testing and implementation of code ensuring timely delivery against aggressive deadlines. </w:t>
       </w:r>
     </w:p>
     <w:p>
@@ -2526,16 +3126,16 @@
           <w:ilvl w:val="0"/>
           <w:numId w:val="5"/>
         </w:numPr>
-        <w:spacing w:lineRule="auto" w:line="252" w:before="0" w:after="3"/>
+        <w:spacing w:lineRule="auto" w:line="252" w:before="0" w:after="4"/>
         <w:ind w:left="706" w:hanging="360"/>
         <w:rPr/>
       </w:pPr>
       <w:r>
         <w:rPr>
-          <w:rFonts w:eastAsia="Aptos" w:cs="Aptos" w:ascii="Aptos" w:hAnsi="Aptos"/>
-          <w:sz w:val="24"/>
-        </w:rPr>
-        <w:t xml:space="preserve">Ensure proper knowledge in security management and customer policies are spread across all associates in the account by conducting Security session to all associates. </w:t>
+          <w:rFonts w:eastAsia="Arial" w:cs="Arial" w:ascii="Arial" w:hAnsi="Arial"/>
+          <w:sz w:val="24"/>
+        </w:rPr>
+        <w:t xml:space="preserve">Developed Materialized view for data replication in distributed environments. </w:t>
       </w:r>
     </w:p>
     <w:p>
@@ -2545,16 +3145,16 @@
           <w:ilvl w:val="0"/>
           <w:numId w:val="5"/>
         </w:numPr>
-        <w:spacing w:lineRule="auto" w:line="252" w:before="0" w:after="3"/>
+        <w:spacing w:lineRule="auto" w:line="252" w:before="0" w:after="4"/>
         <w:ind w:left="706" w:hanging="360"/>
         <w:rPr/>
       </w:pPr>
       <w:r>
         <w:rPr>
-          <w:rFonts w:eastAsia="Aptos" w:cs="Aptos" w:ascii="Aptos" w:hAnsi="Aptos"/>
-          <w:sz w:val="24"/>
-        </w:rPr>
-        <w:t xml:space="preserve">Reporting and investigation of security incidents and triaging them through calls connecting with the client vendor management support team to ensure they are getting closed with proper mitigation plan. </w:t>
+          <w:rFonts w:eastAsia="Arial" w:cs="Arial" w:ascii="Arial" w:hAnsi="Arial"/>
+          <w:sz w:val="24"/>
+        </w:rPr>
+        <w:t xml:space="preserve">Effectively made use of Table Functions, Indexes, Collections, Materialized Views and Query Re-Write. </w:t>
       </w:r>
     </w:p>
     <w:p>
@@ -2564,16 +3164,16 @@
           <w:ilvl w:val="0"/>
           <w:numId w:val="5"/>
         </w:numPr>
-        <w:spacing w:lineRule="auto" w:line="252" w:before="0" w:after="3"/>
+        <w:spacing w:lineRule="auto" w:line="252" w:before="0" w:after="4"/>
         <w:ind w:left="706" w:hanging="360"/>
         <w:rPr/>
       </w:pPr>
       <w:r>
         <w:rPr>
-          <w:rFonts w:eastAsia="Aptos" w:cs="Aptos" w:ascii="Aptos" w:hAnsi="Aptos"/>
-          <w:sz w:val="24"/>
-        </w:rPr>
-        <w:t xml:space="preserve">Audit tracking, closure of NCs and findings that was tracked as part of internal and external client audits. </w:t>
+          <w:rFonts w:eastAsia="Arial" w:cs="Arial" w:ascii="Arial" w:hAnsi="Arial"/>
+          <w:sz w:val="24"/>
+        </w:rPr>
+        <w:t xml:space="preserve">Developed Web forms that have been used extensively in ASP.NET for FE  </w:t>
       </w:r>
     </w:p>
     <w:p>
@@ -2583,16 +3183,16 @@
           <w:ilvl w:val="0"/>
           <w:numId w:val="5"/>
         </w:numPr>
-        <w:spacing w:lineRule="auto" w:line="252" w:before="0" w:after="3"/>
+        <w:spacing w:lineRule="auto" w:line="252" w:before="0" w:after="4"/>
         <w:ind w:left="706" w:hanging="360"/>
         <w:rPr/>
       </w:pPr>
       <w:r>
         <w:rPr>
-          <w:rFonts w:eastAsia="Aptos" w:cs="Aptos" w:ascii="Aptos" w:hAnsi="Aptos"/>
-          <w:sz w:val="24"/>
-        </w:rPr>
-        <w:t xml:space="preserve">Documentation and tracking of reports for all the finding and closure of them promptly. </w:t>
+          <w:rFonts w:eastAsia="Arial" w:cs="Arial" w:ascii="Arial" w:hAnsi="Arial"/>
+          <w:sz w:val="24"/>
+        </w:rPr>
+        <w:t xml:space="preserve">Expertise in creating visually appealing user interface with CSS </w:t>
       </w:r>
     </w:p>
     <w:p>
@@ -2602,34 +3202,29 @@
           <w:ilvl w:val="0"/>
           <w:numId w:val="5"/>
         </w:numPr>
-        <w:spacing w:lineRule="auto" w:line="252" w:before="0" w:after="212"/>
+        <w:spacing w:lineRule="auto" w:line="252" w:before="0" w:after="4"/>
         <w:ind w:left="706" w:hanging="360"/>
         <w:rPr/>
       </w:pPr>
       <w:r>
         <w:rPr>
           <w:rFonts w:eastAsia="Arial" w:cs="Arial" w:ascii="Arial" w:hAnsi="Arial"/>
-        </w:rPr>
-        <w:t>C</w:t>
-      </w:r>
-      <w:r>
-        <w:rPr>
-          <w:rFonts w:eastAsia="Arial" w:cs="Arial" w:ascii="Arial" w:hAnsi="Arial"/>
-          <w:sz w:val="24"/>
-        </w:rPr>
-        <w:t>ollaboration with the different location security SPOCs and carrying out centralized activities from Chennai location for all crucial security compliance activitie</w:t>
-      </w:r>
-      <w:r>
-        <w:rPr>
-          <w:rFonts w:eastAsia="Arial" w:cs="Arial" w:ascii="Arial" w:hAnsi="Arial"/>
-        </w:rPr>
-        <w:t>s.</w:t>
-      </w:r>
-      <w:r>
-        <w:rPr>
-          <w:rFonts w:eastAsia="Arial" w:cs="Arial" w:ascii="Arial" w:hAnsi="Arial"/>
-          <w:color w:val="404040"/>
-          <w:sz w:val="20"/>
+          <w:sz w:val="24"/>
+        </w:rPr>
+        <w:t xml:space="preserve">Coordinate knowledge transition to production support team on the changes that were deployed into production as part of Dev releases. </w:t>
+      </w:r>
+    </w:p>
+    <w:p>
+      <w:pPr>
+        <w:pStyle w:val="Normal"/>
+        <w:spacing w:before="0" w:after="0"/>
+        <w:rPr/>
+      </w:pPr>
+      <w:r>
+        <w:rPr>
+          <w:rFonts w:eastAsia="Aptos" w:cs="Aptos" w:ascii="Aptos" w:hAnsi="Aptos"/>
+          <w:b/>
+          <w:sz w:val="24"/>
         </w:rPr>
         <w:t xml:space="preserve"> </w:t>
       </w:r>
@@ -2637,14 +3232,59 @@
     <w:p>
       <w:pPr>
         <w:pStyle w:val="Normal"/>
-        <w:spacing w:before="0" w:after="32"/>
-        <w:rPr/>
-      </w:pPr>
-      <w:r>
-        <w:rPr>
-          <w:rFonts w:eastAsia="Arial" w:cs="Arial" w:ascii="Arial" w:hAnsi="Arial"/>
-          <w:color w:val="404040"/>
-          <w:sz w:val="20"/>
+        <w:spacing w:before="0" w:after="0"/>
+        <w:rPr/>
+      </w:pPr>
+      <w:r>
+        <w:rPr>
+          <w:rFonts w:eastAsia="Aptos" w:cs="Aptos" w:ascii="Aptos" w:hAnsi="Aptos"/>
+          <w:b/>
+          <w:sz w:val="24"/>
+        </w:rPr>
+        <w:t xml:space="preserve"> </w:t>
+      </w:r>
+    </w:p>
+    <w:p>
+      <w:pPr>
+        <w:pStyle w:val="Normal"/>
+        <w:spacing w:before="0" w:after="0"/>
+        <w:rPr/>
+      </w:pPr>
+      <w:r>
+        <w:rPr>
+          <w:rFonts w:eastAsia="Aptos" w:cs="Aptos" w:ascii="Aptos" w:hAnsi="Aptos"/>
+          <w:b/>
+          <w:sz w:val="24"/>
+        </w:rPr>
+        <w:t xml:space="preserve"> </w:t>
+      </w:r>
+    </w:p>
+    <w:p>
+      <w:pPr>
+        <w:pStyle w:val="Normal"/>
+        <w:spacing w:before="0" w:after="0"/>
+        <w:rPr/>
+      </w:pPr>
+      <w:r>
+        <w:rPr>
+          <w:rFonts w:eastAsia="Aptos" w:cs="Aptos" w:ascii="Aptos" w:hAnsi="Aptos"/>
+          <w:b/>
+          <w:sz w:val="24"/>
+        </w:rPr>
+        <w:t xml:space="preserve"> </w:t>
+      </w:r>
+    </w:p>
+    <w:p>
+      <w:pPr>
+        <w:pStyle w:val="Normal"/>
+        <w:spacing w:before="0" w:after="0"/>
+        <w:rPr/>
+      </w:pPr>
+      <w:r>
+        <w:rPr>
+          <w:rFonts w:eastAsia="Aptos" w:cs="Aptos" w:ascii="Aptos" w:hAnsi="Aptos"/>
+          <w:b/>
+          <w:sz w:val="24"/>
         </w:rPr>
         <w:t xml:space="preserve"> </w:t>
       </w:r>
@@ -2662,35 +3302,28 @@
           <w:b/>
           <w:sz w:val="24"/>
         </w:rPr>
-        <w:t xml:space="preserve">Oct 2016 - Nov 2024 </w:t>
-      </w:r>
-    </w:p>
-    <w:p>
-      <w:pPr>
-        <w:pStyle w:val="Normal"/>
-        <w:spacing w:before="0" w:after="3"/>
+        <w:t xml:space="preserve">Sep 2012 - Sep 2014 </w:t>
+      </w:r>
+    </w:p>
+    <w:p>
+      <w:pPr>
+        <w:pStyle w:val="Heading2"/>
         <w:ind w:left="-5" w:hanging="10"/>
         <w:rPr/>
       </w:pPr>
       <w:r>
-        <w:rPr>
-          <w:rFonts w:eastAsia="Aptos" w:cs="Aptos" w:ascii="Aptos" w:hAnsi="Aptos"/>
-          <w:b/>
-          <w:sz w:val="24"/>
-        </w:rPr>
-        <w:t xml:space="preserve">Team Lead | Tata Consultancy Services | Kaiser Permanente| Medicare Business Engine - </w:t>
-      </w:r>
-    </w:p>
-    <w:p>
-      <w:pPr>
-        <w:pStyle w:val="Heading2"/>
-        <w:spacing w:before="0" w:after="85"/>
-        <w:ind w:left="-5" w:hanging="10"/>
-        <w:rPr/>
-      </w:pPr>
-      <w:r>
-        <w:rPr/>
-        <w:t xml:space="preserve">Development | Chennai </w:t>
+        <w:rPr/>
+        <w:t>Developer| SHRIRAM VALUE SERVICES PVT LTD</w:t>
+      </w:r>
+      <w:r>
+        <w:rPr>
+          <w:color w:val="404040"/>
+        </w:rPr>
+        <w:t xml:space="preserve"> </w:t>
+      </w:r>
+      <w:r>
+        <w:rPr/>
+        <w:t xml:space="preserve">| Chennai </w:t>
       </w:r>
     </w:p>
     <w:p>
@@ -2701,15 +3334,23 @@
           <w:numId w:val="6"/>
         </w:numPr>
         <w:spacing w:lineRule="auto" w:line="252" w:before="0" w:after="3"/>
-        <w:ind w:left="706" w:hanging="360"/>
-        <w:rPr/>
-      </w:pPr>
-      <w:r>
-        <w:rPr>
-          <w:rFonts w:eastAsia="Aptos" w:cs="Aptos" w:ascii="Aptos" w:hAnsi="Aptos"/>
-          <w:sz w:val="24"/>
-        </w:rPr>
-        <w:t xml:space="preserve">Analysis, Design and Implementation of Applications using Oracle RDBMS. </w:t>
+        <w:ind w:left="1081" w:hanging="360"/>
+        <w:rPr/>
+      </w:pPr>
+      <w:r>
+        <w:rPr>
+          <w:rFonts w:eastAsia="Aptos" w:cs="Aptos" w:ascii="Aptos" w:hAnsi="Aptos"/>
+          <w:sz w:val="24"/>
+        </w:rPr>
+        <w:t>Requirements gathering and translating it into design document.</w:t>
+      </w:r>
+      <w:r>
+        <w:rPr>
+          <w:rFonts w:eastAsia="Aptos" w:cs="Aptos" w:ascii="Aptos" w:hAnsi="Aptos"/>
+          <w:color w:val="404040"/>
+          <w:sz w:val="20"/>
+        </w:rPr>
+        <w:t xml:space="preserve"> </w:t>
       </w:r>
     </w:p>
     <w:p>
@@ -2720,15 +3361,15 @@
           <w:numId w:val="6"/>
         </w:numPr>
         <w:spacing w:lineRule="auto" w:line="252" w:before="0" w:after="3"/>
-        <w:ind w:left="706" w:hanging="360"/>
-        <w:rPr/>
-      </w:pPr>
-      <w:r>
-        <w:rPr>
-          <w:rFonts w:eastAsia="Aptos" w:cs="Aptos" w:ascii="Aptos" w:hAnsi="Aptos"/>
-          <w:sz w:val="24"/>
-        </w:rPr>
-        <w:t xml:space="preserve">Implementation of decoupled and clean architecture for business applications. </w:t>
+        <w:ind w:left="1081" w:hanging="360"/>
+        <w:rPr/>
+      </w:pPr>
+      <w:r>
+        <w:rPr>
+          <w:rFonts w:eastAsia="Aptos" w:cs="Aptos" w:ascii="Aptos" w:hAnsi="Aptos"/>
+          <w:sz w:val="24"/>
+        </w:rPr>
+        <w:t xml:space="preserve">Code design, unit testing and Implementation. </w:t>
       </w:r>
     </w:p>
     <w:p>
@@ -2739,15 +3380,15 @@
           <w:numId w:val="6"/>
         </w:numPr>
         <w:spacing w:lineRule="auto" w:line="252" w:before="0" w:after="3"/>
-        <w:ind w:left="706" w:hanging="360"/>
-        <w:rPr/>
-      </w:pPr>
-      <w:r>
-        <w:rPr>
-          <w:rFonts w:eastAsia="Aptos" w:cs="Aptos" w:ascii="Aptos" w:hAnsi="Aptos"/>
-          <w:sz w:val="24"/>
-        </w:rPr>
-        <w:t xml:space="preserve">Developed Complex Database Objects like Stored Procedure, Packages, Functions and Triggers using SQL and PL/SQL. </w:t>
+        <w:ind w:left="1081" w:hanging="360"/>
+        <w:rPr/>
+      </w:pPr>
+      <w:r>
+        <w:rPr>
+          <w:rFonts w:eastAsia="Aptos" w:cs="Aptos" w:ascii="Aptos" w:hAnsi="Aptos"/>
+          <w:sz w:val="24"/>
+        </w:rPr>
+        <w:t xml:space="preserve">Supported system and UA testing of the programs/fixes that were released for testing. </w:t>
       </w:r>
     </w:p>
     <w:p>
@@ -2758,199 +3399,27 @@
           <w:numId w:val="6"/>
         </w:numPr>
         <w:spacing w:lineRule="auto" w:line="252" w:before="0" w:after="3"/>
-        <w:ind w:left="706" w:hanging="360"/>
-        <w:rPr/>
-      </w:pPr>
-      <w:r>
-        <w:rPr>
-          <w:rFonts w:eastAsia="Aptos" w:cs="Aptos" w:ascii="Aptos" w:hAnsi="Aptos"/>
-          <w:sz w:val="24"/>
-        </w:rPr>
-        <w:t>Ongoing performance tuning activities on PL/SQL Programs</w:t>
-      </w:r>
-      <w:r>
-        <w:rPr>
-          <w:rFonts w:eastAsia="Arial" w:cs="Arial" w:ascii="Arial" w:hAnsi="Arial"/>
-          <w:color w:val="404040"/>
-          <w:sz w:val="20"/>
-        </w:rPr>
-        <w:t xml:space="preserve"> </w:t>
-      </w:r>
-    </w:p>
-    <w:p>
-      <w:pPr>
-        <w:pStyle w:val="Normal"/>
-        <w:numPr>
-          <w:ilvl w:val="0"/>
-          <w:numId w:val="6"/>
-        </w:numPr>
-        <w:spacing w:lineRule="auto" w:line="252" w:before="0" w:after="4"/>
-        <w:ind w:left="706" w:hanging="360"/>
-        <w:rPr/>
-      </w:pPr>
-      <w:r>
-        <w:rPr>
-          <w:rFonts w:eastAsia="Aptos" w:cs="Aptos" w:ascii="Aptos" w:hAnsi="Aptos"/>
-          <w:sz w:val="24"/>
-        </w:rPr>
-        <w:t>C</w:t>
-      </w:r>
-      <w:r>
-        <w:rPr>
-          <w:rFonts w:eastAsia="Arial" w:cs="Arial" w:ascii="Arial" w:hAnsi="Arial"/>
-          <w:sz w:val="24"/>
-        </w:rPr>
-        <w:t>oordinated with front end design team to provide them with necessary stored</w:t>
-      </w:r>
-      <w:r>
-        <w:rPr>
-          <w:rFonts w:eastAsia="Aptos" w:cs="Aptos" w:ascii="Aptos" w:hAnsi="Aptos"/>
-          <w:sz w:val="24"/>
-        </w:rPr>
-        <w:t xml:space="preserve"> </w:t>
-      </w:r>
-      <w:r>
-        <w:rPr>
-          <w:rFonts w:eastAsia="Segoe UI Symbol" w:cs="Segoe UI Symbol" w:ascii="Segoe UI Symbol" w:hAnsi="Segoe UI Symbol"/>
-          <w:color w:val="404040"/>
-          <w:sz w:val="20"/>
-        </w:rPr>
-        <w:t>•</w:t>
-      </w:r>
-      <w:r>
-        <w:rPr>
-          <w:rFonts w:eastAsia="Arial" w:cs="Arial" w:ascii="Arial" w:hAnsi="Arial"/>
-          <w:color w:val="404040"/>
-          <w:sz w:val="31"/>
-          <w:vertAlign w:val="subscript"/>
-        </w:rPr>
-        <w:t xml:space="preserve"> </w:t>
-      </w:r>
-      <w:r>
-        <w:rPr>
-          <w:rFonts w:eastAsia="Aptos" w:cs="Aptos" w:ascii="Aptos" w:hAnsi="Aptos"/>
-          <w:sz w:val="24"/>
-        </w:rPr>
-        <w:t>procedures, triggers and packages using SQL and PL/SQL.</w:t>
-      </w:r>
-      <w:r>
-        <w:rPr>
-          <w:rFonts w:eastAsia="Aptos" w:cs="Aptos" w:ascii="Aptos" w:hAnsi="Aptos"/>
-          <w:color w:val="404040"/>
-          <w:sz w:val="20"/>
-        </w:rPr>
-        <w:t xml:space="preserve"> </w:t>
-      </w:r>
-    </w:p>
-    <w:p>
-      <w:pPr>
-        <w:pStyle w:val="Normal"/>
-        <w:numPr>
-          <w:ilvl w:val="0"/>
-          <w:numId w:val="6"/>
-        </w:numPr>
-        <w:spacing w:lineRule="auto" w:line="252" w:before="0" w:after="4"/>
-        <w:ind w:left="706" w:hanging="360"/>
-        <w:rPr/>
-      </w:pPr>
-      <w:r>
-        <w:rPr>
-          <w:rFonts w:eastAsia="Arial" w:cs="Arial" w:ascii="Arial" w:hAnsi="Arial"/>
-        </w:rPr>
-        <w:t>S</w:t>
-      </w:r>
-      <w:r>
-        <w:rPr>
-          <w:rFonts w:eastAsia="Arial" w:cs="Arial" w:ascii="Arial" w:hAnsi="Arial"/>
-          <w:sz w:val="24"/>
-        </w:rPr>
-        <w:t>upport system / UA testing / QA / other environments of the code that got released for testing.</w:t>
-      </w:r>
-      <w:r>
-        <w:rPr>
-          <w:rFonts w:eastAsia="Aptos" w:cs="Aptos" w:ascii="Aptos" w:hAnsi="Aptos"/>
-          <w:color w:val="404040"/>
-          <w:sz w:val="20"/>
-        </w:rPr>
-        <w:t xml:space="preserve"> </w:t>
-      </w:r>
-    </w:p>
-    <w:p>
-      <w:pPr>
-        <w:pStyle w:val="Normal"/>
-        <w:numPr>
-          <w:ilvl w:val="0"/>
-          <w:numId w:val="6"/>
-        </w:numPr>
-        <w:spacing w:lineRule="auto" w:line="252" w:before="0" w:after="3"/>
-        <w:ind w:left="706" w:hanging="360"/>
-        <w:rPr/>
-      </w:pPr>
-      <w:r>
-        <w:rPr>
-          <w:rFonts w:eastAsia="Aptos" w:cs="Aptos" w:ascii="Aptos" w:hAnsi="Aptos"/>
-          <w:sz w:val="24"/>
-        </w:rPr>
-        <w:t xml:space="preserve">Update Project status to business folks through email / call recursively. </w:t>
-      </w:r>
-    </w:p>
-    <w:p>
-      <w:pPr>
-        <w:pStyle w:val="Normal"/>
-        <w:numPr>
-          <w:ilvl w:val="0"/>
-          <w:numId w:val="6"/>
-        </w:numPr>
-        <w:spacing w:lineRule="auto" w:line="252" w:before="0" w:after="3"/>
-        <w:ind w:left="706" w:hanging="360"/>
-        <w:rPr/>
-      </w:pPr>
-      <w:r>
-        <w:rPr>
-          <w:rFonts w:eastAsia="Aptos" w:cs="Aptos" w:ascii="Aptos" w:hAnsi="Aptos"/>
-          <w:sz w:val="24"/>
-        </w:rPr>
-        <w:t xml:space="preserve">Validate and peer review the code of developers with feedback </w:t>
-      </w:r>
-    </w:p>
-    <w:p>
-      <w:pPr>
-        <w:pStyle w:val="Normal"/>
-        <w:numPr>
-          <w:ilvl w:val="0"/>
-          <w:numId w:val="6"/>
-        </w:numPr>
-        <w:spacing w:lineRule="auto" w:line="252" w:before="0" w:after="3"/>
-        <w:ind w:left="706" w:hanging="360"/>
-        <w:rPr/>
-      </w:pPr>
-      <w:r>
-        <w:rPr>
-          <w:rFonts w:eastAsia="Aptos" w:cs="Aptos" w:ascii="Aptos" w:hAnsi="Aptos"/>
-          <w:sz w:val="24"/>
-        </w:rPr>
-        <w:t>Coordinate and Manage Code walkthroughs with Business Team for every release.</w:t>
-      </w:r>
-      <w:r>
-        <w:rPr>
-          <w:rFonts w:eastAsia="Aptos" w:cs="Aptos" w:ascii="Aptos" w:hAnsi="Aptos"/>
-          <w:color w:val="404040"/>
-          <w:sz w:val="20"/>
-        </w:rPr>
-        <w:t xml:space="preserve"> </w:t>
-      </w:r>
-    </w:p>
-    <w:p>
-      <w:pPr>
-        <w:pStyle w:val="Normal"/>
-        <w:spacing w:before="0" w:after="16"/>
-        <w:rPr/>
-      </w:pPr>
-      <w:r>
-        <w:rPr>
-          <w:rFonts w:eastAsia="Aptos" w:cs="Aptos" w:ascii="Aptos" w:hAnsi="Aptos"/>
-          <w:color w:val="404040"/>
-          <w:sz w:val="20"/>
+        <w:ind w:left="1081" w:hanging="360"/>
+        <w:rPr/>
+      </w:pPr>
+      <w:r>
+        <w:rPr>
+          <w:rFonts w:eastAsia="Aptos" w:cs="Aptos" w:ascii="Aptos" w:hAnsi="Aptos"/>
+          <w:sz w:val="24"/>
+        </w:rPr>
+        <w:t xml:space="preserve">User manual and End-user training are conducted. </w:t>
+      </w:r>
+    </w:p>
+    <w:p>
+      <w:pPr>
+        <w:pStyle w:val="Normal"/>
+        <w:spacing w:before="0" w:after="0"/>
+        <w:rPr/>
+      </w:pPr>
+      <w:r>
+        <w:rPr>
+          <w:rFonts w:eastAsia="Aptos" w:cs="Aptos" w:ascii="Aptos" w:hAnsi="Aptos"/>
+          <w:sz w:val="24"/>
         </w:rPr>
         <w:t xml:space="preserve"> </w:t>
       </w:r>
@@ -2968,23 +3437,7 @@
           <w:b/>
           <w:sz w:val="24"/>
         </w:rPr>
-        <w:t xml:space="preserve">Oct 2014 - Oct 2016 </w:t>
-      </w:r>
-    </w:p>
-    <w:p>
-      <w:pPr>
-        <w:pStyle w:val="Normal"/>
-        <w:spacing w:before="0" w:after="3"/>
-        <w:ind w:left="-5" w:hanging="10"/>
-        <w:rPr/>
-      </w:pPr>
-      <w:r>
-        <w:rPr>
-          <w:rFonts w:eastAsia="Aptos" w:cs="Aptos" w:ascii="Aptos" w:hAnsi="Aptos"/>
-          <w:b/>
-          <w:sz w:val="24"/>
-        </w:rPr>
-        <w:t xml:space="preserve">Developer | Tata Consultancy Services | Kaiser Permanente| Benefits Enhancement </w:t>
+        <w:t xml:space="preserve">Feb 2012 - May 2012 </w:t>
       </w:r>
     </w:p>
     <w:p>
@@ -2995,21 +3448,7 @@
       </w:pPr>
       <w:r>
         <w:rPr/>
-        <w:t xml:space="preserve">Tracking System - Development| Chennai </w:t>
-      </w:r>
-    </w:p>
-    <w:p>
-      <w:pPr>
-        <w:pStyle w:val="Normal"/>
-        <w:spacing w:before="0" w:after="0"/>
-        <w:rPr/>
-      </w:pPr>
-      <w:r>
-        <w:rPr>
-          <w:rFonts w:eastAsia="Aptos" w:cs="Aptos" w:ascii="Aptos" w:hAnsi="Aptos"/>
-          <w:sz w:val="24"/>
-        </w:rPr>
-        <w:t xml:space="preserve"> </w:t>
+        <w:t xml:space="preserve">Developer| SUKHVARSHA MANAGEMENT SERVICES PVT LTD | Chennai </w:t>
       </w:r>
     </w:p>
     <w:p>
@@ -3019,16 +3458,24 @@
           <w:ilvl w:val="0"/>
           <w:numId w:val="7"/>
         </w:numPr>
-        <w:spacing w:lineRule="auto" w:line="252" w:before="0" w:after="4"/>
+        <w:spacing w:lineRule="auto" w:line="252" w:before="0" w:after="3"/>
         <w:ind w:left="706" w:hanging="360"/>
         <w:rPr/>
       </w:pPr>
       <w:r>
         <w:rPr>
-          <w:rFonts w:eastAsia="Arial" w:cs="Arial" w:ascii="Arial" w:hAnsi="Arial"/>
-          <w:sz w:val="24"/>
-        </w:rPr>
-        <w:t xml:space="preserve">Involved in all phases of the SDLC (Software Development Life Cycle) </w:t>
+          <w:rFonts w:eastAsia="Aptos" w:cs="Aptos" w:ascii="Aptos" w:hAnsi="Aptos"/>
+          <w:sz w:val="24"/>
+        </w:rPr>
+        <w:t>Requirements gathering and translating it into design document.</w:t>
+      </w:r>
+      <w:r>
+        <w:rPr>
+          <w:rFonts w:eastAsia="Aptos" w:cs="Aptos" w:ascii="Aptos" w:hAnsi="Aptos"/>
+          <w:color w:val="404040"/>
+          <w:sz w:val="20"/>
+        </w:rPr>
+        <w:t xml:space="preserve"> </w:t>
       </w:r>
     </w:p>
     <w:p>
@@ -3038,16 +3485,24 @@
           <w:ilvl w:val="0"/>
           <w:numId w:val="7"/>
         </w:numPr>
-        <w:spacing w:lineRule="auto" w:line="252" w:before="0" w:after="4"/>
+        <w:spacing w:lineRule="auto" w:line="252" w:before="0" w:after="3"/>
         <w:ind w:left="706" w:hanging="360"/>
         <w:rPr/>
       </w:pPr>
       <w:r>
         <w:rPr>
-          <w:rFonts w:eastAsia="Arial" w:cs="Arial" w:ascii="Arial" w:hAnsi="Arial"/>
-          <w:sz w:val="24"/>
-        </w:rPr>
-        <w:t xml:space="preserve">Requirements gathering and translating it into design document. </w:t>
+          <w:rFonts w:eastAsia="Aptos" w:cs="Aptos" w:ascii="Aptos" w:hAnsi="Aptos"/>
+          <w:sz w:val="24"/>
+        </w:rPr>
+        <w:t>Code design, unit testing and Implementation.</w:t>
+      </w:r>
+      <w:r>
+        <w:rPr>
+          <w:rFonts w:eastAsia="Aptos" w:cs="Aptos" w:ascii="Aptos" w:hAnsi="Aptos"/>
+          <w:color w:val="404040"/>
+          <w:sz w:val="20"/>
+        </w:rPr>
+        <w:t xml:space="preserve"> </w:t>
       </w:r>
     </w:p>
     <w:p>
@@ -3057,16 +3512,24 @@
           <w:ilvl w:val="0"/>
           <w:numId w:val="7"/>
         </w:numPr>
-        <w:spacing w:lineRule="auto" w:line="252" w:before="0" w:after="4"/>
+        <w:spacing w:lineRule="auto" w:line="228" w:before="0" w:after="1"/>
         <w:ind w:left="706" w:hanging="360"/>
         <w:rPr/>
       </w:pPr>
       <w:r>
         <w:rPr>
-          <w:rFonts w:eastAsia="Arial" w:cs="Arial" w:ascii="Arial" w:hAnsi="Arial"/>
-          <w:sz w:val="24"/>
-        </w:rPr>
-        <w:t xml:space="preserve">Development, testing and implementation of code ensuring timely delivery against aggressive deadlines. </w:t>
+          <w:rFonts w:eastAsia="Aptos" w:cs="Aptos" w:ascii="Aptos" w:hAnsi="Aptos"/>
+          <w:sz w:val="24"/>
+        </w:rPr>
+        <w:t>Deployment of support activities in Production. Developed and modified programs based on business requirements, ensuring alignment with client needs and delivering measurable improvements in project efficiency.</w:t>
+      </w:r>
+      <w:r>
+        <w:rPr>
+          <w:rFonts w:eastAsia="Aptos" w:cs="Aptos" w:ascii="Aptos" w:hAnsi="Aptos"/>
+          <w:color w:val="404040"/>
+          <w:sz w:val="20"/>
+        </w:rPr>
+        <w:t xml:space="preserve"> </w:t>
       </w:r>
     </w:p>
     <w:p>
@@ -3076,16 +3539,24 @@
           <w:ilvl w:val="0"/>
           <w:numId w:val="7"/>
         </w:numPr>
-        <w:spacing w:lineRule="auto" w:line="252" w:before="0" w:after="4"/>
+        <w:spacing w:lineRule="auto" w:line="252" w:before="0" w:after="3"/>
         <w:ind w:left="706" w:hanging="360"/>
         <w:rPr/>
       </w:pPr>
       <w:r>
         <w:rPr>
-          <w:rFonts w:eastAsia="Arial" w:cs="Arial" w:ascii="Arial" w:hAnsi="Arial"/>
-          <w:sz w:val="24"/>
-        </w:rPr>
-        <w:t xml:space="preserve">Developed Materialized view for data replication in distributed environments. </w:t>
+          <w:rFonts w:eastAsia="Aptos" w:cs="Aptos" w:ascii="Aptos" w:hAnsi="Aptos"/>
+          <w:sz w:val="24"/>
+        </w:rPr>
+        <w:t>Supported system and UA testing of the programs/fixes that were released for testing.</w:t>
+      </w:r>
+      <w:r>
+        <w:rPr>
+          <w:rFonts w:eastAsia="Aptos" w:cs="Aptos" w:ascii="Aptos" w:hAnsi="Aptos"/>
+          <w:color w:val="404040"/>
+          <w:sz w:val="20"/>
+        </w:rPr>
+        <w:t xml:space="preserve"> </w:t>
       </w:r>
     </w:p>
     <w:p>
@@ -3095,73 +3566,24 @@
           <w:ilvl w:val="0"/>
           <w:numId w:val="7"/>
         </w:numPr>
-        <w:spacing w:lineRule="auto" w:line="252" w:before="0" w:after="4"/>
+        <w:spacing w:lineRule="auto" w:line="252" w:before="0" w:after="3"/>
         <w:ind w:left="706" w:hanging="360"/>
         <w:rPr/>
       </w:pPr>
       <w:r>
         <w:rPr>
-          <w:rFonts w:eastAsia="Arial" w:cs="Arial" w:ascii="Arial" w:hAnsi="Arial"/>
-          <w:sz w:val="24"/>
-        </w:rPr>
-        <w:t xml:space="preserve">Effectively made use of Table Functions, Indexes, Collections, Materialized Views and Query Re-Write. </w:t>
-      </w:r>
-    </w:p>
-    <w:p>
-      <w:pPr>
-        <w:pStyle w:val="Normal"/>
-        <w:numPr>
-          <w:ilvl w:val="0"/>
-          <w:numId w:val="7"/>
-        </w:numPr>
-        <w:spacing w:lineRule="auto" w:line="252" w:before="0" w:after="4"/>
-        <w:ind w:left="706" w:hanging="360"/>
-        <w:rPr/>
-      </w:pPr>
-      <w:r>
-        <w:rPr>
-          <w:rFonts w:eastAsia="Arial" w:cs="Arial" w:ascii="Arial" w:hAnsi="Arial"/>
-          <w:sz w:val="24"/>
-        </w:rPr>
-        <w:t xml:space="preserve">Developed Web forms that have been used extensively in ASP.NET for FE  </w:t>
-      </w:r>
-    </w:p>
-    <w:p>
-      <w:pPr>
-        <w:pStyle w:val="Normal"/>
-        <w:numPr>
-          <w:ilvl w:val="0"/>
-          <w:numId w:val="7"/>
-        </w:numPr>
-        <w:spacing w:lineRule="auto" w:line="252" w:before="0" w:after="4"/>
-        <w:ind w:left="706" w:hanging="360"/>
-        <w:rPr/>
-      </w:pPr>
-      <w:r>
-        <w:rPr>
-          <w:rFonts w:eastAsia="Arial" w:cs="Arial" w:ascii="Arial" w:hAnsi="Arial"/>
-          <w:sz w:val="24"/>
-        </w:rPr>
-        <w:t xml:space="preserve">Expertise in creating visually appealing user interface with CSS </w:t>
-      </w:r>
-    </w:p>
-    <w:p>
-      <w:pPr>
-        <w:pStyle w:val="Normal"/>
-        <w:numPr>
-          <w:ilvl w:val="0"/>
-          <w:numId w:val="7"/>
-        </w:numPr>
-        <w:spacing w:lineRule="auto" w:line="252" w:before="0" w:after="4"/>
-        <w:ind w:left="706" w:hanging="360"/>
-        <w:rPr/>
-      </w:pPr>
-      <w:r>
-        <w:rPr>
-          <w:rFonts w:eastAsia="Arial" w:cs="Arial" w:ascii="Arial" w:hAnsi="Arial"/>
-          <w:sz w:val="24"/>
-        </w:rPr>
-        <w:t xml:space="preserve">Coordinate knowledge transition to production support team on the changes that were deployed into production as part of Dev releases. </w:t>
+          <w:rFonts w:eastAsia="Aptos" w:cs="Aptos" w:ascii="Aptos" w:hAnsi="Aptos"/>
+          <w:sz w:val="24"/>
+        </w:rPr>
+        <w:t>User manual and End-user training are conducted.</w:t>
+      </w:r>
+      <w:r>
+        <w:rPr>
+          <w:rFonts w:eastAsia="Aptos" w:cs="Aptos" w:ascii="Aptos" w:hAnsi="Aptos"/>
+          <w:color w:val="404040"/>
+          <w:sz w:val="20"/>
+        </w:rPr>
+        <w:t xml:space="preserve"> </w:t>
       </w:r>
     </w:p>
     <w:p>
@@ -3173,67 +3595,6 @@
       <w:r>
         <w:rPr>
           <w:rFonts w:eastAsia="Aptos" w:cs="Aptos" w:ascii="Aptos" w:hAnsi="Aptos"/>
-          <w:b/>
-          <w:sz w:val="24"/>
-        </w:rPr>
-        <w:t xml:space="preserve"> </w:t>
-      </w:r>
-    </w:p>
-    <w:p>
-      <w:pPr>
-        <w:pStyle w:val="Normal"/>
-        <w:spacing w:before="0" w:after="0"/>
-        <w:rPr/>
-      </w:pPr>
-      <w:r>
-        <w:rPr>
-          <w:rFonts w:eastAsia="Aptos" w:cs="Aptos" w:ascii="Aptos" w:hAnsi="Aptos"/>
-          <w:b/>
-          <w:sz w:val="24"/>
-        </w:rPr>
-        <w:t xml:space="preserve"> </w:t>
-      </w:r>
-    </w:p>
-    <w:p>
-      <w:pPr>
-        <w:pStyle w:val="Normal"/>
-        <w:spacing w:before="0" w:after="0"/>
-        <w:rPr/>
-      </w:pPr>
-      <w:r>
-        <w:rPr>
-          <w:rFonts w:eastAsia="Aptos" w:cs="Aptos" w:ascii="Aptos" w:hAnsi="Aptos"/>
-          <w:b/>
-          <w:sz w:val="24"/>
-        </w:rPr>
-        <w:t xml:space="preserve"> </w:t>
-      </w:r>
-    </w:p>
-    <w:p>
-      <w:pPr>
-        <w:pStyle w:val="Normal"/>
-        <w:spacing w:before="0" w:after="0"/>
-        <w:rPr/>
-      </w:pPr>
-      <w:r>
-        <w:rPr>
-          <w:rFonts w:eastAsia="Aptos" w:cs="Aptos" w:ascii="Aptos" w:hAnsi="Aptos"/>
-          <w:b/>
-          <w:sz w:val="24"/>
-        </w:rPr>
-        <w:t xml:space="preserve"> </w:t>
-      </w:r>
-    </w:p>
-    <w:p>
-      <w:pPr>
-        <w:pStyle w:val="Normal"/>
-        <w:spacing w:before="0" w:after="0"/>
-        <w:rPr/>
-      </w:pPr>
-      <w:r>
-        <w:rPr>
-          <w:rFonts w:eastAsia="Aptos" w:cs="Aptos" w:ascii="Aptos" w:hAnsi="Aptos"/>
-          <w:b/>
           <w:sz w:val="24"/>
         </w:rPr>
         <w:t xml:space="preserve"> </w:t>
@@ -3252,7 +3613,16 @@
           <w:b/>
           <w:sz w:val="24"/>
         </w:rPr>
-        <w:t xml:space="preserve">Sep 2012 - Sep 2014 </w:t>
+        <w:t>Feb 2011 - Feb 2012</w:t>
+      </w:r>
+      <w:r>
+        <w:rPr>
+          <w:rFonts w:eastAsia="Aptos" w:cs="Aptos" w:ascii="Aptos" w:hAnsi="Aptos"/>
+          <w:b/>
+          <w:color w:val="404040"/>
+          <w:sz w:val="24"/>
+        </w:rPr>
+        <w:t xml:space="preserve"> </w:t>
       </w:r>
     </w:p>
     <w:p>
@@ -3263,17 +3633,7 @@
       </w:pPr>
       <w:r>
         <w:rPr/>
-        <w:t>Developer| SHRIRAM VALUE SERVICES PVT LTD</w:t>
-      </w:r>
-      <w:r>
-        <w:rPr>
-          <w:color w:val="404040"/>
-        </w:rPr>
-        <w:t xml:space="preserve"> </w:t>
-      </w:r>
-      <w:r>
-        <w:rPr/>
-        <w:t xml:space="preserve">| Chennai </w:t>
+        <w:t xml:space="preserve">Developer| ZENTA KNOWLEDGE SERVICES PVT LTD | Chennai </w:t>
       </w:r>
     </w:p>
     <w:p>
@@ -3284,23 +3644,15 @@
           <w:numId w:val="8"/>
         </w:numPr>
         <w:spacing w:lineRule="auto" w:line="252" w:before="0" w:after="3"/>
-        <w:ind w:left="1081" w:hanging="360"/>
-        <w:rPr/>
-      </w:pPr>
-      <w:r>
-        <w:rPr>
-          <w:rFonts w:eastAsia="Aptos" w:cs="Aptos" w:ascii="Aptos" w:hAnsi="Aptos"/>
-          <w:sz w:val="24"/>
-        </w:rPr>
-        <w:t>Requirements gathering and translating it into design document.</w:t>
-      </w:r>
-      <w:r>
-        <w:rPr>
-          <w:rFonts w:eastAsia="Aptos" w:cs="Aptos" w:ascii="Aptos" w:hAnsi="Aptos"/>
-          <w:color w:val="404040"/>
-          <w:sz w:val="20"/>
-        </w:rPr>
-        <w:t xml:space="preserve"> </w:t>
+        <w:ind w:left="706" w:hanging="360"/>
+        <w:rPr/>
+      </w:pPr>
+      <w:r>
+        <w:rPr>
+          <w:rFonts w:eastAsia="Aptos" w:cs="Aptos" w:ascii="Aptos" w:hAnsi="Aptos"/>
+          <w:sz w:val="24"/>
+        </w:rPr>
+        <w:t xml:space="preserve">Requirements gathering and translating it into design document. </w:t>
       </w:r>
     </w:p>
     <w:p>
@@ -3311,7 +3663,7 @@
           <w:numId w:val="8"/>
         </w:numPr>
         <w:spacing w:lineRule="auto" w:line="252" w:before="0" w:after="3"/>
-        <w:ind w:left="1081" w:hanging="360"/>
+        <w:ind w:left="706" w:hanging="360"/>
         <w:rPr/>
       </w:pPr>
       <w:r>
@@ -3330,15 +3682,15 @@
           <w:numId w:val="8"/>
         </w:numPr>
         <w:spacing w:lineRule="auto" w:line="252" w:before="0" w:after="3"/>
-        <w:ind w:left="1081" w:hanging="360"/>
-        <w:rPr/>
-      </w:pPr>
-      <w:r>
-        <w:rPr>
-          <w:rFonts w:eastAsia="Aptos" w:cs="Aptos" w:ascii="Aptos" w:hAnsi="Aptos"/>
-          <w:sz w:val="24"/>
-        </w:rPr>
-        <w:t xml:space="preserve">Supported system and UA testing of the programs/fixes that were released for testing. </w:t>
+        <w:ind w:left="706" w:hanging="360"/>
+        <w:rPr/>
+      </w:pPr>
+      <w:r>
+        <w:rPr>
+          <w:rFonts w:eastAsia="Aptos" w:cs="Aptos" w:ascii="Aptos" w:hAnsi="Aptos"/>
+          <w:sz w:val="24"/>
+        </w:rPr>
+        <w:t xml:space="preserve">Supported System and UAT testing of the programs/fixes in Releases. </w:t>
       </w:r>
     </w:p>
     <w:p>
@@ -3349,7 +3701,7 @@
           <w:numId w:val="8"/>
         </w:numPr>
         <w:spacing w:lineRule="auto" w:line="252" w:before="0" w:after="3"/>
-        <w:ind w:left="1081" w:hanging="360"/>
+        <w:ind w:left="706" w:hanging="360"/>
         <w:rPr/>
       </w:pPr>
       <w:r>
@@ -3372,22 +3724,6 @@
           <w:sz w:val="24"/>
         </w:rPr>
         <w:t xml:space="preserve"> </w:t>
-      </w:r>
-    </w:p>
-    <w:p>
-      <w:pPr>
-        <w:pStyle w:val="Normal"/>
-        <w:spacing w:before="0" w:after="3"/>
-        <w:ind w:left="-5" w:hanging="10"/>
-        <w:rPr/>
-      </w:pPr>
-      <w:r>
-        <w:rPr>
-          <w:rFonts w:eastAsia="Aptos" w:cs="Aptos" w:ascii="Aptos" w:hAnsi="Aptos"/>
-          <w:b/>
-          <w:sz w:val="24"/>
-        </w:rPr>
-        <w:t xml:space="preserve">Feb 2012 - May 2012 </w:t>
       </w:r>
     </w:p>
     <w:p>
@@ -3398,7 +3734,50 @@
       </w:pPr>
       <w:r>
         <w:rPr/>
-        <w:t xml:space="preserve">Developer| SUKHVARSHA MANAGEMENT SERVICES PVT LTD | Chennai </w:t>
+        <w:t>Dec 2009 - Feb 2011</w:t>
+      </w:r>
+      <w:r>
+        <w:rPr>
+          <w:color w:val="404040"/>
+        </w:rPr>
+        <w:t xml:space="preserve"> </w:t>
+      </w:r>
+    </w:p>
+    <w:p>
+      <w:pPr>
+        <w:pStyle w:val="Normal"/>
+        <w:spacing w:lineRule="auto" w:line="252" w:before="0" w:after="3"/>
+        <w:ind w:left="361" w:right="2378" w:hanging="361"/>
+        <w:rPr/>
+      </w:pPr>
+      <w:r>
+        <w:rPr>
+          <w:rFonts w:eastAsia="Aptos" w:cs="Aptos" w:ascii="Aptos" w:hAnsi="Aptos"/>
+          <w:b/>
+          <w:sz w:val="24"/>
+        </w:rPr>
+        <w:t xml:space="preserve">Developer| FUTURE TEC TECHNOLOGIES PVT LTD | Chennai </w:t>
+      </w:r>
+      <w:r>
+        <w:rPr>
+          <w:rFonts w:eastAsia="Segoe UI Symbol" w:cs="Segoe UI Symbol" w:ascii="Segoe UI Symbol" w:hAnsi="Segoe UI Symbol"/>
+          <w:sz w:val="24"/>
+        </w:rPr>
+        <w:t>•</w:t>
+      </w:r>
+      <w:r>
+        <w:rPr>
+          <w:rFonts w:eastAsia="Arial" w:cs="Arial" w:ascii="Arial" w:hAnsi="Arial"/>
+          <w:sz w:val="24"/>
+        </w:rPr>
+        <w:t xml:space="preserve"> </w:t>
+      </w:r>
+      <w:r>
+        <w:rPr>
+          <w:rFonts w:eastAsia="Aptos" w:cs="Aptos" w:ascii="Aptos" w:hAnsi="Aptos"/>
+          <w:sz w:val="24"/>
+        </w:rPr>
+        <w:t xml:space="preserve">Requirements gathering and translating it into design document. </w:t>
       </w:r>
     </w:p>
     <w:p>
@@ -3417,15 +3796,7 @@
           <w:rFonts w:eastAsia="Aptos" w:cs="Aptos" w:ascii="Aptos" w:hAnsi="Aptos"/>
           <w:sz w:val="24"/>
         </w:rPr>
-        <w:t>Requirements gathering and translating it into design document.</w:t>
-      </w:r>
-      <w:r>
-        <w:rPr>
-          <w:rFonts w:eastAsia="Aptos" w:cs="Aptos" w:ascii="Aptos" w:hAnsi="Aptos"/>
-          <w:color w:val="404040"/>
-          <w:sz w:val="20"/>
-        </w:rPr>
-        <w:t xml:space="preserve"> </w:t>
+        <w:t xml:space="preserve">Code design, unit testing and Implementation. </w:t>
       </w:r>
     </w:p>
     <w:p>
@@ -3444,42 +3815,7 @@
           <w:rFonts w:eastAsia="Aptos" w:cs="Aptos" w:ascii="Aptos" w:hAnsi="Aptos"/>
           <w:sz w:val="24"/>
         </w:rPr>
-        <w:t>Code design, unit testing and Implementation.</w:t>
-      </w:r>
-      <w:r>
-        <w:rPr>
-          <w:rFonts w:eastAsia="Aptos" w:cs="Aptos" w:ascii="Aptos" w:hAnsi="Aptos"/>
-          <w:color w:val="404040"/>
-          <w:sz w:val="20"/>
-        </w:rPr>
-        <w:t xml:space="preserve"> </w:t>
-      </w:r>
-    </w:p>
-    <w:p>
-      <w:pPr>
-        <w:pStyle w:val="Normal"/>
-        <w:numPr>
-          <w:ilvl w:val="0"/>
-          <w:numId w:val="9"/>
-        </w:numPr>
-        <w:spacing w:lineRule="auto" w:line="228" w:before="0" w:after="1"/>
-        <w:ind w:left="706" w:hanging="360"/>
-        <w:rPr/>
-      </w:pPr>
-      <w:r>
-        <w:rPr>
-          <w:rFonts w:eastAsia="Aptos" w:cs="Aptos" w:ascii="Aptos" w:hAnsi="Aptos"/>
-          <w:sz w:val="24"/>
-        </w:rPr>
-        <w:t>Deployment of support activities in Production. Developed and modified programs based on business requirements, ensuring alignment with client needs and delivering measurable improvements in project efficiency.</w:t>
-      </w:r>
-      <w:r>
-        <w:rPr>
-          <w:rFonts w:eastAsia="Aptos" w:cs="Aptos" w:ascii="Aptos" w:hAnsi="Aptos"/>
-          <w:color w:val="404040"/>
-          <w:sz w:val="20"/>
-        </w:rPr>
-        <w:t xml:space="preserve"> </w:t>
+        <w:t xml:space="preserve">Supported system and UA testing of the programs/fixes that were released for testing. </w:t>
       </w:r>
     </w:p>
     <w:p>
@@ -3498,871 +3834,7 @@
           <w:rFonts w:eastAsia="Aptos" w:cs="Aptos" w:ascii="Aptos" w:hAnsi="Aptos"/>
           <w:sz w:val="24"/>
         </w:rPr>
-        <w:t>Supported system and UA testing of the programs/fixes that were released for testing.</w:t>
-      </w:r>
-      <w:r>
-        <w:rPr>
-          <w:rFonts w:eastAsia="Aptos" w:cs="Aptos" w:ascii="Aptos" w:hAnsi="Aptos"/>
-          <w:color w:val="404040"/>
-          <w:sz w:val="20"/>
-        </w:rPr>
-        <w:t xml:space="preserve"> </w:t>
-      </w:r>
-    </w:p>
-    <w:p>
-      <w:pPr>
-        <w:pStyle w:val="Normal"/>
-        <w:numPr>
-          <w:ilvl w:val="0"/>
-          <w:numId w:val="9"/>
-        </w:numPr>
-        <w:spacing w:lineRule="auto" w:line="252" w:before="0" w:after="3"/>
-        <w:ind w:left="706" w:hanging="360"/>
-        <w:rPr/>
-      </w:pPr>
-      <w:r>
-        <w:rPr>
-          <w:rFonts w:eastAsia="Aptos" w:cs="Aptos" w:ascii="Aptos" w:hAnsi="Aptos"/>
-          <w:sz w:val="24"/>
-        </w:rPr>
-        <w:t>User manual and End-user training are conducted.</w:t>
-      </w:r>
-      <w:r>
-        <w:rPr>
-          <w:rFonts w:eastAsia="Aptos" w:cs="Aptos" w:ascii="Aptos" w:hAnsi="Aptos"/>
-          <w:color w:val="404040"/>
-          <w:sz w:val="20"/>
-        </w:rPr>
-        <w:t xml:space="preserve"> </w:t>
-      </w:r>
-    </w:p>
-    <w:p>
-      <w:pPr>
-        <w:pStyle w:val="Normal"/>
-        <w:spacing w:before="0" w:after="0"/>
-        <w:rPr/>
-      </w:pPr>
-      <w:r>
-        <w:rPr>
-          <w:rFonts w:eastAsia="Aptos" w:cs="Aptos" w:ascii="Aptos" w:hAnsi="Aptos"/>
-          <w:sz w:val="24"/>
-        </w:rPr>
-        <w:t xml:space="preserve"> </w:t>
-      </w:r>
-    </w:p>
-    <w:p>
-      <w:pPr>
-        <w:pStyle w:val="Normal"/>
-        <w:spacing w:before="0" w:after="3"/>
-        <w:ind w:left="-5" w:hanging="10"/>
-        <w:rPr/>
-      </w:pPr>
-      <w:r>
-        <w:rPr>
-          <w:rFonts w:eastAsia="Aptos" w:cs="Aptos" w:ascii="Aptos" w:hAnsi="Aptos"/>
-          <w:b/>
-          <w:sz w:val="24"/>
-        </w:rPr>
-        <w:t>Feb 2011 - Feb 2012</w:t>
-      </w:r>
-      <w:r>
-        <w:rPr>
-          <w:rFonts w:eastAsia="Aptos" w:cs="Aptos" w:ascii="Aptos" w:hAnsi="Aptos"/>
-          <w:b/>
-          <w:color w:val="404040"/>
-          <w:sz w:val="24"/>
-        </w:rPr>
-        <w:t xml:space="preserve"> </w:t>
-      </w:r>
-    </w:p>
-    <w:p>
-      <w:pPr>
-        <w:pStyle w:val="Heading2"/>
-        <w:ind w:left="-5" w:hanging="10"/>
-        <w:rPr/>
-      </w:pPr>
-      <w:r>
-        <w:rPr/>
-        <w:t xml:space="preserve">Developer| ZENTA KNOWLEDGE SERVICES PVT LTD | Chennai </w:t>
-      </w:r>
-    </w:p>
-    <w:p>
-      <w:pPr>
-        <w:pStyle w:val="Normal"/>
-        <w:numPr>
-          <w:ilvl w:val="0"/>
-          <w:numId w:val="10"/>
-        </w:numPr>
-        <w:spacing w:lineRule="auto" w:line="252" w:before="0" w:after="3"/>
-        <w:ind w:left="706" w:hanging="360"/>
-        <w:rPr/>
-      </w:pPr>
-      <w:r>
-        <w:rPr>
-          <w:rFonts w:eastAsia="Aptos" w:cs="Aptos" w:ascii="Aptos" w:hAnsi="Aptos"/>
-          <w:sz w:val="24"/>
-        </w:rPr>
-        <w:t xml:space="preserve">Requirements gathering and translating it into design document. </w:t>
-      </w:r>
-    </w:p>
-    <w:p>
-      <w:pPr>
-        <w:pStyle w:val="Normal"/>
-        <w:numPr>
-          <w:ilvl w:val="0"/>
-          <w:numId w:val="10"/>
-        </w:numPr>
-        <w:spacing w:lineRule="auto" w:line="252" w:before="0" w:after="3"/>
-        <w:ind w:left="706" w:hanging="360"/>
-        <w:rPr/>
-      </w:pPr>
-      <w:r>
-        <w:rPr>
-          <w:rFonts w:eastAsia="Aptos" w:cs="Aptos" w:ascii="Aptos" w:hAnsi="Aptos"/>
-          <w:sz w:val="24"/>
-        </w:rPr>
-        <w:t xml:space="preserve">Code design, unit testing and Implementation. </w:t>
-      </w:r>
-    </w:p>
-    <w:p>
-      <w:pPr>
-        <w:pStyle w:val="Normal"/>
-        <w:numPr>
-          <w:ilvl w:val="0"/>
-          <w:numId w:val="10"/>
-        </w:numPr>
-        <w:spacing w:lineRule="auto" w:line="252" w:before="0" w:after="3"/>
-        <w:ind w:left="706" w:hanging="360"/>
-        <w:rPr/>
-      </w:pPr>
-      <w:r>
-        <w:rPr>
-          <w:rFonts w:eastAsia="Aptos" w:cs="Aptos" w:ascii="Aptos" w:hAnsi="Aptos"/>
-          <w:sz w:val="24"/>
-        </w:rPr>
-        <w:t xml:space="preserve">Supported System and UAT testing of the programs/fixes in Releases. </w:t>
-      </w:r>
-    </w:p>
-    <w:p>
-      <w:pPr>
-        <w:pStyle w:val="Normal"/>
-        <w:numPr>
-          <w:ilvl w:val="0"/>
-          <w:numId w:val="10"/>
-        </w:numPr>
-        <w:spacing w:lineRule="auto" w:line="252" w:before="0" w:after="3"/>
-        <w:ind w:left="706" w:hanging="360"/>
-        <w:rPr/>
-      </w:pPr>
-      <w:r>
-        <w:rPr>
-          <w:rFonts w:eastAsia="Aptos" w:cs="Aptos" w:ascii="Aptos" w:hAnsi="Aptos"/>
-          <w:sz w:val="24"/>
-        </w:rPr>
         <w:t xml:space="preserve">User manual and End-user training are conducted. </w:t>
-      </w:r>
-    </w:p>
-    <w:p>
-      <w:pPr>
-        <w:pStyle w:val="Normal"/>
-        <w:spacing w:before="0" w:after="0"/>
-        <w:rPr/>
-      </w:pPr>
-      <w:r>
-        <w:rPr>
-          <w:rFonts w:eastAsia="Aptos" w:cs="Aptos" w:ascii="Aptos" w:hAnsi="Aptos"/>
-          <w:sz w:val="24"/>
-        </w:rPr>
-        <w:t xml:space="preserve"> </w:t>
-      </w:r>
-    </w:p>
-    <w:p>
-      <w:pPr>
-        <w:pStyle w:val="Heading2"/>
-        <w:ind w:left="-5" w:hanging="10"/>
-        <w:rPr/>
-      </w:pPr>
-      <w:r>
-        <w:rPr/>
-        <w:t>Dec 2009 - Feb 2011</w:t>
-      </w:r>
-      <w:r>
-        <w:rPr>
-          <w:color w:val="404040"/>
-        </w:rPr>
-        <w:t xml:space="preserve"> </w:t>
-      </w:r>
-    </w:p>
-    <w:p>
-      <w:pPr>
-        <w:pStyle w:val="Normal"/>
-        <w:spacing w:lineRule="auto" w:line="252" w:before="0" w:after="3"/>
-        <w:ind w:left="361" w:right="2378" w:hanging="361"/>
-        <w:rPr/>
-      </w:pPr>
-      <w:r>
-        <w:rPr>
-          <w:rFonts w:eastAsia="Aptos" w:cs="Aptos" w:ascii="Aptos" w:hAnsi="Aptos"/>
-          <w:b/>
-          <w:sz w:val="24"/>
-        </w:rPr>
-        <w:t xml:space="preserve">Developer| FUTURE TEC TECHNOLOGIES PVT LTD | Chennai </w:t>
-      </w:r>
-      <w:r>
-        <w:rPr>
-          <w:rFonts w:eastAsia="Segoe UI Symbol" w:cs="Segoe UI Symbol" w:ascii="Segoe UI Symbol" w:hAnsi="Segoe UI Symbol"/>
-          <w:sz w:val="24"/>
-        </w:rPr>
-        <w:t>•</w:t>
-      </w:r>
-      <w:r>
-        <w:rPr>
-          <w:rFonts w:eastAsia="Arial" w:cs="Arial" w:ascii="Arial" w:hAnsi="Arial"/>
-          <w:sz w:val="24"/>
-        </w:rPr>
-        <w:t xml:space="preserve"> </w:t>
-      </w:r>
-      <w:r>
-        <w:rPr>
-          <w:rFonts w:eastAsia="Aptos" w:cs="Aptos" w:ascii="Aptos" w:hAnsi="Aptos"/>
-          <w:sz w:val="24"/>
-        </w:rPr>
-        <w:t xml:space="preserve">Requirements gathering and translating it into design document. </w:t>
-      </w:r>
-    </w:p>
-    <w:p>
-      <w:pPr>
-        <w:pStyle w:val="Normal"/>
-        <w:numPr>
-          <w:ilvl w:val="0"/>
-          <w:numId w:val="11"/>
-        </w:numPr>
-        <w:spacing w:lineRule="auto" w:line="252" w:before="0" w:after="3"/>
-        <w:ind w:left="706" w:hanging="360"/>
-        <w:rPr/>
-      </w:pPr>
-      <w:r>
-        <w:rPr>
-          <w:rFonts w:eastAsia="Aptos" w:cs="Aptos" w:ascii="Aptos" w:hAnsi="Aptos"/>
-          <w:sz w:val="24"/>
-        </w:rPr>
-        <w:t xml:space="preserve">Code design, unit testing and Implementation. </w:t>
-      </w:r>
-    </w:p>
-    <w:p>
-      <w:pPr>
-        <w:pStyle w:val="Normal"/>
-        <w:numPr>
-          <w:ilvl w:val="0"/>
-          <w:numId w:val="11"/>
-        </w:numPr>
-        <w:spacing w:lineRule="auto" w:line="252" w:before="0" w:after="3"/>
-        <w:ind w:left="706" w:hanging="360"/>
-        <w:rPr/>
-      </w:pPr>
-      <w:r>
-        <w:rPr>
-          <w:rFonts w:eastAsia="Aptos" w:cs="Aptos" w:ascii="Aptos" w:hAnsi="Aptos"/>
-          <w:sz w:val="24"/>
-        </w:rPr>
-        <w:t xml:space="preserve">Supported system and UA testing of the programs/fixes that were released for testing. </w:t>
-      </w:r>
-    </w:p>
-    <w:p>
-      <w:pPr>
-        <w:pStyle w:val="Normal"/>
-        <w:numPr>
-          <w:ilvl w:val="0"/>
-          <w:numId w:val="11"/>
-        </w:numPr>
-        <w:spacing w:lineRule="auto" w:line="252" w:before="0" w:after="3"/>
-        <w:ind w:left="706" w:hanging="360"/>
-        <w:rPr/>
-      </w:pPr>
-      <w:r>
-        <w:rPr>
-          <w:rFonts w:eastAsia="Aptos" w:cs="Aptos" w:ascii="Aptos" w:hAnsi="Aptos"/>
-          <w:sz w:val="24"/>
-        </w:rPr>
-        <w:t xml:space="preserve">User manual and End-user training are conducted. </w:t>
-      </w:r>
-    </w:p>
-    <w:p>
-      <w:pPr>
-        <w:pStyle w:val="Normal"/>
-        <w:spacing w:before="0" w:after="52"/>
-        <w:rPr/>
-      </w:pPr>
-      <w:r>
-        <w:rPr>
-          <w:rFonts w:eastAsia="Arial" w:cs="Arial" w:ascii="Arial" w:hAnsi="Arial"/>
-          <w:color w:val="404040"/>
-          <w:sz w:val="20"/>
-        </w:rPr>
-        <w:t xml:space="preserve"> </w:t>
-      </w:r>
-    </w:p>
-    <w:p>
-      <w:pPr>
-        <w:pStyle w:val="Normal"/>
-        <w:spacing w:before="0" w:after="0"/>
-        <w:rPr/>
-      </w:pPr>
-      <w:r>
-        <w:rPr>
-          <w:rFonts w:eastAsia="Aptos" w:cs="Aptos" w:ascii="Aptos" w:hAnsi="Aptos"/>
-          <w:sz w:val="24"/>
-        </w:rPr>
-        <w:t xml:space="preserve"> </w:t>
-      </w:r>
-    </w:p>
-    <w:p>
-      <w:pPr>
-        <w:pStyle w:val="Heading1"/>
-        <w:ind w:left="-5" w:hanging="10"/>
-        <w:rPr/>
-      </w:pPr>
-      <w:r>
-        <w:rPr/>
-        <w:t xml:space="preserve">PERSONAL DETAILS </w:t>
-      </w:r>
-    </w:p>
-    <w:p>
-      <w:pPr>
-        <w:pStyle w:val="Normal"/>
-        <w:spacing w:before="0" w:after="0"/>
-        <w:rPr/>
-      </w:pPr>
-      <w:r>
-        <w:rPr>
-          <w:rFonts w:eastAsia="Arial" w:cs="Arial" w:ascii="Arial" w:hAnsi="Arial"/>
-          <w:b/>
-          <w:sz w:val="28"/>
-        </w:rPr>
-        <w:t xml:space="preserve"> </w:t>
-      </w:r>
-    </w:p>
-    <w:p>
-      <w:pPr>
-        <w:pStyle w:val="Heading2"/>
-        <w:ind w:left="-5" w:hanging="10"/>
-        <w:rPr/>
-      </w:pPr>
-      <w:r>
-        <w:rPr/>
-        <w:t xml:space="preserve">US Contact No           </w:t>
-      </w:r>
-      <w:r>
-        <w:rPr>
-          <w:b w:val="false"/>
-        </w:rPr>
-        <w:t xml:space="preserve">626 658 0487 </w:t>
-      </w:r>
-    </w:p>
-    <w:tbl>
-      <w:tblPr>
-        <w:tblStyle w:val="TableGrid"/>
-        <w:tblW w:w="5166" w:type="dxa"/>
-        <w:jc w:val="left"/>
-        <w:tblInd w:w="0" w:type="dxa"/>
-        <w:tblLayout w:type="fixed"/>
-        <w:tblCellMar>
-          <w:top w:w="0" w:type="dxa"/>
-          <w:left w:w="0" w:type="dxa"/>
-          <w:bottom w:w="0" w:type="dxa"/>
-          <w:right w:w="0" w:type="dxa"/>
-        </w:tblCellMar>
-        <w:tblLook w:val="04a0" w:noHBand="0" w:noVBand="1" w:firstColumn="1" w:lastRow="0" w:lastColumn="0" w:firstRow="1"/>
-      </w:tblPr>
-      <w:tblGrid>
-        <w:gridCol w:w="2140"/>
-        <w:gridCol w:w="3025"/>
-      </w:tblGrid>
-      <w:tr>
-        <w:trPr>
-          <w:trHeight w:val="406" w:hRule="atLeast"/>
-        </w:trPr>
-        <w:tc>
-          <w:tcPr>
-            <w:tcW w:w="2140" w:type="dxa"/>
-            <w:tcBorders/>
-          </w:tcPr>
-          <w:p>
-            <w:pPr>
-              <w:pStyle w:val="Normal"/>
-              <w:widowControl/>
-              <w:tabs>
-                <w:tab w:val="clear" w:pos="720"/>
-                <w:tab w:val="center" w:pos="721" w:leader="none"/>
-                <w:tab w:val="center" w:pos="1441" w:leader="none"/>
-              </w:tabs>
-              <w:spacing w:before="0" w:after="0"/>
-              <w:jc w:val="left"/>
-              <w:rPr>
-                <w:kern w:val="2"/>
-                <w:szCs w:val="24"/>
-                <w:lang w:bidi="ar-SA"/>
-              </w:rPr>
-            </w:pPr>
-            <w:r>
-              <w:rPr>
-                <w:rFonts w:eastAsia="Aptos" w:cs="Aptos" w:ascii="Aptos" w:hAnsi="Aptos"/>
-                <w:b/>
-                <w:kern w:val="2"/>
-                <w:sz w:val="24"/>
-                <w:szCs w:val="24"/>
-                <w:lang w:bidi="ar-SA"/>
-              </w:rPr>
-              <w:t>Sex</w:t>
-            </w:r>
-            <w:r>
-              <w:rPr>
-                <w:rFonts w:eastAsia="Arial" w:cs="Arial" w:ascii="Arial" w:hAnsi="Arial"/>
-                <w:color w:val="404040"/>
-                <w:kern w:val="2"/>
-                <w:sz w:val="20"/>
-                <w:szCs w:val="24"/>
-                <w:lang w:bidi="ar-SA"/>
-              </w:rPr>
-              <w:t xml:space="preserve"> </w:t>
-              <w:tab/>
-              <w:t xml:space="preserve"> </w:t>
-              <w:tab/>
-              <w:t xml:space="preserve"> </w:t>
-            </w:r>
-          </w:p>
-        </w:tc>
-        <w:tc>
-          <w:tcPr>
-            <w:tcW w:w="3025" w:type="dxa"/>
-            <w:tcBorders/>
-          </w:tcPr>
-          <w:p>
-            <w:pPr>
-              <w:pStyle w:val="Normal"/>
-              <w:widowControl/>
-              <w:spacing w:before="0" w:after="0"/>
-              <w:ind w:left="20" w:hanging="0"/>
-              <w:jc w:val="left"/>
-              <w:rPr>
-                <w:kern w:val="2"/>
-                <w:szCs w:val="24"/>
-                <w:lang w:bidi="ar-SA"/>
-              </w:rPr>
-            </w:pPr>
-            <w:r>
-              <w:rPr>
-                <w:rFonts w:eastAsia="Aptos" w:cs="Aptos" w:ascii="Aptos" w:hAnsi="Aptos"/>
-                <w:kern w:val="2"/>
-                <w:sz w:val="24"/>
-                <w:szCs w:val="24"/>
-                <w:lang w:bidi="ar-SA"/>
-              </w:rPr>
-              <w:t xml:space="preserve">Male </w:t>
-            </w:r>
-          </w:p>
-        </w:tc>
-      </w:tr>
-      <w:tr>
-        <w:trPr>
-          <w:trHeight w:val="520" w:hRule="atLeast"/>
-        </w:trPr>
-        <w:tc>
-          <w:tcPr>
-            <w:tcW w:w="2140" w:type="dxa"/>
-            <w:tcBorders/>
-            <w:vAlign w:val="center"/>
-          </w:tcPr>
-          <w:p>
-            <w:pPr>
-              <w:pStyle w:val="Normal"/>
-              <w:widowControl/>
-              <w:tabs>
-                <w:tab w:val="clear" w:pos="720"/>
-                <w:tab w:val="center" w:pos="1441" w:leader="none"/>
-              </w:tabs>
-              <w:spacing w:before="0" w:after="0"/>
-              <w:jc w:val="left"/>
-              <w:rPr>
-                <w:kern w:val="2"/>
-                <w:szCs w:val="24"/>
-                <w:lang w:bidi="ar-SA"/>
-              </w:rPr>
-            </w:pPr>
-            <w:r>
-              <w:rPr>
-                <w:rFonts w:eastAsia="Aptos" w:cs="Aptos" w:ascii="Aptos" w:hAnsi="Aptos"/>
-                <w:b/>
-                <w:kern w:val="2"/>
-                <w:sz w:val="24"/>
-                <w:szCs w:val="24"/>
-                <w:lang w:bidi="ar-SA"/>
-              </w:rPr>
-              <w:t>Nationality</w:t>
-            </w:r>
-            <w:r>
-              <w:rPr>
-                <w:rFonts w:eastAsia="Arial" w:cs="Arial" w:ascii="Arial" w:hAnsi="Arial"/>
-                <w:color w:val="404040"/>
-                <w:kern w:val="2"/>
-                <w:sz w:val="20"/>
-                <w:szCs w:val="24"/>
-                <w:lang w:bidi="ar-SA"/>
-              </w:rPr>
-              <w:t xml:space="preserve"> </w:t>
-              <w:tab/>
-            </w:r>
-            <w:r>
-              <w:rPr>
-                <w:rFonts w:eastAsia="Arial" w:cs="Arial" w:ascii="Arial" w:hAnsi="Arial"/>
-                <w:color w:val="404040"/>
-                <w:kern w:val="2"/>
-                <w:sz w:val="31"/>
-                <w:szCs w:val="24"/>
-                <w:vertAlign w:val="subscript"/>
-                <w:lang w:bidi="ar-SA"/>
-              </w:rPr>
-              <w:t xml:space="preserve"> </w:t>
-            </w:r>
-          </w:p>
-        </w:tc>
-        <w:tc>
-          <w:tcPr>
-            <w:tcW w:w="3025" w:type="dxa"/>
-            <w:tcBorders/>
-            <w:vAlign w:val="center"/>
-          </w:tcPr>
-          <w:p>
-            <w:pPr>
-              <w:pStyle w:val="Normal"/>
-              <w:widowControl/>
-              <w:spacing w:before="0" w:after="0"/>
-              <w:ind w:left="20" w:hanging="0"/>
-              <w:jc w:val="left"/>
-              <w:rPr>
-                <w:kern w:val="2"/>
-                <w:szCs w:val="24"/>
-                <w:lang w:bidi="ar-SA"/>
-              </w:rPr>
-            </w:pPr>
-            <w:r>
-              <w:rPr>
-                <w:rFonts w:eastAsia="Aptos" w:cs="Aptos" w:ascii="Aptos" w:hAnsi="Aptos"/>
-                <w:kern w:val="2"/>
-                <w:sz w:val="24"/>
-                <w:szCs w:val="24"/>
-                <w:lang w:bidi="ar-SA"/>
-              </w:rPr>
-              <w:t xml:space="preserve">Indian </w:t>
-            </w:r>
-          </w:p>
-        </w:tc>
-      </w:tr>
-      <w:tr>
-        <w:trPr>
-          <w:trHeight w:val="520" w:hRule="atLeast"/>
-        </w:trPr>
-        <w:tc>
-          <w:tcPr>
-            <w:tcW w:w="2140" w:type="dxa"/>
-            <w:tcBorders/>
-            <w:vAlign w:val="center"/>
-          </w:tcPr>
-          <w:p>
-            <w:pPr>
-              <w:pStyle w:val="Normal"/>
-              <w:widowControl/>
-              <w:spacing w:before="0" w:after="0"/>
-              <w:jc w:val="left"/>
-              <w:rPr>
-                <w:kern w:val="2"/>
-                <w:szCs w:val="24"/>
-                <w:lang w:bidi="ar-SA"/>
-              </w:rPr>
-            </w:pPr>
-            <w:r>
-              <w:rPr>
-                <w:rFonts w:eastAsia="Aptos" w:cs="Aptos" w:ascii="Aptos" w:hAnsi="Aptos"/>
-                <w:b/>
-                <w:kern w:val="2"/>
-                <w:sz w:val="24"/>
-                <w:szCs w:val="24"/>
-                <w:lang w:bidi="ar-SA"/>
-              </w:rPr>
-              <w:t>Base Location</w:t>
-            </w:r>
-            <w:r>
-              <w:rPr>
-                <w:rFonts w:eastAsia="Arial" w:cs="Arial" w:ascii="Arial" w:hAnsi="Arial"/>
-                <w:color w:val="404040"/>
-                <w:kern w:val="2"/>
-                <w:sz w:val="20"/>
-                <w:szCs w:val="24"/>
-                <w:lang w:bidi="ar-SA"/>
-              </w:rPr>
-              <w:t xml:space="preserve"> </w:t>
-            </w:r>
-          </w:p>
-        </w:tc>
-        <w:tc>
-          <w:tcPr>
-            <w:tcW w:w="3025" w:type="dxa"/>
-            <w:tcBorders/>
-            <w:vAlign w:val="center"/>
-          </w:tcPr>
-          <w:p>
-            <w:pPr>
-              <w:pStyle w:val="Normal"/>
-              <w:widowControl/>
-              <w:spacing w:before="0" w:after="0"/>
-              <w:ind w:left="20" w:hanging="0"/>
-              <w:jc w:val="both"/>
-              <w:rPr>
-                <w:kern w:val="2"/>
-                <w:szCs w:val="24"/>
-                <w:lang w:bidi="ar-SA"/>
-              </w:rPr>
-            </w:pPr>
-            <w:r>
-              <w:rPr>
-                <w:rFonts w:eastAsia="Aptos" w:cs="Aptos" w:ascii="Aptos" w:hAnsi="Aptos"/>
-                <w:kern w:val="2"/>
-                <w:sz w:val="24"/>
-                <w:szCs w:val="24"/>
-                <w:lang w:bidi="ar-SA"/>
-              </w:rPr>
-              <w:t xml:space="preserve">Chennai – Tamil Nadu - India </w:t>
-            </w:r>
-          </w:p>
-        </w:tc>
-      </w:tr>
-      <w:tr>
-        <w:trPr>
-          <w:trHeight w:val="520" w:hRule="atLeast"/>
-        </w:trPr>
-        <w:tc>
-          <w:tcPr>
-            <w:tcW w:w="2140" w:type="dxa"/>
-            <w:tcBorders/>
-            <w:vAlign w:val="center"/>
-          </w:tcPr>
-          <w:p>
-            <w:pPr>
-              <w:pStyle w:val="Normal"/>
-              <w:widowControl/>
-              <w:spacing w:before="0" w:after="0"/>
-              <w:jc w:val="left"/>
-              <w:rPr>
-                <w:kern w:val="2"/>
-                <w:szCs w:val="24"/>
-                <w:lang w:bidi="ar-SA"/>
-              </w:rPr>
-            </w:pPr>
-            <w:r>
-              <w:rPr>
-                <w:rFonts w:eastAsia="Aptos" w:cs="Aptos" w:ascii="Aptos" w:hAnsi="Aptos"/>
-                <w:b/>
-                <w:kern w:val="2"/>
-                <w:sz w:val="24"/>
-                <w:szCs w:val="24"/>
-                <w:lang w:bidi="ar-SA"/>
-              </w:rPr>
-              <w:t xml:space="preserve">Current Location </w:t>
-            </w:r>
-            <w:r>
-              <w:rPr>
-                <w:rFonts w:eastAsia="Arial" w:cs="Arial" w:ascii="Arial" w:hAnsi="Arial"/>
-                <w:color w:val="404040"/>
-                <w:kern w:val="2"/>
-                <w:sz w:val="20"/>
-                <w:szCs w:val="24"/>
-                <w:lang w:bidi="ar-SA"/>
-              </w:rPr>
-              <w:t xml:space="preserve"> </w:t>
-            </w:r>
-          </w:p>
-        </w:tc>
-        <w:tc>
-          <w:tcPr>
-            <w:tcW w:w="3025" w:type="dxa"/>
-            <w:tcBorders/>
-            <w:vAlign w:val="center"/>
-          </w:tcPr>
-          <w:p>
-            <w:pPr>
-              <w:pStyle w:val="Normal"/>
-              <w:widowControl/>
-              <w:spacing w:before="0" w:after="0"/>
-              <w:ind w:left="20" w:hanging="0"/>
-              <w:jc w:val="both"/>
-              <w:rPr>
-                <w:kern w:val="2"/>
-                <w:szCs w:val="24"/>
-                <w:lang w:bidi="ar-SA"/>
-              </w:rPr>
-            </w:pPr>
-            <w:r>
-              <w:rPr>
-                <w:rFonts w:eastAsia="Aptos" w:cs="Aptos" w:ascii="Aptos" w:hAnsi="Aptos"/>
-                <w:kern w:val="2"/>
-                <w:sz w:val="24"/>
-                <w:szCs w:val="24"/>
-                <w:lang w:bidi="ar-SA"/>
-              </w:rPr>
-              <w:t xml:space="preserve">Pasadena – California - USA </w:t>
-            </w:r>
-          </w:p>
-        </w:tc>
-      </w:tr>
-      <w:tr>
-        <w:trPr>
-          <w:trHeight w:val="967" w:hRule="atLeast"/>
-        </w:trPr>
-        <w:tc>
-          <w:tcPr>
-            <w:tcW w:w="2140" w:type="dxa"/>
-            <w:tcBorders/>
-          </w:tcPr>
-          <w:p>
-            <w:pPr>
-              <w:pStyle w:val="Normal"/>
-              <w:widowControl/>
-              <w:spacing w:before="0" w:after="0"/>
-              <w:jc w:val="left"/>
-              <w:rPr>
-                <w:kern w:val="2"/>
-                <w:szCs w:val="24"/>
-                <w:lang w:bidi="ar-SA"/>
-              </w:rPr>
-            </w:pPr>
-            <w:r>
-              <w:rPr>
-                <w:rFonts w:eastAsia="Aptos" w:cs="Aptos" w:ascii="Aptos" w:hAnsi="Aptos"/>
-                <w:b/>
-                <w:kern w:val="2"/>
-                <w:sz w:val="24"/>
-                <w:szCs w:val="24"/>
-                <w:lang w:bidi="ar-SA"/>
-              </w:rPr>
-              <w:t>Visa Details</w:t>
-            </w:r>
-            <w:r>
-              <w:rPr>
-                <w:rFonts w:eastAsia="Arial" w:cs="Arial" w:ascii="Arial" w:hAnsi="Arial"/>
-                <w:color w:val="404040"/>
-                <w:kern w:val="2"/>
-                <w:sz w:val="20"/>
-                <w:szCs w:val="24"/>
-                <w:lang w:bidi="ar-SA"/>
-              </w:rPr>
-              <w:t xml:space="preserve"> </w:t>
-            </w:r>
-            <w:r>
-              <w:rPr>
-                <w:rFonts w:eastAsia="Arial" w:cs="Arial" w:ascii="Arial" w:hAnsi="Arial"/>
-                <w:color w:val="404040"/>
-                <w:kern w:val="2"/>
-                <w:sz w:val="31"/>
-                <w:szCs w:val="24"/>
-                <w:vertAlign w:val="subscript"/>
-                <w:lang w:bidi="ar-SA"/>
-              </w:rPr>
-              <w:t xml:space="preserve"> </w:t>
-            </w:r>
-          </w:p>
-        </w:tc>
-        <w:tc>
-          <w:tcPr>
-            <w:tcW w:w="3025" w:type="dxa"/>
-            <w:tcBorders/>
-            <w:vAlign w:val="bottom"/>
-          </w:tcPr>
-          <w:p>
-            <w:pPr>
-              <w:pStyle w:val="Normal"/>
-              <w:widowControl/>
-              <w:spacing w:before="0" w:after="0"/>
-              <w:ind w:left="20" w:hanging="0"/>
-              <w:jc w:val="left"/>
-              <w:rPr>
-                <w:kern w:val="2"/>
-                <w:szCs w:val="24"/>
-                <w:lang w:bidi="ar-SA"/>
-              </w:rPr>
-            </w:pPr>
-            <w:r>
-              <w:rPr>
-                <w:rFonts w:eastAsia="Aptos" w:cs="Aptos" w:ascii="Aptos" w:hAnsi="Aptos"/>
-                <w:kern w:val="2"/>
-                <w:sz w:val="24"/>
-                <w:szCs w:val="24"/>
-                <w:lang w:bidi="ar-SA"/>
-              </w:rPr>
-              <w:t xml:space="preserve">L2 Dependent Visa  </w:t>
-            </w:r>
-          </w:p>
-          <w:p>
-            <w:pPr>
-              <w:pStyle w:val="Normal"/>
-              <w:widowControl/>
-              <w:spacing w:before="0" w:after="0"/>
-              <w:ind w:left="20" w:hanging="0"/>
-              <w:jc w:val="left"/>
-              <w:rPr>
-                <w:kern w:val="2"/>
-                <w:szCs w:val="24"/>
-                <w:lang w:bidi="ar-SA"/>
-              </w:rPr>
-            </w:pPr>
-            <w:r>
-              <w:rPr>
-                <w:rFonts w:eastAsia="Aptos" w:cs="Aptos" w:ascii="Aptos" w:hAnsi="Aptos"/>
-                <w:kern w:val="2"/>
-                <w:sz w:val="24"/>
-                <w:szCs w:val="24"/>
-                <w:lang w:bidi="ar-SA"/>
-              </w:rPr>
-              <w:t xml:space="preserve">Pasadena – CA </w:t>
-            </w:r>
-          </w:p>
-          <w:p>
-            <w:pPr>
-              <w:pStyle w:val="Normal"/>
-              <w:widowControl/>
-              <w:spacing w:before="0" w:after="0"/>
-              <w:ind w:left="20" w:hanging="0"/>
-              <w:jc w:val="left"/>
-              <w:rPr>
-                <w:kern w:val="2"/>
-                <w:szCs w:val="24"/>
-                <w:lang w:bidi="ar-SA"/>
-              </w:rPr>
-            </w:pPr>
-            <w:r>
-              <w:rPr>
-                <w:rFonts w:eastAsia="Aptos" w:cs="Aptos" w:ascii="Aptos" w:hAnsi="Aptos"/>
-                <w:kern w:val="2"/>
-                <w:sz w:val="24"/>
-                <w:szCs w:val="24"/>
-                <w:lang w:bidi="ar-SA"/>
-              </w:rPr>
-              <w:t xml:space="preserve">Valid up to 21/04/2027 </w:t>
-            </w:r>
-          </w:p>
-        </w:tc>
-      </w:tr>
-    </w:tbl>
-    <w:p>
-      <w:pPr>
-        <w:pStyle w:val="Normal"/>
-        <w:widowControl/>
-        <w:bidi w:val="0"/>
-        <w:spacing w:lineRule="auto" w:line="259" w:before="0" w:after="160"/>
-        <w:jc w:val="left"/>
-        <w:rPr/>
-      </w:pPr>
-      <w:r>
-        <w:rPr/>
       </w:r>
     </w:p>
     <w:sectPr>
@@ -4389,7 +3861,7 @@
         <w:tabs>
           <w:tab w:val="num" w:pos="0"/>
         </w:tabs>
-        <w:ind w:left="361" w:hanging="0"/>
+        <w:ind w:left="706" w:hanging="0"/>
       </w:pPr>
       <w:rPr>
         <w:rFonts w:ascii="Arial" w:hAnsi="Arial" w:cs="Arial" w:hint="default"/>
@@ -4397,14 +3869,14 @@
         <w:strike w:val="false"/>
         <w:vertAlign w:val="baseline"/>
         <w:position w:val="0"/>
-        <w:sz w:val="16"/>
-        <w:sz w:val="16"/>
-        <w:i w:val="false"/>
-        <w:u w:val="none" w:color="000000"/>
-        <w:b w:val="false"/>
-        <w:shd w:fill="auto" w:val="clear"/>
-        <w:szCs w:val="16"/>
-        <w:color w:val="000000"/>
+        <w:sz w:val="20"/>
+        <w:sz w:val="20"/>
+        <w:i w:val="false"/>
+        <w:u w:val="none" w:color="000000"/>
+        <w:b w:val="false"/>
+        <w:shd w:fill="auto" w:val="clear"/>
+        <w:szCs w:val="20"/>
+        <w:color w:val="404040"/>
       </w:rPr>
     </w:lvl>
     <w:lvl w:ilvl="1">
@@ -4416,7 +3888,7 @@
         <w:tabs>
           <w:tab w:val="num" w:pos="0"/>
         </w:tabs>
-        <w:ind w:left="1080" w:hanging="0"/>
+        <w:ind w:left="1441" w:hanging="0"/>
       </w:pPr>
       <w:rPr>
         <w:rFonts w:ascii="Segoe UI Symbol" w:hAnsi="Segoe UI Symbol" w:cs="Segoe UI Symbol" w:hint="default"/>
@@ -4424,14 +3896,14 @@
         <w:strike w:val="false"/>
         <w:vertAlign w:val="baseline"/>
         <w:position w:val="0"/>
-        <w:sz w:val="16"/>
-        <w:sz w:val="16"/>
-        <w:i w:val="false"/>
-        <w:u w:val="none" w:color="000000"/>
-        <w:b w:val="false"/>
-        <w:shd w:fill="auto" w:val="clear"/>
-        <w:szCs w:val="16"/>
-        <w:color w:val="000000"/>
+        <w:sz w:val="20"/>
+        <w:sz w:val="20"/>
+        <w:i w:val="false"/>
+        <w:u w:val="none" w:color="000000"/>
+        <w:b w:val="false"/>
+        <w:shd w:fill="auto" w:val="clear"/>
+        <w:szCs w:val="20"/>
+        <w:color w:val="404040"/>
       </w:rPr>
     </w:lvl>
     <w:lvl w:ilvl="2">
@@ -4443,7 +3915,7 @@
         <w:tabs>
           <w:tab w:val="num" w:pos="0"/>
         </w:tabs>
-        <w:ind w:left="1800" w:hanging="0"/>
+        <w:ind w:left="2161" w:hanging="0"/>
       </w:pPr>
       <w:rPr>
         <w:rFonts w:ascii="Segoe UI Symbol" w:hAnsi="Segoe UI Symbol" w:cs="Segoe UI Symbol" w:hint="default"/>
@@ -4451,14 +3923,14 @@
         <w:strike w:val="false"/>
         <w:vertAlign w:val="baseline"/>
         <w:position w:val="0"/>
-        <w:sz w:val="16"/>
-        <w:sz w:val="16"/>
-        <w:i w:val="false"/>
-        <w:u w:val="none" w:color="000000"/>
-        <w:b w:val="false"/>
-        <w:shd w:fill="auto" w:val="clear"/>
-        <w:szCs w:val="16"/>
-        <w:color w:val="000000"/>
+        <w:sz w:val="20"/>
+        <w:sz w:val="20"/>
+        <w:i w:val="false"/>
+        <w:u w:val="none" w:color="000000"/>
+        <w:b w:val="false"/>
+        <w:shd w:fill="auto" w:val="clear"/>
+        <w:szCs w:val="20"/>
+        <w:color w:val="404040"/>
       </w:rPr>
     </w:lvl>
     <w:lvl w:ilvl="3">
@@ -4470,7 +3942,7 @@
         <w:tabs>
           <w:tab w:val="num" w:pos="0"/>
         </w:tabs>
-        <w:ind w:left="2520" w:hanging="0"/>
+        <w:ind w:left="2881" w:hanging="0"/>
       </w:pPr>
       <w:rPr>
         <w:rFonts w:ascii="Arial" w:hAnsi="Arial" w:cs="Arial" w:hint="default"/>
@@ -4478,14 +3950,14 @@
         <w:strike w:val="false"/>
         <w:vertAlign w:val="baseline"/>
         <w:position w:val="0"/>
-        <w:sz w:val="16"/>
-        <w:sz w:val="16"/>
-        <w:i w:val="false"/>
-        <w:u w:val="none" w:color="000000"/>
-        <w:b w:val="false"/>
-        <w:shd w:fill="auto" w:val="clear"/>
-        <w:szCs w:val="16"/>
-        <w:color w:val="000000"/>
+        <w:sz w:val="20"/>
+        <w:sz w:val="20"/>
+        <w:i w:val="false"/>
+        <w:u w:val="none" w:color="000000"/>
+        <w:b w:val="false"/>
+        <w:shd w:fill="auto" w:val="clear"/>
+        <w:szCs w:val="20"/>
+        <w:color w:val="404040"/>
       </w:rPr>
     </w:lvl>
     <w:lvl w:ilvl="4">
@@ -4497,7 +3969,7 @@
         <w:tabs>
           <w:tab w:val="num" w:pos="0"/>
         </w:tabs>
-        <w:ind w:left="3240" w:hanging="0"/>
+        <w:ind w:left="3601" w:hanging="0"/>
       </w:pPr>
       <w:rPr>
         <w:rFonts w:ascii="Segoe UI Symbol" w:hAnsi="Segoe UI Symbol" w:cs="Segoe UI Symbol" w:hint="default"/>
@@ -4505,14 +3977,14 @@
         <w:strike w:val="false"/>
         <w:vertAlign w:val="baseline"/>
         <w:position w:val="0"/>
-        <w:sz w:val="16"/>
-        <w:sz w:val="16"/>
-        <w:i w:val="false"/>
-        <w:u w:val="none" w:color="000000"/>
-        <w:b w:val="false"/>
-        <w:shd w:fill="auto" w:val="clear"/>
-        <w:szCs w:val="16"/>
-        <w:color w:val="000000"/>
+        <w:sz w:val="20"/>
+        <w:sz w:val="20"/>
+        <w:i w:val="false"/>
+        <w:u w:val="none" w:color="000000"/>
+        <w:b w:val="false"/>
+        <w:shd w:fill="auto" w:val="clear"/>
+        <w:szCs w:val="20"/>
+        <w:color w:val="404040"/>
       </w:rPr>
     </w:lvl>
     <w:lvl w:ilvl="5">
@@ -4524,7 +3996,7 @@
         <w:tabs>
           <w:tab w:val="num" w:pos="0"/>
         </w:tabs>
-        <w:ind w:left="3960" w:hanging="0"/>
+        <w:ind w:left="4321" w:hanging="0"/>
       </w:pPr>
       <w:rPr>
         <w:rFonts w:ascii="Segoe UI Symbol" w:hAnsi="Segoe UI Symbol" w:cs="Segoe UI Symbol" w:hint="default"/>
@@ -4532,14 +4004,14 @@
         <w:strike w:val="false"/>
         <w:vertAlign w:val="baseline"/>
         <w:position w:val="0"/>
-        <w:sz w:val="16"/>
-        <w:sz w:val="16"/>
-        <w:i w:val="false"/>
-        <w:u w:val="none" w:color="000000"/>
-        <w:b w:val="false"/>
-        <w:shd w:fill="auto" w:val="clear"/>
-        <w:szCs w:val="16"/>
-        <w:color w:val="000000"/>
+        <w:sz w:val="20"/>
+        <w:sz w:val="20"/>
+        <w:i w:val="false"/>
+        <w:u w:val="none" w:color="000000"/>
+        <w:b w:val="false"/>
+        <w:shd w:fill="auto" w:val="clear"/>
+        <w:szCs w:val="20"/>
+        <w:color w:val="404040"/>
       </w:rPr>
     </w:lvl>
     <w:lvl w:ilvl="6">
@@ -4551,7 +4023,7 @@
         <w:tabs>
           <w:tab w:val="num" w:pos="0"/>
         </w:tabs>
-        <w:ind w:left="4680" w:hanging="0"/>
+        <w:ind w:left="5041" w:hanging="0"/>
       </w:pPr>
       <w:rPr>
         <w:rFonts w:ascii="Arial" w:hAnsi="Arial" w:cs="Arial" w:hint="default"/>
@@ -4559,14 +4031,14 @@
         <w:strike w:val="false"/>
         <w:vertAlign w:val="baseline"/>
         <w:position w:val="0"/>
-        <w:sz w:val="16"/>
-        <w:sz w:val="16"/>
-        <w:i w:val="false"/>
-        <w:u w:val="none" w:color="000000"/>
-        <w:b w:val="false"/>
-        <w:shd w:fill="auto" w:val="clear"/>
-        <w:szCs w:val="16"/>
-        <w:color w:val="000000"/>
+        <w:sz w:val="20"/>
+        <w:sz w:val="20"/>
+        <w:i w:val="false"/>
+        <w:u w:val="none" w:color="000000"/>
+        <w:b w:val="false"/>
+        <w:shd w:fill="auto" w:val="clear"/>
+        <w:szCs w:val="20"/>
+        <w:color w:val="404040"/>
       </w:rPr>
     </w:lvl>
     <w:lvl w:ilvl="7">
@@ -4578,7 +4050,7 @@
         <w:tabs>
           <w:tab w:val="num" w:pos="0"/>
         </w:tabs>
-        <w:ind w:left="5400" w:hanging="0"/>
+        <w:ind w:left="5761" w:hanging="0"/>
       </w:pPr>
       <w:rPr>
         <w:rFonts w:ascii="Segoe UI Symbol" w:hAnsi="Segoe UI Symbol" w:cs="Segoe UI Symbol" w:hint="default"/>
@@ -4586,14 +4058,14 @@
         <w:strike w:val="false"/>
         <w:vertAlign w:val="baseline"/>
         <w:position w:val="0"/>
-        <w:sz w:val="16"/>
-        <w:sz w:val="16"/>
-        <w:i w:val="false"/>
-        <w:u w:val="none" w:color="000000"/>
-        <w:b w:val="false"/>
-        <w:shd w:fill="auto" w:val="clear"/>
-        <w:szCs w:val="16"/>
-        <w:color w:val="000000"/>
+        <w:sz w:val="20"/>
+        <w:sz w:val="20"/>
+        <w:i w:val="false"/>
+        <w:u w:val="none" w:color="000000"/>
+        <w:b w:val="false"/>
+        <w:shd w:fill="auto" w:val="clear"/>
+        <w:szCs w:val="20"/>
+        <w:color w:val="404040"/>
       </w:rPr>
     </w:lvl>
     <w:lvl w:ilvl="8">
@@ -4605,7 +4077,7 @@
         <w:tabs>
           <w:tab w:val="num" w:pos="0"/>
         </w:tabs>
-        <w:ind w:left="6120" w:hanging="0"/>
+        <w:ind w:left="6481" w:hanging="0"/>
       </w:pPr>
       <w:rPr>
         <w:rFonts w:ascii="Segoe UI Symbol" w:hAnsi="Segoe UI Symbol" w:cs="Segoe UI Symbol" w:hint="default"/>
@@ -4613,14 +4085,14 @@
         <w:strike w:val="false"/>
         <w:vertAlign w:val="baseline"/>
         <w:position w:val="0"/>
-        <w:sz w:val="16"/>
-        <w:sz w:val="16"/>
-        <w:i w:val="false"/>
-        <w:u w:val="none" w:color="000000"/>
-        <w:b w:val="false"/>
-        <w:shd w:fill="auto" w:val="clear"/>
-        <w:szCs w:val="16"/>
-        <w:color w:val="000000"/>
+        <w:sz w:val="20"/>
+        <w:sz w:val="20"/>
+        <w:i w:val="false"/>
+        <w:u w:val="none" w:color="000000"/>
+        <w:b w:val="false"/>
+        <w:shd w:fill="auto" w:val="clear"/>
+        <w:szCs w:val="20"/>
+        <w:color w:val="404040"/>
       </w:rPr>
     </w:lvl>
   </w:abstractNum>
@@ -4642,14 +4114,14 @@
         <w:strike w:val="false"/>
         <w:vertAlign w:val="baseline"/>
         <w:position w:val="0"/>
-        <w:sz w:val="20"/>
-        <w:sz w:val="20"/>
-        <w:i w:val="false"/>
-        <w:u w:val="none" w:color="000000"/>
-        <w:b w:val="false"/>
-        <w:shd w:fill="auto" w:val="clear"/>
-        <w:szCs w:val="20"/>
-        <w:color w:val="404040"/>
+        <w:sz w:val="24"/>
+        <w:sz w:val="24"/>
+        <w:i w:val="false"/>
+        <w:u w:val="none" w:color="000000"/>
+        <w:b w:val="false"/>
+        <w:shd w:fill="auto" w:val="clear"/>
+        <w:szCs w:val="24"/>
+        <w:color w:val="000000"/>
       </w:rPr>
     </w:lvl>
     <w:lvl w:ilvl="1">
@@ -4669,14 +4141,14 @@
         <w:strike w:val="false"/>
         <w:vertAlign w:val="baseline"/>
         <w:position w:val="0"/>
-        <w:sz w:val="20"/>
-        <w:sz w:val="20"/>
-        <w:i w:val="false"/>
-        <w:u w:val="none" w:color="000000"/>
-        <w:b w:val="false"/>
-        <w:shd w:fill="auto" w:val="clear"/>
-        <w:szCs w:val="20"/>
-        <w:color w:val="404040"/>
+        <w:sz w:val="24"/>
+        <w:sz w:val="24"/>
+        <w:i w:val="false"/>
+        <w:u w:val="none" w:color="000000"/>
+        <w:b w:val="false"/>
+        <w:shd w:fill="auto" w:val="clear"/>
+        <w:szCs w:val="24"/>
+        <w:color w:val="000000"/>
       </w:rPr>
     </w:lvl>
     <w:lvl w:ilvl="2">
@@ -4696,14 +4168,14 @@
         <w:strike w:val="false"/>
         <w:vertAlign w:val="baseline"/>
         <w:position w:val="0"/>
-        <w:sz w:val="20"/>
-        <w:sz w:val="20"/>
-        <w:i w:val="false"/>
-        <w:u w:val="none" w:color="000000"/>
-        <w:b w:val="false"/>
-        <w:shd w:fill="auto" w:val="clear"/>
-        <w:szCs w:val="20"/>
-        <w:color w:val="404040"/>
+        <w:sz w:val="24"/>
+        <w:sz w:val="24"/>
+        <w:i w:val="false"/>
+        <w:u w:val="none" w:color="000000"/>
+        <w:b w:val="false"/>
+        <w:shd w:fill="auto" w:val="clear"/>
+        <w:szCs w:val="24"/>
+        <w:color w:val="000000"/>
       </w:rPr>
     </w:lvl>
     <w:lvl w:ilvl="3">
@@ -4723,14 +4195,14 @@
         <w:strike w:val="false"/>
         <w:vertAlign w:val="baseline"/>
         <w:position w:val="0"/>
-        <w:sz w:val="20"/>
-        <w:sz w:val="20"/>
-        <w:i w:val="false"/>
-        <w:u w:val="none" w:color="000000"/>
-        <w:b w:val="false"/>
-        <w:shd w:fill="auto" w:val="clear"/>
-        <w:szCs w:val="20"/>
-        <w:color w:val="404040"/>
+        <w:sz w:val="24"/>
+        <w:sz w:val="24"/>
+        <w:i w:val="false"/>
+        <w:u w:val="none" w:color="000000"/>
+        <w:b w:val="false"/>
+        <w:shd w:fill="auto" w:val="clear"/>
+        <w:szCs w:val="24"/>
+        <w:color w:val="000000"/>
       </w:rPr>
     </w:lvl>
     <w:lvl w:ilvl="4">
@@ -4750,14 +4222,14 @@
         <w:strike w:val="false"/>
         <w:vertAlign w:val="baseline"/>
         <w:position w:val="0"/>
-        <w:sz w:val="20"/>
-        <w:sz w:val="20"/>
-        <w:i w:val="false"/>
-        <w:u w:val="none" w:color="000000"/>
-        <w:b w:val="false"/>
-        <w:shd w:fill="auto" w:val="clear"/>
-        <w:szCs w:val="20"/>
-        <w:color w:val="404040"/>
+        <w:sz w:val="24"/>
+        <w:sz w:val="24"/>
+        <w:i w:val="false"/>
+        <w:u w:val="none" w:color="000000"/>
+        <w:b w:val="false"/>
+        <w:shd w:fill="auto" w:val="clear"/>
+        <w:szCs w:val="24"/>
+        <w:color w:val="000000"/>
       </w:rPr>
     </w:lvl>
     <w:lvl w:ilvl="5">
@@ -4777,14 +4249,14 @@
         <w:strike w:val="false"/>
         <w:vertAlign w:val="baseline"/>
         <w:position w:val="0"/>
-        <w:sz w:val="20"/>
-        <w:sz w:val="20"/>
-        <w:i w:val="false"/>
-        <w:u w:val="none" w:color="000000"/>
-        <w:b w:val="false"/>
-        <w:shd w:fill="auto" w:val="clear"/>
-        <w:szCs w:val="20"/>
-        <w:color w:val="404040"/>
+        <w:sz w:val="24"/>
+        <w:sz w:val="24"/>
+        <w:i w:val="false"/>
+        <w:u w:val="none" w:color="000000"/>
+        <w:b w:val="false"/>
+        <w:shd w:fill="auto" w:val="clear"/>
+        <w:szCs w:val="24"/>
+        <w:color w:val="000000"/>
       </w:rPr>
     </w:lvl>
     <w:lvl w:ilvl="6">
@@ -4804,14 +4276,14 @@
         <w:strike w:val="false"/>
         <w:vertAlign w:val="baseline"/>
         <w:position w:val="0"/>
-        <w:sz w:val="20"/>
-        <w:sz w:val="20"/>
-        <w:i w:val="false"/>
-        <w:u w:val="none" w:color="000000"/>
-        <w:b w:val="false"/>
-        <w:shd w:fill="auto" w:val="clear"/>
-        <w:szCs w:val="20"/>
-        <w:color w:val="404040"/>
+        <w:sz w:val="24"/>
+        <w:sz w:val="24"/>
+        <w:i w:val="false"/>
+        <w:u w:val="none" w:color="000000"/>
+        <w:b w:val="false"/>
+        <w:shd w:fill="auto" w:val="clear"/>
+        <w:szCs w:val="24"/>
+        <w:color w:val="000000"/>
       </w:rPr>
     </w:lvl>
     <w:lvl w:ilvl="7">
@@ -4831,14 +4303,14 @@
         <w:strike w:val="false"/>
         <w:vertAlign w:val="baseline"/>
         <w:position w:val="0"/>
-        <w:sz w:val="20"/>
-        <w:sz w:val="20"/>
-        <w:i w:val="false"/>
-        <w:u w:val="none" w:color="000000"/>
-        <w:b w:val="false"/>
-        <w:shd w:fill="auto" w:val="clear"/>
-        <w:szCs w:val="20"/>
-        <w:color w:val="404040"/>
+        <w:sz w:val="24"/>
+        <w:sz w:val="24"/>
+        <w:i w:val="false"/>
+        <w:u w:val="none" w:color="000000"/>
+        <w:b w:val="false"/>
+        <w:shd w:fill="auto" w:val="clear"/>
+        <w:szCs w:val="24"/>
+        <w:color w:val="000000"/>
       </w:rPr>
     </w:lvl>
     <w:lvl w:ilvl="8">
@@ -4858,14 +4330,14 @@
         <w:strike w:val="false"/>
         <w:vertAlign w:val="baseline"/>
         <w:position w:val="0"/>
-        <w:sz w:val="20"/>
-        <w:sz w:val="20"/>
-        <w:i w:val="false"/>
-        <w:u w:val="none" w:color="000000"/>
-        <w:b w:val="false"/>
-        <w:shd w:fill="auto" w:val="clear"/>
-        <w:szCs w:val="20"/>
-        <w:color w:val="404040"/>
+        <w:sz w:val="24"/>
+        <w:sz w:val="24"/>
+        <w:i w:val="false"/>
+        <w:u w:val="none" w:color="000000"/>
+        <w:b w:val="false"/>
+        <w:shd w:fill="auto" w:val="clear"/>
+        <w:szCs w:val="24"/>
+        <w:color w:val="000000"/>
       </w:rPr>
     </w:lvl>
   </w:abstractNum>
@@ -4887,14 +4359,14 @@
         <w:strike w:val="false"/>
         <w:vertAlign w:val="baseline"/>
         <w:position w:val="0"/>
-        <w:sz w:val="20"/>
-        <w:sz w:val="20"/>
-        <w:i w:val="false"/>
-        <w:u w:val="none" w:color="000000"/>
-        <w:b w:val="false"/>
-        <w:shd w:fill="auto" w:val="clear"/>
-        <w:szCs w:val="20"/>
-        <w:color w:val="404040"/>
+        <w:sz w:val="24"/>
+        <w:sz w:val="24"/>
+        <w:i w:val="false"/>
+        <w:u w:val="none" w:color="000000"/>
+        <w:b w:val="false"/>
+        <w:shd w:fill="auto" w:val="clear"/>
+        <w:szCs w:val="24"/>
+        <w:color w:val="000000"/>
       </w:rPr>
     </w:lvl>
     <w:lvl w:ilvl="1">
@@ -4914,14 +4386,14 @@
         <w:strike w:val="false"/>
         <w:vertAlign w:val="baseline"/>
         <w:position w:val="0"/>
-        <w:sz w:val="20"/>
-        <w:sz w:val="20"/>
-        <w:i w:val="false"/>
-        <w:u w:val="none" w:color="000000"/>
-        <w:b w:val="false"/>
-        <w:shd w:fill="auto" w:val="clear"/>
-        <w:szCs w:val="20"/>
-        <w:color w:val="404040"/>
+        <w:sz w:val="24"/>
+        <w:sz w:val="24"/>
+        <w:i w:val="false"/>
+        <w:u w:val="none" w:color="000000"/>
+        <w:b w:val="false"/>
+        <w:shd w:fill="auto" w:val="clear"/>
+        <w:szCs w:val="24"/>
+        <w:color w:val="000000"/>
       </w:rPr>
     </w:lvl>
     <w:lvl w:ilvl="2">
@@ -4941,14 +4413,14 @@
         <w:strike w:val="false"/>
         <w:vertAlign w:val="baseline"/>
         <w:position w:val="0"/>
-        <w:sz w:val="20"/>
-        <w:sz w:val="20"/>
-        <w:i w:val="false"/>
-        <w:u w:val="none" w:color="000000"/>
-        <w:b w:val="false"/>
-        <w:shd w:fill="auto" w:val="clear"/>
-        <w:szCs w:val="20"/>
-        <w:color w:val="404040"/>
+        <w:sz w:val="24"/>
+        <w:sz w:val="24"/>
+        <w:i w:val="false"/>
+        <w:u w:val="none" w:color="000000"/>
+        <w:b w:val="false"/>
+        <w:shd w:fill="auto" w:val="clear"/>
+        <w:szCs w:val="24"/>
+        <w:color w:val="000000"/>
       </w:rPr>
     </w:lvl>
     <w:lvl w:ilvl="3">
@@ -4968,14 +4440,14 @@
         <w:strike w:val="false"/>
         <w:vertAlign w:val="baseline"/>
         <w:position w:val="0"/>
-        <w:sz w:val="20"/>
-        <w:sz w:val="20"/>
-        <w:i w:val="false"/>
-        <w:u w:val="none" w:color="000000"/>
-        <w:b w:val="false"/>
-        <w:shd w:fill="auto" w:val="clear"/>
-        <w:szCs w:val="20"/>
-        <w:color w:val="404040"/>
+        <w:sz w:val="24"/>
+        <w:sz w:val="24"/>
+        <w:i w:val="false"/>
+        <w:u w:val="none" w:color="000000"/>
+        <w:b w:val="false"/>
+        <w:shd w:fill="auto" w:val="clear"/>
+        <w:szCs w:val="24"/>
+        <w:color w:val="000000"/>
       </w:rPr>
     </w:lvl>
     <w:lvl w:ilvl="4">
@@ -4995,14 +4467,14 @@
         <w:strike w:val="false"/>
         <w:vertAlign w:val="baseline"/>
         <w:position w:val="0"/>
-        <w:sz w:val="20"/>
-        <w:sz w:val="20"/>
-        <w:i w:val="false"/>
-        <w:u w:val="none" w:color="000000"/>
-        <w:b w:val="false"/>
-        <w:shd w:fill="auto" w:val="clear"/>
-        <w:szCs w:val="20"/>
-        <w:color w:val="404040"/>
+        <w:sz w:val="24"/>
+        <w:sz w:val="24"/>
+        <w:i w:val="false"/>
+        <w:u w:val="none" w:color="000000"/>
+        <w:b w:val="false"/>
+        <w:shd w:fill="auto" w:val="clear"/>
+        <w:szCs w:val="24"/>
+        <w:color w:val="000000"/>
       </w:rPr>
     </w:lvl>
     <w:lvl w:ilvl="5">
@@ -5022,14 +4494,14 @@
         <w:strike w:val="false"/>
         <w:vertAlign w:val="baseline"/>
         <w:position w:val="0"/>
-        <w:sz w:val="20"/>
-        <w:sz w:val="20"/>
-        <w:i w:val="false"/>
-        <w:u w:val="none" w:color="000000"/>
-        <w:b w:val="false"/>
-        <w:shd w:fill="auto" w:val="clear"/>
-        <w:szCs w:val="20"/>
-        <w:color w:val="404040"/>
+        <w:sz w:val="24"/>
+        <w:sz w:val="24"/>
+        <w:i w:val="false"/>
+        <w:u w:val="none" w:color="000000"/>
+        <w:b w:val="false"/>
+        <w:shd w:fill="auto" w:val="clear"/>
+        <w:szCs w:val="24"/>
+        <w:color w:val="000000"/>
       </w:rPr>
     </w:lvl>
     <w:lvl w:ilvl="6">
@@ -5049,14 +4521,14 @@
         <w:strike w:val="false"/>
         <w:vertAlign w:val="baseline"/>
         <w:position w:val="0"/>
-        <w:sz w:val="20"/>
-        <w:sz w:val="20"/>
-        <w:i w:val="false"/>
-        <w:u w:val="none" w:color="000000"/>
-        <w:b w:val="false"/>
-        <w:shd w:fill="auto" w:val="clear"/>
-        <w:szCs w:val="20"/>
-        <w:color w:val="404040"/>
+        <w:sz w:val="24"/>
+        <w:sz w:val="24"/>
+        <w:i w:val="false"/>
+        <w:u w:val="none" w:color="000000"/>
+        <w:b w:val="false"/>
+        <w:shd w:fill="auto" w:val="clear"/>
+        <w:szCs w:val="24"/>
+        <w:color w:val="000000"/>
       </w:rPr>
     </w:lvl>
     <w:lvl w:ilvl="7">
@@ -5076,14 +4548,14 @@
         <w:strike w:val="false"/>
         <w:vertAlign w:val="baseline"/>
         <w:position w:val="0"/>
-        <w:sz w:val="20"/>
-        <w:sz w:val="20"/>
-        <w:i w:val="false"/>
-        <w:u w:val="none" w:color="000000"/>
-        <w:b w:val="false"/>
-        <w:shd w:fill="auto" w:val="clear"/>
-        <w:szCs w:val="20"/>
-        <w:color w:val="404040"/>
+        <w:sz w:val="24"/>
+        <w:sz w:val="24"/>
+        <w:i w:val="false"/>
+        <w:u w:val="none" w:color="000000"/>
+        <w:b w:val="false"/>
+        <w:shd w:fill="auto" w:val="clear"/>
+        <w:szCs w:val="24"/>
+        <w:color w:val="000000"/>
       </w:rPr>
     </w:lvl>
     <w:lvl w:ilvl="8">
@@ -5103,14 +4575,14 @@
         <w:strike w:val="false"/>
         <w:vertAlign w:val="baseline"/>
         <w:position w:val="0"/>
-        <w:sz w:val="20"/>
-        <w:sz w:val="20"/>
-        <w:i w:val="false"/>
-        <w:u w:val="none" w:color="000000"/>
-        <w:b w:val="false"/>
-        <w:shd w:fill="auto" w:val="clear"/>
-        <w:szCs w:val="20"/>
-        <w:color w:val="404040"/>
+        <w:sz w:val="24"/>
+        <w:sz w:val="24"/>
+        <w:i w:val="false"/>
+        <w:u w:val="none" w:color="000000"/>
+        <w:b w:val="false"/>
+        <w:shd w:fill="auto" w:val="clear"/>
+        <w:szCs w:val="24"/>
+        <w:color w:val="000000"/>
       </w:rPr>
     </w:lvl>
   </w:abstractNum>
@@ -5614,7 +5086,7 @@
         <w:tabs>
           <w:tab w:val="num" w:pos="0"/>
         </w:tabs>
-        <w:ind w:left="706" w:hanging="0"/>
+        <w:ind w:left="1081" w:hanging="0"/>
       </w:pPr>
       <w:rPr>
         <w:rFonts w:ascii="Arial" w:hAnsi="Arial" w:cs="Arial" w:hint="default"/>
@@ -5622,14 +5094,14 @@
         <w:strike w:val="false"/>
         <w:vertAlign w:val="baseline"/>
         <w:position w:val="0"/>
-        <w:sz w:val="24"/>
-        <w:sz w:val="24"/>
-        <w:i w:val="false"/>
-        <w:u w:val="none" w:color="000000"/>
-        <w:b w:val="false"/>
-        <w:shd w:fill="auto" w:val="clear"/>
-        <w:szCs w:val="24"/>
-        <w:color w:val="000000"/>
+        <w:sz w:val="20"/>
+        <w:sz w:val="20"/>
+        <w:i w:val="false"/>
+        <w:u w:val="none" w:color="000000"/>
+        <w:b w:val="false"/>
+        <w:shd w:fill="auto" w:val="clear"/>
+        <w:szCs w:val="20"/>
+        <w:color w:val="404040"/>
       </w:rPr>
     </w:lvl>
     <w:lvl w:ilvl="1">
@@ -5641,7 +5113,7 @@
         <w:tabs>
           <w:tab w:val="num" w:pos="0"/>
         </w:tabs>
-        <w:ind w:left="1441" w:hanging="0"/>
+        <w:ind w:left="1801" w:hanging="0"/>
       </w:pPr>
       <w:rPr>
         <w:rFonts w:ascii="Segoe UI Symbol" w:hAnsi="Segoe UI Symbol" w:cs="Segoe UI Symbol" w:hint="default"/>
@@ -5649,14 +5121,14 @@
         <w:strike w:val="false"/>
         <w:vertAlign w:val="baseline"/>
         <w:position w:val="0"/>
-        <w:sz w:val="24"/>
-        <w:sz w:val="24"/>
-        <w:i w:val="false"/>
-        <w:u w:val="none" w:color="000000"/>
-        <w:b w:val="false"/>
-        <w:shd w:fill="auto" w:val="clear"/>
-        <w:szCs w:val="24"/>
-        <w:color w:val="000000"/>
+        <w:sz w:val="20"/>
+        <w:sz w:val="20"/>
+        <w:i w:val="false"/>
+        <w:u w:val="none" w:color="000000"/>
+        <w:b w:val="false"/>
+        <w:shd w:fill="auto" w:val="clear"/>
+        <w:szCs w:val="20"/>
+        <w:color w:val="404040"/>
       </w:rPr>
     </w:lvl>
     <w:lvl w:ilvl="2">
@@ -5668,7 +5140,7 @@
         <w:tabs>
           <w:tab w:val="num" w:pos="0"/>
         </w:tabs>
-        <w:ind w:left="2161" w:hanging="0"/>
+        <w:ind w:left="2521" w:hanging="0"/>
       </w:pPr>
       <w:rPr>
         <w:rFonts w:ascii="Segoe UI Symbol" w:hAnsi="Segoe UI Symbol" w:cs="Segoe UI Symbol" w:hint="default"/>
@@ -5676,14 +5148,14 @@
         <w:strike w:val="false"/>
         <w:vertAlign w:val="baseline"/>
         <w:position w:val="0"/>
-        <w:sz w:val="24"/>
-        <w:sz w:val="24"/>
-        <w:i w:val="false"/>
-        <w:u w:val="none" w:color="000000"/>
-        <w:b w:val="false"/>
-        <w:shd w:fill="auto" w:val="clear"/>
-        <w:szCs w:val="24"/>
-        <w:color w:val="000000"/>
+        <w:sz w:val="20"/>
+        <w:sz w:val="20"/>
+        <w:i w:val="false"/>
+        <w:u w:val="none" w:color="000000"/>
+        <w:b w:val="false"/>
+        <w:shd w:fill="auto" w:val="clear"/>
+        <w:szCs w:val="20"/>
+        <w:color w:val="404040"/>
       </w:rPr>
     </w:lvl>
     <w:lvl w:ilvl="3">
@@ -5695,7 +5167,7 @@
         <w:tabs>
           <w:tab w:val="num" w:pos="0"/>
         </w:tabs>
-        <w:ind w:left="2881" w:hanging="0"/>
+        <w:ind w:left="3241" w:hanging="0"/>
       </w:pPr>
       <w:rPr>
         <w:rFonts w:ascii="Arial" w:hAnsi="Arial" w:cs="Arial" w:hint="default"/>
@@ -5703,14 +5175,14 @@
         <w:strike w:val="false"/>
         <w:vertAlign w:val="baseline"/>
         <w:position w:val="0"/>
-        <w:sz w:val="24"/>
-        <w:sz w:val="24"/>
-        <w:i w:val="false"/>
-        <w:u w:val="none" w:color="000000"/>
-        <w:b w:val="false"/>
-        <w:shd w:fill="auto" w:val="clear"/>
-        <w:szCs w:val="24"/>
-        <w:color w:val="000000"/>
+        <w:sz w:val="20"/>
+        <w:sz w:val="20"/>
+        <w:i w:val="false"/>
+        <w:u w:val="none" w:color="000000"/>
+        <w:b w:val="false"/>
+        <w:shd w:fill="auto" w:val="clear"/>
+        <w:szCs w:val="20"/>
+        <w:color w:val="404040"/>
       </w:rPr>
     </w:lvl>
     <w:lvl w:ilvl="4">
@@ -5722,7 +5194,7 @@
         <w:tabs>
           <w:tab w:val="num" w:pos="0"/>
         </w:tabs>
-        <w:ind w:left="3601" w:hanging="0"/>
+        <w:ind w:left="3961" w:hanging="0"/>
       </w:pPr>
       <w:rPr>
         <w:rFonts w:ascii="Segoe UI Symbol" w:hAnsi="Segoe UI Symbol" w:cs="Segoe UI Symbol" w:hint="default"/>
@@ -5730,14 +5202,14 @@
         <w:strike w:val="false"/>
         <w:vertAlign w:val="baseline"/>
         <w:position w:val="0"/>
-        <w:sz w:val="24"/>
-        <w:sz w:val="24"/>
-        <w:i w:val="false"/>
-        <w:u w:val="none" w:color="000000"/>
-        <w:b w:val="false"/>
-        <w:shd w:fill="auto" w:val="clear"/>
-        <w:szCs w:val="24"/>
-        <w:color w:val="000000"/>
+        <w:sz w:val="20"/>
+        <w:sz w:val="20"/>
+        <w:i w:val="false"/>
+        <w:u w:val="none" w:color="000000"/>
+        <w:b w:val="false"/>
+        <w:shd w:fill="auto" w:val="clear"/>
+        <w:szCs w:val="20"/>
+        <w:color w:val="404040"/>
       </w:rPr>
     </w:lvl>
     <w:lvl w:ilvl="5">
@@ -5749,7 +5221,7 @@
         <w:tabs>
           <w:tab w:val="num" w:pos="0"/>
         </w:tabs>
-        <w:ind w:left="4321" w:hanging="0"/>
+        <w:ind w:left="4681" w:hanging="0"/>
       </w:pPr>
       <w:rPr>
         <w:rFonts w:ascii="Segoe UI Symbol" w:hAnsi="Segoe UI Symbol" w:cs="Segoe UI Symbol" w:hint="default"/>
@@ -5757,14 +5229,14 @@
         <w:strike w:val="false"/>
         <w:vertAlign w:val="baseline"/>
         <w:position w:val="0"/>
-        <w:sz w:val="24"/>
-        <w:sz w:val="24"/>
-        <w:i w:val="false"/>
-        <w:u w:val="none" w:color="000000"/>
-        <w:b w:val="false"/>
-        <w:shd w:fill="auto" w:val="clear"/>
-        <w:szCs w:val="24"/>
-        <w:color w:val="000000"/>
+        <w:sz w:val="20"/>
+        <w:sz w:val="20"/>
+        <w:i w:val="false"/>
+        <w:u w:val="none" w:color="000000"/>
+        <w:b w:val="false"/>
+        <w:shd w:fill="auto" w:val="clear"/>
+        <w:szCs w:val="20"/>
+        <w:color w:val="404040"/>
       </w:rPr>
     </w:lvl>
     <w:lvl w:ilvl="6">
@@ -5776,7 +5248,7 @@
         <w:tabs>
           <w:tab w:val="num" w:pos="0"/>
         </w:tabs>
-        <w:ind w:left="5041" w:hanging="0"/>
+        <w:ind w:left="5401" w:hanging="0"/>
       </w:pPr>
       <w:rPr>
         <w:rFonts w:ascii="Arial" w:hAnsi="Arial" w:cs="Arial" w:hint="default"/>
@@ -5784,14 +5256,14 @@
         <w:strike w:val="false"/>
         <w:vertAlign w:val="baseline"/>
         <w:position w:val="0"/>
-        <w:sz w:val="24"/>
-        <w:sz w:val="24"/>
-        <w:i w:val="false"/>
-        <w:u w:val="none" w:color="000000"/>
-        <w:b w:val="false"/>
-        <w:shd w:fill="auto" w:val="clear"/>
-        <w:szCs w:val="24"/>
-        <w:color w:val="000000"/>
+        <w:sz w:val="20"/>
+        <w:sz w:val="20"/>
+        <w:i w:val="false"/>
+        <w:u w:val="none" w:color="000000"/>
+        <w:b w:val="false"/>
+        <w:shd w:fill="auto" w:val="clear"/>
+        <w:szCs w:val="20"/>
+        <w:color w:val="404040"/>
       </w:rPr>
     </w:lvl>
     <w:lvl w:ilvl="7">
@@ -5803,7 +5275,7 @@
         <w:tabs>
           <w:tab w:val="num" w:pos="0"/>
         </w:tabs>
-        <w:ind w:left="5761" w:hanging="0"/>
+        <w:ind w:left="6121" w:hanging="0"/>
       </w:pPr>
       <w:rPr>
         <w:rFonts w:ascii="Segoe UI Symbol" w:hAnsi="Segoe UI Symbol" w:cs="Segoe UI Symbol" w:hint="default"/>
@@ -5811,14 +5283,14 @@
         <w:strike w:val="false"/>
         <w:vertAlign w:val="baseline"/>
         <w:position w:val="0"/>
-        <w:sz w:val="24"/>
-        <w:sz w:val="24"/>
-        <w:i w:val="false"/>
-        <w:u w:val="none" w:color="000000"/>
-        <w:b w:val="false"/>
-        <w:shd w:fill="auto" w:val="clear"/>
-        <w:szCs w:val="24"/>
-        <w:color w:val="000000"/>
+        <w:sz w:val="20"/>
+        <w:sz w:val="20"/>
+        <w:i w:val="false"/>
+        <w:u w:val="none" w:color="000000"/>
+        <w:b w:val="false"/>
+        <w:shd w:fill="auto" w:val="clear"/>
+        <w:szCs w:val="20"/>
+        <w:color w:val="404040"/>
       </w:rPr>
     </w:lvl>
     <w:lvl w:ilvl="8">
@@ -5830,7 +5302,7 @@
         <w:tabs>
           <w:tab w:val="num" w:pos="0"/>
         </w:tabs>
-        <w:ind w:left="6481" w:hanging="0"/>
+        <w:ind w:left="6841" w:hanging="0"/>
       </w:pPr>
       <w:rPr>
         <w:rFonts w:ascii="Segoe UI Symbol" w:hAnsi="Segoe UI Symbol" w:cs="Segoe UI Symbol" w:hint="default"/>
@@ -5838,14 +5310,14 @@
         <w:strike w:val="false"/>
         <w:vertAlign w:val="baseline"/>
         <w:position w:val="0"/>
-        <w:sz w:val="24"/>
-        <w:sz w:val="24"/>
-        <w:i w:val="false"/>
-        <w:u w:val="none" w:color="000000"/>
-        <w:b w:val="false"/>
-        <w:shd w:fill="auto" w:val="clear"/>
-        <w:szCs w:val="24"/>
-        <w:color w:val="000000"/>
+        <w:sz w:val="20"/>
+        <w:sz w:val="20"/>
+        <w:i w:val="false"/>
+        <w:u w:val="none" w:color="000000"/>
+        <w:b w:val="false"/>
+        <w:shd w:fill="auto" w:val="clear"/>
+        <w:szCs w:val="20"/>
+        <w:color w:val="404040"/>
       </w:rPr>
     </w:lvl>
   </w:abstractNum>
@@ -5867,14 +5339,14 @@
         <w:strike w:val="false"/>
         <w:vertAlign w:val="baseline"/>
         <w:position w:val="0"/>
-        <w:sz w:val="24"/>
-        <w:sz w:val="24"/>
-        <w:i w:val="false"/>
-        <w:u w:val="none" w:color="000000"/>
-        <w:b w:val="false"/>
-        <w:shd w:fill="auto" w:val="clear"/>
-        <w:szCs w:val="24"/>
-        <w:color w:val="000000"/>
+        <w:sz w:val="20"/>
+        <w:sz w:val="20"/>
+        <w:i w:val="false"/>
+        <w:u w:val="none" w:color="000000"/>
+        <w:b w:val="false"/>
+        <w:shd w:fill="auto" w:val="clear"/>
+        <w:szCs w:val="20"/>
+        <w:color w:val="404040"/>
       </w:rPr>
     </w:lvl>
     <w:lvl w:ilvl="1">
@@ -5894,14 +5366,14 @@
         <w:strike w:val="false"/>
         <w:vertAlign w:val="baseline"/>
         <w:position w:val="0"/>
-        <w:sz w:val="24"/>
-        <w:sz w:val="24"/>
-        <w:i w:val="false"/>
-        <w:u w:val="none" w:color="000000"/>
-        <w:b w:val="false"/>
-        <w:shd w:fill="auto" w:val="clear"/>
-        <w:szCs w:val="24"/>
-        <w:color w:val="000000"/>
+        <w:sz w:val="20"/>
+        <w:sz w:val="20"/>
+        <w:i w:val="false"/>
+        <w:u w:val="none" w:color="000000"/>
+        <w:b w:val="false"/>
+        <w:shd w:fill="auto" w:val="clear"/>
+        <w:szCs w:val="20"/>
+        <w:color w:val="404040"/>
       </w:rPr>
     </w:lvl>
     <w:lvl w:ilvl="2">
@@ -5921,14 +5393,14 @@
         <w:strike w:val="false"/>
         <w:vertAlign w:val="baseline"/>
         <w:position w:val="0"/>
-        <w:sz w:val="24"/>
-        <w:sz w:val="24"/>
-        <w:i w:val="false"/>
-        <w:u w:val="none" w:color="000000"/>
-        <w:b w:val="false"/>
-        <w:shd w:fill="auto" w:val="clear"/>
-        <w:szCs w:val="24"/>
-        <w:color w:val="000000"/>
+        <w:sz w:val="20"/>
+        <w:sz w:val="20"/>
+        <w:i w:val="false"/>
+        <w:u w:val="none" w:color="000000"/>
+        <w:b w:val="false"/>
+        <w:shd w:fill="auto" w:val="clear"/>
+        <w:szCs w:val="20"/>
+        <w:color w:val="404040"/>
       </w:rPr>
     </w:lvl>
     <w:lvl w:ilvl="3">
@@ -5948,14 +5420,14 @@
         <w:strike w:val="false"/>
         <w:vertAlign w:val="baseline"/>
         <w:position w:val="0"/>
-        <w:sz w:val="24"/>
-        <w:sz w:val="24"/>
-        <w:i w:val="false"/>
-        <w:u w:val="none" w:color="000000"/>
-        <w:b w:val="false"/>
-        <w:shd w:fill="auto" w:val="clear"/>
-        <w:szCs w:val="24"/>
-        <w:color w:val="000000"/>
+        <w:sz w:val="20"/>
+        <w:sz w:val="20"/>
+        <w:i w:val="false"/>
+        <w:u w:val="none" w:color="000000"/>
+        <w:b w:val="false"/>
+        <w:shd w:fill="auto" w:val="clear"/>
+        <w:szCs w:val="20"/>
+        <w:color w:val="404040"/>
       </w:rPr>
     </w:lvl>
     <w:lvl w:ilvl="4">
@@ -5975,14 +5447,14 @@
         <w:strike w:val="false"/>
         <w:vertAlign w:val="baseline"/>
         <w:position w:val="0"/>
-        <w:sz w:val="24"/>
-        <w:sz w:val="24"/>
-        <w:i w:val="false"/>
-        <w:u w:val="none" w:color="000000"/>
-        <w:b w:val="false"/>
-        <w:shd w:fill="auto" w:val="clear"/>
-        <w:szCs w:val="24"/>
-        <w:color w:val="000000"/>
+        <w:sz w:val="20"/>
+        <w:sz w:val="20"/>
+        <w:i w:val="false"/>
+        <w:u w:val="none" w:color="000000"/>
+        <w:b w:val="false"/>
+        <w:shd w:fill="auto" w:val="clear"/>
+        <w:szCs w:val="20"/>
+        <w:color w:val="404040"/>
       </w:rPr>
     </w:lvl>
     <w:lvl w:ilvl="5">
@@ -6002,14 +5474,14 @@
         <w:strike w:val="false"/>
         <w:vertAlign w:val="baseline"/>
         <w:position w:val="0"/>
-        <w:sz w:val="24"/>
-        <w:sz w:val="24"/>
-        <w:i w:val="false"/>
-        <w:u w:val="none" w:color="000000"/>
-        <w:b w:val="false"/>
-        <w:shd w:fill="auto" w:val="clear"/>
-        <w:szCs w:val="24"/>
-        <w:color w:val="000000"/>
+        <w:sz w:val="20"/>
+        <w:sz w:val="20"/>
+        <w:i w:val="false"/>
+        <w:u w:val="none" w:color="000000"/>
+        <w:b w:val="false"/>
+        <w:shd w:fill="auto" w:val="clear"/>
+        <w:szCs w:val="20"/>
+        <w:color w:val="404040"/>
       </w:rPr>
     </w:lvl>
     <w:lvl w:ilvl="6">
@@ -6029,14 +5501,14 @@
         <w:strike w:val="false"/>
         <w:vertAlign w:val="baseline"/>
         <w:position w:val="0"/>
-        <w:sz w:val="24"/>
-        <w:sz w:val="24"/>
-        <w:i w:val="false"/>
-        <w:u w:val="none" w:color="000000"/>
-        <w:b w:val="false"/>
-        <w:shd w:fill="auto" w:val="clear"/>
-        <w:szCs w:val="24"/>
-        <w:color w:val="000000"/>
+        <w:sz w:val="20"/>
+        <w:sz w:val="20"/>
+        <w:i w:val="false"/>
+        <w:u w:val="none" w:color="000000"/>
+        <w:b w:val="false"/>
+        <w:shd w:fill="auto" w:val="clear"/>
+        <w:szCs w:val="20"/>
+        <w:color w:val="404040"/>
       </w:rPr>
     </w:lvl>
     <w:lvl w:ilvl="7">
@@ -6056,14 +5528,14 @@
         <w:strike w:val="false"/>
         <w:vertAlign w:val="baseline"/>
         <w:position w:val="0"/>
-        <w:sz w:val="24"/>
-        <w:sz w:val="24"/>
-        <w:i w:val="false"/>
-        <w:u w:val="none" w:color="000000"/>
-        <w:b w:val="false"/>
-        <w:shd w:fill="auto" w:val="clear"/>
-        <w:szCs w:val="24"/>
-        <w:color w:val="000000"/>
+        <w:sz w:val="20"/>
+        <w:sz w:val="20"/>
+        <w:i w:val="false"/>
+        <w:u w:val="none" w:color="000000"/>
+        <w:b w:val="false"/>
+        <w:shd w:fill="auto" w:val="clear"/>
+        <w:szCs w:val="20"/>
+        <w:color w:val="404040"/>
       </w:rPr>
     </w:lvl>
     <w:lvl w:ilvl="8">
@@ -6083,14 +5555,14 @@
         <w:strike w:val="false"/>
         <w:vertAlign w:val="baseline"/>
         <w:position w:val="0"/>
-        <w:sz w:val="24"/>
-        <w:sz w:val="24"/>
-        <w:i w:val="false"/>
-        <w:u w:val="none" w:color="000000"/>
-        <w:b w:val="false"/>
-        <w:shd w:fill="auto" w:val="clear"/>
-        <w:szCs w:val="24"/>
-        <w:color w:val="000000"/>
+        <w:sz w:val="20"/>
+        <w:sz w:val="20"/>
+        <w:i w:val="false"/>
+        <w:u w:val="none" w:color="000000"/>
+        <w:b w:val="false"/>
+        <w:shd w:fill="auto" w:val="clear"/>
+        <w:szCs w:val="20"/>
+        <w:color w:val="404040"/>
       </w:rPr>
     </w:lvl>
   </w:abstractNum>
@@ -6104,7 +5576,7 @@
         <w:tabs>
           <w:tab w:val="num" w:pos="0"/>
         </w:tabs>
-        <w:ind w:left="1081" w:hanging="0"/>
+        <w:ind w:left="706" w:hanging="0"/>
       </w:pPr>
       <w:rPr>
         <w:rFonts w:ascii="Arial" w:hAnsi="Arial" w:cs="Arial" w:hint="default"/>
@@ -6112,14 +5584,14 @@
         <w:strike w:val="false"/>
         <w:vertAlign w:val="baseline"/>
         <w:position w:val="0"/>
-        <w:sz w:val="20"/>
-        <w:sz w:val="20"/>
-        <w:i w:val="false"/>
-        <w:u w:val="none" w:color="000000"/>
-        <w:b w:val="false"/>
-        <w:shd w:fill="auto" w:val="clear"/>
-        <w:szCs w:val="20"/>
-        <w:color w:val="404040"/>
+        <w:sz w:val="24"/>
+        <w:sz w:val="24"/>
+        <w:i w:val="false"/>
+        <w:u w:val="none" w:color="000000"/>
+        <w:b w:val="false"/>
+        <w:shd w:fill="auto" w:val="clear"/>
+        <w:szCs w:val="24"/>
+        <w:color w:val="000000"/>
       </w:rPr>
     </w:lvl>
     <w:lvl w:ilvl="1">
@@ -6131,7 +5603,7 @@
         <w:tabs>
           <w:tab w:val="num" w:pos="0"/>
         </w:tabs>
-        <w:ind w:left="1801" w:hanging="0"/>
+        <w:ind w:left="1441" w:hanging="0"/>
       </w:pPr>
       <w:rPr>
         <w:rFonts w:ascii="Segoe UI Symbol" w:hAnsi="Segoe UI Symbol" w:cs="Segoe UI Symbol" w:hint="default"/>
@@ -6139,14 +5611,14 @@
         <w:strike w:val="false"/>
         <w:vertAlign w:val="baseline"/>
         <w:position w:val="0"/>
-        <w:sz w:val="20"/>
-        <w:sz w:val="20"/>
-        <w:i w:val="false"/>
-        <w:u w:val="none" w:color="000000"/>
-        <w:b w:val="false"/>
-        <w:shd w:fill="auto" w:val="clear"/>
-        <w:szCs w:val="20"/>
-        <w:color w:val="404040"/>
+        <w:sz w:val="24"/>
+        <w:sz w:val="24"/>
+        <w:i w:val="false"/>
+        <w:u w:val="none" w:color="000000"/>
+        <w:b w:val="false"/>
+        <w:shd w:fill="auto" w:val="clear"/>
+        <w:szCs w:val="24"/>
+        <w:color w:val="000000"/>
       </w:rPr>
     </w:lvl>
     <w:lvl w:ilvl="2">
@@ -6158,7 +5630,7 @@
         <w:tabs>
           <w:tab w:val="num" w:pos="0"/>
         </w:tabs>
-        <w:ind w:left="2521" w:hanging="0"/>
+        <w:ind w:left="2161" w:hanging="0"/>
       </w:pPr>
       <w:rPr>
         <w:rFonts w:ascii="Segoe UI Symbol" w:hAnsi="Segoe UI Symbol" w:cs="Segoe UI Symbol" w:hint="default"/>
@@ -6166,14 +5638,14 @@
         <w:strike w:val="false"/>
         <w:vertAlign w:val="baseline"/>
         <w:position w:val="0"/>
-        <w:sz w:val="20"/>
-        <w:sz w:val="20"/>
-        <w:i w:val="false"/>
-        <w:u w:val="none" w:color="000000"/>
-        <w:b w:val="false"/>
-        <w:shd w:fill="auto" w:val="clear"/>
-        <w:szCs w:val="20"/>
-        <w:color w:val="404040"/>
+        <w:sz w:val="24"/>
+        <w:sz w:val="24"/>
+        <w:i w:val="false"/>
+        <w:u w:val="none" w:color="000000"/>
+        <w:b w:val="false"/>
+        <w:shd w:fill="auto" w:val="clear"/>
+        <w:szCs w:val="24"/>
+        <w:color w:val="000000"/>
       </w:rPr>
     </w:lvl>
     <w:lvl w:ilvl="3">
@@ -6185,7 +5657,7 @@
         <w:tabs>
           <w:tab w:val="num" w:pos="0"/>
         </w:tabs>
-        <w:ind w:left="3241" w:hanging="0"/>
+        <w:ind w:left="2881" w:hanging="0"/>
       </w:pPr>
       <w:rPr>
         <w:rFonts w:ascii="Arial" w:hAnsi="Arial" w:cs="Arial" w:hint="default"/>
@@ -6193,14 +5665,14 @@
         <w:strike w:val="false"/>
         <w:vertAlign w:val="baseline"/>
         <w:position w:val="0"/>
-        <w:sz w:val="20"/>
-        <w:sz w:val="20"/>
-        <w:i w:val="false"/>
-        <w:u w:val="none" w:color="000000"/>
-        <w:b w:val="false"/>
-        <w:shd w:fill="auto" w:val="clear"/>
-        <w:szCs w:val="20"/>
-        <w:color w:val="404040"/>
+        <w:sz w:val="24"/>
+        <w:sz w:val="24"/>
+        <w:i w:val="false"/>
+        <w:u w:val="none" w:color="000000"/>
+        <w:b w:val="false"/>
+        <w:shd w:fill="auto" w:val="clear"/>
+        <w:szCs w:val="24"/>
+        <w:color w:val="000000"/>
       </w:rPr>
     </w:lvl>
     <w:lvl w:ilvl="4">
@@ -6212,7 +5684,7 @@
         <w:tabs>
           <w:tab w:val="num" w:pos="0"/>
         </w:tabs>
-        <w:ind w:left="3961" w:hanging="0"/>
+        <w:ind w:left="3601" w:hanging="0"/>
       </w:pPr>
       <w:rPr>
         <w:rFonts w:ascii="Segoe UI Symbol" w:hAnsi="Segoe UI Symbol" w:cs="Segoe UI Symbol" w:hint="default"/>
@@ -6220,14 +5692,14 @@
         <w:strike w:val="false"/>
         <w:vertAlign w:val="baseline"/>
         <w:position w:val="0"/>
-        <w:sz w:val="20"/>
-        <w:sz w:val="20"/>
-        <w:i w:val="false"/>
-        <w:u w:val="none" w:color="000000"/>
-        <w:b w:val="false"/>
-        <w:shd w:fill="auto" w:val="clear"/>
-        <w:szCs w:val="20"/>
-        <w:color w:val="404040"/>
+        <w:sz w:val="24"/>
+        <w:sz w:val="24"/>
+        <w:i w:val="false"/>
+        <w:u w:val="none" w:color="000000"/>
+        <w:b w:val="false"/>
+        <w:shd w:fill="auto" w:val="clear"/>
+        <w:szCs w:val="24"/>
+        <w:color w:val="000000"/>
       </w:rPr>
     </w:lvl>
     <w:lvl w:ilvl="5">
@@ -6239,7 +5711,7 @@
         <w:tabs>
           <w:tab w:val="num" w:pos="0"/>
         </w:tabs>
-        <w:ind w:left="4681" w:hanging="0"/>
+        <w:ind w:left="4321" w:hanging="0"/>
       </w:pPr>
       <w:rPr>
         <w:rFonts w:ascii="Segoe UI Symbol" w:hAnsi="Segoe UI Symbol" w:cs="Segoe UI Symbol" w:hint="default"/>
@@ -6247,14 +5719,14 @@
         <w:strike w:val="false"/>
         <w:vertAlign w:val="baseline"/>
         <w:position w:val="0"/>
-        <w:sz w:val="20"/>
-        <w:sz w:val="20"/>
-        <w:i w:val="false"/>
-        <w:u w:val="none" w:color="000000"/>
-        <w:b w:val="false"/>
-        <w:shd w:fill="auto" w:val="clear"/>
-        <w:szCs w:val="20"/>
-        <w:color w:val="404040"/>
+        <w:sz w:val="24"/>
+        <w:sz w:val="24"/>
+        <w:i w:val="false"/>
+        <w:u w:val="none" w:color="000000"/>
+        <w:b w:val="false"/>
+        <w:shd w:fill="auto" w:val="clear"/>
+        <w:szCs w:val="24"/>
+        <w:color w:val="000000"/>
       </w:rPr>
     </w:lvl>
     <w:lvl w:ilvl="6">
@@ -6266,7 +5738,7 @@
         <w:tabs>
           <w:tab w:val="num" w:pos="0"/>
         </w:tabs>
-        <w:ind w:left="5401" w:hanging="0"/>
+        <w:ind w:left="5041" w:hanging="0"/>
       </w:pPr>
       <w:rPr>
         <w:rFonts w:ascii="Arial" w:hAnsi="Arial" w:cs="Arial" w:hint="default"/>
@@ -6274,14 +5746,14 @@
         <w:strike w:val="false"/>
         <w:vertAlign w:val="baseline"/>
         <w:position w:val="0"/>
-        <w:sz w:val="20"/>
-        <w:sz w:val="20"/>
-        <w:i w:val="false"/>
-        <w:u w:val="none" w:color="000000"/>
-        <w:b w:val="false"/>
-        <w:shd w:fill="auto" w:val="clear"/>
-        <w:szCs w:val="20"/>
-        <w:color w:val="404040"/>
+        <w:sz w:val="24"/>
+        <w:sz w:val="24"/>
+        <w:i w:val="false"/>
+        <w:u w:val="none" w:color="000000"/>
+        <w:b w:val="false"/>
+        <w:shd w:fill="auto" w:val="clear"/>
+        <w:szCs w:val="24"/>
+        <w:color w:val="000000"/>
       </w:rPr>
     </w:lvl>
     <w:lvl w:ilvl="7">
@@ -6293,7 +5765,7 @@
         <w:tabs>
           <w:tab w:val="num" w:pos="0"/>
         </w:tabs>
-        <w:ind w:left="6121" w:hanging="0"/>
+        <w:ind w:left="5761" w:hanging="0"/>
       </w:pPr>
       <w:rPr>
         <w:rFonts w:ascii="Segoe UI Symbol" w:hAnsi="Segoe UI Symbol" w:cs="Segoe UI Symbol" w:hint="default"/>
@@ -6301,14 +5773,14 @@
         <w:strike w:val="false"/>
         <w:vertAlign w:val="baseline"/>
         <w:position w:val="0"/>
-        <w:sz w:val="20"/>
-        <w:sz w:val="20"/>
-        <w:i w:val="false"/>
-        <w:u w:val="none" w:color="000000"/>
-        <w:b w:val="false"/>
-        <w:shd w:fill="auto" w:val="clear"/>
-        <w:szCs w:val="20"/>
-        <w:color w:val="404040"/>
+        <w:sz w:val="24"/>
+        <w:sz w:val="24"/>
+        <w:i w:val="false"/>
+        <w:u w:val="none" w:color="000000"/>
+        <w:b w:val="false"/>
+        <w:shd w:fill="auto" w:val="clear"/>
+        <w:szCs w:val="24"/>
+        <w:color w:val="000000"/>
       </w:rPr>
     </w:lvl>
     <w:lvl w:ilvl="8">
@@ -6320,7 +5792,7 @@
         <w:tabs>
           <w:tab w:val="num" w:pos="0"/>
         </w:tabs>
-        <w:ind w:left="6841" w:hanging="0"/>
+        <w:ind w:left="6481" w:hanging="0"/>
       </w:pPr>
       <w:rPr>
         <w:rFonts w:ascii="Segoe UI Symbol" w:hAnsi="Segoe UI Symbol" w:cs="Segoe UI Symbol" w:hint="default"/>
@@ -6328,14 +5800,14 @@
         <w:strike w:val="false"/>
         <w:vertAlign w:val="baseline"/>
         <w:position w:val="0"/>
-        <w:sz w:val="20"/>
-        <w:sz w:val="20"/>
-        <w:i w:val="false"/>
-        <w:u w:val="none" w:color="000000"/>
-        <w:b w:val="false"/>
-        <w:shd w:fill="auto" w:val="clear"/>
-        <w:szCs w:val="20"/>
-        <w:color w:val="404040"/>
+        <w:sz w:val="24"/>
+        <w:sz w:val="24"/>
+        <w:i w:val="false"/>
+        <w:u w:val="none" w:color="000000"/>
+        <w:b w:val="false"/>
+        <w:shd w:fill="auto" w:val="clear"/>
+        <w:szCs w:val="24"/>
+        <w:color w:val="000000"/>
       </w:rPr>
     </w:lvl>
   </w:abstractNum>
@@ -6357,14 +5829,14 @@
         <w:strike w:val="false"/>
         <w:vertAlign w:val="baseline"/>
         <w:position w:val="0"/>
-        <w:sz w:val="20"/>
-        <w:sz w:val="20"/>
-        <w:i w:val="false"/>
-        <w:u w:val="none" w:color="000000"/>
-        <w:b w:val="false"/>
-        <w:shd w:fill="auto" w:val="clear"/>
-        <w:szCs w:val="20"/>
-        <w:color w:val="404040"/>
+        <w:sz w:val="24"/>
+        <w:sz w:val="24"/>
+        <w:i w:val="false"/>
+        <w:u w:val="none" w:color="000000"/>
+        <w:b w:val="false"/>
+        <w:shd w:fill="auto" w:val="clear"/>
+        <w:szCs w:val="24"/>
+        <w:color w:val="000000"/>
       </w:rPr>
     </w:lvl>
     <w:lvl w:ilvl="1">
@@ -6384,14 +5856,14 @@
         <w:strike w:val="false"/>
         <w:vertAlign w:val="baseline"/>
         <w:position w:val="0"/>
-        <w:sz w:val="20"/>
-        <w:sz w:val="20"/>
-        <w:i w:val="false"/>
-        <w:u w:val="none" w:color="000000"/>
-        <w:b w:val="false"/>
-        <w:shd w:fill="auto" w:val="clear"/>
-        <w:szCs w:val="20"/>
-        <w:color w:val="404040"/>
+        <w:sz w:val="24"/>
+        <w:sz w:val="24"/>
+        <w:i w:val="false"/>
+        <w:u w:val="none" w:color="000000"/>
+        <w:b w:val="false"/>
+        <w:shd w:fill="auto" w:val="clear"/>
+        <w:szCs w:val="24"/>
+        <w:color w:val="000000"/>
       </w:rPr>
     </w:lvl>
     <w:lvl w:ilvl="2">
@@ -6411,14 +5883,14 @@
         <w:strike w:val="false"/>
         <w:vertAlign w:val="baseline"/>
         <w:position w:val="0"/>
-        <w:sz w:val="20"/>
-        <w:sz w:val="20"/>
-        <w:i w:val="false"/>
-        <w:u w:val="none" w:color="000000"/>
-        <w:b w:val="false"/>
-        <w:shd w:fill="auto" w:val="clear"/>
-        <w:szCs w:val="20"/>
-        <w:color w:val="404040"/>
+        <w:sz w:val="24"/>
+        <w:sz w:val="24"/>
+        <w:i w:val="false"/>
+        <w:u w:val="none" w:color="000000"/>
+        <w:b w:val="false"/>
+        <w:shd w:fill="auto" w:val="clear"/>
+        <w:szCs w:val="24"/>
+        <w:color w:val="000000"/>
       </w:rPr>
     </w:lvl>
     <w:lvl w:ilvl="3">
@@ -6438,14 +5910,14 @@
         <w:strike w:val="false"/>
         <w:vertAlign w:val="baseline"/>
         <w:position w:val="0"/>
-        <w:sz w:val="20"/>
-        <w:sz w:val="20"/>
-        <w:i w:val="false"/>
-        <w:u w:val="none" w:color="000000"/>
-        <w:b w:val="false"/>
-        <w:shd w:fill="auto" w:val="clear"/>
-        <w:szCs w:val="20"/>
-        <w:color w:val="404040"/>
+        <w:sz w:val="24"/>
+        <w:sz w:val="24"/>
+        <w:i w:val="false"/>
+        <w:u w:val="none" w:color="000000"/>
+        <w:b w:val="false"/>
+        <w:shd w:fill="auto" w:val="clear"/>
+        <w:szCs w:val="24"/>
+        <w:color w:val="000000"/>
       </w:rPr>
     </w:lvl>
     <w:lvl w:ilvl="4">
@@ -6465,14 +5937,14 @@
         <w:strike w:val="false"/>
         <w:vertAlign w:val="baseline"/>
         <w:position w:val="0"/>
-        <w:sz w:val="20"/>
-        <w:sz w:val="20"/>
-        <w:i w:val="false"/>
-        <w:u w:val="none" w:color="000000"/>
-        <w:b w:val="false"/>
-        <w:shd w:fill="auto" w:val="clear"/>
-        <w:szCs w:val="20"/>
-        <w:color w:val="404040"/>
+        <w:sz w:val="24"/>
+        <w:sz w:val="24"/>
+        <w:i w:val="false"/>
+        <w:u w:val="none" w:color="000000"/>
+        <w:b w:val="false"/>
+        <w:shd w:fill="auto" w:val="clear"/>
+        <w:szCs w:val="24"/>
+        <w:color w:val="000000"/>
       </w:rPr>
     </w:lvl>
     <w:lvl w:ilvl="5">
@@ -6492,14 +5964,14 @@
         <w:strike w:val="false"/>
         <w:vertAlign w:val="baseline"/>
         <w:position w:val="0"/>
-        <w:sz w:val="20"/>
-        <w:sz w:val="20"/>
-        <w:i w:val="false"/>
-        <w:u w:val="none" w:color="000000"/>
-        <w:b w:val="false"/>
-        <w:shd w:fill="auto" w:val="clear"/>
-        <w:szCs w:val="20"/>
-        <w:color w:val="404040"/>
+        <w:sz w:val="24"/>
+        <w:sz w:val="24"/>
+        <w:i w:val="false"/>
+        <w:u w:val="none" w:color="000000"/>
+        <w:b w:val="false"/>
+        <w:shd w:fill="auto" w:val="clear"/>
+        <w:szCs w:val="24"/>
+        <w:color w:val="000000"/>
       </w:rPr>
     </w:lvl>
     <w:lvl w:ilvl="6">
@@ -6519,14 +5991,14 @@
         <w:strike w:val="false"/>
         <w:vertAlign w:val="baseline"/>
         <w:position w:val="0"/>
-        <w:sz w:val="20"/>
-        <w:sz w:val="20"/>
-        <w:i w:val="false"/>
-        <w:u w:val="none" w:color="000000"/>
-        <w:b w:val="false"/>
-        <w:shd w:fill="auto" w:val="clear"/>
-        <w:szCs w:val="20"/>
-        <w:color w:val="404040"/>
+        <w:sz w:val="24"/>
+        <w:sz w:val="24"/>
+        <w:i w:val="false"/>
+        <w:u w:val="none" w:color="000000"/>
+        <w:b w:val="false"/>
+        <w:shd w:fill="auto" w:val="clear"/>
+        <w:szCs w:val="24"/>
+        <w:color w:val="000000"/>
       </w:rPr>
     </w:lvl>
     <w:lvl w:ilvl="7">
@@ -6546,14 +6018,14 @@
         <w:strike w:val="false"/>
         <w:vertAlign w:val="baseline"/>
         <w:position w:val="0"/>
-        <w:sz w:val="20"/>
-        <w:sz w:val="20"/>
-        <w:i w:val="false"/>
-        <w:u w:val="none" w:color="000000"/>
-        <w:b w:val="false"/>
-        <w:shd w:fill="auto" w:val="clear"/>
-        <w:szCs w:val="20"/>
-        <w:color w:val="404040"/>
+        <w:sz w:val="24"/>
+        <w:sz w:val="24"/>
+        <w:i w:val="false"/>
+        <w:u w:val="none" w:color="000000"/>
+        <w:b w:val="false"/>
+        <w:shd w:fill="auto" w:val="clear"/>
+        <w:szCs w:val="24"/>
+        <w:color w:val="000000"/>
       </w:rPr>
     </w:lvl>
     <w:lvl w:ilvl="8">
@@ -6573,508 +6045,18 @@
         <w:strike w:val="false"/>
         <w:vertAlign w:val="baseline"/>
         <w:position w:val="0"/>
-        <w:sz w:val="20"/>
-        <w:sz w:val="20"/>
-        <w:i w:val="false"/>
-        <w:u w:val="none" w:color="000000"/>
-        <w:b w:val="false"/>
-        <w:shd w:fill="auto" w:val="clear"/>
-        <w:szCs w:val="20"/>
-        <w:color w:val="404040"/>
+        <w:sz w:val="24"/>
+        <w:sz w:val="24"/>
+        <w:i w:val="false"/>
+        <w:u w:val="none" w:color="000000"/>
+        <w:b w:val="false"/>
+        <w:shd w:fill="auto" w:val="clear"/>
+        <w:szCs w:val="24"/>
+        <w:color w:val="000000"/>
       </w:rPr>
     </w:lvl>
   </w:abstractNum>
   <w:abstractNum w:abstractNumId="10">
-    <w:lvl w:ilvl="0">
-      <w:start w:val="1"/>
-      <w:numFmt w:val="bullet"/>
-      <w:lvlText w:val="•"/>
-      <w:lvlJc w:val="left"/>
-      <w:pPr>
-        <w:tabs>
-          <w:tab w:val="num" w:pos="0"/>
-        </w:tabs>
-        <w:ind w:left="706" w:hanging="0"/>
-      </w:pPr>
-      <w:rPr>
-        <w:rFonts w:ascii="Arial" w:hAnsi="Arial" w:cs="Arial" w:hint="default"/>
-        <w:dstrike w:val="false"/>
-        <w:strike w:val="false"/>
-        <w:vertAlign w:val="baseline"/>
-        <w:position w:val="0"/>
-        <w:sz w:val="24"/>
-        <w:sz w:val="24"/>
-        <w:i w:val="false"/>
-        <w:u w:val="none" w:color="000000"/>
-        <w:b w:val="false"/>
-        <w:shd w:fill="auto" w:val="clear"/>
-        <w:szCs w:val="24"/>
-        <w:color w:val="000000"/>
-      </w:rPr>
-    </w:lvl>
-    <w:lvl w:ilvl="1">
-      <w:start w:val="1"/>
-      <w:numFmt w:val="bullet"/>
-      <w:lvlText w:val="o"/>
-      <w:lvlJc w:val="left"/>
-      <w:pPr>
-        <w:tabs>
-          <w:tab w:val="num" w:pos="0"/>
-        </w:tabs>
-        <w:ind w:left="1441" w:hanging="0"/>
-      </w:pPr>
-      <w:rPr>
-        <w:rFonts w:ascii="Segoe UI Symbol" w:hAnsi="Segoe UI Symbol" w:cs="Segoe UI Symbol" w:hint="default"/>
-        <w:dstrike w:val="false"/>
-        <w:strike w:val="false"/>
-        <w:vertAlign w:val="baseline"/>
-        <w:position w:val="0"/>
-        <w:sz w:val="24"/>
-        <w:sz w:val="24"/>
-        <w:i w:val="false"/>
-        <w:u w:val="none" w:color="000000"/>
-        <w:b w:val="false"/>
-        <w:shd w:fill="auto" w:val="clear"/>
-        <w:szCs w:val="24"/>
-        <w:color w:val="000000"/>
-      </w:rPr>
-    </w:lvl>
-    <w:lvl w:ilvl="2">
-      <w:start w:val="1"/>
-      <w:numFmt w:val="bullet"/>
-      <w:lvlText w:val="▪"/>
-      <w:lvlJc w:val="left"/>
-      <w:pPr>
-        <w:tabs>
-          <w:tab w:val="num" w:pos="0"/>
-        </w:tabs>
-        <w:ind w:left="2161" w:hanging="0"/>
-      </w:pPr>
-      <w:rPr>
-        <w:rFonts w:ascii="Segoe UI Symbol" w:hAnsi="Segoe UI Symbol" w:cs="Segoe UI Symbol" w:hint="default"/>
-        <w:dstrike w:val="false"/>
-        <w:strike w:val="false"/>
-        <w:vertAlign w:val="baseline"/>
-        <w:position w:val="0"/>
-        <w:sz w:val="24"/>
-        <w:sz w:val="24"/>
-        <w:i w:val="false"/>
-        <w:u w:val="none" w:color="000000"/>
-        <w:b w:val="false"/>
-        <w:shd w:fill="auto" w:val="clear"/>
-        <w:szCs w:val="24"/>
-        <w:color w:val="000000"/>
-      </w:rPr>
-    </w:lvl>
-    <w:lvl w:ilvl="3">
-      <w:start w:val="1"/>
-      <w:numFmt w:val="bullet"/>
-      <w:lvlText w:val="•"/>
-      <w:lvlJc w:val="left"/>
-      <w:pPr>
-        <w:tabs>
-          <w:tab w:val="num" w:pos="0"/>
-        </w:tabs>
-        <w:ind w:left="2881" w:hanging="0"/>
-      </w:pPr>
-      <w:rPr>
-        <w:rFonts w:ascii="Arial" w:hAnsi="Arial" w:cs="Arial" w:hint="default"/>
-        <w:dstrike w:val="false"/>
-        <w:strike w:val="false"/>
-        <w:vertAlign w:val="baseline"/>
-        <w:position w:val="0"/>
-        <w:sz w:val="24"/>
-        <w:sz w:val="24"/>
-        <w:i w:val="false"/>
-        <w:u w:val="none" w:color="000000"/>
-        <w:b w:val="false"/>
-        <w:shd w:fill="auto" w:val="clear"/>
-        <w:szCs w:val="24"/>
-        <w:color w:val="000000"/>
-      </w:rPr>
-    </w:lvl>
-    <w:lvl w:ilvl="4">
-      <w:start w:val="1"/>
-      <w:numFmt w:val="bullet"/>
-      <w:lvlText w:val="o"/>
-      <w:lvlJc w:val="left"/>
-      <w:pPr>
-        <w:tabs>
-          <w:tab w:val="num" w:pos="0"/>
-        </w:tabs>
-        <w:ind w:left="3601" w:hanging="0"/>
-      </w:pPr>
-      <w:rPr>
-        <w:rFonts w:ascii="Segoe UI Symbol" w:hAnsi="Segoe UI Symbol" w:cs="Segoe UI Symbol" w:hint="default"/>
-        <w:dstrike w:val="false"/>
-        <w:strike w:val="false"/>
-        <w:vertAlign w:val="baseline"/>
-        <w:position w:val="0"/>
-        <w:sz w:val="24"/>
-        <w:sz w:val="24"/>
-        <w:i w:val="false"/>
-        <w:u w:val="none" w:color="000000"/>
-        <w:b w:val="false"/>
-        <w:shd w:fill="auto" w:val="clear"/>
-        <w:szCs w:val="24"/>
-        <w:color w:val="000000"/>
-      </w:rPr>
-    </w:lvl>
-    <w:lvl w:ilvl="5">
-      <w:start w:val="1"/>
-      <w:numFmt w:val="bullet"/>
-      <w:lvlText w:val="▪"/>
-      <w:lvlJc w:val="left"/>
-      <w:pPr>
-        <w:tabs>
-          <w:tab w:val="num" w:pos="0"/>
-        </w:tabs>
-        <w:ind w:left="4321" w:hanging="0"/>
-      </w:pPr>
-      <w:rPr>
-        <w:rFonts w:ascii="Segoe UI Symbol" w:hAnsi="Segoe UI Symbol" w:cs="Segoe UI Symbol" w:hint="default"/>
-        <w:dstrike w:val="false"/>
-        <w:strike w:val="false"/>
-        <w:vertAlign w:val="baseline"/>
-        <w:position w:val="0"/>
-        <w:sz w:val="24"/>
-        <w:sz w:val="24"/>
-        <w:i w:val="false"/>
-        <w:u w:val="none" w:color="000000"/>
-        <w:b w:val="false"/>
-        <w:shd w:fill="auto" w:val="clear"/>
-        <w:szCs w:val="24"/>
-        <w:color w:val="000000"/>
-      </w:rPr>
-    </w:lvl>
-    <w:lvl w:ilvl="6">
-      <w:start w:val="1"/>
-      <w:numFmt w:val="bullet"/>
-      <w:lvlText w:val="•"/>
-      <w:lvlJc w:val="left"/>
-      <w:pPr>
-        <w:tabs>
-          <w:tab w:val="num" w:pos="0"/>
-        </w:tabs>
-        <w:ind w:left="5041" w:hanging="0"/>
-      </w:pPr>
-      <w:rPr>
-        <w:rFonts w:ascii="Arial" w:hAnsi="Arial" w:cs="Arial" w:hint="default"/>
-        <w:dstrike w:val="false"/>
-        <w:strike w:val="false"/>
-        <w:vertAlign w:val="baseline"/>
-        <w:position w:val="0"/>
-        <w:sz w:val="24"/>
-        <w:sz w:val="24"/>
-        <w:i w:val="false"/>
-        <w:u w:val="none" w:color="000000"/>
-        <w:b w:val="false"/>
-        <w:shd w:fill="auto" w:val="clear"/>
-        <w:szCs w:val="24"/>
-        <w:color w:val="000000"/>
-      </w:rPr>
-    </w:lvl>
-    <w:lvl w:ilvl="7">
-      <w:start w:val="1"/>
-      <w:numFmt w:val="bullet"/>
-      <w:lvlText w:val="o"/>
-      <w:lvlJc w:val="left"/>
-      <w:pPr>
-        <w:tabs>
-          <w:tab w:val="num" w:pos="0"/>
-        </w:tabs>
-        <w:ind w:left="5761" w:hanging="0"/>
-      </w:pPr>
-      <w:rPr>
-        <w:rFonts w:ascii="Segoe UI Symbol" w:hAnsi="Segoe UI Symbol" w:cs="Segoe UI Symbol" w:hint="default"/>
-        <w:dstrike w:val="false"/>
-        <w:strike w:val="false"/>
-        <w:vertAlign w:val="baseline"/>
-        <w:position w:val="0"/>
-        <w:sz w:val="24"/>
-        <w:sz w:val="24"/>
-        <w:i w:val="false"/>
-        <w:u w:val="none" w:color="000000"/>
-        <w:b w:val="false"/>
-        <w:shd w:fill="auto" w:val="clear"/>
-        <w:szCs w:val="24"/>
-        <w:color w:val="000000"/>
-      </w:rPr>
-    </w:lvl>
-    <w:lvl w:ilvl="8">
-      <w:start w:val="1"/>
-      <w:numFmt w:val="bullet"/>
-      <w:lvlText w:val="▪"/>
-      <w:lvlJc w:val="left"/>
-      <w:pPr>
-        <w:tabs>
-          <w:tab w:val="num" w:pos="0"/>
-        </w:tabs>
-        <w:ind w:left="6481" w:hanging="0"/>
-      </w:pPr>
-      <w:rPr>
-        <w:rFonts w:ascii="Segoe UI Symbol" w:hAnsi="Segoe UI Symbol" w:cs="Segoe UI Symbol" w:hint="default"/>
-        <w:dstrike w:val="false"/>
-        <w:strike w:val="false"/>
-        <w:vertAlign w:val="baseline"/>
-        <w:position w:val="0"/>
-        <w:sz w:val="24"/>
-        <w:sz w:val="24"/>
-        <w:i w:val="false"/>
-        <w:u w:val="none" w:color="000000"/>
-        <w:b w:val="false"/>
-        <w:shd w:fill="auto" w:val="clear"/>
-        <w:szCs w:val="24"/>
-        <w:color w:val="000000"/>
-      </w:rPr>
-    </w:lvl>
-  </w:abstractNum>
-  <w:abstractNum w:abstractNumId="11">
-    <w:lvl w:ilvl="0">
-      <w:start w:val="1"/>
-      <w:numFmt w:val="bullet"/>
-      <w:lvlText w:val="•"/>
-      <w:lvlJc w:val="left"/>
-      <w:pPr>
-        <w:tabs>
-          <w:tab w:val="num" w:pos="0"/>
-        </w:tabs>
-        <w:ind w:left="706" w:hanging="0"/>
-      </w:pPr>
-      <w:rPr>
-        <w:rFonts w:ascii="Arial" w:hAnsi="Arial" w:cs="Arial" w:hint="default"/>
-        <w:dstrike w:val="false"/>
-        <w:strike w:val="false"/>
-        <w:vertAlign w:val="baseline"/>
-        <w:position w:val="0"/>
-        <w:sz w:val="24"/>
-        <w:sz w:val="24"/>
-        <w:i w:val="false"/>
-        <w:u w:val="none" w:color="000000"/>
-        <w:b w:val="false"/>
-        <w:shd w:fill="auto" w:val="clear"/>
-        <w:szCs w:val="24"/>
-        <w:color w:val="000000"/>
-      </w:rPr>
-    </w:lvl>
-    <w:lvl w:ilvl="1">
-      <w:start w:val="1"/>
-      <w:numFmt w:val="bullet"/>
-      <w:lvlText w:val="o"/>
-      <w:lvlJc w:val="left"/>
-      <w:pPr>
-        <w:tabs>
-          <w:tab w:val="num" w:pos="0"/>
-        </w:tabs>
-        <w:ind w:left="1441" w:hanging="0"/>
-      </w:pPr>
-      <w:rPr>
-        <w:rFonts w:ascii="Segoe UI Symbol" w:hAnsi="Segoe UI Symbol" w:cs="Segoe UI Symbol" w:hint="default"/>
-        <w:dstrike w:val="false"/>
-        <w:strike w:val="false"/>
-        <w:vertAlign w:val="baseline"/>
-        <w:position w:val="0"/>
-        <w:sz w:val="24"/>
-        <w:sz w:val="24"/>
-        <w:i w:val="false"/>
-        <w:u w:val="none" w:color="000000"/>
-        <w:b w:val="false"/>
-        <w:shd w:fill="auto" w:val="clear"/>
-        <w:szCs w:val="24"/>
-        <w:color w:val="000000"/>
-      </w:rPr>
-    </w:lvl>
-    <w:lvl w:ilvl="2">
-      <w:start w:val="1"/>
-      <w:numFmt w:val="bullet"/>
-      <w:lvlText w:val="▪"/>
-      <w:lvlJc w:val="left"/>
-      <w:pPr>
-        <w:tabs>
-          <w:tab w:val="num" w:pos="0"/>
-        </w:tabs>
-        <w:ind w:left="2161" w:hanging="0"/>
-      </w:pPr>
-      <w:rPr>
-        <w:rFonts w:ascii="Segoe UI Symbol" w:hAnsi="Segoe UI Symbol" w:cs="Segoe UI Symbol" w:hint="default"/>
-        <w:dstrike w:val="false"/>
-        <w:strike w:val="false"/>
-        <w:vertAlign w:val="baseline"/>
-        <w:position w:val="0"/>
-        <w:sz w:val="24"/>
-        <w:sz w:val="24"/>
-        <w:i w:val="false"/>
-        <w:u w:val="none" w:color="000000"/>
-        <w:b w:val="false"/>
-        <w:shd w:fill="auto" w:val="clear"/>
-        <w:szCs w:val="24"/>
-        <w:color w:val="000000"/>
-      </w:rPr>
-    </w:lvl>
-    <w:lvl w:ilvl="3">
-      <w:start w:val="1"/>
-      <w:numFmt w:val="bullet"/>
-      <w:lvlText w:val="•"/>
-      <w:lvlJc w:val="left"/>
-      <w:pPr>
-        <w:tabs>
-          <w:tab w:val="num" w:pos="0"/>
-        </w:tabs>
-        <w:ind w:left="2881" w:hanging="0"/>
-      </w:pPr>
-      <w:rPr>
-        <w:rFonts w:ascii="Arial" w:hAnsi="Arial" w:cs="Arial" w:hint="default"/>
-        <w:dstrike w:val="false"/>
-        <w:strike w:val="false"/>
-        <w:vertAlign w:val="baseline"/>
-        <w:position w:val="0"/>
-        <w:sz w:val="24"/>
-        <w:sz w:val="24"/>
-        <w:i w:val="false"/>
-        <w:u w:val="none" w:color="000000"/>
-        <w:b w:val="false"/>
-        <w:shd w:fill="auto" w:val="clear"/>
-        <w:szCs w:val="24"/>
-        <w:color w:val="000000"/>
-      </w:rPr>
-    </w:lvl>
-    <w:lvl w:ilvl="4">
-      <w:start w:val="1"/>
-      <w:numFmt w:val="bullet"/>
-      <w:lvlText w:val="o"/>
-      <w:lvlJc w:val="left"/>
-      <w:pPr>
-        <w:tabs>
-          <w:tab w:val="num" w:pos="0"/>
-        </w:tabs>
-        <w:ind w:left="3601" w:hanging="0"/>
-      </w:pPr>
-      <w:rPr>
-        <w:rFonts w:ascii="Segoe UI Symbol" w:hAnsi="Segoe UI Symbol" w:cs="Segoe UI Symbol" w:hint="default"/>
-        <w:dstrike w:val="false"/>
-        <w:strike w:val="false"/>
-        <w:vertAlign w:val="baseline"/>
-        <w:position w:val="0"/>
-        <w:sz w:val="24"/>
-        <w:sz w:val="24"/>
-        <w:i w:val="false"/>
-        <w:u w:val="none" w:color="000000"/>
-        <w:b w:val="false"/>
-        <w:shd w:fill="auto" w:val="clear"/>
-        <w:szCs w:val="24"/>
-        <w:color w:val="000000"/>
-      </w:rPr>
-    </w:lvl>
-    <w:lvl w:ilvl="5">
-      <w:start w:val="1"/>
-      <w:numFmt w:val="bullet"/>
-      <w:lvlText w:val="▪"/>
-      <w:lvlJc w:val="left"/>
-      <w:pPr>
-        <w:tabs>
-          <w:tab w:val="num" w:pos="0"/>
-        </w:tabs>
-        <w:ind w:left="4321" w:hanging="0"/>
-      </w:pPr>
-      <w:rPr>
-        <w:rFonts w:ascii="Segoe UI Symbol" w:hAnsi="Segoe UI Symbol" w:cs="Segoe UI Symbol" w:hint="default"/>
-        <w:dstrike w:val="false"/>
-        <w:strike w:val="false"/>
-        <w:vertAlign w:val="baseline"/>
-        <w:position w:val="0"/>
-        <w:sz w:val="24"/>
-        <w:sz w:val="24"/>
-        <w:i w:val="false"/>
-        <w:u w:val="none" w:color="000000"/>
-        <w:b w:val="false"/>
-        <w:shd w:fill="auto" w:val="clear"/>
-        <w:szCs w:val="24"/>
-        <w:color w:val="000000"/>
-      </w:rPr>
-    </w:lvl>
-    <w:lvl w:ilvl="6">
-      <w:start w:val="1"/>
-      <w:numFmt w:val="bullet"/>
-      <w:lvlText w:val="•"/>
-      <w:lvlJc w:val="left"/>
-      <w:pPr>
-        <w:tabs>
-          <w:tab w:val="num" w:pos="0"/>
-        </w:tabs>
-        <w:ind w:left="5041" w:hanging="0"/>
-      </w:pPr>
-      <w:rPr>
-        <w:rFonts w:ascii="Arial" w:hAnsi="Arial" w:cs="Arial" w:hint="default"/>
-        <w:dstrike w:val="false"/>
-        <w:strike w:val="false"/>
-        <w:vertAlign w:val="baseline"/>
-        <w:position w:val="0"/>
-        <w:sz w:val="24"/>
-        <w:sz w:val="24"/>
-        <w:i w:val="false"/>
-        <w:u w:val="none" w:color="000000"/>
-        <w:b w:val="false"/>
-        <w:shd w:fill="auto" w:val="clear"/>
-        <w:szCs w:val="24"/>
-        <w:color w:val="000000"/>
-      </w:rPr>
-    </w:lvl>
-    <w:lvl w:ilvl="7">
-      <w:start w:val="1"/>
-      <w:numFmt w:val="bullet"/>
-      <w:lvlText w:val="o"/>
-      <w:lvlJc w:val="left"/>
-      <w:pPr>
-        <w:tabs>
-          <w:tab w:val="num" w:pos="0"/>
-        </w:tabs>
-        <w:ind w:left="5761" w:hanging="0"/>
-      </w:pPr>
-      <w:rPr>
-        <w:rFonts w:ascii="Segoe UI Symbol" w:hAnsi="Segoe UI Symbol" w:cs="Segoe UI Symbol" w:hint="default"/>
-        <w:dstrike w:val="false"/>
-        <w:strike w:val="false"/>
-        <w:vertAlign w:val="baseline"/>
-        <w:position w:val="0"/>
-        <w:sz w:val="24"/>
-        <w:sz w:val="24"/>
-        <w:i w:val="false"/>
-        <w:u w:val="none" w:color="000000"/>
-        <w:b w:val="false"/>
-        <w:shd w:fill="auto" w:val="clear"/>
-        <w:szCs w:val="24"/>
-        <w:color w:val="000000"/>
-      </w:rPr>
-    </w:lvl>
-    <w:lvl w:ilvl="8">
-      <w:start w:val="1"/>
-      <w:numFmt w:val="bullet"/>
-      <w:lvlText w:val="▪"/>
-      <w:lvlJc w:val="left"/>
-      <w:pPr>
-        <w:tabs>
-          <w:tab w:val="num" w:pos="0"/>
-        </w:tabs>
-        <w:ind w:left="6481" w:hanging="0"/>
-      </w:pPr>
-      <w:rPr>
-        <w:rFonts w:ascii="Segoe UI Symbol" w:hAnsi="Segoe UI Symbol" w:cs="Segoe UI Symbol" w:hint="default"/>
-        <w:dstrike w:val="false"/>
-        <w:strike w:val="false"/>
-        <w:vertAlign w:val="baseline"/>
-        <w:position w:val="0"/>
-        <w:sz w:val="24"/>
-        <w:sz w:val="24"/>
-        <w:i w:val="false"/>
-        <w:u w:val="none" w:color="000000"/>
-        <w:b w:val="false"/>
-        <w:shd w:fill="auto" w:val="clear"/>
-        <w:szCs w:val="24"/>
-        <w:color w:val="000000"/>
-      </w:rPr>
-    </w:lvl>
-  </w:abstractNum>
-  <w:abstractNum w:abstractNumId="12">
     <w:lvl w:ilvl="0">
       <w:start w:val="1"/>
       <w:numFmt w:val="none"/>
@@ -7222,12 +6204,6 @@
   </w:num>
   <w:num w:numId="10">
     <w:abstractNumId w:val="10"/>
-  </w:num>
-  <w:num w:numId="11">
-    <w:abstractNumId w:val="11"/>
-  </w:num>
-  <w:num w:numId="12">
-    <w:abstractNumId w:val="12"/>
   </w:num>
 </w:numbering>
 </file>
@@ -7634,6 +6610,7 @@
     <w:qFormat/>
     <w:pPr>
       <w:widowControl/>
+      <w:suppressAutoHyphens w:val="true"/>
       <w:bidi w:val="0"/>
       <w:spacing w:lineRule="auto" w:line="259" w:before="0" w:after="160"/>
       <w:jc w:val="left"/>
@@ -7657,6 +6634,7 @@
       <w:keepNext w:val="true"/>
       <w:keepLines/>
       <w:widowControl/>
+      <w:suppressAutoHyphens w:val="true"/>
       <w:bidi w:val="0"/>
       <w:spacing w:lineRule="auto" w:line="259" w:before="0" w:after="0"/>
       <w:ind w:left="10" w:hanging="10"/>
@@ -7684,6 +6662,7 @@
       <w:keepNext w:val="true"/>
       <w:keepLines/>
       <w:widowControl/>
+      <w:suppressAutoHyphens w:val="true"/>
       <w:bidi w:val="0"/>
       <w:spacing w:lineRule="auto" w:line="259" w:before="0" w:after="3"/>
       <w:ind w:left="120" w:hanging="10"/>
@@ -7734,6 +6713,14 @@
     <w:name w:val="apple-converted-space"/>
     <w:qFormat/>
     <w:rPr/>
+  </w:style>
+  <w:style w:type="character" w:styleId="StrongEmphasis">
+    <w:name w:val="Strong Emphasis"/>
+    <w:qFormat/>
+    <w:rPr>
+      <w:b/>
+      <w:bCs/>
+    </w:rPr>
   </w:style>
   <w:style w:type="paragraph" w:styleId="Heading">
     <w:name w:val="Heading"/>
@@ -7792,6 +6779,29 @@
     <w:rPr>
       <w:rFonts w:cs="Noto Sans Devanagari"/>
       <w:lang w:val="zxx" w:eastAsia="zxx" w:bidi="zxx"/>
+    </w:rPr>
+  </w:style>
+  <w:style w:type="paragraph" w:styleId="TableContents">
+    <w:name w:val="Table Contents"/>
+    <w:basedOn w:val="Normal"/>
+    <w:qFormat/>
+    <w:pPr>
+      <w:widowControl w:val="false"/>
+      <w:suppressLineNumbers/>
+    </w:pPr>
+    <w:rPr/>
+  </w:style>
+  <w:style w:type="paragraph" w:styleId="TableHeading">
+    <w:name w:val="Table Heading"/>
+    <w:basedOn w:val="TableContents"/>
+    <w:qFormat/>
+    <w:pPr>
+      <w:suppressLineNumbers/>
+      <w:jc w:val="center"/>
+    </w:pPr>
+    <w:rPr>
+      <w:b/>
+      <w:bCs/>
     </w:rPr>
   </w:style>
   <w:style w:type="numbering" w:styleId="NoList" w:default="1">

--- a/Raja_Dinakaran_CV.docx
+++ b/Raja_Dinakaran_CV.docx
@@ -217,24 +217,6 @@
           <w:sz w:val="20"/>
         </w:rPr>
         <w:t xml:space="preserve"> </w:t>
-      </w:r>
-    </w:p>
-    <w:p>
-      <w:pPr>
-        <w:pStyle w:val="Normal"/>
-        <w:spacing w:before="0" w:after="32"/>
-        <w:rPr>
-          <w:rFonts w:ascii="Arial" w:hAnsi="Arial" w:eastAsia="Arial" w:cs="Arial"/>
-          <w:color w:val="404040"/>
-          <w:sz w:val="20"/>
-        </w:rPr>
-      </w:pPr>
-      <w:r>
-        <w:rPr>
-          <w:rFonts w:eastAsia="Arial" w:cs="Arial" w:ascii="Arial" w:hAnsi="Arial"/>
-          <w:color w:val="404040"/>
-          <w:sz w:val="20"/>
-        </w:rPr>
       </w:r>
     </w:p>
     <w:p>
@@ -349,7 +331,31 @@
                 <w:szCs w:val="20"/>
                 <w:lang w:val="en-US" w:eastAsia="en-US" w:bidi="ar-SA"/>
               </w:rPr>
-              <w:t>Visual Studio 6.0, VB6.0, ASP, XML/HTML/DHTML,CSS, Microsoft Enterprise Library</w:t>
+              <w:t>Visual Studio 6.0, ASP.</w:t>
+            </w:r>
+            <w:r>
+              <w:rPr>
+                <w:rFonts w:eastAsia="Calibri" w:cs="Aptos" w:ascii="arial" w:hAnsi="arial" w:cstheme="minorHAnsi"/>
+                <w:b w:val="false"/>
+                <w:bCs/>
+                <w:kern w:val="0"/>
+                <w:sz w:val="20"/>
+                <w:szCs w:val="20"/>
+                <w:lang w:val="en-US" w:eastAsia="en-US" w:bidi="ar-SA"/>
+              </w:rPr>
+              <w:t>NET</w:t>
+            </w:r>
+            <w:r>
+              <w:rPr>
+                <w:rFonts w:eastAsia="Calibri" w:cs="Aptos" w:ascii="arial" w:hAnsi="arial" w:cstheme="minorHAnsi"/>
+                <w:b w:val="false"/>
+                <w:bCs/>
+                <w:kern w:val="0"/>
+                <w:sz w:val="20"/>
+                <w:szCs w:val="20"/>
+                <w:lang w:val="en-US" w:eastAsia="en-US" w:bidi="ar-SA"/>
+              </w:rPr>
+              <w:t>, XML/HTML/DHTML,CSS, Microsoft Enterprise Library</w:t>
             </w:r>
           </w:p>
         </w:tc>
@@ -391,20 +397,7 @@
                 <w:szCs w:val="20"/>
                 <w:lang w:val="en-US" w:eastAsia="en-US" w:bidi="ar-SA"/>
               </w:rPr>
-              <w:t>Scripting Languages</w:t>
-            </w:r>
-            <w:r>
-              <w:rPr>
-                <w:rFonts w:eastAsia="Calibri" w:cs="Arial" w:ascii="arial" w:hAnsi="arial"/>
-                <w:b/>
-                <w:bCs/>
-                <w:i/>
-                <w:kern w:val="0"/>
-                <w:sz w:val="20"/>
-                <w:szCs w:val="20"/>
-                <w:lang w:val="en-US" w:eastAsia="en-US" w:bidi="ar-SA"/>
-              </w:rPr>
-              <w:t xml:space="preserve"> /Libraries</w:t>
+              <w:t>Scripting Languages /Libraries</w:t>
             </w:r>
           </w:p>
         </w:tc>
@@ -438,105 +431,7 @@
                 <w:szCs w:val="20"/>
                 <w:lang w:val="en-US" w:eastAsia="en-US" w:bidi="ar-SA"/>
               </w:rPr>
-              <w:t>JavaScript, J</w:t>
-            </w:r>
-            <w:r>
-              <w:rPr>
-                <w:rFonts w:eastAsia="Calibri" w:cs="Aptos" w:ascii="arial" w:hAnsi="arial" w:cstheme="minorHAnsi"/>
-                <w:b w:val="false"/>
-                <w:bCs/>
-                <w:kern w:val="0"/>
-                <w:sz w:val="20"/>
-                <w:szCs w:val="20"/>
-                <w:lang w:val="en-US" w:eastAsia="en-US" w:bidi="ar-SA"/>
-              </w:rPr>
-              <w:t xml:space="preserve">query, React JS, Node JS, </w:t>
-            </w:r>
-            <w:r>
-              <w:rPr>
-                <w:rFonts w:eastAsia="Calibri" w:cs="Aptos" w:ascii="arial" w:hAnsi="arial" w:cstheme="minorHAnsi"/>
-                <w:b w:val="false"/>
-                <w:bCs/>
-                <w:kern w:val="0"/>
-                <w:sz w:val="20"/>
-                <w:szCs w:val="20"/>
-                <w:lang w:val="en-US" w:eastAsia="en-US" w:bidi="ar-SA"/>
-              </w:rPr>
-              <w:t>Perl Script</w:t>
-            </w:r>
-          </w:p>
-        </w:tc>
-      </w:tr>
-      <w:tr>
-        <w:trPr/>
-        <w:tc>
-          <w:tcPr>
-            <w:tcW w:w="3059" w:type="dxa"/>
-            <w:cnfStyle w:val="001000000000" w:firstRow="0" w:lastRow="0" w:firstColumn="1" w:lastColumn="0" w:oddVBand="0" w:evenVBand="0" w:oddHBand="0" w:evenHBand="0" w:firstRowFirstColumn="0" w:firstRowLastColumn="0" w:lastRowFirstColumn="0" w:lastRowLastColumn="0"/>
-            <w:tcBorders/>
-            <w:vAlign w:val="center"/>
-          </w:tcPr>
-          <w:p>
-            <w:pPr>
-              <w:pStyle w:val="Normal"/>
-              <w:widowControl w:val="false"/>
-              <w:spacing w:lineRule="auto" w:line="240" w:before="0" w:after="0"/>
-              <w:jc w:val="right"/>
-              <w:rPr>
-                <w:rFonts w:ascii="arial" w:hAnsi="arial" w:eastAsia="Calibri"/>
-                <w:b/>
-                <w:b/>
-                <w:bCs/>
-                <w:kern w:val="0"/>
-                <w:lang w:val="en-US" w:eastAsia="en-US" w:bidi="ar-SA"/>
-              </w:rPr>
-            </w:pPr>
-            <w:r>
-              <w:rPr>
-                <w:rFonts w:eastAsia="Calibri" w:cs="Arial" w:ascii="arial" w:hAnsi="arial"/>
-                <w:b/>
-                <w:bCs/>
-                <w:i/>
-                <w:kern w:val="0"/>
-                <w:sz w:val="20"/>
-                <w:szCs w:val="20"/>
-                <w:lang w:val="en-US" w:eastAsia="en-US" w:bidi="ar-SA"/>
-              </w:rPr>
-              <w:t>IOC</w:t>
-            </w:r>
-          </w:p>
-        </w:tc>
-        <w:tc>
-          <w:tcPr>
-            <w:tcW w:w="6300" w:type="dxa"/>
-            <w:cnfStyle w:val="000100000000" w:firstRow="0" w:lastRow="0" w:firstColumn="0" w:lastColumn="1" w:oddVBand="0" w:evenVBand="0" w:oddHBand="0" w:evenHBand="0" w:firstRowFirstColumn="0" w:firstRowLastColumn="0" w:lastRowFirstColumn="0" w:lastRowLastColumn="0"/>
-            <w:tcBorders/>
-            <w:vAlign w:val="center"/>
-          </w:tcPr>
-          <w:p>
-            <w:pPr>
-              <w:pStyle w:val="Normal"/>
-              <w:widowControl w:val="false"/>
-              <w:spacing w:lineRule="auto" w:line="240" w:before="0" w:after="0"/>
-              <w:jc w:val="left"/>
-              <w:rPr>
-                <w:rFonts w:ascii="arial" w:hAnsi="arial" w:eastAsia="Calibri"/>
-                <w:bCs/>
-                <w:kern w:val="0"/>
-                <w:lang w:val="en-US" w:eastAsia="en-US" w:bidi="ar-SA"/>
-              </w:rPr>
-            </w:pPr>
-            <w:r>
-              <w:rPr>
-                <w:rFonts w:eastAsia="Calibri" w:cs="Aptos" w:ascii="arial" w:hAnsi="arial" w:cstheme="minorHAnsi"/>
-                <w:b w:val="false"/>
-                <w:bCs/>
-                <w:kern w:val="0"/>
-                <w:sz w:val="20"/>
-                <w:szCs w:val="20"/>
-                <w:lang w:val="en-US" w:eastAsia="en-US" w:bidi="ar-SA"/>
-              </w:rPr>
-              <w:t>Structure Map, Castle Windsor</w:t>
+              <w:t>JavaScript, Jquery, React JS, Node JS, Perl Script</w:t>
             </w:r>
           </w:p>
         </w:tc>
@@ -607,7 +502,7 @@
                 <w:szCs w:val="20"/>
                 <w:lang w:val="en-US" w:eastAsia="en-US" w:bidi="ar-SA"/>
               </w:rPr>
-              <w:t>C#, VB.NET, Visual Studio .NET 2005/2008/2010, WinForms, Windows Presentation Foundation (WPF), Web Service, Windows Communication Foundation (WCF), REST, Web API, ASP.NET web forms, MVC, Web API, AJAX, Console Applications, .NET CORE, .NET Framework 4.6/4.5/4.0/3.5/2.0/1.1/1.0, .Net Standard 2.0, VSTS, TFS, .NET Assemblies.</w:t>
+              <w:t>C#, VB.NET, Visual Studio .NET 2005/2008/2010, WinForms, Windows Presentation Foundation (WPF), Web Service, Windows Communication Foundation (WCF), REST, Web API, ASP.NET web forms, MVC, Web API, AJAX, Console Applications, .NET CORE, .NET Framework 4.6/4.5/4.0, .Net Standard 2.0, VSTS, TFS, .NET Assemblies.</w:t>
             </w:r>
           </w:p>
         </w:tc>
@@ -680,7 +575,7 @@
                 <w:szCs w:val="20"/>
                 <w:lang w:val="en-US" w:eastAsia="en-US" w:bidi="ar-SA"/>
               </w:rPr>
-              <w:t>Visual Studio Modeler, Microsoft Visio, Enterprise Architect (EA) and UML.</w:t>
+              <w:t>Microsoft Visio and UML.</w:t>
             </w:r>
           </w:p>
         </w:tc>
@@ -757,31 +652,7 @@
                 <w:szCs w:val="20"/>
                 <w:lang w:val="en-US" w:eastAsia="en-US" w:bidi="ar-SA"/>
               </w:rPr>
-              <w:t>SQL Server 2014/2008/2005, Oracle 11g/10g/9i, PL/SQL, Microsoft Access, Toad, MySQL, M</w:t>
-            </w:r>
-            <w:r>
-              <w:rPr>
-                <w:rFonts w:eastAsia="Calibri" w:cs="Aptos" w:ascii="arial" w:hAnsi="arial" w:cstheme="minorHAnsi"/>
-                <w:b/>
-                <w:bCs/>
-                <w:kern w:val="0"/>
-                <w:sz w:val="20"/>
-                <w:szCs w:val="20"/>
-                <w:lang w:val="en-US" w:eastAsia="en-US" w:bidi="ar-SA"/>
-              </w:rPr>
-              <w:t>ongo</w:t>
-            </w:r>
-            <w:r>
-              <w:rPr>
-                <w:rFonts w:eastAsia="Calibri" w:cs="Aptos" w:ascii="arial" w:hAnsi="arial" w:cstheme="minorHAnsi"/>
-                <w:b/>
-                <w:bCs/>
-                <w:kern w:val="0"/>
-                <w:sz w:val="20"/>
-                <w:szCs w:val="20"/>
-                <w:lang w:val="en-US" w:eastAsia="en-US" w:bidi="ar-SA"/>
-              </w:rPr>
-              <w:t>DB</w:t>
+              <w:t>SQL Server 2014/2008/2005, Oracle 11g/10g/9i, PL/SQL, Microsoft Access, Toad, MySQL, MongoDB</w:t>
             </w:r>
           </w:p>
         </w:tc>
@@ -854,19 +725,79 @@
                 <w:szCs w:val="20"/>
                 <w:lang w:val="en-US" w:eastAsia="en-US" w:bidi="ar-SA"/>
               </w:rPr>
-              <w:t xml:space="preserve">Git, Rational Team Concert, </w:t>
+              <w:t>Git, Rational Team Concert, VSS</w:t>
             </w:r>
+          </w:p>
+        </w:tc>
+      </w:tr>
+      <w:tr>
+        <w:trPr/>
+        <w:tc>
+          <w:tcPr>
+            <w:tcW w:w="3059" w:type="dxa"/>
+            <w:cnfStyle w:val="001000000000" w:firstRow="0" w:lastRow="0" w:firstColumn="1" w:lastColumn="0" w:oddVBand="0" w:evenVBand="0" w:oddHBand="0" w:evenHBand="0" w:firstRowFirstColumn="0" w:firstRowLastColumn="0" w:lastRowFirstColumn="0" w:lastRowLastColumn="0"/>
+            <w:tcBorders/>
+            <w:vAlign w:val="center"/>
+          </w:tcPr>
+          <w:p>
+            <w:pPr>
+              <w:pStyle w:val="Normal"/>
+              <w:widowControl w:val="false"/>
+              <w:spacing w:lineRule="auto" w:line="240" w:before="0" w:after="0"/>
+              <w:jc w:val="right"/>
+              <w:rPr>
+                <w:rFonts w:ascii="arial" w:hAnsi="arial" w:eastAsia="Calibri"/>
+                <w:b/>
+                <w:b/>
+                <w:kern w:val="0"/>
+                <w:lang w:val="en-US" w:eastAsia="en-US" w:bidi="ar-SA"/>
+              </w:rPr>
+            </w:pPr>
             <w:r>
               <w:rPr>
-                <w:rFonts w:eastAsia="Calibri" w:cs="Aptos" w:ascii="arial" w:hAnsi="arial" w:cstheme="minorHAnsi"/>
-                <w:b w:val="false"/>
-                <w:bCs/>
+                <w:rFonts w:eastAsia="Calibri" w:cs="Arial" w:ascii="arial" w:hAnsi="arial"/>
+                <w:b/>
+                <w:bCs w:val="false"/>
+                <w:i/>
                 <w:kern w:val="0"/>
                 <w:sz w:val="20"/>
                 <w:szCs w:val="20"/>
                 <w:lang w:val="en-US" w:eastAsia="en-US" w:bidi="ar-SA"/>
               </w:rPr>
-              <w:t>VSS</w:t>
+              <w:t>O/S and H/W</w:t>
+            </w:r>
+          </w:p>
+        </w:tc>
+        <w:tc>
+          <w:tcPr>
+            <w:tcW w:w="6300" w:type="dxa"/>
+            <w:cnfStyle w:val="000100000000" w:firstRow="0" w:lastRow="0" w:firstColumn="0" w:lastColumn="1" w:oddVBand="0" w:evenVBand="0" w:oddHBand="0" w:evenHBand="0" w:firstRowFirstColumn="0" w:firstRowLastColumn="0" w:lastRowFirstColumn="0" w:lastRowLastColumn="0"/>
+            <w:tcBorders/>
+            <w:vAlign w:val="center"/>
+          </w:tcPr>
+          <w:p>
+            <w:pPr>
+              <w:pStyle w:val="Normal"/>
+              <w:widowControl w:val="false"/>
+              <w:spacing w:lineRule="auto" w:line="240" w:before="0" w:after="0"/>
+              <w:jc w:val="left"/>
+              <w:rPr>
+                <w:rFonts w:ascii="arial" w:hAnsi="arial" w:eastAsia="Calibri"/>
+                <w:kern w:val="0"/>
+                <w:lang w:val="en-US" w:eastAsia="en-US" w:bidi="ar-SA"/>
+              </w:rPr>
+            </w:pPr>
+            <w:r>
+              <w:rPr>
+                <w:rFonts w:eastAsia="Calibri" w:cs="Aptos" w:ascii="arial" w:hAnsi="arial" w:cstheme="minorHAnsi"/>
+                <w:b w:val="false"/>
+                <w:bCs w:val="false"/>
+                <w:kern w:val="0"/>
+                <w:sz w:val="20"/>
+                <w:szCs w:val="20"/>
+                <w:lang w:val="en-US" w:eastAsia="en-US" w:bidi="ar-SA"/>
+              </w:rPr>
+              <w:t>Windows 11,10/7/2000/2003/XP</w:t>
             </w:r>
           </w:p>
         </w:tc>
@@ -907,177 +838,6 @@
                 <w:szCs w:val="20"/>
                 <w:lang w:val="en-US" w:eastAsia="en-US" w:bidi="ar-SA"/>
               </w:rPr>
-              <w:t>Technologies</w:t>
-            </w:r>
-          </w:p>
-        </w:tc>
-        <w:tc>
-          <w:tcPr>
-            <w:tcW w:w="6300" w:type="dxa"/>
-            <w:cnfStyle w:val="000100000000" w:firstRow="0" w:lastRow="0" w:firstColumn="0" w:lastColumn="1" w:oddVBand="0" w:evenVBand="0" w:oddHBand="0" w:evenHBand="0" w:firstRowFirstColumn="0" w:firstRowLastColumn="0" w:lastRowFirstColumn="0" w:lastRowLastColumn="0"/>
-            <w:tcBorders/>
-            <w:vAlign w:val="center"/>
-          </w:tcPr>
-          <w:p>
-            <w:pPr>
-              <w:pStyle w:val="Normal"/>
-              <w:widowControl w:val="false"/>
-              <w:spacing w:lineRule="auto" w:line="240" w:before="0" w:after="0"/>
-              <w:jc w:val="left"/>
-              <w:rPr>
-                <w:rFonts w:ascii="arial" w:hAnsi="arial" w:eastAsia="Calibri"/>
-                <w:bCs/>
-                <w:kern w:val="0"/>
-                <w:lang w:val="en-US" w:eastAsia="en-US" w:bidi="ar-SA"/>
-              </w:rPr>
-            </w:pPr>
-            <w:r>
-              <w:rPr>
-                <w:rFonts w:eastAsia="Calibri" w:cs="Aptos" w:ascii="arial" w:hAnsi="arial" w:cstheme="minorHAnsi"/>
-                <w:b w:val="false"/>
-                <w:bCs/>
-                <w:kern w:val="0"/>
-                <w:sz w:val="20"/>
-                <w:szCs w:val="20"/>
-                <w:lang w:val="en-US" w:eastAsia="en-US" w:bidi="ar-SA"/>
-              </w:rPr>
-              <w:t>ADO/RDO, DAO, OLEDB, ODBC, MTS/MSMQ/COM+/COM /DCOM/ORM</w:t>
-            </w:r>
-          </w:p>
-        </w:tc>
-      </w:tr>
-      <w:tr>
-        <w:trPr/>
-        <w:tc>
-          <w:tcPr>
-            <w:tcW w:w="3059" w:type="dxa"/>
-            <w:cnfStyle w:val="001000000000" w:firstRow="0" w:lastRow="0" w:firstColumn="1" w:lastColumn="0" w:oddVBand="0" w:evenVBand="0" w:oddHBand="0" w:evenHBand="0" w:firstRowFirstColumn="0" w:firstRowLastColumn="0" w:lastRowFirstColumn="0" w:lastRowLastColumn="0"/>
-            <w:tcBorders/>
-            <w:vAlign w:val="center"/>
-          </w:tcPr>
-          <w:p>
-            <w:pPr>
-              <w:pStyle w:val="Normal"/>
-              <w:widowControl w:val="false"/>
-              <w:spacing w:lineRule="auto" w:line="240" w:before="0" w:after="0"/>
-              <w:jc w:val="right"/>
-              <w:rPr>
-                <w:rFonts w:ascii="arial" w:hAnsi="arial" w:eastAsia="Calibri"/>
-                <w:b/>
-                <w:b/>
-                <w:kern w:val="0"/>
-                <w:lang w:val="en-US" w:eastAsia="en-US" w:bidi="ar-SA"/>
-              </w:rPr>
-            </w:pPr>
-            <w:r>
-              <w:rPr>
-                <w:rFonts w:eastAsia="Calibri" w:cs="Arial" w:ascii="arial" w:hAnsi="arial"/>
-                <w:b/>
-                <w:bCs w:val="false"/>
-                <w:i/>
-                <w:kern w:val="0"/>
-                <w:sz w:val="20"/>
-                <w:szCs w:val="20"/>
-                <w:lang w:val="en-US" w:eastAsia="en-US" w:bidi="ar-SA"/>
-              </w:rPr>
-              <w:t>O/S and H/W</w:t>
-            </w:r>
-          </w:p>
-        </w:tc>
-        <w:tc>
-          <w:tcPr>
-            <w:tcW w:w="6300" w:type="dxa"/>
-            <w:cnfStyle w:val="000100000000" w:firstRow="0" w:lastRow="0" w:firstColumn="0" w:lastColumn="1" w:oddVBand="0" w:evenVBand="0" w:oddHBand="0" w:evenHBand="0" w:firstRowFirstColumn="0" w:firstRowLastColumn="0" w:lastRowFirstColumn="0" w:lastRowLastColumn="0"/>
-            <w:tcBorders/>
-            <w:vAlign w:val="center"/>
-          </w:tcPr>
-          <w:p>
-            <w:pPr>
-              <w:pStyle w:val="Normal"/>
-              <w:widowControl w:val="false"/>
-              <w:spacing w:lineRule="auto" w:line="240" w:before="0" w:after="0"/>
-              <w:jc w:val="left"/>
-              <w:rPr>
-                <w:rFonts w:ascii="arial" w:hAnsi="arial" w:eastAsia="Calibri"/>
-                <w:kern w:val="0"/>
-                <w:lang w:val="en-US" w:eastAsia="en-US" w:bidi="ar-SA"/>
-              </w:rPr>
-            </w:pPr>
-            <w:r>
-              <w:rPr>
-                <w:rFonts w:eastAsia="Calibri" w:cs="Aptos" w:ascii="arial" w:hAnsi="arial" w:cstheme="minorHAnsi"/>
-                <w:b w:val="false"/>
-                <w:bCs w:val="false"/>
-                <w:kern w:val="0"/>
-                <w:sz w:val="20"/>
-                <w:szCs w:val="20"/>
-                <w:lang w:val="en-US" w:eastAsia="en-US" w:bidi="ar-SA"/>
-              </w:rPr>
-              <w:t xml:space="preserve">Windows </w:t>
-            </w:r>
-            <w:r>
-              <w:rPr>
-                <w:rFonts w:eastAsia="Calibri" w:cs="Aptos" w:ascii="arial" w:hAnsi="arial" w:cstheme="minorHAnsi"/>
-                <w:b w:val="false"/>
-                <w:bCs w:val="false"/>
-                <w:kern w:val="0"/>
-                <w:sz w:val="20"/>
-                <w:szCs w:val="20"/>
-                <w:lang w:val="en-US" w:eastAsia="en-US" w:bidi="ar-SA"/>
-              </w:rPr>
-              <w:t>11,</w:t>
-            </w:r>
-            <w:r>
-              <w:rPr>
-                <w:rFonts w:eastAsia="Calibri" w:cs="Aptos" w:ascii="arial" w:hAnsi="arial" w:cstheme="minorHAnsi"/>
-                <w:b w:val="false"/>
-                <w:bCs w:val="false"/>
-                <w:kern w:val="0"/>
-                <w:sz w:val="20"/>
-                <w:szCs w:val="20"/>
-                <w:lang w:val="en-US" w:eastAsia="en-US" w:bidi="ar-SA"/>
-              </w:rPr>
-              <w:t>10/7/2000/2003/XP/NT/98/95</w:t>
-            </w:r>
-          </w:p>
-        </w:tc>
-      </w:tr>
-      <w:tr>
-        <w:trPr>
-          <w:cnfStyle w:val="000000100000" w:firstRow="0" w:lastRow="0" w:firstColumn="0" w:lastColumn="0" w:oddVBand="0" w:evenVBand="0" w:oddHBand="1" w:evenHBand="0" w:firstRowFirstColumn="0" w:firstRowLastColumn="0" w:lastRowFirstColumn="0" w:lastRowLastColumn="0"/>
-        </w:trPr>
-        <w:tc>
-          <w:tcPr>
-            <w:tcW w:w="3059" w:type="dxa"/>
-            <w:cnfStyle w:val="001000000000" w:firstRow="0" w:lastRow="0" w:firstColumn="1" w:lastColumn="0" w:oddVBand="0" w:evenVBand="0" w:oddHBand="0" w:evenHBand="0" w:firstRowFirstColumn="0" w:firstRowLastColumn="0" w:lastRowFirstColumn="0" w:lastRowLastColumn="0"/>
-            <w:tcBorders/>
-            <w:vAlign w:val="center"/>
-          </w:tcPr>
-          <w:p>
-            <w:pPr>
-              <w:pStyle w:val="Normal"/>
-              <w:widowControl w:val="false"/>
-              <w:spacing w:lineRule="auto" w:line="240" w:before="0" w:after="0"/>
-              <w:jc w:val="right"/>
-              <w:rPr>
-                <w:rFonts w:ascii="arial" w:hAnsi="arial" w:eastAsia="Calibri"/>
-                <w:b/>
-                <w:b/>
-                <w:kern w:val="0"/>
-                <w:lang w:val="en-US" w:eastAsia="en-US" w:bidi="ar-SA"/>
-              </w:rPr>
-            </w:pPr>
-            <w:r>
-              <w:rPr>
-                <w:rFonts w:eastAsia="Calibri" w:cs="Arial" w:ascii="arial" w:hAnsi="arial"/>
-                <w:b/>
-                <w:bCs w:val="false"/>
-                <w:i/>
-                <w:kern w:val="0"/>
-                <w:sz w:val="20"/>
-                <w:szCs w:val="20"/>
-                <w:lang w:val="en-US" w:eastAsia="en-US" w:bidi="ar-SA"/>
-              </w:rPr>
               <w:t>Issue Tracking/Testing Tools</w:t>
             </w:r>
           </w:p>
@@ -1113,155 +873,6 @@
                 <w:lang w:val="en-US" w:eastAsia="en-US" w:bidi="ar-SA"/>
               </w:rPr>
               <w:t>Quality Center (QC), JIRA</w:t>
-            </w:r>
-          </w:p>
-        </w:tc>
-      </w:tr>
-      <w:tr>
-        <w:trPr/>
-        <w:tc>
-          <w:tcPr>
-            <w:tcW w:w="3059" w:type="dxa"/>
-            <w:cnfStyle w:val="001000000000" w:firstRow="0" w:lastRow="0" w:firstColumn="1" w:lastColumn="0" w:oddVBand="0" w:evenVBand="0" w:oddHBand="0" w:evenHBand="0" w:firstRowFirstColumn="0" w:firstRowLastColumn="0" w:lastRowFirstColumn="0" w:lastRowLastColumn="0"/>
-            <w:tcBorders/>
-            <w:vAlign w:val="center"/>
-          </w:tcPr>
-          <w:p>
-            <w:pPr>
-              <w:pStyle w:val="Normal"/>
-              <w:widowControl w:val="false"/>
-              <w:spacing w:lineRule="auto" w:line="240" w:before="0" w:after="0"/>
-              <w:jc w:val="right"/>
-              <w:rPr>
-                <w:rFonts w:ascii="arial" w:hAnsi="arial" w:eastAsia="Calibri"/>
-                <w:b/>
-                <w:b/>
-                <w:kern w:val="0"/>
-                <w:lang w:val="en-US" w:eastAsia="en-US" w:bidi="ar-SA"/>
-              </w:rPr>
-            </w:pPr>
-            <w:r>
-              <w:rPr>
-                <w:rFonts w:eastAsia="Calibri" w:cs="Arial" w:ascii="arial" w:hAnsi="arial"/>
-                <w:b/>
-                <w:bCs w:val="false"/>
-                <w:i/>
-                <w:kern w:val="0"/>
-                <w:sz w:val="20"/>
-                <w:szCs w:val="20"/>
-                <w:lang w:val="en-US" w:eastAsia="en-US" w:bidi="ar-SA"/>
-              </w:rPr>
-              <w:t>Cloud Computing</w:t>
-            </w:r>
-          </w:p>
-        </w:tc>
-        <w:tc>
-          <w:tcPr>
-            <w:tcW w:w="6300" w:type="dxa"/>
-            <w:cnfStyle w:val="000100000000" w:firstRow="0" w:lastRow="0" w:firstColumn="0" w:lastColumn="1" w:oddVBand="0" w:evenVBand="0" w:oddHBand="0" w:evenHBand="0" w:firstRowFirstColumn="0" w:firstRowLastColumn="0" w:lastRowFirstColumn="0" w:lastRowLastColumn="0"/>
-            <w:tcBorders/>
-            <w:vAlign w:val="center"/>
-          </w:tcPr>
-          <w:p>
-            <w:pPr>
-              <w:pStyle w:val="Normal"/>
-              <w:widowControl w:val="false"/>
-              <w:spacing w:lineRule="auto" w:line="240" w:before="0" w:after="0"/>
-              <w:jc w:val="left"/>
-              <w:rPr>
-                <w:rFonts w:ascii="arial" w:hAnsi="arial" w:eastAsia="Calibri"/>
-                <w:bCs/>
-                <w:kern w:val="0"/>
-                <w:lang w:val="en-US" w:eastAsia="en-US" w:bidi="ar-SA"/>
-              </w:rPr>
-            </w:pPr>
-            <w:r>
-              <w:rPr>
-                <w:rFonts w:eastAsia="Calibri" w:cs="Aptos" w:ascii="arial" w:hAnsi="arial" w:cstheme="minorHAnsi"/>
-                <w:b w:val="false"/>
-                <w:bCs/>
-                <w:kern w:val="0"/>
-                <w:sz w:val="20"/>
-                <w:szCs w:val="20"/>
-                <w:lang w:val="en-US" w:eastAsia="en-US" w:bidi="ar-SA"/>
-              </w:rPr>
-              <w:t>Exposure on SaaS, IaaS, PaaS</w:t>
-            </w:r>
-          </w:p>
-        </w:tc>
-      </w:tr>
-      <w:tr>
-        <w:trPr>
-          <w:trHeight w:val="70" w:hRule="atLeast"/>
-          <w:cnfStyle w:val="000000100000" w:firstRow="0" w:lastRow="0" w:firstColumn="0" w:lastColumn="0" w:oddVBand="0" w:evenVBand="0" w:oddHBand="1" w:evenHBand="0" w:firstRowFirstColumn="0" w:firstRowLastColumn="0" w:lastRowFirstColumn="0" w:lastRowLastColumn="0"/>
-        </w:trPr>
-        <w:tc>
-          <w:tcPr>
-            <w:tcW w:w="3059" w:type="dxa"/>
-            <w:cnfStyle w:val="001000000000" w:firstRow="0" w:lastRow="0" w:firstColumn="1" w:lastColumn="0" w:oddVBand="0" w:evenVBand="0" w:oddHBand="0" w:evenHBand="0" w:firstRowFirstColumn="0" w:firstRowLastColumn="0" w:lastRowFirstColumn="0" w:lastRowLastColumn="0"/>
-            <w:tcBorders/>
-            <w:vAlign w:val="center"/>
-          </w:tcPr>
-          <w:p>
-            <w:pPr>
-              <w:pStyle w:val="Normal"/>
-              <w:widowControl w:val="false"/>
-              <w:spacing w:lineRule="auto" w:line="240" w:before="0" w:after="0"/>
-              <w:jc w:val="right"/>
-              <w:rPr>
-                <w:rFonts w:ascii="arial" w:hAnsi="arial" w:eastAsia="Calibri"/>
-                <w:b/>
-                <w:b/>
-                <w:kern w:val="0"/>
-                <w:lang w:val="en-US" w:eastAsia="en-US" w:bidi="ar-SA"/>
-              </w:rPr>
-            </w:pPr>
-            <w:r>
-              <w:rPr>
-                <w:rFonts w:eastAsia="Calibri" w:cs="Arial" w:ascii="arial" w:hAnsi="arial"/>
-                <w:b/>
-                <w:bCs w:val="false"/>
-                <w:i/>
-                <w:kern w:val="0"/>
-                <w:sz w:val="20"/>
-                <w:szCs w:val="20"/>
-                <w:lang w:val="en-US" w:eastAsia="en-US" w:bidi="ar-SA"/>
-              </w:rPr>
-              <w:t>Third-Party Tools</w:t>
-            </w:r>
-          </w:p>
-        </w:tc>
-        <w:tc>
-          <w:tcPr>
-            <w:tcW w:w="6300" w:type="dxa"/>
-            <w:cnfStyle w:val="000100000000" w:firstRow="0" w:lastRow="0" w:firstColumn="0" w:lastColumn="1" w:oddVBand="0" w:evenVBand="0" w:oddHBand="0" w:evenHBand="0" w:firstRowFirstColumn="0" w:firstRowLastColumn="0" w:lastRowFirstColumn="0" w:lastRowLastColumn="0"/>
-            <w:tcBorders/>
-            <w:vAlign w:val="center"/>
-          </w:tcPr>
-          <w:p>
-            <w:pPr>
-              <w:pStyle w:val="Normal"/>
-              <w:widowControl w:val="false"/>
-              <w:spacing w:lineRule="auto" w:line="240" w:before="0" w:after="0"/>
-              <w:jc w:val="left"/>
-              <w:rPr>
-                <w:rFonts w:ascii="arial" w:hAnsi="arial" w:eastAsia="Calibri"/>
-                <w:bCs/>
-                <w:kern w:val="0"/>
-                <w:lang w:val="en-US" w:eastAsia="en-US" w:bidi="ar-SA"/>
-              </w:rPr>
-            </w:pPr>
-            <w:r>
-              <w:rPr>
-                <w:rFonts w:eastAsia="Calibri" w:cs="Aptos" w:ascii="arial" w:hAnsi="arial" w:cstheme="minorHAnsi"/>
-                <w:b w:val="false"/>
-                <w:bCs/>
-                <w:kern w:val="0"/>
-                <w:sz w:val="20"/>
-                <w:szCs w:val="20"/>
-                <w:lang w:val="en-US" w:eastAsia="en-US" w:bidi="ar-SA"/>
-              </w:rPr>
-              <w:t>DevExpress, Caliburn, ILOG, Infragistics, Xceed, K2, PeopleSoft</w:t>
             </w:r>
           </w:p>
         </w:tc>
@@ -1336,113 +947,8 @@
                 <w:szCs w:val="20"/>
                 <w:lang w:val="en-US" w:eastAsia="en-US" w:bidi="ar-SA"/>
               </w:rPr>
-              <w:t>Jenkins, VSTS</w:t>
+              <w:t>Jenkin</w:t>
             </w:r>
-          </w:p>
-        </w:tc>
-      </w:tr>
-      <w:tr>
-        <w:trPr>
-          <w:trHeight w:val="70" w:hRule="atLeast"/>
-          <w:cnfStyle w:val="010000000000" w:firstRow="0" w:lastRow="1" w:firstColumn="0" w:lastColumn="0" w:oddVBand="0" w:evenVBand="0" w:oddHBand="0" w:evenHBand="0" w:firstRowFirstColumn="0" w:firstRowLastColumn="0" w:lastRowFirstColumn="0" w:lastRowLastColumn="0"/>
-        </w:trPr>
-        <w:tc>
-          <w:tcPr>
-            <w:tcW w:w="3059" w:type="dxa"/>
-            <w:cnfStyle w:val="001000000000" w:firstRow="0" w:lastRow="0" w:firstColumn="1" w:lastColumn="0" w:oddVBand="0" w:evenVBand="0" w:oddHBand="0" w:evenHBand="0" w:firstRowFirstColumn="0" w:firstRowLastColumn="0" w:lastRowFirstColumn="0" w:lastRowLastColumn="0"/>
-            <w:tcBorders/>
-            <w:vAlign w:val="center"/>
-          </w:tcPr>
-          <w:p>
-            <w:pPr>
-              <w:pStyle w:val="Normal"/>
-              <w:widowControl w:val="false"/>
-              <w:spacing w:lineRule="auto" w:line="240" w:before="0" w:after="0"/>
-              <w:jc w:val="right"/>
-              <w:rPr>
-                <w:rFonts w:ascii="arial" w:hAnsi="arial" w:eastAsia="Calibri"/>
-                <w:b/>
-                <w:b/>
-                <w:kern w:val="0"/>
-                <w:lang w:val="en-US" w:eastAsia="en-US" w:bidi="ar-SA"/>
-              </w:rPr>
-            </w:pPr>
-            <w:r>
-              <w:rPr>
-                <w:rFonts w:eastAsia="Calibri" w:cs="Arial" w:ascii="arial" w:hAnsi="arial"/>
-                <w:b/>
-                <w:bCs w:val="false"/>
-                <w:i/>
-                <w:kern w:val="0"/>
-                <w:sz w:val="20"/>
-                <w:szCs w:val="20"/>
-                <w:lang w:val="en-US" w:eastAsia="en-US" w:bidi="ar-SA"/>
-              </w:rPr>
-              <w:t>Cloud Computing</w:t>
-            </w:r>
-          </w:p>
-        </w:tc>
-        <w:tc>
-          <w:tcPr>
-            <w:tcW w:w="6300" w:type="dxa"/>
-            <w:cnfStyle w:val="000100000000" w:firstRow="0" w:lastRow="0" w:firstColumn="0" w:lastColumn="1" w:oddVBand="0" w:evenVBand="0" w:oddHBand="0" w:evenHBand="0" w:firstRowFirstColumn="0" w:firstRowLastColumn="0" w:lastRowFirstColumn="0" w:lastRowLastColumn="0"/>
-            <w:tcBorders/>
-            <w:vAlign w:val="center"/>
-          </w:tcPr>
-          <w:p>
-            <w:pPr>
-              <w:pStyle w:val="Normal"/>
-              <w:widowControl w:val="false"/>
-              <w:spacing w:lineRule="auto" w:line="240" w:before="0" w:after="0"/>
-              <w:jc w:val="left"/>
-              <w:rPr>
-                <w:rFonts w:ascii="arial" w:hAnsi="arial" w:eastAsia="Calibri"/>
-                <w:b/>
-                <w:b/>
-                <w:bCs/>
-                <w:kern w:val="0"/>
-                <w:lang w:val="en-US" w:eastAsia="en-US" w:bidi="ar-SA"/>
-              </w:rPr>
-            </w:pPr>
-            <w:r>
-              <w:rPr>
-                <w:rFonts w:eastAsia="Calibri" w:cs="Aptos" w:ascii="arial" w:hAnsi="arial" w:cstheme="minorHAnsi"/>
-                <w:b/>
-                <w:bCs/>
-                <w:kern w:val="0"/>
-                <w:sz w:val="20"/>
-                <w:szCs w:val="20"/>
-                <w:lang w:val="en-US" w:eastAsia="en-US" w:bidi="ar-SA"/>
-              </w:rPr>
-              <w:t>AWS (</w:t>
-            </w:r>
-            <w:r>
-              <w:rPr>
-                <w:rFonts w:eastAsia="Calibri" w:cs="Aptos" w:ascii="arial" w:hAnsi="arial" w:cstheme="minorHAnsi"/>
-                <w:b/>
-                <w:bCs/>
-                <w:spacing w:val="4"/>
-                <w:kern w:val="0"/>
-                <w:sz w:val="20"/>
-                <w:szCs w:val="20"/>
-                <w:lang w:val="en-US" w:eastAsia="en-US" w:bidi="ar-SA"/>
-              </w:rPr>
-              <w:t>Cloud formation template, Lambda server less function, S3, dynamo DB, API gateway, SQS, Elastic search, IAM and other services)</w:t>
-            </w:r>
-          </w:p>
-          <w:p>
-            <w:pPr>
-              <w:pStyle w:val="Normal"/>
-              <w:widowControl w:val="false"/>
-              <w:spacing w:lineRule="auto" w:line="240" w:before="0" w:after="0"/>
-              <w:jc w:val="left"/>
-              <w:rPr>
-                <w:rFonts w:ascii="arial" w:hAnsi="arial" w:eastAsia="Calibri"/>
-                <w:bCs/>
-                <w:kern w:val="0"/>
-                <w:lang w:val="en-US" w:eastAsia="en-US" w:bidi="ar-SA"/>
-              </w:rPr>
-            </w:pPr>
             <w:r>
               <w:rPr>
                 <w:rFonts w:eastAsia="Calibri" w:cs="Aptos" w:ascii="arial" w:hAnsi="arial" w:cstheme="minorHAnsi"/>
@@ -1453,7 +959,7 @@
                 <w:szCs w:val="20"/>
                 <w:lang w:val="en-US" w:eastAsia="en-US" w:bidi="ar-SA"/>
               </w:rPr>
-              <w:t>Azure (Functions, Logic Apps, Event Hub, Service Bus), Oracle HCM Cloud.</w:t>
+              <w:t>s, Github Actions</w:t>
             </w:r>
           </w:p>
         </w:tc>
@@ -1500,6 +1006,1989 @@
     <w:p>
       <w:pPr>
         <w:pStyle w:val="Normal"/>
+        <w:spacing w:before="0" w:after="32"/>
+        <w:jc w:val="both"/>
+        <w:rPr>
+          <w:rFonts w:eastAsia="Arial" w:cs="Arial"/>
+          <w:color w:val="404040"/>
+          <w:sz w:val="20"/>
+        </w:rPr>
+      </w:pPr>
+      <w:r>
+        <w:rPr>
+          <w:rFonts w:eastAsia="Arial" w:cs="Arial"/>
+          <w:color w:val="404040"/>
+          <w:sz w:val="20"/>
+        </w:rPr>
+      </w:r>
+    </w:p>
+    <w:p>
+      <w:pPr>
+        <w:pStyle w:val="Normal"/>
+        <w:spacing w:before="0" w:after="32"/>
+        <w:jc w:val="both"/>
+        <w:rPr>
+          <w:rFonts w:eastAsia="Arial" w:cs="Arial"/>
+          <w:color w:val="404040"/>
+          <w:sz w:val="20"/>
+        </w:rPr>
+      </w:pPr>
+      <w:r>
+        <w:rPr>
+          <w:rFonts w:eastAsia="Arial" w:cs="Arial"/>
+          <w:color w:val="404040"/>
+          <w:sz w:val="20"/>
+        </w:rPr>
+      </w:r>
+    </w:p>
+    <w:p>
+      <w:pPr>
+        <w:pStyle w:val="Normal"/>
+        <w:spacing w:before="0" w:after="32"/>
+        <w:jc w:val="both"/>
+        <w:rPr>
+          <w:rFonts w:eastAsia="Arial" w:cs="Arial"/>
+          <w:color w:val="404040"/>
+          <w:sz w:val="20"/>
+        </w:rPr>
+      </w:pPr>
+      <w:r>
+        <w:rPr>
+          <w:rFonts w:eastAsia="Arial" w:cs="Arial"/>
+          <w:color w:val="404040"/>
+          <w:sz w:val="20"/>
+        </w:rPr>
+      </w:r>
+    </w:p>
+    <w:p>
+      <w:pPr>
+        <w:pStyle w:val="Normal"/>
+        <w:spacing w:before="0" w:after="32"/>
+        <w:jc w:val="both"/>
+        <w:rPr>
+          <w:rFonts w:eastAsia="Arial" w:cs="Arial"/>
+          <w:color w:val="404040"/>
+          <w:sz w:val="20"/>
+        </w:rPr>
+      </w:pPr>
+      <w:r>
+        <w:rPr>
+          <w:rFonts w:eastAsia="Arial" w:cs="Arial"/>
+          <w:color w:val="404040"/>
+          <w:sz w:val="20"/>
+        </w:rPr>
+      </w:r>
+    </w:p>
+    <w:p>
+      <w:pPr>
+        <w:pStyle w:val="Heading1"/>
+        <w:spacing w:before="0" w:after="132"/>
+        <w:ind w:left="-5" w:hanging="10"/>
+        <w:rPr/>
+      </w:pPr>
+      <w:r>
+        <w:rPr/>
+        <w:t xml:space="preserve">EXPERIENCE </w:t>
+      </w:r>
+    </w:p>
+    <w:p>
+      <w:pPr>
+        <w:pStyle w:val="Normal"/>
+        <w:spacing w:before="0" w:after="3"/>
+        <w:ind w:left="-5" w:hanging="10"/>
+        <w:rPr/>
+      </w:pPr>
+      <w:r>
+        <w:rPr>
+          <w:rFonts w:eastAsia="Aptos" w:cs="Aptos" w:ascii="Aptos" w:hAnsi="Aptos"/>
+          <w:b/>
+          <w:sz w:val="24"/>
+        </w:rPr>
+        <w:t xml:space="preserve">Dec 2024-Current </w:t>
+      </w:r>
+    </w:p>
+    <w:p>
+      <w:pPr>
+        <w:pStyle w:val="Heading2"/>
+        <w:spacing w:before="0" w:after="85"/>
+        <w:ind w:left="-5" w:hanging="10"/>
+        <w:rPr/>
+      </w:pPr>
+      <w:r>
+        <w:rPr/>
+        <w:t xml:space="preserve">Senior Developer | Tata Consultancy Services | Cigna | Postage Feature </w:t>
+      </w:r>
+    </w:p>
+    <w:p>
+      <w:pPr>
+        <w:pStyle w:val="Normal"/>
+        <w:numPr>
+          <w:ilvl w:val="0"/>
+          <w:numId w:val="2"/>
+        </w:numPr>
+        <w:spacing w:lineRule="auto" w:line="252" w:before="0" w:after="3"/>
+        <w:ind w:left="706" w:hanging="360"/>
+        <w:rPr/>
+      </w:pPr>
+      <w:r>
+        <w:rPr>
+          <w:rFonts w:eastAsia="Aptos" w:cs="Aptos" w:ascii="Aptos" w:hAnsi="Aptos"/>
+          <w:sz w:val="24"/>
+        </w:rPr>
+        <w:t>Worked on Oracle Forms and Oracle PL/SQL to develop, enhance, and maintain data-driven enterprise applications.</w:t>
+      </w:r>
+    </w:p>
+    <w:p>
+      <w:pPr>
+        <w:pStyle w:val="Normal"/>
+        <w:numPr>
+          <w:ilvl w:val="0"/>
+          <w:numId w:val="2"/>
+        </w:numPr>
+        <w:spacing w:lineRule="auto" w:line="252" w:before="0" w:after="3"/>
+        <w:ind w:left="706" w:hanging="360"/>
+        <w:rPr>
+          <w:rFonts w:ascii="Aptos" w:hAnsi="Aptos" w:eastAsia="Aptos" w:cs="Aptos"/>
+          <w:sz w:val="24"/>
+        </w:rPr>
+      </w:pPr>
+      <w:r>
+        <w:rPr>
+          <w:rFonts w:eastAsia="Aptos" w:cs="Aptos" w:ascii="Aptos" w:hAnsi="Aptos"/>
+          <w:sz w:val="24"/>
+        </w:rPr>
+        <w:t>Utilized GitHub for version control, collaborative code management, and streamlined project workflow.</w:t>
+      </w:r>
+    </w:p>
+    <w:p>
+      <w:pPr>
+        <w:pStyle w:val="Normal"/>
+        <w:numPr>
+          <w:ilvl w:val="0"/>
+          <w:numId w:val="2"/>
+        </w:numPr>
+        <w:spacing w:lineRule="auto" w:line="252" w:before="0" w:after="3"/>
+        <w:ind w:left="706" w:hanging="360"/>
+        <w:rPr/>
+      </w:pPr>
+      <w:r>
+        <w:rPr>
+          <w:rFonts w:eastAsia="Aptos" w:cs="Aptos" w:ascii="Aptos" w:hAnsi="Aptos"/>
+          <w:sz w:val="24"/>
+        </w:rPr>
+        <w:t xml:space="preserve">Develop new programs / modify existing programs based on the requirements that were given by business analysts. </w:t>
+      </w:r>
+    </w:p>
+    <w:p>
+      <w:pPr>
+        <w:pStyle w:val="Normal"/>
+        <w:numPr>
+          <w:ilvl w:val="0"/>
+          <w:numId w:val="2"/>
+        </w:numPr>
+        <w:spacing w:lineRule="auto" w:line="252" w:before="0" w:after="3"/>
+        <w:ind w:left="706" w:hanging="360"/>
+        <w:rPr/>
+      </w:pPr>
+      <w:r>
+        <w:rPr>
+          <w:rFonts w:eastAsia="Aptos" w:cs="Aptos" w:ascii="Aptos" w:hAnsi="Aptos"/>
+          <w:sz w:val="24"/>
+        </w:rPr>
+        <w:t xml:space="preserve">Schedule a call for code walkthrough with business analysts and business to have a clear understanding of the requirements. </w:t>
+      </w:r>
+    </w:p>
+    <w:p>
+      <w:pPr>
+        <w:pStyle w:val="Normal"/>
+        <w:numPr>
+          <w:ilvl w:val="0"/>
+          <w:numId w:val="2"/>
+        </w:numPr>
+        <w:spacing w:lineRule="auto" w:line="252" w:before="0" w:after="3"/>
+        <w:ind w:left="706" w:hanging="360"/>
+        <w:rPr/>
+      </w:pPr>
+      <w:r>
+        <w:rPr>
+          <w:rFonts w:eastAsia="Aptos" w:cs="Aptos" w:ascii="Aptos" w:hAnsi="Aptos"/>
+          <w:sz w:val="24"/>
+        </w:rPr>
+        <w:t xml:space="preserve">Update daily status to business folks through email / Scrum call with respect to the project. </w:t>
+      </w:r>
+    </w:p>
+    <w:p>
+      <w:pPr>
+        <w:pStyle w:val="Normal"/>
+        <w:numPr>
+          <w:ilvl w:val="0"/>
+          <w:numId w:val="2"/>
+        </w:numPr>
+        <w:spacing w:lineRule="auto" w:line="252" w:before="0" w:after="3"/>
+        <w:ind w:left="706" w:hanging="360"/>
+        <w:rPr/>
+      </w:pPr>
+      <w:r>
+        <w:rPr>
+          <w:rFonts w:eastAsia="Aptos" w:cs="Aptos" w:ascii="Aptos" w:hAnsi="Aptos"/>
+          <w:sz w:val="24"/>
+        </w:rPr>
+        <w:t xml:space="preserve">Improving and streamlining the business process by scheduling walkthroughs with business analysts to understand the requirements. </w:t>
+      </w:r>
+    </w:p>
+    <w:p>
+      <w:pPr>
+        <w:pStyle w:val="Normal"/>
+        <w:numPr>
+          <w:ilvl w:val="0"/>
+          <w:numId w:val="2"/>
+        </w:numPr>
+        <w:spacing w:lineRule="auto" w:line="252" w:before="0" w:after="3"/>
+        <w:ind w:left="706" w:hanging="360"/>
+        <w:rPr/>
+      </w:pPr>
+      <w:r>
+        <w:rPr>
+          <w:rFonts w:eastAsia="Aptos" w:cs="Aptos" w:ascii="Aptos" w:hAnsi="Aptos"/>
+          <w:sz w:val="24"/>
+        </w:rPr>
+        <w:t xml:space="preserve">Work closely with technical architects to develop solutions. </w:t>
+      </w:r>
+    </w:p>
+    <w:p>
+      <w:pPr>
+        <w:pStyle w:val="Normal"/>
+        <w:numPr>
+          <w:ilvl w:val="0"/>
+          <w:numId w:val="2"/>
+        </w:numPr>
+        <w:spacing w:lineRule="auto" w:line="252" w:before="0" w:after="3"/>
+        <w:ind w:left="706" w:hanging="360"/>
+        <w:rPr/>
+      </w:pPr>
+      <w:r>
+        <w:rPr>
+          <w:rFonts w:eastAsia="Arial" w:cs="Arial" w:ascii="aptos" w:hAnsi="aptos"/>
+          <w:sz w:val="24"/>
+          <w:szCs w:val="24"/>
+        </w:rPr>
+        <w:t>Peer Review the code and provide feedback and comments.</w:t>
+      </w:r>
+      <w:r>
+        <w:rPr>
+          <w:rFonts w:eastAsia="Aptos" w:cs="Aptos" w:ascii="Aptos" w:hAnsi="Aptos"/>
+          <w:sz w:val="24"/>
+        </w:rPr>
+        <w:t xml:space="preserve"> </w:t>
+      </w:r>
+    </w:p>
+    <w:p>
+      <w:pPr>
+        <w:pStyle w:val="Normal"/>
+        <w:numPr>
+          <w:ilvl w:val="0"/>
+          <w:numId w:val="2"/>
+        </w:numPr>
+        <w:spacing w:lineRule="auto" w:line="252" w:before="0" w:after="3"/>
+        <w:ind w:left="706" w:hanging="360"/>
+        <w:rPr/>
+      </w:pPr>
+      <w:r>
+        <w:rPr>
+          <w:rFonts w:eastAsia="Aptos" w:cs="Aptos" w:ascii="Aptos" w:hAnsi="Aptos"/>
+          <w:sz w:val="24"/>
+        </w:rPr>
+        <w:t xml:space="preserve">Assisted clients and business partners with questions and problems- involving configurations. </w:t>
+      </w:r>
+    </w:p>
+    <w:p>
+      <w:pPr>
+        <w:pStyle w:val="Normal"/>
+        <w:numPr>
+          <w:ilvl w:val="0"/>
+          <w:numId w:val="2"/>
+        </w:numPr>
+        <w:spacing w:lineRule="auto" w:line="252" w:before="0" w:after="3"/>
+        <w:ind w:left="706" w:hanging="360"/>
+        <w:rPr/>
+      </w:pPr>
+      <w:r>
+        <w:rPr>
+          <w:rFonts w:eastAsia="Aptos" w:cs="Aptos" w:ascii="Aptos" w:hAnsi="Aptos"/>
+          <w:sz w:val="24"/>
+        </w:rPr>
+        <w:t xml:space="preserve">Managed and provided solution to multiple simultaneous customers asks/requests. </w:t>
+      </w:r>
+    </w:p>
+    <w:p>
+      <w:pPr>
+        <w:pStyle w:val="Normal"/>
+        <w:numPr>
+          <w:ilvl w:val="0"/>
+          <w:numId w:val="2"/>
+        </w:numPr>
+        <w:spacing w:lineRule="auto" w:line="252" w:before="0" w:after="3"/>
+        <w:ind w:left="706" w:hanging="360"/>
+        <w:rPr/>
+      </w:pPr>
+      <w:r>
+        <w:rPr>
+          <w:rFonts w:eastAsia="Aptos" w:cs="Aptos" w:ascii="Aptos" w:hAnsi="Aptos"/>
+          <w:sz w:val="24"/>
+        </w:rPr>
+        <w:t xml:space="preserve">Monitor the job during production run / various non-production environments and communicate to stakeholders on the status daily basis </w:t>
+      </w:r>
+    </w:p>
+    <w:p>
+      <w:pPr>
+        <w:pStyle w:val="Normal"/>
+        <w:spacing w:before="0" w:after="0"/>
+        <w:ind w:left="361" w:hanging="0"/>
+        <w:rPr/>
+      </w:pPr>
+      <w:r>
+        <w:rPr>
+          <w:rFonts w:eastAsia="Aptos" w:cs="Aptos" w:ascii="Aptos" w:hAnsi="Aptos"/>
+          <w:sz w:val="24"/>
+        </w:rPr>
+        <w:t xml:space="preserve"> </w:t>
+      </w:r>
+    </w:p>
+    <w:p>
+      <w:pPr>
+        <w:pStyle w:val="Normal"/>
+        <w:spacing w:before="0" w:after="3"/>
+        <w:ind w:left="-5" w:hanging="10"/>
+        <w:rPr/>
+      </w:pPr>
+      <w:r>
+        <w:rPr>
+          <w:rFonts w:eastAsia="Aptos" w:cs="Aptos" w:ascii="Aptos" w:hAnsi="Aptos"/>
+          <w:b/>
+          <w:sz w:val="24"/>
+        </w:rPr>
+        <w:t xml:space="preserve">Nov 2019 - Nov 2024 </w:t>
+      </w:r>
+    </w:p>
+    <w:p>
+      <w:pPr>
+        <w:pStyle w:val="Heading2"/>
+        <w:spacing w:before="0" w:after="92"/>
+        <w:ind w:left="-5" w:hanging="10"/>
+        <w:rPr/>
+      </w:pPr>
+      <w:r>
+        <w:rPr/>
+        <w:t xml:space="preserve">Information Security Manager – Dual Role | Tata Consultancy Services | Kaiser Permanente| Security Compliance and Audits | All TCS Kaiser Operating Locations | </w:t>
+      </w:r>
+    </w:p>
+    <w:p>
+      <w:pPr>
+        <w:pStyle w:val="Normal"/>
+        <w:numPr>
+          <w:ilvl w:val="0"/>
+          <w:numId w:val="3"/>
+        </w:numPr>
+        <w:spacing w:lineRule="auto" w:line="252" w:before="0" w:after="3"/>
+        <w:ind w:left="706" w:hanging="360"/>
+        <w:rPr/>
+      </w:pPr>
+      <w:r>
+        <w:rPr>
+          <w:rFonts w:eastAsia="Aptos" w:cs="Aptos" w:ascii="Aptos" w:hAnsi="Aptos"/>
+          <w:sz w:val="24"/>
+        </w:rPr>
+        <w:t xml:space="preserve">Representing TCS for the account in Customer Audits. </w:t>
+      </w:r>
+    </w:p>
+    <w:p>
+      <w:pPr>
+        <w:pStyle w:val="Normal"/>
+        <w:numPr>
+          <w:ilvl w:val="0"/>
+          <w:numId w:val="3"/>
+        </w:numPr>
+        <w:spacing w:lineRule="auto" w:line="252" w:before="0" w:after="3"/>
+        <w:ind w:left="706" w:hanging="360"/>
+        <w:rPr/>
+      </w:pPr>
+      <w:r>
+        <w:rPr>
+          <w:rFonts w:eastAsia="Aptos" w:cs="Aptos" w:ascii="Aptos" w:hAnsi="Aptos"/>
+          <w:sz w:val="24"/>
+        </w:rPr>
+        <w:t xml:space="preserve">Taking up Internal Audits conducted by TCS for account. </w:t>
+      </w:r>
+    </w:p>
+    <w:p>
+      <w:pPr>
+        <w:pStyle w:val="Normal"/>
+        <w:numPr>
+          <w:ilvl w:val="0"/>
+          <w:numId w:val="3"/>
+        </w:numPr>
+        <w:spacing w:lineRule="auto" w:line="252" w:before="0" w:after="3"/>
+        <w:ind w:left="706" w:hanging="360"/>
+        <w:rPr/>
+      </w:pPr>
+      <w:r>
+        <w:rPr>
+          <w:rFonts w:eastAsia="Aptos" w:cs="Aptos" w:ascii="Aptos" w:hAnsi="Aptos"/>
+          <w:sz w:val="24"/>
+        </w:rPr>
+        <w:t xml:space="preserve">Maintaining and ensuing that the account is compliant in all security key factors through thorough monitoring. </w:t>
+      </w:r>
+    </w:p>
+    <w:p>
+      <w:pPr>
+        <w:pStyle w:val="Normal"/>
+        <w:numPr>
+          <w:ilvl w:val="0"/>
+          <w:numId w:val="3"/>
+        </w:numPr>
+        <w:spacing w:lineRule="auto" w:line="252" w:before="0" w:after="3"/>
+        <w:ind w:left="706" w:hanging="360"/>
+        <w:rPr/>
+      </w:pPr>
+      <w:r>
+        <w:rPr>
+          <w:rFonts w:eastAsia="Aptos" w:cs="Aptos" w:ascii="Aptos" w:hAnsi="Aptos"/>
+          <w:sz w:val="24"/>
+        </w:rPr>
+        <w:t xml:space="preserve">Ensure proper knowledge in security management and customer policies are spread across all associates in the account by conducting Security session to all associates. </w:t>
+      </w:r>
+    </w:p>
+    <w:p>
+      <w:pPr>
+        <w:pStyle w:val="Normal"/>
+        <w:numPr>
+          <w:ilvl w:val="0"/>
+          <w:numId w:val="3"/>
+        </w:numPr>
+        <w:spacing w:lineRule="auto" w:line="252" w:before="0" w:after="3"/>
+        <w:ind w:left="706" w:hanging="360"/>
+        <w:rPr/>
+      </w:pPr>
+      <w:r>
+        <w:rPr>
+          <w:rFonts w:eastAsia="Aptos" w:cs="Aptos" w:ascii="Aptos" w:hAnsi="Aptos"/>
+          <w:sz w:val="24"/>
+        </w:rPr>
+        <w:t xml:space="preserve">Reporting and investigation of security incidents and triaging them through calls connecting with the client vendor management support team to ensure they are getting closed with proper mitigation plan. </w:t>
+      </w:r>
+    </w:p>
+    <w:p>
+      <w:pPr>
+        <w:pStyle w:val="Normal"/>
+        <w:numPr>
+          <w:ilvl w:val="0"/>
+          <w:numId w:val="3"/>
+        </w:numPr>
+        <w:spacing w:lineRule="auto" w:line="252" w:before="0" w:after="3"/>
+        <w:ind w:left="706" w:hanging="360"/>
+        <w:rPr/>
+      </w:pPr>
+      <w:r>
+        <w:rPr>
+          <w:rFonts w:eastAsia="Aptos" w:cs="Aptos" w:ascii="Aptos" w:hAnsi="Aptos"/>
+          <w:sz w:val="24"/>
+        </w:rPr>
+        <w:t xml:space="preserve">Audit tracking, closure of NCs and findings that was tracked as part of internal and external client audits. </w:t>
+      </w:r>
+    </w:p>
+    <w:p>
+      <w:pPr>
+        <w:pStyle w:val="Normal"/>
+        <w:numPr>
+          <w:ilvl w:val="0"/>
+          <w:numId w:val="3"/>
+        </w:numPr>
+        <w:spacing w:lineRule="auto" w:line="252" w:before="0" w:after="3"/>
+        <w:ind w:left="706" w:hanging="360"/>
+        <w:rPr/>
+      </w:pPr>
+      <w:r>
+        <w:rPr>
+          <w:rFonts w:eastAsia="Aptos" w:cs="Aptos" w:ascii="Aptos" w:hAnsi="Aptos"/>
+          <w:sz w:val="24"/>
+        </w:rPr>
+        <w:t xml:space="preserve">Documentation and tracking of reports for all the finding and closure of them promptly. </w:t>
+      </w:r>
+    </w:p>
+    <w:p>
+      <w:pPr>
+        <w:pStyle w:val="Normal"/>
+        <w:numPr>
+          <w:ilvl w:val="0"/>
+          <w:numId w:val="3"/>
+        </w:numPr>
+        <w:spacing w:lineRule="auto" w:line="252" w:before="0" w:after="212"/>
+        <w:ind w:left="706" w:hanging="360"/>
+        <w:rPr>
+          <w:rFonts w:ascii="aptos" w:hAnsi="aptos"/>
+          <w:sz w:val="24"/>
+          <w:szCs w:val="24"/>
+        </w:rPr>
+      </w:pPr>
+      <w:r>
+        <w:rPr>
+          <w:rFonts w:eastAsia="Arial" w:cs="Arial" w:ascii="aptos" w:hAnsi="aptos"/>
+          <w:sz w:val="24"/>
+          <w:szCs w:val="24"/>
+        </w:rPr>
+        <w:t>Collaboration with the different location security SPOCs and carrying out centralized activities from Chennai location for all crucial security compliance activities.</w:t>
+      </w:r>
+      <w:r>
+        <w:rPr>
+          <w:rFonts w:eastAsia="Arial" w:cs="Arial" w:ascii="aptos" w:hAnsi="aptos"/>
+          <w:color w:val="404040"/>
+          <w:sz w:val="24"/>
+          <w:szCs w:val="24"/>
+        </w:rPr>
+        <w:t xml:space="preserve"> </w:t>
+      </w:r>
+    </w:p>
+    <w:p>
+      <w:pPr>
+        <w:pStyle w:val="Normal"/>
+        <w:spacing w:before="0" w:after="32"/>
+        <w:rPr/>
+      </w:pPr>
+      <w:r>
+        <w:rPr>
+          <w:rFonts w:eastAsia="Arial" w:cs="Arial" w:ascii="Arial" w:hAnsi="Arial"/>
+          <w:color w:val="404040"/>
+          <w:sz w:val="20"/>
+        </w:rPr>
+        <w:t xml:space="preserve"> </w:t>
+      </w:r>
+      <w:r>
+        <w:rPr>
+          <w:rFonts w:eastAsia="Aptos" w:cs="Aptos" w:ascii="Aptos" w:hAnsi="Aptos"/>
+          <w:b/>
+          <w:sz w:val="24"/>
+        </w:rPr>
+        <w:t xml:space="preserve">Oct 2016 - Nov 2024 </w:t>
+      </w:r>
+    </w:p>
+    <w:p>
+      <w:pPr>
+        <w:pStyle w:val="Normal"/>
+        <w:spacing w:before="0" w:after="3"/>
+        <w:ind w:left="-5" w:hanging="10"/>
+        <w:rPr/>
+      </w:pPr>
+      <w:r>
+        <w:rPr>
+          <w:rFonts w:eastAsia="Aptos" w:cs="Aptos" w:ascii="Aptos" w:hAnsi="Aptos"/>
+          <w:b/>
+          <w:sz w:val="24"/>
+        </w:rPr>
+        <w:t xml:space="preserve">Team Lead | Tata Consultancy Services | Kaiser Permanente| Medicare Business Engine - </w:t>
+      </w:r>
+      <w:r>
+        <w:rPr>
+          <w:rFonts w:ascii="Aptos" w:hAnsi="Aptos"/>
+          <w:b/>
+          <w:bCs/>
+          <w:sz w:val="24"/>
+          <w:szCs w:val="24"/>
+        </w:rPr>
+        <w:t>Development | Chennai</w:t>
+      </w:r>
+      <w:r>
+        <w:rPr/>
+        <w:t xml:space="preserve"> </w:t>
+      </w:r>
+    </w:p>
+    <w:p>
+      <w:pPr>
+        <w:pStyle w:val="Normal"/>
+        <w:numPr>
+          <w:ilvl w:val="0"/>
+          <w:numId w:val="4"/>
+        </w:numPr>
+        <w:spacing w:lineRule="auto" w:line="252" w:before="0" w:after="3"/>
+        <w:ind w:left="706" w:hanging="360"/>
+        <w:rPr>
+          <w:rFonts w:ascii="aptos" w:hAnsi="aptos"/>
+          <w:sz w:val="24"/>
+          <w:szCs w:val="24"/>
+        </w:rPr>
+      </w:pPr>
+      <w:r>
+        <w:rPr>
+          <w:rFonts w:eastAsia="Aptos" w:cs="Aptos" w:ascii="aptos" w:hAnsi="aptos"/>
+          <w:sz w:val="24"/>
+          <w:szCs w:val="24"/>
+        </w:rPr>
+        <w:t xml:space="preserve">Analysis, Design and Implementation of Applications using Oracle RDBMS. </w:t>
+      </w:r>
+    </w:p>
+    <w:p>
+      <w:pPr>
+        <w:pStyle w:val="Normal"/>
+        <w:numPr>
+          <w:ilvl w:val="0"/>
+          <w:numId w:val="4"/>
+        </w:numPr>
+        <w:spacing w:lineRule="auto" w:line="252" w:before="0" w:after="3"/>
+        <w:ind w:left="706" w:hanging="360"/>
+        <w:rPr>
+          <w:rFonts w:ascii="aptos" w:hAnsi="aptos"/>
+          <w:sz w:val="24"/>
+          <w:szCs w:val="24"/>
+        </w:rPr>
+      </w:pPr>
+      <w:r>
+        <w:rPr>
+          <w:rFonts w:eastAsia="Aptos" w:cs="Aptos" w:ascii="aptos" w:hAnsi="aptos"/>
+          <w:sz w:val="24"/>
+          <w:szCs w:val="24"/>
+        </w:rPr>
+        <w:t xml:space="preserve">Implementation of decoupled and clean architecture for business applications. </w:t>
+      </w:r>
+    </w:p>
+    <w:p>
+      <w:pPr>
+        <w:pStyle w:val="Normal"/>
+        <w:numPr>
+          <w:ilvl w:val="0"/>
+          <w:numId w:val="4"/>
+        </w:numPr>
+        <w:spacing w:lineRule="auto" w:line="252" w:before="0" w:after="3"/>
+        <w:ind w:left="706" w:hanging="360"/>
+        <w:rPr>
+          <w:rFonts w:ascii="aptos" w:hAnsi="aptos"/>
+          <w:sz w:val="24"/>
+          <w:szCs w:val="24"/>
+        </w:rPr>
+      </w:pPr>
+      <w:r>
+        <w:rPr>
+          <w:rFonts w:eastAsia="Aptos" w:cs="Aptos" w:ascii="aptos" w:hAnsi="aptos"/>
+          <w:sz w:val="24"/>
+          <w:szCs w:val="24"/>
+        </w:rPr>
+        <w:t xml:space="preserve">Developed Complex Database Objects like Stored Procedure, Packages, Functions and Triggers using SQL and PL/SQL. </w:t>
+      </w:r>
+    </w:p>
+    <w:p>
+      <w:pPr>
+        <w:pStyle w:val="Normal"/>
+        <w:numPr>
+          <w:ilvl w:val="0"/>
+          <w:numId w:val="4"/>
+        </w:numPr>
+        <w:spacing w:lineRule="auto" w:line="252" w:before="0" w:after="3"/>
+        <w:ind w:left="706" w:hanging="360"/>
+        <w:rPr>
+          <w:rFonts w:ascii="aptos" w:hAnsi="aptos"/>
+          <w:sz w:val="24"/>
+          <w:szCs w:val="24"/>
+        </w:rPr>
+      </w:pPr>
+      <w:r>
+        <w:rPr>
+          <w:rFonts w:eastAsia="Aptos" w:cs="Aptos" w:ascii="aptos" w:hAnsi="aptos"/>
+          <w:sz w:val="24"/>
+          <w:szCs w:val="24"/>
+        </w:rPr>
+        <w:t>Ongoing performance tuning activities on PL/SQL Programs</w:t>
+      </w:r>
+      <w:r>
+        <w:rPr>
+          <w:rFonts w:eastAsia="Arial" w:cs="Arial" w:ascii="aptos" w:hAnsi="aptos"/>
+          <w:color w:val="404040"/>
+          <w:sz w:val="24"/>
+          <w:szCs w:val="24"/>
+        </w:rPr>
+        <w:t xml:space="preserve"> </w:t>
+      </w:r>
+    </w:p>
+    <w:p>
+      <w:pPr>
+        <w:pStyle w:val="Normal"/>
+        <w:numPr>
+          <w:ilvl w:val="0"/>
+          <w:numId w:val="4"/>
+        </w:numPr>
+        <w:spacing w:lineRule="auto" w:line="252" w:before="0" w:after="4"/>
+        <w:ind w:left="706" w:hanging="360"/>
+        <w:rPr>
+          <w:rFonts w:ascii="aptos" w:hAnsi="aptos"/>
+          <w:sz w:val="24"/>
+          <w:szCs w:val="24"/>
+        </w:rPr>
+      </w:pPr>
+      <w:r>
+        <w:rPr>
+          <w:rFonts w:eastAsia="Aptos" w:cs="Aptos" w:ascii="aptos" w:hAnsi="aptos"/>
+          <w:sz w:val="24"/>
+          <w:szCs w:val="24"/>
+        </w:rPr>
+        <w:t>C</w:t>
+      </w:r>
+      <w:r>
+        <w:rPr>
+          <w:rFonts w:eastAsia="Arial" w:cs="Arial" w:ascii="aptos" w:hAnsi="aptos"/>
+          <w:sz w:val="24"/>
+          <w:szCs w:val="24"/>
+        </w:rPr>
+        <w:t>oordinated with front end design team to provide them with necessary stored</w:t>
+      </w:r>
+      <w:r>
+        <w:rPr>
+          <w:rFonts w:eastAsia="Aptos" w:cs="Aptos" w:ascii="aptos" w:hAnsi="aptos"/>
+          <w:sz w:val="24"/>
+          <w:szCs w:val="24"/>
+        </w:rPr>
+        <w:t xml:space="preserve"> </w:t>
+      </w:r>
+      <w:r>
+        <w:rPr>
+          <w:rFonts w:eastAsia="Segoe UI Symbol" w:cs="Segoe UI Symbol" w:ascii="aptos" w:hAnsi="aptos"/>
+          <w:color w:val="404040"/>
+          <w:sz w:val="24"/>
+          <w:szCs w:val="24"/>
+        </w:rPr>
+        <w:t>•</w:t>
+      </w:r>
+      <w:r>
+        <w:rPr>
+          <w:rFonts w:eastAsia="Arial" w:cs="Arial" w:ascii="aptos" w:hAnsi="aptos"/>
+          <w:color w:val="404040"/>
+          <w:sz w:val="24"/>
+          <w:szCs w:val="24"/>
+          <w:vertAlign w:val="subscript"/>
+        </w:rPr>
+        <w:t xml:space="preserve"> </w:t>
+      </w:r>
+      <w:r>
+        <w:rPr>
+          <w:rFonts w:eastAsia="Aptos" w:cs="Aptos" w:ascii="aptos" w:hAnsi="aptos"/>
+          <w:sz w:val="24"/>
+          <w:szCs w:val="24"/>
+        </w:rPr>
+        <w:t>procedures, triggers and packages using SQL and PL/SQL.</w:t>
+      </w:r>
+      <w:r>
+        <w:rPr>
+          <w:rFonts w:eastAsia="Aptos" w:cs="Aptos" w:ascii="aptos" w:hAnsi="aptos"/>
+          <w:color w:val="404040"/>
+          <w:sz w:val="24"/>
+          <w:szCs w:val="24"/>
+        </w:rPr>
+        <w:t xml:space="preserve"> </w:t>
+      </w:r>
+    </w:p>
+    <w:p>
+      <w:pPr>
+        <w:pStyle w:val="Normal"/>
+        <w:numPr>
+          <w:ilvl w:val="0"/>
+          <w:numId w:val="4"/>
+        </w:numPr>
+        <w:spacing w:lineRule="auto" w:line="252" w:before="0" w:after="4"/>
+        <w:ind w:left="706" w:hanging="360"/>
+        <w:rPr>
+          <w:rFonts w:ascii="aptos" w:hAnsi="aptos"/>
+          <w:sz w:val="24"/>
+          <w:szCs w:val="24"/>
+        </w:rPr>
+      </w:pPr>
+      <w:r>
+        <w:rPr>
+          <w:rFonts w:eastAsia="Arial" w:cs="Arial" w:ascii="aptos" w:hAnsi="aptos"/>
+          <w:sz w:val="24"/>
+          <w:szCs w:val="24"/>
+        </w:rPr>
+        <w:t>Support system / UA testing / QA / other environments of the code that got released for testing.</w:t>
+      </w:r>
+      <w:r>
+        <w:rPr>
+          <w:rFonts w:eastAsia="Aptos" w:cs="Aptos" w:ascii="aptos" w:hAnsi="aptos"/>
+          <w:color w:val="404040"/>
+          <w:sz w:val="24"/>
+          <w:szCs w:val="24"/>
+        </w:rPr>
+        <w:t xml:space="preserve"> </w:t>
+      </w:r>
+    </w:p>
+    <w:p>
+      <w:pPr>
+        <w:pStyle w:val="Normal"/>
+        <w:numPr>
+          <w:ilvl w:val="0"/>
+          <w:numId w:val="4"/>
+        </w:numPr>
+        <w:spacing w:lineRule="auto" w:line="252" w:before="0" w:after="3"/>
+        <w:ind w:left="706" w:hanging="360"/>
+        <w:rPr>
+          <w:rFonts w:ascii="aptos" w:hAnsi="aptos"/>
+          <w:sz w:val="24"/>
+          <w:szCs w:val="24"/>
+        </w:rPr>
+      </w:pPr>
+      <w:r>
+        <w:rPr>
+          <w:rFonts w:eastAsia="Aptos" w:cs="Aptos" w:ascii="aptos" w:hAnsi="aptos"/>
+          <w:sz w:val="24"/>
+          <w:szCs w:val="24"/>
+        </w:rPr>
+        <w:t xml:space="preserve">Update Project status to business folks through email / call recursively. </w:t>
+      </w:r>
+    </w:p>
+    <w:p>
+      <w:pPr>
+        <w:pStyle w:val="Normal"/>
+        <w:numPr>
+          <w:ilvl w:val="0"/>
+          <w:numId w:val="4"/>
+        </w:numPr>
+        <w:spacing w:lineRule="auto" w:line="252" w:before="0" w:after="3"/>
+        <w:ind w:left="706" w:hanging="360"/>
+        <w:rPr>
+          <w:rFonts w:ascii="aptos" w:hAnsi="aptos"/>
+          <w:sz w:val="24"/>
+          <w:szCs w:val="24"/>
+        </w:rPr>
+      </w:pPr>
+      <w:r>
+        <w:rPr>
+          <w:rFonts w:eastAsia="Aptos" w:cs="Aptos" w:ascii="aptos" w:hAnsi="aptos"/>
+          <w:sz w:val="24"/>
+          <w:szCs w:val="24"/>
+        </w:rPr>
+        <w:t xml:space="preserve">Validate and peer review the code of developers with feedback </w:t>
+      </w:r>
+    </w:p>
+    <w:p>
+      <w:pPr>
+        <w:pStyle w:val="Normal"/>
+        <w:numPr>
+          <w:ilvl w:val="0"/>
+          <w:numId w:val="4"/>
+        </w:numPr>
+        <w:spacing w:lineRule="auto" w:line="252" w:before="0" w:after="3"/>
+        <w:ind w:left="706" w:hanging="360"/>
+        <w:rPr>
+          <w:rFonts w:ascii="aptos" w:hAnsi="aptos"/>
+          <w:sz w:val="24"/>
+          <w:szCs w:val="24"/>
+        </w:rPr>
+      </w:pPr>
+      <w:r>
+        <w:rPr>
+          <w:rFonts w:eastAsia="Aptos" w:cs="Aptos" w:ascii="aptos" w:hAnsi="aptos"/>
+          <w:sz w:val="24"/>
+          <w:szCs w:val="24"/>
+        </w:rPr>
+        <w:t>Coordinate and Manage Code walkthroughs with Business Team for every release.</w:t>
+      </w:r>
+      <w:r>
+        <w:rPr>
+          <w:rFonts w:eastAsia="Aptos" w:cs="Aptos" w:ascii="aptos" w:hAnsi="aptos"/>
+          <w:color w:val="404040"/>
+          <w:sz w:val="24"/>
+          <w:szCs w:val="24"/>
+        </w:rPr>
+        <w:t xml:space="preserve"> </w:t>
+      </w:r>
+    </w:p>
+    <w:p>
+      <w:pPr>
+        <w:pStyle w:val="Normal"/>
+        <w:spacing w:before="0" w:after="16"/>
+        <w:rPr/>
+      </w:pPr>
+      <w:r>
+        <w:rPr>
+          <w:rFonts w:eastAsia="Aptos" w:cs="Aptos" w:ascii="Aptos" w:hAnsi="Aptos"/>
+          <w:color w:val="404040"/>
+          <w:sz w:val="20"/>
+        </w:rPr>
+        <w:t xml:space="preserve"> </w:t>
+      </w:r>
+    </w:p>
+    <w:p>
+      <w:pPr>
+        <w:pStyle w:val="Normal"/>
+        <w:spacing w:before="0" w:after="3"/>
+        <w:ind w:left="-5" w:hanging="10"/>
+        <w:rPr/>
+      </w:pPr>
+      <w:r>
+        <w:rPr>
+          <w:rFonts w:eastAsia="Aptos" w:cs="Aptos" w:ascii="Aptos" w:hAnsi="Aptos"/>
+          <w:b/>
+          <w:sz w:val="24"/>
+        </w:rPr>
+        <w:t xml:space="preserve">Oct 2014 - Oct 2016 </w:t>
+      </w:r>
+    </w:p>
+    <w:p>
+      <w:pPr>
+        <w:pStyle w:val="Normal"/>
+        <w:spacing w:before="0" w:after="3"/>
+        <w:ind w:left="-5" w:hanging="10"/>
+        <w:rPr/>
+      </w:pPr>
+      <w:r>
+        <w:rPr>
+          <w:rFonts w:eastAsia="Aptos" w:cs="Aptos" w:ascii="Aptos" w:hAnsi="Aptos"/>
+          <w:b/>
+          <w:sz w:val="24"/>
+        </w:rPr>
+        <w:t xml:space="preserve">Developer | Tata Consultancy Services | Kaiser Permanente| Benefits Enhancement </w:t>
+      </w:r>
+      <w:r>
+        <w:rPr>
+          <w:rFonts w:ascii="Aptos" w:hAnsi="Aptos"/>
+          <w:b/>
+          <w:bCs/>
+          <w:sz w:val="24"/>
+          <w:szCs w:val="24"/>
+        </w:rPr>
+        <w:t xml:space="preserve">Tracking System - Development| Chennai </w:t>
+      </w:r>
+    </w:p>
+    <w:p>
+      <w:pPr>
+        <w:pStyle w:val="Normal"/>
+        <w:spacing w:before="0" w:after="0"/>
+        <w:rPr>
+          <w:rFonts w:ascii="aptos" w:hAnsi="aptos"/>
+          <w:sz w:val="24"/>
+          <w:szCs w:val="24"/>
+        </w:rPr>
+      </w:pPr>
+      <w:r>
+        <w:rPr>
+          <w:rFonts w:eastAsia="Aptos" w:cs="Aptos" w:ascii="Aptos" w:hAnsi="Aptos"/>
+          <w:sz w:val="24"/>
+        </w:rPr>
+        <w:t xml:space="preserve"> </w:t>
+      </w:r>
+    </w:p>
+    <w:p>
+      <w:pPr>
+        <w:pStyle w:val="Normal"/>
+        <w:numPr>
+          <w:ilvl w:val="0"/>
+          <w:numId w:val="5"/>
+        </w:numPr>
+        <w:spacing w:lineRule="auto" w:line="252" w:before="0" w:after="4"/>
+        <w:ind w:left="706" w:hanging="360"/>
+        <w:rPr>
+          <w:rFonts w:ascii="aptos" w:hAnsi="aptos"/>
+          <w:sz w:val="24"/>
+          <w:szCs w:val="24"/>
+        </w:rPr>
+      </w:pPr>
+      <w:r>
+        <w:rPr>
+          <w:rFonts w:eastAsia="Arial" w:cs="Arial" w:ascii="aptos" w:hAnsi="aptos"/>
+          <w:sz w:val="24"/>
+          <w:szCs w:val="24"/>
+        </w:rPr>
+        <w:t xml:space="preserve">Involved in all phases of the SDLC (Software Development Life Cycle) </w:t>
+      </w:r>
+    </w:p>
+    <w:p>
+      <w:pPr>
+        <w:pStyle w:val="Normal"/>
+        <w:numPr>
+          <w:ilvl w:val="0"/>
+          <w:numId w:val="5"/>
+        </w:numPr>
+        <w:spacing w:lineRule="auto" w:line="252" w:before="0" w:after="4"/>
+        <w:ind w:left="706" w:hanging="360"/>
+        <w:rPr>
+          <w:rFonts w:ascii="aptos" w:hAnsi="aptos"/>
+          <w:sz w:val="24"/>
+          <w:szCs w:val="24"/>
+        </w:rPr>
+      </w:pPr>
+      <w:r>
+        <w:rPr>
+          <w:rFonts w:eastAsia="Arial" w:cs="Arial" w:ascii="aptos" w:hAnsi="aptos"/>
+          <w:sz w:val="24"/>
+          <w:szCs w:val="24"/>
+        </w:rPr>
+        <w:t xml:space="preserve">Requirements gathering and translating it into design document. </w:t>
+      </w:r>
+    </w:p>
+    <w:p>
+      <w:pPr>
+        <w:pStyle w:val="Normal"/>
+        <w:numPr>
+          <w:ilvl w:val="0"/>
+          <w:numId w:val="5"/>
+        </w:numPr>
+        <w:spacing w:lineRule="auto" w:line="252" w:before="0" w:after="4"/>
+        <w:ind w:left="706" w:hanging="360"/>
+        <w:rPr>
+          <w:rFonts w:ascii="aptos" w:hAnsi="aptos"/>
+          <w:sz w:val="24"/>
+          <w:szCs w:val="24"/>
+        </w:rPr>
+      </w:pPr>
+      <w:r>
+        <w:rPr>
+          <w:rFonts w:eastAsia="Arial" w:cs="Arial" w:ascii="aptos" w:hAnsi="aptos"/>
+          <w:sz w:val="24"/>
+          <w:szCs w:val="24"/>
+        </w:rPr>
+        <w:t xml:space="preserve">Development, testing and implementation of code ensuring timely delivery against aggressive deadlines. </w:t>
+      </w:r>
+    </w:p>
+    <w:p>
+      <w:pPr>
+        <w:pStyle w:val="Normal"/>
+        <w:numPr>
+          <w:ilvl w:val="0"/>
+          <w:numId w:val="5"/>
+        </w:numPr>
+        <w:spacing w:lineRule="auto" w:line="252" w:before="0" w:after="4"/>
+        <w:ind w:left="706" w:hanging="360"/>
+        <w:rPr>
+          <w:rFonts w:ascii="aptos" w:hAnsi="aptos"/>
+          <w:sz w:val="24"/>
+          <w:szCs w:val="24"/>
+        </w:rPr>
+      </w:pPr>
+      <w:r>
+        <w:rPr>
+          <w:rFonts w:eastAsia="Arial" w:cs="Arial" w:ascii="aptos" w:hAnsi="aptos"/>
+          <w:sz w:val="24"/>
+          <w:szCs w:val="24"/>
+        </w:rPr>
+        <w:t xml:space="preserve">Developed Materialized view for data replication in distributed environments. </w:t>
+      </w:r>
+    </w:p>
+    <w:p>
+      <w:pPr>
+        <w:pStyle w:val="Normal"/>
+        <w:numPr>
+          <w:ilvl w:val="0"/>
+          <w:numId w:val="5"/>
+        </w:numPr>
+        <w:spacing w:lineRule="auto" w:line="252" w:before="0" w:after="4"/>
+        <w:ind w:left="706" w:hanging="360"/>
+        <w:rPr>
+          <w:rFonts w:ascii="aptos" w:hAnsi="aptos"/>
+          <w:sz w:val="24"/>
+          <w:szCs w:val="24"/>
+        </w:rPr>
+      </w:pPr>
+      <w:r>
+        <w:rPr>
+          <w:rFonts w:eastAsia="Arial" w:cs="Arial" w:ascii="aptos" w:hAnsi="aptos"/>
+          <w:sz w:val="24"/>
+          <w:szCs w:val="24"/>
+        </w:rPr>
+        <w:t xml:space="preserve">Effectively made use of Table Functions, Indexes, Collections, Materialized Views and Query Re-Write. </w:t>
+      </w:r>
+    </w:p>
+    <w:p>
+      <w:pPr>
+        <w:pStyle w:val="Normal"/>
+        <w:numPr>
+          <w:ilvl w:val="0"/>
+          <w:numId w:val="5"/>
+        </w:numPr>
+        <w:spacing w:lineRule="auto" w:line="252" w:before="0" w:after="4"/>
+        <w:ind w:left="706" w:hanging="360"/>
+        <w:rPr>
+          <w:rFonts w:ascii="aptos" w:hAnsi="aptos"/>
+          <w:sz w:val="24"/>
+          <w:szCs w:val="24"/>
+        </w:rPr>
+      </w:pPr>
+      <w:r>
+        <w:rPr>
+          <w:rFonts w:eastAsia="Arial" w:cs="Arial" w:ascii="aptos" w:hAnsi="aptos"/>
+          <w:sz w:val="24"/>
+          <w:szCs w:val="24"/>
+        </w:rPr>
+        <w:t xml:space="preserve">Developed Web forms that have been used extensively in ASP.NET for FE  </w:t>
+      </w:r>
+    </w:p>
+    <w:p>
+      <w:pPr>
+        <w:pStyle w:val="Normal"/>
+        <w:numPr>
+          <w:ilvl w:val="0"/>
+          <w:numId w:val="5"/>
+        </w:numPr>
+        <w:spacing w:lineRule="auto" w:line="252" w:before="0" w:after="4"/>
+        <w:ind w:left="706" w:hanging="360"/>
+        <w:rPr>
+          <w:rFonts w:ascii="aptos" w:hAnsi="aptos"/>
+          <w:sz w:val="24"/>
+          <w:szCs w:val="24"/>
+        </w:rPr>
+      </w:pPr>
+      <w:r>
+        <w:rPr>
+          <w:rFonts w:eastAsia="Arial" w:cs="Arial" w:ascii="aptos" w:hAnsi="aptos"/>
+          <w:sz w:val="24"/>
+          <w:szCs w:val="24"/>
+        </w:rPr>
+        <w:t xml:space="preserve">Expertise in creating visually appealing user interface with CSS </w:t>
+      </w:r>
+    </w:p>
+    <w:p>
+      <w:pPr>
+        <w:pStyle w:val="Normal"/>
+        <w:numPr>
+          <w:ilvl w:val="0"/>
+          <w:numId w:val="5"/>
+        </w:numPr>
+        <w:spacing w:lineRule="auto" w:line="252" w:before="0" w:after="4"/>
+        <w:ind w:left="706" w:hanging="360"/>
+        <w:rPr/>
+      </w:pPr>
+      <w:r>
+        <w:rPr>
+          <w:rFonts w:eastAsia="Arial" w:cs="Arial" w:ascii="aptos" w:hAnsi="aptos"/>
+          <w:sz w:val="24"/>
+          <w:szCs w:val="24"/>
+        </w:rPr>
+        <w:t>Coordinate knowledge transition to production support team on the changes that were deployed into production as part of Dev releases.</w:t>
+      </w:r>
+      <w:r>
+        <w:rPr>
+          <w:rFonts w:eastAsia="Arial" w:cs="Arial" w:ascii="Arial" w:hAnsi="Arial"/>
+          <w:sz w:val="24"/>
+        </w:rPr>
+        <w:t xml:space="preserve"> </w:t>
+      </w:r>
+    </w:p>
+    <w:p>
+      <w:pPr>
+        <w:pStyle w:val="Normal"/>
+        <w:spacing w:before="0" w:after="0"/>
+        <w:rPr/>
+      </w:pPr>
+      <w:r>
+        <w:rPr>
+          <w:rFonts w:eastAsia="Aptos" w:cs="Aptos" w:ascii="Aptos" w:hAnsi="Aptos"/>
+          <w:b/>
+          <w:sz w:val="24"/>
+        </w:rPr>
+        <w:t xml:space="preserve"> </w:t>
+      </w:r>
+    </w:p>
+    <w:p>
+      <w:pPr>
+        <w:pStyle w:val="Normal"/>
+        <w:spacing w:before="0" w:after="3"/>
+        <w:ind w:left="-5" w:hanging="10"/>
+        <w:rPr/>
+      </w:pPr>
+      <w:r>
+        <w:rPr>
+          <w:rFonts w:eastAsia="Aptos" w:cs="Aptos" w:ascii="Aptos" w:hAnsi="Aptos"/>
+          <w:b/>
+          <w:sz w:val="24"/>
+        </w:rPr>
+        <w:t xml:space="preserve">Sep 2012 - Sep 2014 </w:t>
+      </w:r>
+    </w:p>
+    <w:p>
+      <w:pPr>
+        <w:pStyle w:val="Heading2"/>
+        <w:ind w:left="-5" w:hanging="10"/>
+        <w:rPr/>
+      </w:pPr>
+      <w:r>
+        <w:rPr/>
+        <w:t>Developer| SHRIRAM VALUE SERVICES PVT LTD</w:t>
+      </w:r>
+      <w:r>
+        <w:rPr>
+          <w:color w:val="404040"/>
+        </w:rPr>
+        <w:t xml:space="preserve"> </w:t>
+      </w:r>
+      <w:r>
+        <w:rPr/>
+        <w:t xml:space="preserve">| Chennai </w:t>
+      </w:r>
+    </w:p>
+    <w:p>
+      <w:pPr>
+        <w:pStyle w:val="Normal"/>
+        <w:numPr>
+          <w:ilvl w:val="0"/>
+          <w:numId w:val="6"/>
+        </w:numPr>
+        <w:spacing w:lineRule="auto" w:line="252" w:before="0" w:after="3"/>
+        <w:ind w:left="1081" w:hanging="360"/>
+        <w:rPr/>
+      </w:pPr>
+      <w:r>
+        <w:rPr>
+          <w:rFonts w:eastAsia="Aptos" w:cs="Aptos" w:ascii="Aptos" w:hAnsi="Aptos"/>
+          <w:sz w:val="24"/>
+        </w:rPr>
+        <w:t>Requirements gathering and translating it into design document.</w:t>
+      </w:r>
+      <w:r>
+        <w:rPr>
+          <w:rFonts w:eastAsia="Aptos" w:cs="Aptos" w:ascii="Aptos" w:hAnsi="Aptos"/>
+          <w:color w:val="404040"/>
+          <w:sz w:val="20"/>
+        </w:rPr>
+        <w:t xml:space="preserve"> </w:t>
+      </w:r>
+    </w:p>
+    <w:p>
+      <w:pPr>
+        <w:pStyle w:val="Normal"/>
+        <w:numPr>
+          <w:ilvl w:val="0"/>
+          <w:numId w:val="6"/>
+        </w:numPr>
+        <w:spacing w:lineRule="auto" w:line="252" w:before="0" w:after="3"/>
+        <w:ind w:left="1081" w:hanging="360"/>
+        <w:rPr/>
+      </w:pPr>
+      <w:r>
+        <w:rPr>
+          <w:rFonts w:eastAsia="Aptos" w:cs="Aptos" w:ascii="Aptos" w:hAnsi="Aptos"/>
+          <w:sz w:val="24"/>
+        </w:rPr>
+        <w:t xml:space="preserve">Code design, unit testing and Implementation. </w:t>
+      </w:r>
+    </w:p>
+    <w:p>
+      <w:pPr>
+        <w:pStyle w:val="Normal"/>
+        <w:numPr>
+          <w:ilvl w:val="0"/>
+          <w:numId w:val="6"/>
+        </w:numPr>
+        <w:spacing w:lineRule="auto" w:line="252" w:before="0" w:after="3"/>
+        <w:ind w:left="1081" w:hanging="360"/>
+        <w:rPr/>
+      </w:pPr>
+      <w:r>
+        <w:rPr>
+          <w:rStyle w:val="StrongEmphasis"/>
+          <w:rFonts w:eastAsia="Aptos" w:cs="Aptos" w:ascii="Aptos" w:hAnsi="Aptos"/>
+          <w:b w:val="false"/>
+          <w:bCs w:val="false"/>
+          <w:sz w:val="24"/>
+        </w:rPr>
+        <w:t>Created and enhanced ASP.NET applications with MS-SQL backend architecture</w:t>
+      </w:r>
+      <w:r>
+        <w:rPr>
+          <w:rFonts w:eastAsia="Aptos" w:cs="Aptos" w:ascii="Aptos" w:hAnsi="Aptos"/>
+          <w:b w:val="false"/>
+          <w:bCs w:val="false"/>
+          <w:sz w:val="24"/>
+        </w:rPr>
+        <w:t>, ensuring reliable performance through query optimization, secure integrations, and systematic data handling.</w:t>
+      </w:r>
+    </w:p>
+    <w:p>
+      <w:pPr>
+        <w:pStyle w:val="Normal"/>
+        <w:numPr>
+          <w:ilvl w:val="0"/>
+          <w:numId w:val="6"/>
+        </w:numPr>
+        <w:spacing w:lineRule="auto" w:line="252" w:before="0" w:after="3"/>
+        <w:ind w:left="1081" w:hanging="360"/>
+        <w:rPr>
+          <w:rFonts w:ascii="Aptos" w:hAnsi="Aptos" w:eastAsia="Aptos" w:cs="Aptos"/>
+          <w:b w:val="false"/>
+          <w:b w:val="false"/>
+          <w:bCs w:val="false"/>
+          <w:sz w:val="24"/>
+        </w:rPr>
+      </w:pPr>
+      <w:r>
+        <w:rPr>
+          <w:rFonts w:eastAsia="Aptos" w:cs="Aptos" w:ascii="Aptos" w:hAnsi="Aptos"/>
+          <w:b w:val="false"/>
+          <w:bCs w:val="false"/>
+          <w:sz w:val="24"/>
+        </w:rPr>
+        <w:t xml:space="preserve">Additionally, </w:t>
+      </w:r>
+      <w:r>
+        <w:rPr>
+          <w:rFonts w:eastAsia="Aptos" w:cs="Aptos" w:ascii="Aptos" w:hAnsi="Aptos"/>
+          <w:b w:val="false"/>
+          <w:bCs w:val="false"/>
+          <w:sz w:val="24"/>
+        </w:rPr>
+        <w:t>Implemented a robust scheduler using .NET with an MS-SQL backend to automate tasks and ensure reliable, time-based process execution.</w:t>
+      </w:r>
+    </w:p>
+    <w:p>
+      <w:pPr>
+        <w:pStyle w:val="Normal"/>
+        <w:numPr>
+          <w:ilvl w:val="0"/>
+          <w:numId w:val="6"/>
+        </w:numPr>
+        <w:spacing w:lineRule="auto" w:line="252" w:before="0" w:after="3"/>
+        <w:ind w:left="1081" w:hanging="360"/>
+        <w:rPr/>
+      </w:pPr>
+      <w:r>
+        <w:rPr>
+          <w:rFonts w:eastAsia="Aptos" w:cs="Aptos" w:ascii="Aptos" w:hAnsi="Aptos"/>
+          <w:sz w:val="24"/>
+        </w:rPr>
+        <w:t xml:space="preserve">Supported system and UA testing of the programs/fixes that were released for testing. </w:t>
+      </w:r>
+    </w:p>
+    <w:p>
+      <w:pPr>
+        <w:pStyle w:val="Normal"/>
+        <w:numPr>
+          <w:ilvl w:val="0"/>
+          <w:numId w:val="6"/>
+        </w:numPr>
+        <w:spacing w:lineRule="auto" w:line="252" w:before="0" w:after="3"/>
+        <w:ind w:left="1081" w:hanging="360"/>
+        <w:rPr/>
+      </w:pPr>
+      <w:r>
+        <w:rPr>
+          <w:rFonts w:eastAsia="Aptos" w:cs="Aptos" w:ascii="Aptos" w:hAnsi="Aptos"/>
+          <w:sz w:val="24"/>
+        </w:rPr>
+        <w:t xml:space="preserve">User manual and End-user training are conducted. </w:t>
+      </w:r>
+    </w:p>
+    <w:p>
+      <w:pPr>
+        <w:pStyle w:val="Normal"/>
+        <w:spacing w:before="0" w:after="0"/>
+        <w:rPr>
+          <w:rFonts w:ascii="Aptos" w:hAnsi="Aptos" w:eastAsia="Aptos" w:cs="Aptos"/>
+          <w:sz w:val="24"/>
+        </w:rPr>
+      </w:pPr>
+      <w:r>
+        <w:rPr/>
+      </w:r>
+    </w:p>
+    <w:p>
+      <w:pPr>
+        <w:pStyle w:val="Normal"/>
+        <w:spacing w:before="0" w:after="3"/>
+        <w:ind w:left="-5" w:hanging="10"/>
+        <w:rPr/>
+      </w:pPr>
+      <w:r>
+        <w:rPr>
+          <w:rFonts w:eastAsia="Aptos" w:cs="Aptos" w:ascii="Aptos" w:hAnsi="Aptos"/>
+          <w:b/>
+          <w:sz w:val="24"/>
+        </w:rPr>
+        <w:t xml:space="preserve">Feb 2012 - May 2012 </w:t>
+      </w:r>
+    </w:p>
+    <w:p>
+      <w:pPr>
+        <w:pStyle w:val="Heading2"/>
+        <w:ind w:left="-5" w:hanging="10"/>
+        <w:rPr/>
+      </w:pPr>
+      <w:r>
+        <w:rPr/>
+        <w:t xml:space="preserve">Developer| SUKHVARSHA MANAGEMENT SERVICES PVT LTD | Chennai </w:t>
+      </w:r>
+    </w:p>
+    <w:p>
+      <w:pPr>
+        <w:pStyle w:val="Normal"/>
+        <w:numPr>
+          <w:ilvl w:val="0"/>
+          <w:numId w:val="7"/>
+        </w:numPr>
+        <w:spacing w:lineRule="auto" w:line="252" w:before="0" w:after="3"/>
+        <w:ind w:left="706" w:hanging="360"/>
+        <w:rPr/>
+      </w:pPr>
+      <w:r>
+        <w:rPr>
+          <w:rFonts w:eastAsia="Aptos" w:cs="Aptos" w:ascii="Aptos" w:hAnsi="Aptos"/>
+          <w:sz w:val="24"/>
+        </w:rPr>
+        <w:t>Requirements gathering and translating it into design document.</w:t>
+      </w:r>
+      <w:r>
+        <w:rPr>
+          <w:rFonts w:eastAsia="Aptos" w:cs="Aptos" w:ascii="Aptos" w:hAnsi="Aptos"/>
+          <w:color w:val="404040"/>
+          <w:sz w:val="20"/>
+        </w:rPr>
+        <w:t xml:space="preserve"> </w:t>
+      </w:r>
+    </w:p>
+    <w:p>
+      <w:pPr>
+        <w:pStyle w:val="Normal"/>
+        <w:numPr>
+          <w:ilvl w:val="0"/>
+          <w:numId w:val="7"/>
+        </w:numPr>
+        <w:spacing w:lineRule="auto" w:line="252" w:before="0" w:after="3"/>
+        <w:ind w:left="706" w:hanging="360"/>
+        <w:rPr/>
+      </w:pPr>
+      <w:r>
+        <w:rPr>
+          <w:rFonts w:eastAsia="Aptos" w:cs="Aptos" w:ascii="Aptos" w:hAnsi="Aptos"/>
+          <w:sz w:val="24"/>
+        </w:rPr>
+        <w:t>Code design, unit testing and Implementation.</w:t>
+      </w:r>
+      <w:r>
+        <w:rPr>
+          <w:rFonts w:eastAsia="Aptos" w:cs="Aptos" w:ascii="Aptos" w:hAnsi="Aptos"/>
+          <w:color w:val="404040"/>
+          <w:sz w:val="20"/>
+        </w:rPr>
+        <w:t xml:space="preserve"> </w:t>
+      </w:r>
+    </w:p>
+    <w:p>
+      <w:pPr>
+        <w:pStyle w:val="Normal"/>
+        <w:numPr>
+          <w:ilvl w:val="0"/>
+          <w:numId w:val="7"/>
+        </w:numPr>
+        <w:spacing w:lineRule="auto" w:line="252" w:before="0" w:after="3"/>
+        <w:ind w:left="706" w:hanging="360"/>
+        <w:rPr>
+          <w:rFonts w:ascii="Aptos" w:hAnsi="Aptos" w:eastAsia="Aptos" w:cs="Aptos"/>
+          <w:color w:val="404040"/>
+          <w:sz w:val="20"/>
+        </w:rPr>
+      </w:pPr>
+      <w:r>
+        <w:rPr>
+          <w:rStyle w:val="StrongEmphasis"/>
+          <w:rFonts w:eastAsia="Aptos" w:cs="Aptos" w:ascii="Aptos" w:hAnsi="Aptos"/>
+          <w:b w:val="false"/>
+          <w:bCs w:val="false"/>
+          <w:color w:val="404040"/>
+          <w:sz w:val="24"/>
+          <w:szCs w:val="24"/>
+        </w:rPr>
+        <w:t>Engineered ASP.NET web solutions integrated with well-structured MS-SQL databases</w:t>
+      </w:r>
+      <w:r>
+        <w:rPr>
+          <w:rFonts w:eastAsia="Aptos" w:cs="Aptos" w:ascii="Aptos" w:hAnsi="Aptos"/>
+          <w:b w:val="false"/>
+          <w:bCs w:val="false"/>
+          <w:color w:val="404040"/>
+          <w:sz w:val="24"/>
+          <w:szCs w:val="24"/>
+        </w:rPr>
+        <w:t>, using efficient stored procedures, triggers, and backend logic to enhance data flow and application speed.</w:t>
+      </w:r>
+    </w:p>
+    <w:p>
+      <w:pPr>
+        <w:pStyle w:val="Normal"/>
+        <w:numPr>
+          <w:ilvl w:val="0"/>
+          <w:numId w:val="7"/>
+        </w:numPr>
+        <w:spacing w:lineRule="auto" w:line="228" w:before="0" w:after="1"/>
+        <w:ind w:left="706" w:hanging="360"/>
+        <w:rPr/>
+      </w:pPr>
+      <w:r>
+        <w:rPr>
+          <w:rFonts w:eastAsia="Aptos" w:cs="Aptos" w:ascii="Aptos" w:hAnsi="Aptos"/>
+          <w:sz w:val="24"/>
+        </w:rPr>
+        <w:t>Deployment of support activities in Production. Developed and modified programs based on business requirements, ensuring alignment with client needs and delivering measurable improvements in project efficiency.</w:t>
+      </w:r>
+      <w:r>
+        <w:rPr>
+          <w:rFonts w:eastAsia="Aptos" w:cs="Aptos" w:ascii="Aptos" w:hAnsi="Aptos"/>
+          <w:color w:val="404040"/>
+          <w:sz w:val="20"/>
+        </w:rPr>
+        <w:t xml:space="preserve"> </w:t>
+      </w:r>
+    </w:p>
+    <w:p>
+      <w:pPr>
+        <w:pStyle w:val="Normal"/>
+        <w:numPr>
+          <w:ilvl w:val="0"/>
+          <w:numId w:val="7"/>
+        </w:numPr>
+        <w:spacing w:lineRule="auto" w:line="252" w:before="0" w:after="3"/>
+        <w:ind w:left="706" w:hanging="360"/>
+        <w:rPr/>
+      </w:pPr>
+      <w:r>
+        <w:rPr>
+          <w:rFonts w:eastAsia="Aptos" w:cs="Aptos" w:ascii="Aptos" w:hAnsi="Aptos"/>
+          <w:sz w:val="24"/>
+        </w:rPr>
+        <w:t>Supported system and UA testing of the programs/fixes that were released for testing.</w:t>
+      </w:r>
+      <w:r>
+        <w:rPr>
+          <w:rFonts w:eastAsia="Aptos" w:cs="Aptos" w:ascii="Aptos" w:hAnsi="Aptos"/>
+          <w:color w:val="404040"/>
+          <w:sz w:val="20"/>
+        </w:rPr>
+        <w:t xml:space="preserve"> </w:t>
+      </w:r>
+    </w:p>
+    <w:p>
+      <w:pPr>
+        <w:pStyle w:val="Normal"/>
+        <w:numPr>
+          <w:ilvl w:val="0"/>
+          <w:numId w:val="7"/>
+        </w:numPr>
+        <w:spacing w:lineRule="auto" w:line="252" w:before="0" w:after="3"/>
+        <w:ind w:left="706" w:hanging="360"/>
+        <w:rPr/>
+      </w:pPr>
+      <w:r>
+        <w:rPr>
+          <w:rFonts w:eastAsia="Aptos" w:cs="Aptos" w:ascii="Aptos" w:hAnsi="Aptos"/>
+          <w:sz w:val="24"/>
+        </w:rPr>
+        <w:t>User manual and End-user training are conducted.</w:t>
+      </w:r>
+      <w:r>
+        <w:rPr>
+          <w:rFonts w:eastAsia="Aptos" w:cs="Aptos" w:ascii="Aptos" w:hAnsi="Aptos"/>
+          <w:color w:val="404040"/>
+          <w:sz w:val="20"/>
+        </w:rPr>
+        <w:t xml:space="preserve"> </w:t>
+      </w:r>
+    </w:p>
+    <w:p>
+      <w:pPr>
+        <w:pStyle w:val="Normal"/>
+        <w:spacing w:before="0" w:after="0"/>
+        <w:rPr/>
+      </w:pPr>
+      <w:r>
+        <w:rPr>
+          <w:rFonts w:eastAsia="Aptos" w:cs="Aptos" w:ascii="Aptos" w:hAnsi="Aptos"/>
+          <w:sz w:val="24"/>
+        </w:rPr>
+        <w:t xml:space="preserve"> </w:t>
+      </w:r>
+    </w:p>
+    <w:p>
+      <w:pPr>
+        <w:pStyle w:val="Normal"/>
+        <w:spacing w:before="0" w:after="3"/>
+        <w:ind w:left="-5" w:hanging="10"/>
+        <w:rPr/>
+      </w:pPr>
+      <w:r>
+        <w:rPr>
+          <w:rFonts w:eastAsia="Aptos" w:cs="Aptos" w:ascii="Aptos" w:hAnsi="Aptos"/>
+          <w:b/>
+          <w:sz w:val="24"/>
+        </w:rPr>
+        <w:t>Feb 2011 - Feb 2012</w:t>
+      </w:r>
+      <w:r>
+        <w:rPr>
+          <w:rFonts w:eastAsia="Aptos" w:cs="Aptos" w:ascii="Aptos" w:hAnsi="Aptos"/>
+          <w:b/>
+          <w:color w:val="404040"/>
+          <w:sz w:val="24"/>
+        </w:rPr>
+        <w:t xml:space="preserve"> </w:t>
+      </w:r>
+    </w:p>
+    <w:p>
+      <w:pPr>
+        <w:pStyle w:val="Heading2"/>
+        <w:ind w:left="-5" w:hanging="10"/>
+        <w:rPr/>
+      </w:pPr>
+      <w:r>
+        <w:rPr/>
+        <w:t xml:space="preserve">Developer| ZENTA KNOWLEDGE SERVICES PVT LTD | Chennai </w:t>
+      </w:r>
+    </w:p>
+    <w:p>
+      <w:pPr>
+        <w:pStyle w:val="Normal"/>
+        <w:numPr>
+          <w:ilvl w:val="0"/>
+          <w:numId w:val="8"/>
+        </w:numPr>
+        <w:spacing w:lineRule="auto" w:line="252" w:before="0" w:after="3"/>
+        <w:ind w:left="706" w:hanging="360"/>
+        <w:rPr/>
+      </w:pPr>
+      <w:r>
+        <w:rPr>
+          <w:rFonts w:eastAsia="Aptos" w:cs="Aptos" w:ascii="Aptos" w:hAnsi="Aptos"/>
+          <w:sz w:val="24"/>
+        </w:rPr>
+        <w:t xml:space="preserve">Requirements gathering and translating it into design document. </w:t>
+      </w:r>
+    </w:p>
+    <w:p>
+      <w:pPr>
+        <w:pStyle w:val="Normal"/>
+        <w:numPr>
+          <w:ilvl w:val="0"/>
+          <w:numId w:val="8"/>
+        </w:numPr>
+        <w:spacing w:lineRule="auto" w:line="252" w:before="0" w:after="3"/>
+        <w:ind w:left="706" w:hanging="360"/>
+        <w:rPr/>
+      </w:pPr>
+      <w:r>
+        <w:rPr>
+          <w:rStyle w:val="StrongEmphasis"/>
+          <w:rFonts w:eastAsia="Aptos" w:cs="Aptos" w:ascii="Aptos" w:hAnsi="Aptos"/>
+          <w:b w:val="false"/>
+          <w:bCs w:val="false"/>
+          <w:sz w:val="24"/>
+        </w:rPr>
+        <w:t>Developed and maintained ASP.NET web applications with optimized MS-SQL database design</w:t>
+      </w:r>
+      <w:r>
+        <w:rPr>
+          <w:rFonts w:eastAsia="Aptos" w:cs="Aptos" w:ascii="Aptos" w:hAnsi="Aptos"/>
+          <w:b w:val="false"/>
+          <w:bCs w:val="false"/>
+          <w:sz w:val="24"/>
+        </w:rPr>
+        <w:t xml:space="preserve">, implementing robust backend </w:t>
+      </w:r>
+      <w:r>
+        <w:rPr>
+          <w:rFonts w:eastAsia="Aptos" w:cs="Aptos" w:ascii="Aptos" w:hAnsi="Aptos"/>
+          <w:sz w:val="24"/>
+        </w:rPr>
+        <w:t>logic and performance-tuned queries (stored procedures, triggers) to ensure efficient data processing and high application responsiveness.</w:t>
+      </w:r>
+    </w:p>
+    <w:p>
+      <w:pPr>
+        <w:pStyle w:val="Normal"/>
+        <w:numPr>
+          <w:ilvl w:val="0"/>
+          <w:numId w:val="8"/>
+        </w:numPr>
+        <w:spacing w:lineRule="auto" w:line="252" w:before="0" w:after="3"/>
+        <w:ind w:left="706" w:hanging="360"/>
+        <w:rPr/>
+      </w:pPr>
+      <w:r>
+        <w:rPr>
+          <w:rFonts w:eastAsia="Aptos" w:cs="Aptos" w:ascii="Aptos" w:hAnsi="Aptos"/>
+          <w:sz w:val="24"/>
+        </w:rPr>
+        <w:t xml:space="preserve">Code design, unit testing and Implementation. </w:t>
+      </w:r>
+    </w:p>
+    <w:p>
+      <w:pPr>
+        <w:pStyle w:val="Normal"/>
+        <w:numPr>
+          <w:ilvl w:val="0"/>
+          <w:numId w:val="8"/>
+        </w:numPr>
+        <w:spacing w:lineRule="auto" w:line="252" w:before="0" w:after="3"/>
+        <w:ind w:left="706" w:hanging="360"/>
+        <w:rPr/>
+      </w:pPr>
+      <w:r>
+        <w:rPr>
+          <w:rFonts w:eastAsia="Aptos" w:cs="Aptos" w:ascii="Aptos" w:hAnsi="Aptos"/>
+          <w:sz w:val="24"/>
+        </w:rPr>
+        <w:t xml:space="preserve">Supported System and UAT testing of the programs/fixes in Releases. </w:t>
+      </w:r>
+    </w:p>
+    <w:p>
+      <w:pPr>
+        <w:pStyle w:val="Normal"/>
+        <w:numPr>
+          <w:ilvl w:val="0"/>
+          <w:numId w:val="8"/>
+        </w:numPr>
+        <w:spacing w:lineRule="auto" w:line="252" w:before="0" w:after="3"/>
+        <w:ind w:left="706" w:hanging="360"/>
+        <w:rPr/>
+      </w:pPr>
+      <w:r>
+        <w:rPr>
+          <w:rFonts w:eastAsia="Aptos" w:cs="Aptos" w:ascii="Aptos" w:hAnsi="Aptos"/>
+          <w:sz w:val="24"/>
+        </w:rPr>
+        <w:t xml:space="preserve">User manual and End-user training are conducted. </w:t>
+      </w:r>
+    </w:p>
+    <w:p>
+      <w:pPr>
+        <w:pStyle w:val="Normal"/>
+        <w:spacing w:before="0" w:after="0"/>
+        <w:rPr/>
+      </w:pPr>
+      <w:r>
+        <w:rPr>
+          <w:rFonts w:eastAsia="Aptos" w:cs="Aptos" w:ascii="Aptos" w:hAnsi="Aptos"/>
+          <w:sz w:val="24"/>
+        </w:rPr>
+        <w:t xml:space="preserve"> </w:t>
+      </w:r>
+    </w:p>
+    <w:p>
+      <w:pPr>
+        <w:pStyle w:val="Heading2"/>
+        <w:ind w:left="-5" w:hanging="10"/>
+        <w:rPr/>
+      </w:pPr>
+      <w:r>
+        <w:rPr/>
+        <w:t>Dec 2009 - Feb 2011</w:t>
+      </w:r>
+      <w:r>
+        <w:rPr>
+          <w:color w:val="404040"/>
+        </w:rPr>
+        <w:t xml:space="preserve"> </w:t>
+      </w:r>
+    </w:p>
+    <w:p>
+      <w:pPr>
+        <w:pStyle w:val="Normal"/>
+        <w:widowControl/>
+        <w:suppressAutoHyphens w:val="true"/>
+        <w:bidi w:val="0"/>
+        <w:spacing w:lineRule="auto" w:line="252" w:before="0" w:after="3"/>
+        <w:ind w:left="360" w:right="-180" w:hanging="360"/>
+        <w:jc w:val="left"/>
+        <w:rPr/>
+      </w:pPr>
+      <w:r>
+        <w:rPr>
+          <w:rFonts w:eastAsia="Aptos" w:cs="Aptos" w:ascii="Aptos" w:hAnsi="Aptos"/>
+          <w:b/>
+          <w:sz w:val="24"/>
+        </w:rPr>
+        <w:t xml:space="preserve">Developer| FUTURE TEC TECHNOLOGIES PVT LTD </w:t>
+      </w:r>
+      <w:r>
+        <w:rPr>
+          <w:rFonts w:eastAsia="Aptos" w:cs="Aptos" w:ascii="Aptos" w:hAnsi="Aptos"/>
+          <w:b/>
+          <w:sz w:val="24"/>
+        </w:rPr>
+        <w:t xml:space="preserve">| </w:t>
+      </w:r>
+      <w:r>
+        <w:rPr>
+          <w:rFonts w:eastAsia="Aptos" w:cs="Aptos" w:ascii="Aptos" w:hAnsi="Aptos"/>
+          <w:b/>
+          <w:sz w:val="24"/>
+        </w:rPr>
+        <w:t xml:space="preserve">Chennai </w:t>
+      </w:r>
+    </w:p>
+    <w:p>
+      <w:pPr>
+        <w:pStyle w:val="Normal"/>
+        <w:widowControl/>
+        <w:tabs>
+          <w:tab w:val="clear" w:pos="720"/>
+          <w:tab w:val="left" w:pos="724" w:leader="none"/>
+        </w:tabs>
+        <w:suppressAutoHyphens w:val="true"/>
+        <w:bidi w:val="0"/>
+        <w:spacing w:lineRule="auto" w:line="252" w:before="0" w:after="3"/>
+        <w:ind w:left="360" w:right="989" w:hanging="0"/>
+        <w:jc w:val="left"/>
+        <w:rPr/>
+      </w:pPr>
+      <w:r>
+        <w:rPr>
+          <w:rFonts w:eastAsia="Segoe UI Symbol" w:cs="Segoe UI Symbol" w:ascii="Segoe UI Symbol" w:hAnsi="Segoe UI Symbol"/>
+          <w:sz w:val="24"/>
+        </w:rPr>
+        <w:t>•</w:t>
+      </w:r>
+      <w:r>
+        <w:rPr>
+          <w:rFonts w:eastAsia="Arial" w:cs="Arial" w:ascii="Arial" w:hAnsi="Arial"/>
+          <w:sz w:val="24"/>
+        </w:rPr>
+        <w:t xml:space="preserve">   </w:t>
+      </w:r>
+      <w:r>
+        <w:rPr>
+          <w:rFonts w:eastAsia="Aptos" w:cs="Aptos" w:ascii="Aptos" w:hAnsi="Aptos"/>
+          <w:sz w:val="24"/>
+        </w:rPr>
+        <w:t xml:space="preserve">Requirements gathering and translating it into design document. </w:t>
+      </w:r>
+    </w:p>
+    <w:p>
+      <w:pPr>
+        <w:pStyle w:val="Normal"/>
+        <w:numPr>
+          <w:ilvl w:val="0"/>
+          <w:numId w:val="9"/>
+        </w:numPr>
+        <w:spacing w:lineRule="auto" w:line="252" w:before="0" w:after="3"/>
+        <w:ind w:left="706" w:hanging="360"/>
+        <w:rPr/>
+      </w:pPr>
+      <w:r>
+        <w:rPr>
+          <w:rFonts w:eastAsia="Aptos" w:cs="Aptos" w:ascii="Aptos" w:hAnsi="Aptos"/>
+          <w:sz w:val="24"/>
+        </w:rPr>
+        <w:t>Used HTML and JavaScript to build interactive, user-friendly interfaces and enhance overall application functionality.</w:t>
+      </w:r>
+    </w:p>
+    <w:p>
+      <w:pPr>
+        <w:pStyle w:val="Normal"/>
+        <w:numPr>
+          <w:ilvl w:val="0"/>
+          <w:numId w:val="9"/>
+        </w:numPr>
+        <w:spacing w:lineRule="auto" w:line="252" w:before="0" w:after="3"/>
+        <w:ind w:left="706" w:hanging="360"/>
+        <w:rPr>
+          <w:rFonts w:ascii="Aptos" w:hAnsi="Aptos" w:eastAsia="Aptos" w:cs="Aptos"/>
+          <w:sz w:val="24"/>
+        </w:rPr>
+      </w:pPr>
+      <w:r>
+        <w:rPr>
+          <w:rFonts w:eastAsia="Aptos" w:cs="Aptos" w:ascii="Aptos" w:hAnsi="Aptos"/>
+          <w:sz w:val="24"/>
+        </w:rPr>
+        <w:t xml:space="preserve">Also, </w:t>
+      </w:r>
+      <w:r>
+        <w:rPr>
+          <w:rFonts w:eastAsia="Aptos" w:cs="Aptos" w:ascii="Aptos" w:hAnsi="Aptos"/>
+          <w:sz w:val="24"/>
+        </w:rPr>
+        <w:t>Worked with SQL Server to design, manage, and optimize databases for efficient application performance.</w:t>
+      </w:r>
+    </w:p>
+    <w:p>
+      <w:pPr>
+        <w:pStyle w:val="Normal"/>
+        <w:numPr>
+          <w:ilvl w:val="0"/>
+          <w:numId w:val="9"/>
+        </w:numPr>
+        <w:spacing w:lineRule="auto" w:line="252" w:before="0" w:after="3"/>
+        <w:ind w:left="706" w:hanging="360"/>
+        <w:rPr/>
+      </w:pPr>
+      <w:r>
+        <w:rPr>
+          <w:rFonts w:eastAsia="Aptos" w:cs="Aptos" w:ascii="Aptos" w:hAnsi="Aptos"/>
+          <w:sz w:val="24"/>
+        </w:rPr>
+        <w:t xml:space="preserve">Code design, unit testing and Implementation. </w:t>
+      </w:r>
+    </w:p>
+    <w:p>
+      <w:pPr>
+        <w:pStyle w:val="Normal"/>
+        <w:numPr>
+          <w:ilvl w:val="0"/>
+          <w:numId w:val="9"/>
+        </w:numPr>
+        <w:spacing w:lineRule="auto" w:line="252" w:before="0" w:after="3"/>
+        <w:ind w:left="706" w:hanging="360"/>
+        <w:rPr/>
+      </w:pPr>
+      <w:r>
+        <w:rPr>
+          <w:rFonts w:eastAsia="Aptos" w:cs="Aptos" w:ascii="Aptos" w:hAnsi="Aptos"/>
+          <w:sz w:val="24"/>
+        </w:rPr>
+        <w:t xml:space="preserve">Supported system and UA testing of the programs/fixes that were released for testing. </w:t>
+      </w:r>
+    </w:p>
+    <w:p>
+      <w:pPr>
+        <w:pStyle w:val="Normal"/>
+        <w:numPr>
+          <w:ilvl w:val="0"/>
+          <w:numId w:val="9"/>
+        </w:numPr>
+        <w:spacing w:lineRule="auto" w:line="252" w:before="0" w:after="3"/>
+        <w:ind w:left="706" w:hanging="360"/>
+        <w:jc w:val="both"/>
+        <w:rPr>
+          <w:rFonts w:eastAsia="Arial" w:cs="Arial"/>
+          <w:color w:val="404040"/>
+          <w:sz w:val="20"/>
+        </w:rPr>
+      </w:pPr>
+      <w:r>
+        <w:rPr>
+          <w:rFonts w:eastAsia="Aptos" w:cs="Aptos" w:ascii="Aptos" w:hAnsi="Aptos"/>
+          <w:color w:val="404040"/>
+          <w:sz w:val="24"/>
+        </w:rPr>
+        <w:t xml:space="preserve">User manual and End-user training are conducted. </w:t>
+      </w:r>
+    </w:p>
+    <w:p>
+      <w:pPr>
+        <w:pStyle w:val="Normal"/>
+        <w:numPr>
+          <w:ilvl w:val="0"/>
+          <w:numId w:val="0"/>
+        </w:numPr>
+        <w:spacing w:lineRule="auto" w:line="252" w:before="0" w:after="3"/>
+        <w:ind w:left="706" w:hanging="0"/>
+        <w:jc w:val="both"/>
+        <w:rPr>
+          <w:rFonts w:eastAsia="Arial" w:cs="Arial"/>
+          <w:color w:val="404040"/>
+          <w:sz w:val="20"/>
+        </w:rPr>
+      </w:pPr>
+      <w:r>
+        <w:rPr>
+          <w:rFonts w:eastAsia="Arial" w:cs="Arial"/>
+          <w:color w:val="404040"/>
+          <w:sz w:val="20"/>
+        </w:rPr>
+      </w:r>
+    </w:p>
+    <w:p>
+      <w:pPr>
+        <w:pStyle w:val="Normal"/>
         <w:pBdr>
           <w:bottom w:val="single" w:sz="4" w:space="1" w:color="000000"/>
         </w:pBdr>
@@ -1526,7 +3015,7 @@
     <w:tbl>
       <w:tblPr>
         <w:tblStyle w:val="PlainTable2"/>
-        <w:tblW w:w="9360" w:type="dxa"/>
+        <w:tblW w:w="9635" w:type="dxa"/>
         <w:jc w:val="left"/>
         <w:tblInd w:w="0" w:type="dxa"/>
         <w:tblLayout w:type="fixed"/>
@@ -1539,8 +3028,8 @@
         <w:tblLook w:val="01e0" w:noHBand="0" w:noVBand="0" w:firstColumn="1" w:lastRow="1" w:lastColumn="1" w:firstRow="1"/>
       </w:tblPr>
       <w:tblGrid>
-        <w:gridCol w:w="3059"/>
-        <w:gridCol w:w="6301"/>
+        <w:gridCol w:w="3058"/>
+        <w:gridCol w:w="6577"/>
       </w:tblGrid>
       <w:tr>
         <w:trPr>
@@ -1549,7 +3038,7 @@
         </w:trPr>
         <w:tc>
           <w:tcPr>
-            <w:tcW w:w="3059" w:type="dxa"/>
+            <w:tcW w:w="3058" w:type="dxa"/>
             <w:cnfStyle w:val="001000000000" w:firstRow="0" w:lastRow="0" w:firstColumn="1" w:lastColumn="0" w:oddVBand="0" w:evenVBand="0" w:oddHBand="0" w:evenHBand="0" w:firstRowFirstColumn="0" w:firstRowLastColumn="0" w:lastRowFirstColumn="0" w:lastRowLastColumn="0"/>
             <w:tcBorders/>
             <w:vAlign w:val="center"/>
@@ -1609,7 +3098,7 @@
         </w:tc>
         <w:tc>
           <w:tcPr>
-            <w:tcW w:w="6301" w:type="dxa"/>
+            <w:tcW w:w="6577" w:type="dxa"/>
             <w:cnfStyle w:val="000100000000" w:firstRow="0" w:lastRow="0" w:firstColumn="0" w:lastColumn="1" w:oddVBand="0" w:evenVBand="0" w:oddHBand="0" w:evenHBand="0" w:firstRowFirstColumn="0" w:firstRowLastColumn="0" w:lastRowFirstColumn="0" w:lastRowLastColumn="0"/>
             <w:tcBorders/>
             <w:vAlign w:val="center"/>
@@ -1651,7 +3140,7 @@
         </w:trPr>
         <w:tc>
           <w:tcPr>
-            <w:tcW w:w="3059" w:type="dxa"/>
+            <w:tcW w:w="3058" w:type="dxa"/>
             <w:cnfStyle w:val="001000000000" w:firstRow="0" w:lastRow="0" w:firstColumn="1" w:lastColumn="0" w:oddVBand="0" w:evenVBand="0" w:oddHBand="0" w:evenHBand="0" w:firstRowFirstColumn="0" w:firstRowLastColumn="0" w:lastRowFirstColumn="0" w:lastRowLastColumn="0"/>
             <w:tcBorders/>
             <w:vAlign w:val="center"/>
@@ -1701,7 +3190,7 @@
         </w:tc>
         <w:tc>
           <w:tcPr>
-            <w:tcW w:w="6301" w:type="dxa"/>
+            <w:tcW w:w="6577" w:type="dxa"/>
             <w:cnfStyle w:val="000100000000" w:firstRow="0" w:lastRow="0" w:firstColumn="0" w:lastColumn="1" w:oddVBand="0" w:evenVBand="0" w:oddHBand="0" w:evenHBand="0" w:firstRowFirstColumn="0" w:firstRowLastColumn="0" w:lastRowFirstColumn="0" w:lastRowLastColumn="0"/>
             <w:tcBorders/>
             <w:vAlign w:val="center"/>
@@ -1753,7 +3242,7 @@
         </w:trPr>
         <w:tc>
           <w:tcPr>
-            <w:tcW w:w="3059" w:type="dxa"/>
+            <w:tcW w:w="3058" w:type="dxa"/>
             <w:cnfStyle w:val="001000000000" w:firstRow="0" w:lastRow="0" w:firstColumn="1" w:lastColumn="0" w:oddVBand="0" w:evenVBand="0" w:oddHBand="0" w:evenHBand="0" w:firstRowFirstColumn="0" w:firstRowLastColumn="0" w:lastRowFirstColumn="0" w:lastRowLastColumn="0"/>
             <w:tcBorders/>
             <w:vAlign w:val="center"/>
@@ -1803,7 +3292,7 @@
         </w:tc>
         <w:tc>
           <w:tcPr>
-            <w:tcW w:w="6301" w:type="dxa"/>
+            <w:tcW w:w="6577" w:type="dxa"/>
             <w:cnfStyle w:val="000100000000" w:firstRow="0" w:lastRow="0" w:firstColumn="0" w:lastColumn="1" w:oddVBand="0" w:evenVBand="0" w:oddHBand="0" w:evenHBand="0" w:firstRowFirstColumn="0" w:firstRowLastColumn="0" w:lastRowFirstColumn="0" w:lastRowLastColumn="0"/>
             <w:tcBorders/>
             <w:vAlign w:val="center"/>
@@ -1838,7 +3327,7 @@
         </w:trPr>
         <w:tc>
           <w:tcPr>
-            <w:tcW w:w="3059" w:type="dxa"/>
+            <w:tcW w:w="3058" w:type="dxa"/>
             <w:cnfStyle w:val="001000000000" w:firstRow="0" w:lastRow="0" w:firstColumn="1" w:lastColumn="0" w:oddVBand="0" w:evenVBand="0" w:oddHBand="0" w:evenHBand="0" w:firstRowFirstColumn="0" w:firstRowLastColumn="0" w:lastRowFirstColumn="0" w:lastRowLastColumn="0"/>
             <w:tcBorders/>
             <w:vAlign w:val="center"/>
@@ -1888,7 +3377,7 @@
         </w:tc>
         <w:tc>
           <w:tcPr>
-            <w:tcW w:w="6301" w:type="dxa"/>
+            <w:tcW w:w="6577" w:type="dxa"/>
             <w:cnfStyle w:val="000100000000" w:firstRow="0" w:lastRow="0" w:firstColumn="0" w:lastColumn="1" w:oddVBand="0" w:evenVBand="0" w:oddHBand="0" w:evenHBand="0" w:firstRowFirstColumn="0" w:firstRowLastColumn="0" w:lastRowFirstColumn="0" w:lastRowLastColumn="0"/>
             <w:tcBorders/>
             <w:vAlign w:val="center"/>
@@ -1923,7 +3412,7 @@
         </w:trPr>
         <w:tc>
           <w:tcPr>
-            <w:tcW w:w="3059" w:type="dxa"/>
+            <w:tcW w:w="3058" w:type="dxa"/>
             <w:cnfStyle w:val="001000000000" w:firstRow="0" w:lastRow="0" w:firstColumn="1" w:lastColumn="0" w:oddVBand="0" w:evenVBand="0" w:oddHBand="0" w:evenHBand="0" w:firstRowFirstColumn="0" w:firstRowLastColumn="0" w:lastRowFirstColumn="0" w:lastRowLastColumn="0"/>
             <w:tcBorders/>
             <w:vAlign w:val="center"/>
@@ -1973,7 +3462,7 @@
         </w:tc>
         <w:tc>
           <w:tcPr>
-            <w:tcW w:w="6301" w:type="dxa"/>
+            <w:tcW w:w="6577" w:type="dxa"/>
             <w:cnfStyle w:val="000100000000" w:firstRow="0" w:lastRow="0" w:firstColumn="0" w:lastColumn="1" w:oddVBand="0" w:evenVBand="0" w:oddHBand="0" w:evenHBand="0" w:firstRowFirstColumn="0" w:firstRowLastColumn="0" w:lastRowFirstColumn="0" w:lastRowLastColumn="0"/>
             <w:tcBorders/>
             <w:vAlign w:val="center"/>
@@ -2037,6 +3526,20 @@
     <w:p>
       <w:pPr>
         <w:pStyle w:val="Normal"/>
+        <w:spacing w:before="0" w:after="72"/>
+        <w:rPr>
+          <w:rFonts w:ascii="Arial" w:hAnsi="Arial" w:eastAsia="Arial" w:cs="Arial"/>
+          <w:color w:val="404040"/>
+          <w:sz w:val="20"/>
+        </w:rPr>
+      </w:pPr>
+      <w:r>
+        <w:rPr/>
+      </w:r>
+    </w:p>
+    <w:p>
+      <w:pPr>
+        <w:pStyle w:val="Normal"/>
         <w:pBdr>
           <w:bottom w:val="single" w:sz="4" w:space="1" w:color="000000"/>
         </w:pBdr>
@@ -2069,7 +3572,11 @@
         </w:rPr>
       </w:pPr>
       <w:r>
-        <w:rPr/>
+        <w:rPr>
+          <w:rFonts w:eastAsia="Arial" w:cs="Arial" w:ascii="Arial" w:hAnsi="Arial"/>
+          <w:color w:val="404040"/>
+          <w:sz w:val="20"/>
+        </w:rPr>
       </w:r>
     </w:p>
     <w:tbl>
@@ -2137,6 +3644,7 @@
           <w:p>
             <w:pPr>
               <w:pStyle w:val="Normal"/>
+              <w:widowControl w:val="false"/>
               <w:numPr>
                 <w:ilvl w:val="0"/>
                 <w:numId w:val="1"/>
@@ -2177,6 +3685,7 @@
           <w:p>
             <w:pPr>
               <w:pStyle w:val="Normal"/>
+              <w:widowControl w:val="false"/>
               <w:numPr>
                 <w:ilvl w:val="0"/>
                 <w:numId w:val="1"/>
@@ -2220,6 +3729,7 @@
     <w:p>
       <w:pPr>
         <w:pStyle w:val="Normal"/>
+        <w:spacing w:before="0" w:after="160"/>
         <w:rPr>
           <w:rFonts w:ascii="Aptos" w:hAnsi="Aptos" w:eastAsia="Aptos" w:cs="Aptos"/>
           <w:color w:val="404040"/>
@@ -2230,1617 +3740,11 @@
         <w:rPr/>
       </w:r>
     </w:p>
-    <w:p>
-      <w:pPr>
-        <w:sectPr>
-          <w:type w:val="nextPage"/>
-          <w:pgSz w:w="12240" w:h="15840"/>
-          <w:pgMar w:left="1441" w:right="1128" w:gutter="0" w:header="0" w:top="1108" w:footer="0" w:bottom="1143"/>
-          <w:pgNumType w:fmt="decimal"/>
-          <w:formProt w:val="false"/>
-          <w:textDirection w:val="lrTb"/>
-          <w:docGrid w:type="default" w:linePitch="100" w:charSpace="0"/>
-        </w:sectPr>
-      </w:pPr>
-    </w:p>
-    <w:p>
-      <w:pPr>
-        <w:pStyle w:val="Heading1"/>
-        <w:spacing w:before="0" w:after="132"/>
-        <w:ind w:left="-5" w:hanging="10"/>
-        <w:rPr/>
-      </w:pPr>
-      <w:r>
-        <w:rPr/>
-        <w:t xml:space="preserve">EXPERIENCE </w:t>
-      </w:r>
-    </w:p>
-    <w:p>
-      <w:pPr>
-        <w:pStyle w:val="Normal"/>
-        <w:spacing w:before="0" w:after="3"/>
-        <w:ind w:left="-5" w:hanging="10"/>
-        <w:rPr/>
-      </w:pPr>
-      <w:r>
-        <w:rPr>
-          <w:rFonts w:eastAsia="Aptos" w:cs="Aptos" w:ascii="Aptos" w:hAnsi="Aptos"/>
-          <w:b/>
-          <w:sz w:val="24"/>
-        </w:rPr>
-        <w:t xml:space="preserve">Dec 2024-Current </w:t>
-      </w:r>
-    </w:p>
-    <w:p>
-      <w:pPr>
-        <w:pStyle w:val="Heading2"/>
-        <w:spacing w:before="0" w:after="85"/>
-        <w:ind w:left="-5" w:hanging="10"/>
-        <w:rPr/>
-      </w:pPr>
-      <w:r>
-        <w:rPr/>
-        <w:t xml:space="preserve">Senior Developer | Tata Consultancy Services | Cigna | Postage Feature | Chennai </w:t>
-      </w:r>
-    </w:p>
-    <w:p>
-      <w:pPr>
-        <w:pStyle w:val="Normal"/>
-        <w:numPr>
-          <w:ilvl w:val="0"/>
-          <w:numId w:val="2"/>
-        </w:numPr>
-        <w:spacing w:lineRule="auto" w:line="252" w:before="0" w:after="3"/>
-        <w:ind w:left="706" w:hanging="360"/>
-        <w:rPr/>
-      </w:pPr>
-      <w:r>
-        <w:rPr>
-          <w:rFonts w:eastAsia="Aptos" w:cs="Aptos" w:ascii="Aptos" w:hAnsi="Aptos"/>
-          <w:sz w:val="24"/>
-        </w:rPr>
-        <w:t xml:space="preserve">Develop new programs / modify existing programs based on the requirements that were given by business analysts. </w:t>
-      </w:r>
-    </w:p>
-    <w:p>
-      <w:pPr>
-        <w:pStyle w:val="Normal"/>
-        <w:numPr>
-          <w:ilvl w:val="0"/>
-          <w:numId w:val="2"/>
-        </w:numPr>
-        <w:spacing w:lineRule="auto" w:line="252" w:before="0" w:after="3"/>
-        <w:ind w:left="706" w:hanging="360"/>
-        <w:rPr/>
-      </w:pPr>
-      <w:r>
-        <w:rPr>
-          <w:rFonts w:eastAsia="Aptos" w:cs="Aptos" w:ascii="Aptos" w:hAnsi="Aptos"/>
-          <w:sz w:val="24"/>
-        </w:rPr>
-        <w:t xml:space="preserve">Schedule a call for code walkthrough with business analysts and business to have a clear understanding of the requirements. </w:t>
-      </w:r>
-    </w:p>
-    <w:p>
-      <w:pPr>
-        <w:pStyle w:val="Normal"/>
-        <w:numPr>
-          <w:ilvl w:val="0"/>
-          <w:numId w:val="2"/>
-        </w:numPr>
-        <w:spacing w:lineRule="auto" w:line="252" w:before="0" w:after="3"/>
-        <w:ind w:left="706" w:hanging="360"/>
-        <w:rPr/>
-      </w:pPr>
-      <w:r>
-        <w:rPr>
-          <w:rFonts w:eastAsia="Aptos" w:cs="Aptos" w:ascii="Aptos" w:hAnsi="Aptos"/>
-          <w:sz w:val="24"/>
-        </w:rPr>
-        <w:t xml:space="preserve">Update daily status to business folks through email / Scrum call with respect to the project. </w:t>
-      </w:r>
-    </w:p>
-    <w:p>
-      <w:pPr>
-        <w:pStyle w:val="Normal"/>
-        <w:numPr>
-          <w:ilvl w:val="0"/>
-          <w:numId w:val="2"/>
-        </w:numPr>
-        <w:spacing w:lineRule="auto" w:line="252" w:before="0" w:after="3"/>
-        <w:ind w:left="706" w:hanging="360"/>
-        <w:rPr/>
-      </w:pPr>
-      <w:r>
-        <w:rPr>
-          <w:rFonts w:eastAsia="Aptos" w:cs="Aptos" w:ascii="Aptos" w:hAnsi="Aptos"/>
-          <w:sz w:val="24"/>
-        </w:rPr>
-        <w:t xml:space="preserve">Improving and streamlining the business process by scheduling walkthroughs with business analysts to understand the requirements. </w:t>
-      </w:r>
-    </w:p>
-    <w:p>
-      <w:pPr>
-        <w:pStyle w:val="Normal"/>
-        <w:numPr>
-          <w:ilvl w:val="0"/>
-          <w:numId w:val="2"/>
-        </w:numPr>
-        <w:spacing w:lineRule="auto" w:line="252" w:before="0" w:after="3"/>
-        <w:ind w:left="706" w:hanging="360"/>
-        <w:rPr/>
-      </w:pPr>
-      <w:r>
-        <w:rPr>
-          <w:rFonts w:eastAsia="Aptos" w:cs="Aptos" w:ascii="Aptos" w:hAnsi="Aptos"/>
-          <w:sz w:val="24"/>
-        </w:rPr>
-        <w:t xml:space="preserve">Work closely with technical architects to develop solutions. </w:t>
-      </w:r>
-      <w:r>
-        <w:rPr>
-          <w:rFonts w:eastAsia="Segoe UI Symbol" w:cs="Segoe UI Symbol" w:ascii="Segoe UI Symbol" w:hAnsi="Segoe UI Symbol"/>
-          <w:sz w:val="24"/>
-        </w:rPr>
-        <w:t>•</w:t>
-      </w:r>
-      <w:r>
-        <w:rPr>
-          <w:rFonts w:eastAsia="Arial" w:cs="Arial" w:ascii="Arial" w:hAnsi="Arial"/>
-          <w:sz w:val="24"/>
-        </w:rPr>
-        <w:t xml:space="preserve"> </w:t>
-      </w:r>
-      <w:r>
-        <w:rPr>
-          <w:rFonts w:eastAsia="Arial" w:cs="Arial" w:ascii="Arial" w:hAnsi="Arial"/>
-        </w:rPr>
-        <w:t>P</w:t>
-      </w:r>
-      <w:r>
-        <w:rPr>
-          <w:rFonts w:eastAsia="Arial" w:cs="Arial" w:ascii="Arial" w:hAnsi="Arial"/>
-          <w:sz w:val="24"/>
-        </w:rPr>
-        <w:t>eer Review the code and provide feedback and comments.</w:t>
-      </w:r>
-      <w:r>
-        <w:rPr>
-          <w:rFonts w:eastAsia="Aptos" w:cs="Aptos" w:ascii="Aptos" w:hAnsi="Aptos"/>
-          <w:sz w:val="24"/>
-        </w:rPr>
-        <w:t xml:space="preserve"> </w:t>
-      </w:r>
-    </w:p>
-    <w:p>
-      <w:pPr>
-        <w:pStyle w:val="Normal"/>
-        <w:numPr>
-          <w:ilvl w:val="0"/>
-          <w:numId w:val="2"/>
-        </w:numPr>
-        <w:spacing w:lineRule="auto" w:line="252" w:before="0" w:after="3"/>
-        <w:ind w:left="706" w:hanging="360"/>
-        <w:rPr/>
-      </w:pPr>
-      <w:r>
-        <w:rPr>
-          <w:rFonts w:eastAsia="Aptos" w:cs="Aptos" w:ascii="Aptos" w:hAnsi="Aptos"/>
-          <w:sz w:val="24"/>
-        </w:rPr>
-        <w:t xml:space="preserve">Assisted clients and business partners with questions and problems- involving configurations. </w:t>
-      </w:r>
-    </w:p>
-    <w:p>
-      <w:pPr>
-        <w:pStyle w:val="Normal"/>
-        <w:numPr>
-          <w:ilvl w:val="0"/>
-          <w:numId w:val="2"/>
-        </w:numPr>
-        <w:spacing w:lineRule="auto" w:line="252" w:before="0" w:after="3"/>
-        <w:ind w:left="706" w:hanging="360"/>
-        <w:rPr/>
-      </w:pPr>
-      <w:r>
-        <w:rPr>
-          <w:rFonts w:eastAsia="Aptos" w:cs="Aptos" w:ascii="Aptos" w:hAnsi="Aptos"/>
-          <w:sz w:val="24"/>
-        </w:rPr>
-        <w:t xml:space="preserve">Managed and provided solution to multiple simultaneous customers asks/requests. </w:t>
-      </w:r>
-    </w:p>
-    <w:p>
-      <w:pPr>
-        <w:pStyle w:val="Normal"/>
-        <w:numPr>
-          <w:ilvl w:val="0"/>
-          <w:numId w:val="2"/>
-        </w:numPr>
-        <w:spacing w:lineRule="auto" w:line="252" w:before="0" w:after="3"/>
-        <w:ind w:left="706" w:hanging="360"/>
-        <w:rPr/>
-      </w:pPr>
-      <w:r>
-        <w:rPr>
-          <w:rFonts w:eastAsia="Aptos" w:cs="Aptos" w:ascii="Aptos" w:hAnsi="Aptos"/>
-          <w:sz w:val="24"/>
-        </w:rPr>
-        <w:t xml:space="preserve">Monitor the job during production run / various non-production environments and communicate to stakeholders on the status daily basis </w:t>
-      </w:r>
-    </w:p>
-    <w:p>
-      <w:pPr>
-        <w:pStyle w:val="Normal"/>
-        <w:spacing w:before="0" w:after="0"/>
-        <w:ind w:left="361" w:hanging="0"/>
-        <w:rPr/>
-      </w:pPr>
-      <w:r>
-        <w:rPr>
-          <w:rFonts w:eastAsia="Aptos" w:cs="Aptos" w:ascii="Aptos" w:hAnsi="Aptos"/>
-          <w:sz w:val="24"/>
-        </w:rPr>
-        <w:t xml:space="preserve"> </w:t>
-      </w:r>
-    </w:p>
-    <w:p>
-      <w:pPr>
-        <w:pStyle w:val="Normal"/>
-        <w:spacing w:before="0" w:after="3"/>
-        <w:ind w:left="-5" w:hanging="10"/>
-        <w:rPr/>
-      </w:pPr>
-      <w:r>
-        <w:rPr>
-          <w:rFonts w:eastAsia="Aptos" w:cs="Aptos" w:ascii="Aptos" w:hAnsi="Aptos"/>
-          <w:b/>
-          <w:sz w:val="24"/>
-        </w:rPr>
-        <w:t xml:space="preserve">Nov 2019 - Nov 2024 </w:t>
-      </w:r>
-    </w:p>
-    <w:p>
-      <w:pPr>
-        <w:pStyle w:val="Heading2"/>
-        <w:spacing w:before="0" w:after="92"/>
-        <w:ind w:left="-5" w:hanging="10"/>
-        <w:rPr/>
-      </w:pPr>
-      <w:r>
-        <w:rPr/>
-        <w:t xml:space="preserve">Information Security Manager – Dual Role | Tata Consultancy Services | Kaiser Permanente| Security Compliance and Audits | All TCS Kaiser Operating Locations | </w:t>
-      </w:r>
-    </w:p>
-    <w:p>
-      <w:pPr>
-        <w:pStyle w:val="Normal"/>
-        <w:numPr>
-          <w:ilvl w:val="0"/>
-          <w:numId w:val="3"/>
-        </w:numPr>
-        <w:spacing w:lineRule="auto" w:line="252" w:before="0" w:after="3"/>
-        <w:ind w:left="706" w:hanging="360"/>
-        <w:rPr/>
-      </w:pPr>
-      <w:r>
-        <w:rPr>
-          <w:rFonts w:eastAsia="Aptos" w:cs="Aptos" w:ascii="Aptos" w:hAnsi="Aptos"/>
-          <w:sz w:val="24"/>
-        </w:rPr>
-        <w:t xml:space="preserve">Representing TCS for the account in Customer Audits. </w:t>
-      </w:r>
-    </w:p>
-    <w:p>
-      <w:pPr>
-        <w:pStyle w:val="Normal"/>
-        <w:numPr>
-          <w:ilvl w:val="0"/>
-          <w:numId w:val="3"/>
-        </w:numPr>
-        <w:spacing w:lineRule="auto" w:line="252" w:before="0" w:after="3"/>
-        <w:ind w:left="706" w:hanging="360"/>
-        <w:rPr/>
-      </w:pPr>
-      <w:r>
-        <w:rPr>
-          <w:rFonts w:eastAsia="Aptos" w:cs="Aptos" w:ascii="Aptos" w:hAnsi="Aptos"/>
-          <w:sz w:val="24"/>
-        </w:rPr>
-        <w:t xml:space="preserve">Taking up Internal Audits conducted by TCS for account. </w:t>
-      </w:r>
-    </w:p>
-    <w:p>
-      <w:pPr>
-        <w:pStyle w:val="Normal"/>
-        <w:numPr>
-          <w:ilvl w:val="0"/>
-          <w:numId w:val="3"/>
-        </w:numPr>
-        <w:spacing w:lineRule="auto" w:line="252" w:before="0" w:after="3"/>
-        <w:ind w:left="706" w:hanging="360"/>
-        <w:rPr/>
-      </w:pPr>
-      <w:r>
-        <w:rPr>
-          <w:rFonts w:eastAsia="Aptos" w:cs="Aptos" w:ascii="Aptos" w:hAnsi="Aptos"/>
-          <w:sz w:val="24"/>
-        </w:rPr>
-        <w:t xml:space="preserve">Maintaining and ensuing that the account is compliant in all security key factors through thorough monitoring. </w:t>
-      </w:r>
-    </w:p>
-    <w:p>
-      <w:pPr>
-        <w:pStyle w:val="Normal"/>
-        <w:numPr>
-          <w:ilvl w:val="0"/>
-          <w:numId w:val="3"/>
-        </w:numPr>
-        <w:spacing w:lineRule="auto" w:line="252" w:before="0" w:after="3"/>
-        <w:ind w:left="706" w:hanging="360"/>
-        <w:rPr/>
-      </w:pPr>
-      <w:r>
-        <w:rPr>
-          <w:rFonts w:eastAsia="Aptos" w:cs="Aptos" w:ascii="Aptos" w:hAnsi="Aptos"/>
-          <w:sz w:val="24"/>
-        </w:rPr>
-        <w:t xml:space="preserve">Ensure proper knowledge in security management and customer policies are spread across all associates in the account by conducting Security session to all associates. </w:t>
-      </w:r>
-    </w:p>
-    <w:p>
-      <w:pPr>
-        <w:pStyle w:val="Normal"/>
-        <w:numPr>
-          <w:ilvl w:val="0"/>
-          <w:numId w:val="3"/>
-        </w:numPr>
-        <w:spacing w:lineRule="auto" w:line="252" w:before="0" w:after="3"/>
-        <w:ind w:left="706" w:hanging="360"/>
-        <w:rPr/>
-      </w:pPr>
-      <w:r>
-        <w:rPr>
-          <w:rFonts w:eastAsia="Aptos" w:cs="Aptos" w:ascii="Aptos" w:hAnsi="Aptos"/>
-          <w:sz w:val="24"/>
-        </w:rPr>
-        <w:t xml:space="preserve">Reporting and investigation of security incidents and triaging them through calls connecting with the client vendor management support team to ensure they are getting closed with proper mitigation plan. </w:t>
-      </w:r>
-    </w:p>
-    <w:p>
-      <w:pPr>
-        <w:pStyle w:val="Normal"/>
-        <w:numPr>
-          <w:ilvl w:val="0"/>
-          <w:numId w:val="3"/>
-        </w:numPr>
-        <w:spacing w:lineRule="auto" w:line="252" w:before="0" w:after="3"/>
-        <w:ind w:left="706" w:hanging="360"/>
-        <w:rPr/>
-      </w:pPr>
-      <w:r>
-        <w:rPr>
-          <w:rFonts w:eastAsia="Aptos" w:cs="Aptos" w:ascii="Aptos" w:hAnsi="Aptos"/>
-          <w:sz w:val="24"/>
-        </w:rPr>
-        <w:t xml:space="preserve">Audit tracking, closure of NCs and findings that was tracked as part of internal and external client audits. </w:t>
-      </w:r>
-    </w:p>
-    <w:p>
-      <w:pPr>
-        <w:pStyle w:val="Normal"/>
-        <w:numPr>
-          <w:ilvl w:val="0"/>
-          <w:numId w:val="3"/>
-        </w:numPr>
-        <w:spacing w:lineRule="auto" w:line="252" w:before="0" w:after="3"/>
-        <w:ind w:left="706" w:hanging="360"/>
-        <w:rPr/>
-      </w:pPr>
-      <w:r>
-        <w:rPr>
-          <w:rFonts w:eastAsia="Aptos" w:cs="Aptos" w:ascii="Aptos" w:hAnsi="Aptos"/>
-          <w:sz w:val="24"/>
-        </w:rPr>
-        <w:t xml:space="preserve">Documentation and tracking of reports for all the finding and closure of them promptly. </w:t>
-      </w:r>
-    </w:p>
-    <w:p>
-      <w:pPr>
-        <w:pStyle w:val="Normal"/>
-        <w:numPr>
-          <w:ilvl w:val="0"/>
-          <w:numId w:val="3"/>
-        </w:numPr>
-        <w:spacing w:lineRule="auto" w:line="252" w:before="0" w:after="212"/>
-        <w:ind w:left="706" w:hanging="360"/>
-        <w:rPr/>
-      </w:pPr>
-      <w:r>
-        <w:rPr>
-          <w:rFonts w:eastAsia="Arial" w:cs="Arial" w:ascii="Arial" w:hAnsi="Arial"/>
-        </w:rPr>
-        <w:t>C</w:t>
-      </w:r>
-      <w:r>
-        <w:rPr>
-          <w:rFonts w:eastAsia="Arial" w:cs="Arial" w:ascii="Arial" w:hAnsi="Arial"/>
-          <w:sz w:val="24"/>
-        </w:rPr>
-        <w:t>ollaboration with the different location security SPOCs and carrying out centralized activities from Chennai location for all crucial security compliance activitie</w:t>
-      </w:r>
-      <w:r>
-        <w:rPr>
-          <w:rFonts w:eastAsia="Arial" w:cs="Arial" w:ascii="Arial" w:hAnsi="Arial"/>
-        </w:rPr>
-        <w:t>s.</w:t>
-      </w:r>
-      <w:r>
-        <w:rPr>
-          <w:rFonts w:eastAsia="Arial" w:cs="Arial" w:ascii="Arial" w:hAnsi="Arial"/>
-          <w:color w:val="404040"/>
-          <w:sz w:val="20"/>
-        </w:rPr>
-        <w:t xml:space="preserve"> </w:t>
-      </w:r>
-    </w:p>
-    <w:p>
-      <w:pPr>
-        <w:pStyle w:val="Normal"/>
-        <w:spacing w:before="0" w:after="32"/>
-        <w:rPr/>
-      </w:pPr>
-      <w:r>
-        <w:rPr>
-          <w:rFonts w:eastAsia="Arial" w:cs="Arial" w:ascii="Arial" w:hAnsi="Arial"/>
-          <w:color w:val="404040"/>
-          <w:sz w:val="20"/>
-        </w:rPr>
-        <w:t xml:space="preserve"> </w:t>
-      </w:r>
-    </w:p>
-    <w:p>
-      <w:pPr>
-        <w:pStyle w:val="Normal"/>
-        <w:spacing w:before="0" w:after="3"/>
-        <w:ind w:left="-5" w:hanging="10"/>
-        <w:rPr/>
-      </w:pPr>
-      <w:r>
-        <w:rPr>
-          <w:rFonts w:eastAsia="Aptos" w:cs="Aptos" w:ascii="Aptos" w:hAnsi="Aptos"/>
-          <w:b/>
-          <w:sz w:val="24"/>
-        </w:rPr>
-        <w:t xml:space="preserve">Oct 2016 - Nov 2024 </w:t>
-      </w:r>
-    </w:p>
-    <w:p>
-      <w:pPr>
-        <w:pStyle w:val="Normal"/>
-        <w:spacing w:before="0" w:after="3"/>
-        <w:ind w:left="-5" w:hanging="10"/>
-        <w:rPr/>
-      </w:pPr>
-      <w:r>
-        <w:rPr>
-          <w:rFonts w:eastAsia="Aptos" w:cs="Aptos" w:ascii="Aptos" w:hAnsi="Aptos"/>
-          <w:b/>
-          <w:sz w:val="24"/>
-        </w:rPr>
-        <w:t xml:space="preserve">Team Lead | Tata Consultancy Services | Kaiser Permanente| Medicare Business Engine - </w:t>
-      </w:r>
-    </w:p>
-    <w:p>
-      <w:pPr>
-        <w:pStyle w:val="Heading2"/>
-        <w:spacing w:before="0" w:after="85"/>
-        <w:ind w:left="-5" w:hanging="10"/>
-        <w:rPr/>
-      </w:pPr>
-      <w:r>
-        <w:rPr/>
-        <w:t xml:space="preserve">Development | Chennai </w:t>
-      </w:r>
-    </w:p>
-    <w:p>
-      <w:pPr>
-        <w:pStyle w:val="Normal"/>
-        <w:numPr>
-          <w:ilvl w:val="0"/>
-          <w:numId w:val="4"/>
-        </w:numPr>
-        <w:spacing w:lineRule="auto" w:line="252" w:before="0" w:after="3"/>
-        <w:ind w:left="706" w:hanging="360"/>
-        <w:rPr/>
-      </w:pPr>
-      <w:r>
-        <w:rPr>
-          <w:rFonts w:eastAsia="Aptos" w:cs="Aptos" w:ascii="Aptos" w:hAnsi="Aptos"/>
-          <w:sz w:val="24"/>
-        </w:rPr>
-        <w:t xml:space="preserve">Analysis, Design and Implementation of Applications using Oracle RDBMS. </w:t>
-      </w:r>
-    </w:p>
-    <w:p>
-      <w:pPr>
-        <w:pStyle w:val="Normal"/>
-        <w:numPr>
-          <w:ilvl w:val="0"/>
-          <w:numId w:val="4"/>
-        </w:numPr>
-        <w:spacing w:lineRule="auto" w:line="252" w:before="0" w:after="3"/>
-        <w:ind w:left="706" w:hanging="360"/>
-        <w:rPr/>
-      </w:pPr>
-      <w:r>
-        <w:rPr>
-          <w:rFonts w:eastAsia="Aptos" w:cs="Aptos" w:ascii="Aptos" w:hAnsi="Aptos"/>
-          <w:sz w:val="24"/>
-        </w:rPr>
-        <w:t xml:space="preserve">Implementation of decoupled and clean architecture for business applications. </w:t>
-      </w:r>
-    </w:p>
-    <w:p>
-      <w:pPr>
-        <w:pStyle w:val="Normal"/>
-        <w:numPr>
-          <w:ilvl w:val="0"/>
-          <w:numId w:val="4"/>
-        </w:numPr>
-        <w:spacing w:lineRule="auto" w:line="252" w:before="0" w:after="3"/>
-        <w:ind w:left="706" w:hanging="360"/>
-        <w:rPr/>
-      </w:pPr>
-      <w:r>
-        <w:rPr>
-          <w:rFonts w:eastAsia="Aptos" w:cs="Aptos" w:ascii="Aptos" w:hAnsi="Aptos"/>
-          <w:sz w:val="24"/>
-        </w:rPr>
-        <w:t xml:space="preserve">Developed Complex Database Objects like Stored Procedure, Packages, Functions and Triggers using SQL and PL/SQL. </w:t>
-      </w:r>
-    </w:p>
-    <w:p>
-      <w:pPr>
-        <w:pStyle w:val="Normal"/>
-        <w:numPr>
-          <w:ilvl w:val="0"/>
-          <w:numId w:val="4"/>
-        </w:numPr>
-        <w:spacing w:lineRule="auto" w:line="252" w:before="0" w:after="3"/>
-        <w:ind w:left="706" w:hanging="360"/>
-        <w:rPr/>
-      </w:pPr>
-      <w:r>
-        <w:rPr>
-          <w:rFonts w:eastAsia="Aptos" w:cs="Aptos" w:ascii="Aptos" w:hAnsi="Aptos"/>
-          <w:sz w:val="24"/>
-        </w:rPr>
-        <w:t>Ongoing performance tuning activities on PL/SQL Programs</w:t>
-      </w:r>
-      <w:r>
-        <w:rPr>
-          <w:rFonts w:eastAsia="Arial" w:cs="Arial" w:ascii="Arial" w:hAnsi="Arial"/>
-          <w:color w:val="404040"/>
-          <w:sz w:val="20"/>
-        </w:rPr>
-        <w:t xml:space="preserve"> </w:t>
-      </w:r>
-    </w:p>
-    <w:p>
-      <w:pPr>
-        <w:pStyle w:val="Normal"/>
-        <w:numPr>
-          <w:ilvl w:val="0"/>
-          <w:numId w:val="4"/>
-        </w:numPr>
-        <w:spacing w:lineRule="auto" w:line="252" w:before="0" w:after="4"/>
-        <w:ind w:left="706" w:hanging="360"/>
-        <w:rPr/>
-      </w:pPr>
-      <w:r>
-        <w:rPr>
-          <w:rFonts w:eastAsia="Aptos" w:cs="Aptos" w:ascii="Aptos" w:hAnsi="Aptos"/>
-          <w:sz w:val="24"/>
-        </w:rPr>
-        <w:t>C</w:t>
-      </w:r>
-      <w:r>
-        <w:rPr>
-          <w:rFonts w:eastAsia="Arial" w:cs="Arial" w:ascii="Arial" w:hAnsi="Arial"/>
-          <w:sz w:val="24"/>
-        </w:rPr>
-        <w:t>oordinated with front end design team to provide them with necessary stored</w:t>
-      </w:r>
-      <w:r>
-        <w:rPr>
-          <w:rFonts w:eastAsia="Aptos" w:cs="Aptos" w:ascii="Aptos" w:hAnsi="Aptos"/>
-          <w:sz w:val="24"/>
-        </w:rPr>
-        <w:t xml:space="preserve"> </w:t>
-      </w:r>
-      <w:r>
-        <w:rPr>
-          <w:rFonts w:eastAsia="Segoe UI Symbol" w:cs="Segoe UI Symbol" w:ascii="Segoe UI Symbol" w:hAnsi="Segoe UI Symbol"/>
-          <w:color w:val="404040"/>
-          <w:sz w:val="20"/>
-        </w:rPr>
-        <w:t>•</w:t>
-      </w:r>
-      <w:r>
-        <w:rPr>
-          <w:rFonts w:eastAsia="Arial" w:cs="Arial" w:ascii="Arial" w:hAnsi="Arial"/>
-          <w:color w:val="404040"/>
-          <w:sz w:val="31"/>
-          <w:vertAlign w:val="subscript"/>
-        </w:rPr>
-        <w:t xml:space="preserve"> </w:t>
-      </w:r>
-      <w:r>
-        <w:rPr>
-          <w:rFonts w:eastAsia="Aptos" w:cs="Aptos" w:ascii="Aptos" w:hAnsi="Aptos"/>
-          <w:sz w:val="24"/>
-        </w:rPr>
-        <w:t>procedures, triggers and packages using SQL and PL/SQL.</w:t>
-      </w:r>
-      <w:r>
-        <w:rPr>
-          <w:rFonts w:eastAsia="Aptos" w:cs="Aptos" w:ascii="Aptos" w:hAnsi="Aptos"/>
-          <w:color w:val="404040"/>
-          <w:sz w:val="20"/>
-        </w:rPr>
-        <w:t xml:space="preserve"> </w:t>
-      </w:r>
-    </w:p>
-    <w:p>
-      <w:pPr>
-        <w:pStyle w:val="Normal"/>
-        <w:numPr>
-          <w:ilvl w:val="0"/>
-          <w:numId w:val="4"/>
-        </w:numPr>
-        <w:spacing w:lineRule="auto" w:line="252" w:before="0" w:after="4"/>
-        <w:ind w:left="706" w:hanging="360"/>
-        <w:rPr/>
-      </w:pPr>
-      <w:r>
-        <w:rPr>
-          <w:rFonts w:eastAsia="Arial" w:cs="Arial" w:ascii="Arial" w:hAnsi="Arial"/>
-        </w:rPr>
-        <w:t>S</w:t>
-      </w:r>
-      <w:r>
-        <w:rPr>
-          <w:rFonts w:eastAsia="Arial" w:cs="Arial" w:ascii="Arial" w:hAnsi="Arial"/>
-          <w:sz w:val="24"/>
-        </w:rPr>
-        <w:t>upport system / UA testing / QA / other environments of the code that got released for testing.</w:t>
-      </w:r>
-      <w:r>
-        <w:rPr>
-          <w:rFonts w:eastAsia="Aptos" w:cs="Aptos" w:ascii="Aptos" w:hAnsi="Aptos"/>
-          <w:color w:val="404040"/>
-          <w:sz w:val="20"/>
-        </w:rPr>
-        <w:t xml:space="preserve"> </w:t>
-      </w:r>
-    </w:p>
-    <w:p>
-      <w:pPr>
-        <w:pStyle w:val="Normal"/>
-        <w:numPr>
-          <w:ilvl w:val="0"/>
-          <w:numId w:val="4"/>
-        </w:numPr>
-        <w:spacing w:lineRule="auto" w:line="252" w:before="0" w:after="3"/>
-        <w:ind w:left="706" w:hanging="360"/>
-        <w:rPr/>
-      </w:pPr>
-      <w:r>
-        <w:rPr>
-          <w:rFonts w:eastAsia="Aptos" w:cs="Aptos" w:ascii="Aptos" w:hAnsi="Aptos"/>
-          <w:sz w:val="24"/>
-        </w:rPr>
-        <w:t xml:space="preserve">Update Project status to business folks through email / call recursively. </w:t>
-      </w:r>
-    </w:p>
-    <w:p>
-      <w:pPr>
-        <w:pStyle w:val="Normal"/>
-        <w:numPr>
-          <w:ilvl w:val="0"/>
-          <w:numId w:val="4"/>
-        </w:numPr>
-        <w:spacing w:lineRule="auto" w:line="252" w:before="0" w:after="3"/>
-        <w:ind w:left="706" w:hanging="360"/>
-        <w:rPr/>
-      </w:pPr>
-      <w:r>
-        <w:rPr>
-          <w:rFonts w:eastAsia="Aptos" w:cs="Aptos" w:ascii="Aptos" w:hAnsi="Aptos"/>
-          <w:sz w:val="24"/>
-        </w:rPr>
-        <w:t xml:space="preserve">Validate and peer review the code of developers with feedback </w:t>
-      </w:r>
-    </w:p>
-    <w:p>
-      <w:pPr>
-        <w:pStyle w:val="Normal"/>
-        <w:numPr>
-          <w:ilvl w:val="0"/>
-          <w:numId w:val="4"/>
-        </w:numPr>
-        <w:spacing w:lineRule="auto" w:line="252" w:before="0" w:after="3"/>
-        <w:ind w:left="706" w:hanging="360"/>
-        <w:rPr/>
-      </w:pPr>
-      <w:r>
-        <w:rPr>
-          <w:rFonts w:eastAsia="Aptos" w:cs="Aptos" w:ascii="Aptos" w:hAnsi="Aptos"/>
-          <w:sz w:val="24"/>
-        </w:rPr>
-        <w:t>Coordinate and Manage Code walkthroughs with Business Team for every release.</w:t>
-      </w:r>
-      <w:r>
-        <w:rPr>
-          <w:rFonts w:eastAsia="Aptos" w:cs="Aptos" w:ascii="Aptos" w:hAnsi="Aptos"/>
-          <w:color w:val="404040"/>
-          <w:sz w:val="20"/>
-        </w:rPr>
-        <w:t xml:space="preserve"> </w:t>
-      </w:r>
-    </w:p>
-    <w:p>
-      <w:pPr>
-        <w:pStyle w:val="Normal"/>
-        <w:spacing w:before="0" w:after="16"/>
-        <w:rPr/>
-      </w:pPr>
-      <w:r>
-        <w:rPr>
-          <w:rFonts w:eastAsia="Aptos" w:cs="Aptos" w:ascii="Aptos" w:hAnsi="Aptos"/>
-          <w:color w:val="404040"/>
-          <w:sz w:val="20"/>
-        </w:rPr>
-        <w:t xml:space="preserve"> </w:t>
-      </w:r>
-    </w:p>
-    <w:p>
-      <w:pPr>
-        <w:pStyle w:val="Normal"/>
-        <w:spacing w:before="0" w:after="3"/>
-        <w:ind w:left="-5" w:hanging="10"/>
-        <w:rPr/>
-      </w:pPr>
-      <w:r>
-        <w:rPr>
-          <w:rFonts w:eastAsia="Aptos" w:cs="Aptos" w:ascii="Aptos" w:hAnsi="Aptos"/>
-          <w:b/>
-          <w:sz w:val="24"/>
-        </w:rPr>
-        <w:t xml:space="preserve">Oct 2014 - Oct 2016 </w:t>
-      </w:r>
-    </w:p>
-    <w:p>
-      <w:pPr>
-        <w:pStyle w:val="Normal"/>
-        <w:spacing w:before="0" w:after="3"/>
-        <w:ind w:left="-5" w:hanging="10"/>
-        <w:rPr/>
-      </w:pPr>
-      <w:r>
-        <w:rPr>
-          <w:rFonts w:eastAsia="Aptos" w:cs="Aptos" w:ascii="Aptos" w:hAnsi="Aptos"/>
-          <w:b/>
-          <w:sz w:val="24"/>
-        </w:rPr>
-        <w:t xml:space="preserve">Developer | Tata Consultancy Services | Kaiser Permanente| Benefits Enhancement </w:t>
-      </w:r>
-    </w:p>
-    <w:p>
-      <w:pPr>
-        <w:pStyle w:val="Heading2"/>
-        <w:ind w:left="-5" w:hanging="10"/>
-        <w:rPr/>
-      </w:pPr>
-      <w:r>
-        <w:rPr/>
-        <w:t xml:space="preserve">Tracking System - Development| Chennai </w:t>
-      </w:r>
-    </w:p>
-    <w:p>
-      <w:pPr>
-        <w:pStyle w:val="Normal"/>
-        <w:spacing w:before="0" w:after="0"/>
-        <w:rPr/>
-      </w:pPr>
-      <w:r>
-        <w:rPr>
-          <w:rFonts w:eastAsia="Aptos" w:cs="Aptos" w:ascii="Aptos" w:hAnsi="Aptos"/>
-          <w:sz w:val="24"/>
-        </w:rPr>
-        <w:t xml:space="preserve"> </w:t>
-      </w:r>
-    </w:p>
-    <w:p>
-      <w:pPr>
-        <w:pStyle w:val="Normal"/>
-        <w:numPr>
-          <w:ilvl w:val="0"/>
-          <w:numId w:val="5"/>
-        </w:numPr>
-        <w:spacing w:lineRule="auto" w:line="252" w:before="0" w:after="4"/>
-        <w:ind w:left="706" w:hanging="360"/>
-        <w:rPr/>
-      </w:pPr>
-      <w:r>
-        <w:rPr>
-          <w:rFonts w:eastAsia="Arial" w:cs="Arial" w:ascii="Arial" w:hAnsi="Arial"/>
-          <w:sz w:val="24"/>
-        </w:rPr>
-        <w:t xml:space="preserve">Involved in all phases of the SDLC (Software Development Life Cycle) </w:t>
-      </w:r>
-    </w:p>
-    <w:p>
-      <w:pPr>
-        <w:pStyle w:val="Normal"/>
-        <w:numPr>
-          <w:ilvl w:val="0"/>
-          <w:numId w:val="5"/>
-        </w:numPr>
-        <w:spacing w:lineRule="auto" w:line="252" w:before="0" w:after="4"/>
-        <w:ind w:left="706" w:hanging="360"/>
-        <w:rPr/>
-      </w:pPr>
-      <w:r>
-        <w:rPr>
-          <w:rFonts w:eastAsia="Arial" w:cs="Arial" w:ascii="Arial" w:hAnsi="Arial"/>
-          <w:sz w:val="24"/>
-        </w:rPr>
-        <w:t xml:space="preserve">Requirements gathering and translating it into design document. </w:t>
-      </w:r>
-    </w:p>
-    <w:p>
-      <w:pPr>
-        <w:pStyle w:val="Normal"/>
-        <w:numPr>
-          <w:ilvl w:val="0"/>
-          <w:numId w:val="5"/>
-        </w:numPr>
-        <w:spacing w:lineRule="auto" w:line="252" w:before="0" w:after="4"/>
-        <w:ind w:left="706" w:hanging="360"/>
-        <w:rPr/>
-      </w:pPr>
-      <w:r>
-        <w:rPr>
-          <w:rFonts w:eastAsia="Arial" w:cs="Arial" w:ascii="Arial" w:hAnsi="Arial"/>
-          <w:sz w:val="24"/>
-        </w:rPr>
-        <w:t xml:space="preserve">Development, testing and implementation of code ensuring timely delivery against aggressive deadlines. </w:t>
-      </w:r>
-    </w:p>
-    <w:p>
-      <w:pPr>
-        <w:pStyle w:val="Normal"/>
-        <w:numPr>
-          <w:ilvl w:val="0"/>
-          <w:numId w:val="5"/>
-        </w:numPr>
-        <w:spacing w:lineRule="auto" w:line="252" w:before="0" w:after="4"/>
-        <w:ind w:left="706" w:hanging="360"/>
-        <w:rPr/>
-      </w:pPr>
-      <w:r>
-        <w:rPr>
-          <w:rFonts w:eastAsia="Arial" w:cs="Arial" w:ascii="Arial" w:hAnsi="Arial"/>
-          <w:sz w:val="24"/>
-        </w:rPr>
-        <w:t xml:space="preserve">Developed Materialized view for data replication in distributed environments. </w:t>
-      </w:r>
-    </w:p>
-    <w:p>
-      <w:pPr>
-        <w:pStyle w:val="Normal"/>
-        <w:numPr>
-          <w:ilvl w:val="0"/>
-          <w:numId w:val="5"/>
-        </w:numPr>
-        <w:spacing w:lineRule="auto" w:line="252" w:before="0" w:after="4"/>
-        <w:ind w:left="706" w:hanging="360"/>
-        <w:rPr/>
-      </w:pPr>
-      <w:r>
-        <w:rPr>
-          <w:rFonts w:eastAsia="Arial" w:cs="Arial" w:ascii="Arial" w:hAnsi="Arial"/>
-          <w:sz w:val="24"/>
-        </w:rPr>
-        <w:t xml:space="preserve">Effectively made use of Table Functions, Indexes, Collections, Materialized Views and Query Re-Write. </w:t>
-      </w:r>
-    </w:p>
-    <w:p>
-      <w:pPr>
-        <w:pStyle w:val="Normal"/>
-        <w:numPr>
-          <w:ilvl w:val="0"/>
-          <w:numId w:val="5"/>
-        </w:numPr>
-        <w:spacing w:lineRule="auto" w:line="252" w:before="0" w:after="4"/>
-        <w:ind w:left="706" w:hanging="360"/>
-        <w:rPr/>
-      </w:pPr>
-      <w:r>
-        <w:rPr>
-          <w:rFonts w:eastAsia="Arial" w:cs="Arial" w:ascii="Arial" w:hAnsi="Arial"/>
-          <w:sz w:val="24"/>
-        </w:rPr>
-        <w:t xml:space="preserve">Developed Web forms that have been used extensively in ASP.NET for FE  </w:t>
-      </w:r>
-    </w:p>
-    <w:p>
-      <w:pPr>
-        <w:pStyle w:val="Normal"/>
-        <w:numPr>
-          <w:ilvl w:val="0"/>
-          <w:numId w:val="5"/>
-        </w:numPr>
-        <w:spacing w:lineRule="auto" w:line="252" w:before="0" w:after="4"/>
-        <w:ind w:left="706" w:hanging="360"/>
-        <w:rPr/>
-      </w:pPr>
-      <w:r>
-        <w:rPr>
-          <w:rFonts w:eastAsia="Arial" w:cs="Arial" w:ascii="Arial" w:hAnsi="Arial"/>
-          <w:sz w:val="24"/>
-        </w:rPr>
-        <w:t xml:space="preserve">Expertise in creating visually appealing user interface with CSS </w:t>
-      </w:r>
-    </w:p>
-    <w:p>
-      <w:pPr>
-        <w:pStyle w:val="Normal"/>
-        <w:numPr>
-          <w:ilvl w:val="0"/>
-          <w:numId w:val="5"/>
-        </w:numPr>
-        <w:spacing w:lineRule="auto" w:line="252" w:before="0" w:after="4"/>
-        <w:ind w:left="706" w:hanging="360"/>
-        <w:rPr/>
-      </w:pPr>
-      <w:r>
-        <w:rPr>
-          <w:rFonts w:eastAsia="Arial" w:cs="Arial" w:ascii="Arial" w:hAnsi="Arial"/>
-          <w:sz w:val="24"/>
-        </w:rPr>
-        <w:t xml:space="preserve">Coordinate knowledge transition to production support team on the changes that were deployed into production as part of Dev releases. </w:t>
-      </w:r>
-    </w:p>
-    <w:p>
-      <w:pPr>
-        <w:pStyle w:val="Normal"/>
-        <w:spacing w:before="0" w:after="0"/>
-        <w:rPr/>
-      </w:pPr>
-      <w:r>
-        <w:rPr>
-          <w:rFonts w:eastAsia="Aptos" w:cs="Aptos" w:ascii="Aptos" w:hAnsi="Aptos"/>
-          <w:b/>
-          <w:sz w:val="24"/>
-        </w:rPr>
-        <w:t xml:space="preserve"> </w:t>
-      </w:r>
-    </w:p>
-    <w:p>
-      <w:pPr>
-        <w:pStyle w:val="Normal"/>
-        <w:spacing w:before="0" w:after="0"/>
-        <w:rPr/>
-      </w:pPr>
-      <w:r>
-        <w:rPr>
-          <w:rFonts w:eastAsia="Aptos" w:cs="Aptos" w:ascii="Aptos" w:hAnsi="Aptos"/>
-          <w:b/>
-          <w:sz w:val="24"/>
-        </w:rPr>
-        <w:t xml:space="preserve"> </w:t>
-      </w:r>
-    </w:p>
-    <w:p>
-      <w:pPr>
-        <w:pStyle w:val="Normal"/>
-        <w:spacing w:before="0" w:after="0"/>
-        <w:rPr/>
-      </w:pPr>
-      <w:r>
-        <w:rPr>
-          <w:rFonts w:eastAsia="Aptos" w:cs="Aptos" w:ascii="Aptos" w:hAnsi="Aptos"/>
-          <w:b/>
-          <w:sz w:val="24"/>
-        </w:rPr>
-        <w:t xml:space="preserve"> </w:t>
-      </w:r>
-    </w:p>
-    <w:p>
-      <w:pPr>
-        <w:pStyle w:val="Normal"/>
-        <w:spacing w:before="0" w:after="0"/>
-        <w:rPr/>
-      </w:pPr>
-      <w:r>
-        <w:rPr>
-          <w:rFonts w:eastAsia="Aptos" w:cs="Aptos" w:ascii="Aptos" w:hAnsi="Aptos"/>
-          <w:b/>
-          <w:sz w:val="24"/>
-        </w:rPr>
-        <w:t xml:space="preserve"> </w:t>
-      </w:r>
-    </w:p>
-    <w:p>
-      <w:pPr>
-        <w:pStyle w:val="Normal"/>
-        <w:spacing w:before="0" w:after="0"/>
-        <w:rPr/>
-      </w:pPr>
-      <w:r>
-        <w:rPr>
-          <w:rFonts w:eastAsia="Aptos" w:cs="Aptos" w:ascii="Aptos" w:hAnsi="Aptos"/>
-          <w:b/>
-          <w:sz w:val="24"/>
-        </w:rPr>
-        <w:t xml:space="preserve"> </w:t>
-      </w:r>
-    </w:p>
-    <w:p>
-      <w:pPr>
-        <w:pStyle w:val="Normal"/>
-        <w:spacing w:before="0" w:after="3"/>
-        <w:ind w:left="-5" w:hanging="10"/>
-        <w:rPr/>
-      </w:pPr>
-      <w:r>
-        <w:rPr>
-          <w:rFonts w:eastAsia="Aptos" w:cs="Aptos" w:ascii="Aptos" w:hAnsi="Aptos"/>
-          <w:b/>
-          <w:sz w:val="24"/>
-        </w:rPr>
-        <w:t xml:space="preserve">Sep 2012 - Sep 2014 </w:t>
-      </w:r>
-    </w:p>
-    <w:p>
-      <w:pPr>
-        <w:pStyle w:val="Heading2"/>
-        <w:ind w:left="-5" w:hanging="10"/>
-        <w:rPr/>
-      </w:pPr>
-      <w:r>
-        <w:rPr/>
-        <w:t>Developer| SHRIRAM VALUE SERVICES PVT LTD</w:t>
-      </w:r>
-      <w:r>
-        <w:rPr>
-          <w:color w:val="404040"/>
-        </w:rPr>
-        <w:t xml:space="preserve"> </w:t>
-      </w:r>
-      <w:r>
-        <w:rPr/>
-        <w:t xml:space="preserve">| Chennai </w:t>
-      </w:r>
-    </w:p>
-    <w:p>
-      <w:pPr>
-        <w:pStyle w:val="Normal"/>
-        <w:numPr>
-          <w:ilvl w:val="0"/>
-          <w:numId w:val="6"/>
-        </w:numPr>
-        <w:spacing w:lineRule="auto" w:line="252" w:before="0" w:after="3"/>
-        <w:ind w:left="1081" w:hanging="360"/>
-        <w:rPr/>
-      </w:pPr>
-      <w:r>
-        <w:rPr>
-          <w:rFonts w:eastAsia="Aptos" w:cs="Aptos" w:ascii="Aptos" w:hAnsi="Aptos"/>
-          <w:sz w:val="24"/>
-        </w:rPr>
-        <w:t>Requirements gathering and translating it into design document.</w:t>
-      </w:r>
-      <w:r>
-        <w:rPr>
-          <w:rFonts w:eastAsia="Aptos" w:cs="Aptos" w:ascii="Aptos" w:hAnsi="Aptos"/>
-          <w:color w:val="404040"/>
-          <w:sz w:val="20"/>
-        </w:rPr>
-        <w:t xml:space="preserve"> </w:t>
-      </w:r>
-    </w:p>
-    <w:p>
-      <w:pPr>
-        <w:pStyle w:val="Normal"/>
-        <w:numPr>
-          <w:ilvl w:val="0"/>
-          <w:numId w:val="6"/>
-        </w:numPr>
-        <w:spacing w:lineRule="auto" w:line="252" w:before="0" w:after="3"/>
-        <w:ind w:left="1081" w:hanging="360"/>
-        <w:rPr/>
-      </w:pPr>
-      <w:r>
-        <w:rPr>
-          <w:rFonts w:eastAsia="Aptos" w:cs="Aptos" w:ascii="Aptos" w:hAnsi="Aptos"/>
-          <w:sz w:val="24"/>
-        </w:rPr>
-        <w:t xml:space="preserve">Code design, unit testing and Implementation. </w:t>
-      </w:r>
-    </w:p>
-    <w:p>
-      <w:pPr>
-        <w:pStyle w:val="Normal"/>
-        <w:numPr>
-          <w:ilvl w:val="0"/>
-          <w:numId w:val="6"/>
-        </w:numPr>
-        <w:spacing w:lineRule="auto" w:line="252" w:before="0" w:after="3"/>
-        <w:ind w:left="1081" w:hanging="360"/>
-        <w:rPr/>
-      </w:pPr>
-      <w:r>
-        <w:rPr>
-          <w:rFonts w:eastAsia="Aptos" w:cs="Aptos" w:ascii="Aptos" w:hAnsi="Aptos"/>
-          <w:sz w:val="24"/>
-        </w:rPr>
-        <w:t xml:space="preserve">Supported system and UA testing of the programs/fixes that were released for testing. </w:t>
-      </w:r>
-    </w:p>
-    <w:p>
-      <w:pPr>
-        <w:pStyle w:val="Normal"/>
-        <w:numPr>
-          <w:ilvl w:val="0"/>
-          <w:numId w:val="6"/>
-        </w:numPr>
-        <w:spacing w:lineRule="auto" w:line="252" w:before="0" w:after="3"/>
-        <w:ind w:left="1081" w:hanging="360"/>
-        <w:rPr/>
-      </w:pPr>
-      <w:r>
-        <w:rPr>
-          <w:rFonts w:eastAsia="Aptos" w:cs="Aptos" w:ascii="Aptos" w:hAnsi="Aptos"/>
-          <w:sz w:val="24"/>
-        </w:rPr>
-        <w:t xml:space="preserve">User manual and End-user training are conducted. </w:t>
-      </w:r>
-    </w:p>
-    <w:p>
-      <w:pPr>
-        <w:pStyle w:val="Normal"/>
-        <w:spacing w:before="0" w:after="0"/>
-        <w:rPr/>
-      </w:pPr>
-      <w:r>
-        <w:rPr>
-          <w:rFonts w:eastAsia="Aptos" w:cs="Aptos" w:ascii="Aptos" w:hAnsi="Aptos"/>
-          <w:sz w:val="24"/>
-        </w:rPr>
-        <w:t xml:space="preserve"> </w:t>
-      </w:r>
-    </w:p>
-    <w:p>
-      <w:pPr>
-        <w:pStyle w:val="Normal"/>
-        <w:spacing w:before="0" w:after="3"/>
-        <w:ind w:left="-5" w:hanging="10"/>
-        <w:rPr/>
-      </w:pPr>
-      <w:r>
-        <w:rPr>
-          <w:rFonts w:eastAsia="Aptos" w:cs="Aptos" w:ascii="Aptos" w:hAnsi="Aptos"/>
-          <w:b/>
-          <w:sz w:val="24"/>
-        </w:rPr>
-        <w:t xml:space="preserve">Feb 2012 - May 2012 </w:t>
-      </w:r>
-    </w:p>
-    <w:p>
-      <w:pPr>
-        <w:pStyle w:val="Heading2"/>
-        <w:ind w:left="-5" w:hanging="10"/>
-        <w:rPr/>
-      </w:pPr>
-      <w:r>
-        <w:rPr/>
-        <w:t xml:space="preserve">Developer| SUKHVARSHA MANAGEMENT SERVICES PVT LTD | Chennai </w:t>
-      </w:r>
-    </w:p>
-    <w:p>
-      <w:pPr>
-        <w:pStyle w:val="Normal"/>
-        <w:numPr>
-          <w:ilvl w:val="0"/>
-          <w:numId w:val="7"/>
-        </w:numPr>
-        <w:spacing w:lineRule="auto" w:line="252" w:before="0" w:after="3"/>
-        <w:ind w:left="706" w:hanging="360"/>
-        <w:rPr/>
-      </w:pPr>
-      <w:r>
-        <w:rPr>
-          <w:rFonts w:eastAsia="Aptos" w:cs="Aptos" w:ascii="Aptos" w:hAnsi="Aptos"/>
-          <w:sz w:val="24"/>
-        </w:rPr>
-        <w:t>Requirements gathering and translating it into design document.</w:t>
-      </w:r>
-      <w:r>
-        <w:rPr>
-          <w:rFonts w:eastAsia="Aptos" w:cs="Aptos" w:ascii="Aptos" w:hAnsi="Aptos"/>
-          <w:color w:val="404040"/>
-          <w:sz w:val="20"/>
-        </w:rPr>
-        <w:t xml:space="preserve"> </w:t>
-      </w:r>
-    </w:p>
-    <w:p>
-      <w:pPr>
-        <w:pStyle w:val="Normal"/>
-        <w:numPr>
-          <w:ilvl w:val="0"/>
-          <w:numId w:val="7"/>
-        </w:numPr>
-        <w:spacing w:lineRule="auto" w:line="252" w:before="0" w:after="3"/>
-        <w:ind w:left="706" w:hanging="360"/>
-        <w:rPr/>
-      </w:pPr>
-      <w:r>
-        <w:rPr>
-          <w:rFonts w:eastAsia="Aptos" w:cs="Aptos" w:ascii="Aptos" w:hAnsi="Aptos"/>
-          <w:sz w:val="24"/>
-        </w:rPr>
-        <w:t>Code design, unit testing and Implementation.</w:t>
-      </w:r>
-      <w:r>
-        <w:rPr>
-          <w:rFonts w:eastAsia="Aptos" w:cs="Aptos" w:ascii="Aptos" w:hAnsi="Aptos"/>
-          <w:color w:val="404040"/>
-          <w:sz w:val="20"/>
-        </w:rPr>
-        <w:t xml:space="preserve"> </w:t>
-      </w:r>
-    </w:p>
-    <w:p>
-      <w:pPr>
-        <w:pStyle w:val="Normal"/>
-        <w:numPr>
-          <w:ilvl w:val="0"/>
-          <w:numId w:val="7"/>
-        </w:numPr>
-        <w:spacing w:lineRule="auto" w:line="228" w:before="0" w:after="1"/>
-        <w:ind w:left="706" w:hanging="360"/>
-        <w:rPr/>
-      </w:pPr>
-      <w:r>
-        <w:rPr>
-          <w:rFonts w:eastAsia="Aptos" w:cs="Aptos" w:ascii="Aptos" w:hAnsi="Aptos"/>
-          <w:sz w:val="24"/>
-        </w:rPr>
-        <w:t>Deployment of support activities in Production. Developed and modified programs based on business requirements, ensuring alignment with client needs and delivering measurable improvements in project efficiency.</w:t>
-      </w:r>
-      <w:r>
-        <w:rPr>
-          <w:rFonts w:eastAsia="Aptos" w:cs="Aptos" w:ascii="Aptos" w:hAnsi="Aptos"/>
-          <w:color w:val="404040"/>
-          <w:sz w:val="20"/>
-        </w:rPr>
-        <w:t xml:space="preserve"> </w:t>
-      </w:r>
-    </w:p>
-    <w:p>
-      <w:pPr>
-        <w:pStyle w:val="Normal"/>
-        <w:numPr>
-          <w:ilvl w:val="0"/>
-          <w:numId w:val="7"/>
-        </w:numPr>
-        <w:spacing w:lineRule="auto" w:line="252" w:before="0" w:after="3"/>
-        <w:ind w:left="706" w:hanging="360"/>
-        <w:rPr/>
-      </w:pPr>
-      <w:r>
-        <w:rPr>
-          <w:rFonts w:eastAsia="Aptos" w:cs="Aptos" w:ascii="Aptos" w:hAnsi="Aptos"/>
-          <w:sz w:val="24"/>
-        </w:rPr>
-        <w:t>Supported system and UA testing of the programs/fixes that were released for testing.</w:t>
-      </w:r>
-      <w:r>
-        <w:rPr>
-          <w:rFonts w:eastAsia="Aptos" w:cs="Aptos" w:ascii="Aptos" w:hAnsi="Aptos"/>
-          <w:color w:val="404040"/>
-          <w:sz w:val="20"/>
-        </w:rPr>
-        <w:t xml:space="preserve"> </w:t>
-      </w:r>
-    </w:p>
-    <w:p>
-      <w:pPr>
-        <w:pStyle w:val="Normal"/>
-        <w:numPr>
-          <w:ilvl w:val="0"/>
-          <w:numId w:val="7"/>
-        </w:numPr>
-        <w:spacing w:lineRule="auto" w:line="252" w:before="0" w:after="3"/>
-        <w:ind w:left="706" w:hanging="360"/>
-        <w:rPr/>
-      </w:pPr>
-      <w:r>
-        <w:rPr>
-          <w:rFonts w:eastAsia="Aptos" w:cs="Aptos" w:ascii="Aptos" w:hAnsi="Aptos"/>
-          <w:sz w:val="24"/>
-        </w:rPr>
-        <w:t>User manual and End-user training are conducted.</w:t>
-      </w:r>
-      <w:r>
-        <w:rPr>
-          <w:rFonts w:eastAsia="Aptos" w:cs="Aptos" w:ascii="Aptos" w:hAnsi="Aptos"/>
-          <w:color w:val="404040"/>
-          <w:sz w:val="20"/>
-        </w:rPr>
-        <w:t xml:space="preserve"> </w:t>
-      </w:r>
-    </w:p>
-    <w:p>
-      <w:pPr>
-        <w:pStyle w:val="Normal"/>
-        <w:spacing w:before="0" w:after="0"/>
-        <w:rPr/>
-      </w:pPr>
-      <w:r>
-        <w:rPr>
-          <w:rFonts w:eastAsia="Aptos" w:cs="Aptos" w:ascii="Aptos" w:hAnsi="Aptos"/>
-          <w:sz w:val="24"/>
-        </w:rPr>
-        <w:t xml:space="preserve"> </w:t>
-      </w:r>
-    </w:p>
-    <w:p>
-      <w:pPr>
-        <w:pStyle w:val="Normal"/>
-        <w:spacing w:before="0" w:after="3"/>
-        <w:ind w:left="-5" w:hanging="10"/>
-        <w:rPr/>
-      </w:pPr>
-      <w:r>
-        <w:rPr>
-          <w:rFonts w:eastAsia="Aptos" w:cs="Aptos" w:ascii="Aptos" w:hAnsi="Aptos"/>
-          <w:b/>
-          <w:sz w:val="24"/>
-        </w:rPr>
-        <w:t>Feb 2011 - Feb 2012</w:t>
-      </w:r>
-      <w:r>
-        <w:rPr>
-          <w:rFonts w:eastAsia="Aptos" w:cs="Aptos" w:ascii="Aptos" w:hAnsi="Aptos"/>
-          <w:b/>
-          <w:color w:val="404040"/>
-          <w:sz w:val="24"/>
-        </w:rPr>
-        <w:t xml:space="preserve"> </w:t>
-      </w:r>
-    </w:p>
-    <w:p>
-      <w:pPr>
-        <w:pStyle w:val="Heading2"/>
-        <w:ind w:left="-5" w:hanging="10"/>
-        <w:rPr/>
-      </w:pPr>
-      <w:r>
-        <w:rPr/>
-        <w:t xml:space="preserve">Developer| ZENTA KNOWLEDGE SERVICES PVT LTD | Chennai </w:t>
-      </w:r>
-    </w:p>
-    <w:p>
-      <w:pPr>
-        <w:pStyle w:val="Normal"/>
-        <w:numPr>
-          <w:ilvl w:val="0"/>
-          <w:numId w:val="8"/>
-        </w:numPr>
-        <w:spacing w:lineRule="auto" w:line="252" w:before="0" w:after="3"/>
-        <w:ind w:left="706" w:hanging="360"/>
-        <w:rPr/>
-      </w:pPr>
-      <w:r>
-        <w:rPr>
-          <w:rFonts w:eastAsia="Aptos" w:cs="Aptos" w:ascii="Aptos" w:hAnsi="Aptos"/>
-          <w:sz w:val="24"/>
-        </w:rPr>
-        <w:t xml:space="preserve">Requirements gathering and translating it into design document. </w:t>
-      </w:r>
-    </w:p>
-    <w:p>
-      <w:pPr>
-        <w:pStyle w:val="Normal"/>
-        <w:numPr>
-          <w:ilvl w:val="0"/>
-          <w:numId w:val="8"/>
-        </w:numPr>
-        <w:spacing w:lineRule="auto" w:line="252" w:before="0" w:after="3"/>
-        <w:ind w:left="706" w:hanging="360"/>
-        <w:rPr/>
-      </w:pPr>
-      <w:r>
-        <w:rPr>
-          <w:rFonts w:eastAsia="Aptos" w:cs="Aptos" w:ascii="Aptos" w:hAnsi="Aptos"/>
-          <w:sz w:val="24"/>
-        </w:rPr>
-        <w:t xml:space="preserve">Code design, unit testing and Implementation. </w:t>
-      </w:r>
-    </w:p>
-    <w:p>
-      <w:pPr>
-        <w:pStyle w:val="Normal"/>
-        <w:numPr>
-          <w:ilvl w:val="0"/>
-          <w:numId w:val="8"/>
-        </w:numPr>
-        <w:spacing w:lineRule="auto" w:line="252" w:before="0" w:after="3"/>
-        <w:ind w:left="706" w:hanging="360"/>
-        <w:rPr/>
-      </w:pPr>
-      <w:r>
-        <w:rPr>
-          <w:rFonts w:eastAsia="Aptos" w:cs="Aptos" w:ascii="Aptos" w:hAnsi="Aptos"/>
-          <w:sz w:val="24"/>
-        </w:rPr>
-        <w:t xml:space="preserve">Supported System and UAT testing of the programs/fixes in Releases. </w:t>
-      </w:r>
-    </w:p>
-    <w:p>
-      <w:pPr>
-        <w:pStyle w:val="Normal"/>
-        <w:numPr>
-          <w:ilvl w:val="0"/>
-          <w:numId w:val="8"/>
-        </w:numPr>
-        <w:spacing w:lineRule="auto" w:line="252" w:before="0" w:after="3"/>
-        <w:ind w:left="706" w:hanging="360"/>
-        <w:rPr/>
-      </w:pPr>
-      <w:r>
-        <w:rPr>
-          <w:rFonts w:eastAsia="Aptos" w:cs="Aptos" w:ascii="Aptos" w:hAnsi="Aptos"/>
-          <w:sz w:val="24"/>
-        </w:rPr>
-        <w:t xml:space="preserve">User manual and End-user training are conducted. </w:t>
-      </w:r>
-    </w:p>
-    <w:p>
-      <w:pPr>
-        <w:pStyle w:val="Normal"/>
-        <w:spacing w:before="0" w:after="0"/>
-        <w:rPr/>
-      </w:pPr>
-      <w:r>
-        <w:rPr>
-          <w:rFonts w:eastAsia="Aptos" w:cs="Aptos" w:ascii="Aptos" w:hAnsi="Aptos"/>
-          <w:sz w:val="24"/>
-        </w:rPr>
-        <w:t xml:space="preserve"> </w:t>
-      </w:r>
-    </w:p>
-    <w:p>
-      <w:pPr>
-        <w:pStyle w:val="Heading2"/>
-        <w:ind w:left="-5" w:hanging="10"/>
-        <w:rPr/>
-      </w:pPr>
-      <w:r>
-        <w:rPr/>
-        <w:t>Dec 2009 - Feb 2011</w:t>
-      </w:r>
-      <w:r>
-        <w:rPr>
-          <w:color w:val="404040"/>
-        </w:rPr>
-        <w:t xml:space="preserve"> </w:t>
-      </w:r>
-    </w:p>
-    <w:p>
-      <w:pPr>
-        <w:pStyle w:val="Normal"/>
-        <w:spacing w:lineRule="auto" w:line="252" w:before="0" w:after="3"/>
-        <w:ind w:left="361" w:right="2378" w:hanging="361"/>
-        <w:rPr/>
-      </w:pPr>
-      <w:r>
-        <w:rPr>
-          <w:rFonts w:eastAsia="Aptos" w:cs="Aptos" w:ascii="Aptos" w:hAnsi="Aptos"/>
-          <w:b/>
-          <w:sz w:val="24"/>
-        </w:rPr>
-        <w:t xml:space="preserve">Developer| FUTURE TEC TECHNOLOGIES PVT LTD | Chennai </w:t>
-      </w:r>
-      <w:r>
-        <w:rPr>
-          <w:rFonts w:eastAsia="Segoe UI Symbol" w:cs="Segoe UI Symbol" w:ascii="Segoe UI Symbol" w:hAnsi="Segoe UI Symbol"/>
-          <w:sz w:val="24"/>
-        </w:rPr>
-        <w:t>•</w:t>
-      </w:r>
-      <w:r>
-        <w:rPr>
-          <w:rFonts w:eastAsia="Arial" w:cs="Arial" w:ascii="Arial" w:hAnsi="Arial"/>
-          <w:sz w:val="24"/>
-        </w:rPr>
-        <w:t xml:space="preserve"> </w:t>
-      </w:r>
-      <w:r>
-        <w:rPr>
-          <w:rFonts w:eastAsia="Aptos" w:cs="Aptos" w:ascii="Aptos" w:hAnsi="Aptos"/>
-          <w:sz w:val="24"/>
-        </w:rPr>
-        <w:t xml:space="preserve">Requirements gathering and translating it into design document. </w:t>
-      </w:r>
-    </w:p>
-    <w:p>
-      <w:pPr>
-        <w:pStyle w:val="Normal"/>
-        <w:numPr>
-          <w:ilvl w:val="0"/>
-          <w:numId w:val="9"/>
-        </w:numPr>
-        <w:spacing w:lineRule="auto" w:line="252" w:before="0" w:after="3"/>
-        <w:ind w:left="706" w:hanging="360"/>
-        <w:rPr/>
-      </w:pPr>
-      <w:r>
-        <w:rPr>
-          <w:rFonts w:eastAsia="Aptos" w:cs="Aptos" w:ascii="Aptos" w:hAnsi="Aptos"/>
-          <w:sz w:val="24"/>
-        </w:rPr>
-        <w:t xml:space="preserve">Code design, unit testing and Implementation. </w:t>
-      </w:r>
-    </w:p>
-    <w:p>
-      <w:pPr>
-        <w:pStyle w:val="Normal"/>
-        <w:numPr>
-          <w:ilvl w:val="0"/>
-          <w:numId w:val="9"/>
-        </w:numPr>
-        <w:spacing w:lineRule="auto" w:line="252" w:before="0" w:after="3"/>
-        <w:ind w:left="706" w:hanging="360"/>
-        <w:rPr/>
-      </w:pPr>
-      <w:r>
-        <w:rPr>
-          <w:rFonts w:eastAsia="Aptos" w:cs="Aptos" w:ascii="Aptos" w:hAnsi="Aptos"/>
-          <w:sz w:val="24"/>
-        </w:rPr>
-        <w:t xml:space="preserve">Supported system and UA testing of the programs/fixes that were released for testing. </w:t>
-      </w:r>
-    </w:p>
-    <w:p>
-      <w:pPr>
-        <w:pStyle w:val="Normal"/>
-        <w:numPr>
-          <w:ilvl w:val="0"/>
-          <w:numId w:val="9"/>
-        </w:numPr>
-        <w:spacing w:lineRule="auto" w:line="252" w:before="0" w:after="3"/>
-        <w:ind w:left="706" w:hanging="360"/>
-        <w:rPr/>
-      </w:pPr>
-      <w:r>
-        <w:rPr>
-          <w:rFonts w:eastAsia="Aptos" w:cs="Aptos" w:ascii="Aptos" w:hAnsi="Aptos"/>
-          <w:sz w:val="24"/>
-        </w:rPr>
-        <w:t xml:space="preserve">User manual and End-user training are conducted. </w:t>
-      </w:r>
-    </w:p>
     <w:sectPr>
-      <w:type w:val="continuous"/>
+      <w:type w:val="nextPage"/>
       <w:pgSz w:w="12240" w:h="15840"/>
       <w:pgMar w:left="1441" w:right="1128" w:gutter="0" w:header="0" w:top="1108" w:footer="0" w:bottom="1143"/>
+      <w:pgNumType w:fmt="decimal"/>
       <w:formProt w:val="false"/>
       <w:textDirection w:val="lrTb"/>
       <w:docGrid w:type="default" w:linePitch="100" w:charSpace="0"/>
